--- a/chuyenDe/RW/docx/raw47/Reading/Level3/W5.docx
+++ b/chuyenDe/RW/docx/raw47/Reading/Level3/W5.docx
@@ -3154,9 +3154,9 @@
           <v:path o:extrusionok="f" gradientshapeok="t" o:connecttype="rect"/>
           <o:lock v:ext="edit" aspectratio="t"/>
         </v:shapetype>
-        <v:shape id="WatermarkLogo" o:spid="_x0000_s2049" type="#_x0000_t75" style="position:absolute;margin-left:0;margin-top:0;width:450pt;height:450pt;z-index:-251654144;                       mso-position-horizontal:center;mso-position-horizontal-relative:page;                       mso-position-vertical:center;mso-position-vertical-relative:page" o:allowincell="f" stroked="f">
-          <v:fill opacity="0.08"/>
-          <v:imagedata r:id="rId1" o:title="logoTF"/>
+        <v:shape id="WatermarkLogo" o:spid="_x0000_s2049" type="#_x0000_t75" style="position:absolute;margin-left:0;margin-top:0;width:450pt;height:450pt;z-index:-251654144;                       mso-position-horizontal:center;mso-position-horizontal-relative:page;                       mso-position-vertical:center;mso-position-vertical-relative:page;                       opacity:.03" o:allowincell="f" stroked="f">
+          <v:fill opacity=".03" o:opacity2=".03"/>
+          <v:imagedata r:id="rId1" o:title="logoTF" gain="19661f" blacklevel="22938f"/>
         </v:shape>
       </w:pict>
     </w:r>
@@ -3269,9 +3269,9 @@
           <v:path o:extrusionok="f" gradientshapeok="t" o:connecttype="rect"/>
           <o:lock v:ext="edit" aspectratio="t"/>
         </v:shapetype>
-        <v:shape id="WatermarkLogo" o:spid="_x0000_s2049" type="#_x0000_t75" style="position:absolute;margin-left:0;margin-top:0;width:450pt;height:450pt;z-index:-251654144;                       mso-position-horizontal:center;mso-position-horizontal-relative:page;                       mso-position-vertical:center;mso-position-vertical-relative:page" o:allowincell="f" stroked="f">
-          <v:fill opacity="0.08"/>
-          <v:imagedata r:id="rId1" o:title="logoTF"/>
+        <v:shape id="WatermarkLogo" o:spid="_x0000_s2049" type="#_x0000_t75" style="position:absolute;margin-left:0;margin-top:0;width:450pt;height:450pt;z-index:-251654144;                       mso-position-horizontal:center;mso-position-horizontal-relative:page;                       mso-position-vertical:center;mso-position-vertical-relative:page;                       opacity:.03" o:allowincell="f" stroked="f">
+          <v:fill opacity=".03" o:opacity2=".03"/>
+          <v:imagedata r:id="rId1" o:title="logoTF" gain="19661f" blacklevel="22938f"/>
         </v:shape>
       </w:pict>
     </w:r>

--- a/chuyenDe/RW/docx/raw47/Reading/Level3/W5.docx
+++ b/chuyenDe/RW/docx/raw47/Reading/Level3/W5.docx
@@ -3306,7 +3306,7 @@
           </w:pPr>
           <w:r>
             <w:rPr>
-              <w:rFonts w:ascii="UTM Impact" w:hAnsi="UTM Impact" w:cs="UTM Impact"/>
+              <w:rFonts w:ascii="Impact" w:hAnsi="Impact" w:cs="Impact"/>
               <w:color w:val="FFFFFF"/>
               <w:sz w:val="144"/>
               <w:b/>
@@ -5092,7 +5092,7 @@
   <w:docDefaults>
     <w:rPrDefault>
       <w:rPr>
-        <w:rFonts w:ascii="Latin Modern Roman" w:cs="Latin Modern Roman" w:hAnsi="Latin Modern Roman"/>
+        <w:rFonts w:ascii="Georgia" w:cs="Georgia" w:hAnsi="Georgia"/>
         <w:sz w:val="24"/>
       </w:rPr>
     </w:rPrDefault>
@@ -5105,6 +5105,10 @@
   <w:style w:default="1" w:styleId="Normal" w:type="paragraph">
     <w:name w:val="Normal"/>
     <w:qFormat/>
+    <w:rPr>
+      <w:rFonts w:ascii="Georgia" w:cs="Georgia" w:hAnsi="Georgia"/>
+      <w:sz w:val="24"/>
+    </w:rPr>
   </w:style>
   <w:style w:styleId="Heading1" w:type="paragraph">
     <w:name w:val="heading 1"/>
@@ -5554,7 +5558,7 @@
         <a:latin typeface="Latin Modern Sans"/>
       </a:majorFont>
       <a:minorFont>
-        <a:latin typeface="Latin Modern Roman"/>
+        <a:latin typeface="Georgia"/>
       </a:minorFont>
     </a:fontScheme>
     <a:fmtScheme name="Office"/>

--- a/chuyenDe/RW/docx/raw47/Reading/Level3/W5.docx
+++ b/chuyenDe/RW/docx/raw47/Reading/Level3/W5.docx
@@ -3035,6 +3035,7 @@
     <w:sectPr>
       <w:headerReference r:id="rId1" w:type="default"/>
       <w:headerReference r:id="rId2" w:type="first"/>
+      <w:footerReference r:id="rId3" w:type="first"/>
       <w:footerReference r:id="rId3" w:type="default"/>
       <w:titlePg/>
       <w:pgSz w:h="15840" w:w="12240"/>
@@ -3052,7 +3053,9 @@
 <w:ftr xmlns:w="http://schemas.openxmlformats.org/wordprocessingml/2006/main">
   <w:tbl>
     <w:tblPr>
-      <w:tblW w:w="5000" w:type="pct"/>
+      <w:tblW w:w="12240" w:type="dxa"/>
+      <w:tblInd w:w="-1134" w:type="dxa"/>
+      <w:tblLayout w:type="fixed"/>
       <w:tblBorders>
         <w:top w:val="nil"/>
         <w:left w:val="nil"/>
@@ -3063,7 +3066,7 @@
       </w:tblBorders>
     </w:tblPr>
     <w:tblGrid>
-      <w:gridCol w:w="5000"/>
+      <w:gridCol w:w="12240"/>
     </w:tblGrid>
     <w:tr>
       <w:trPr>
@@ -3082,17 +3085,51 @@
             <w:jc w:val="center"/>
             <w:spacing w:before="0" w:after="0"/>
           </w:pPr>
-          <w:fldSimple w:instr=" PAGE ">
-            <w:r>
-              <w:rPr>
-                <w:rFonts w:ascii="Latin Modern Sans" w:hAnsi="Latin Modern Sans" w:cs="Latin Modern Sans"/>
-                <w:color w:val="E52B20"/>
-                <w:b/>
-                <w:sz w:val="28"/>
-              </w:rPr>
-              <w:t>1</w:t>
-            </w:r>
-          </w:fldSimple>
+          <w:r>
+            <w:rPr>
+              <w:rFonts w:ascii="Latin Modern Sans" w:hAnsi="Latin Modern Sans" w:cs="Latin Modern Sans"/>
+              <w:color w:val="E52B20"/>
+              <w:b/>
+              <w:sz w:val="28"/>
+            </w:rPr>
+            <w:fldChar w:fldCharType="begin"/>
+          </w:r>
+          <w:r>
+            <w:rPr>
+              <w:rFonts w:ascii="Latin Modern Sans" w:hAnsi="Latin Modern Sans" w:cs="Latin Modern Sans"/>
+              <w:color w:val="E52B20"/>
+              <w:b/>
+              <w:sz w:val="28"/>
+            </w:rPr>
+            <w:instrText xml:space="preserve"> PAGE </w:instrText>
+          </w:r>
+          <w:r>
+            <w:rPr>
+              <w:rFonts w:ascii="Latin Modern Sans" w:hAnsi="Latin Modern Sans" w:cs="Latin Modern Sans"/>
+              <w:color w:val="E52B20"/>
+              <w:b/>
+              <w:sz w:val="28"/>
+            </w:rPr>
+            <w:fldChar w:fldCharType="separate"/>
+          </w:r>
+          <w:r>
+            <w:rPr>
+              <w:rFonts w:ascii="Latin Modern Sans" w:hAnsi="Latin Modern Sans" w:cs="Latin Modern Sans"/>
+              <w:color w:val="E52B20"/>
+              <w:b/>
+              <w:sz w:val="28"/>
+            </w:rPr>
+            <w:t>1</w:t>
+          </w:r>
+          <w:r>
+            <w:rPr>
+              <w:rFonts w:ascii="Latin Modern Sans" w:hAnsi="Latin Modern Sans" w:cs="Latin Modern Sans"/>
+              <w:color w:val="E52B20"/>
+              <w:b/>
+              <w:sz w:val="28"/>
+            </w:rPr>
+            <w:fldChar w:fldCharType="end"/>
+          </w:r>
         </w:p>
       </w:tc>
     </w:tr>
@@ -3132,38 +3169,11 @@
 
 <file path=word/header1.xml><?xml version="1.0" encoding="utf-8"?>
 <w:hdr xmlns:w="http://schemas.openxmlformats.org/wordprocessingml/2006/main" xmlns:r="http://schemas.openxmlformats.org/officeDocument/2006/relationships" xmlns:v="urn:schemas-microsoft-com:vml" xmlns:o="urn:schemas-microsoft-com:office:office">
-  <w:p>
-    <w:r>
-      <w:pict>
-        <v:shapetype id="_x0000_t75" coordsize="21600,21600" o:spt="75" o:preferrelative="t" path="m@4@5l@4@11@9@11@9@5xe" filled="t" stroked="f">
-          <v:stroke joinstyle="miter"/>
-          <v:formulas>
-            <v:f eqn="if lineDrawn pixelLineWidth 0"/>
-            <v:f eqn="sum @0 1 0"/>
-            <v:f eqn="sum 0 0 @1"/>
-            <v:f eqn="prod @2 1 2"/>
-            <v:f eqn="prod @3 21600 pixelWidth"/>
-            <v:f eqn="prod @3 21600 pixelHeight"/>
-            <v:f eqn="sum @0 0 1"/>
-            <v:f eqn="prod @6 1 2"/>
-            <v:f eqn="prod @7 21600 pixelWidth"/>
-            <v:f eqn="sum @8 21600 0"/>
-            <v:f eqn="prod @7 21600 pixelHeight"/>
-            <v:f eqn="sum @10 21600 0"/>
-          </v:formulas>
-          <v:path o:extrusionok="f" gradientshapeok="t" o:connecttype="rect"/>
-          <o:lock v:ext="edit" aspectratio="t"/>
-        </v:shapetype>
-        <v:shape id="WatermarkLogo" o:spid="_x0000_s2049" type="#_x0000_t75" style="position:absolute;margin-left:0;margin-top:0;width:450pt;height:450pt;z-index:-251654144;                       mso-position-horizontal:center;mso-position-horizontal-relative:page;                       mso-position-vertical:center;mso-position-vertical-relative:page;                       opacity:.03" o:allowincell="f" stroked="f">
-          <v:fill opacity=".03" o:opacity2=".03"/>
-          <v:imagedata r:id="rId1" o:title="logoTF" gain="19661f" blacklevel="22938f"/>
-        </v:shape>
-      </w:pict>
-    </w:r>
-  </w:p>
   <w:tbl>
     <w:tblPr>
-      <w:tblW w:w="5000" w:type="pct"/>
+      <w:tblW w:w="12240" w:type="dxa"/>
+      <w:tblInd w:w="-1134" w:type="dxa"/>
+      <w:tblLayout w:type="fixed"/>
       <w:tblBorders>
         <w:top w:val="nil"/>
         <w:left w:val="nil"/>
@@ -3174,7 +3184,7 @@
       </w:tblBorders>
     </w:tblPr>
     <w:tblGrid>
-      <w:gridCol w:w="5000"/>
+      <w:gridCol w:w="12240"/>
     </w:tblGrid>
     <w:tr>
       <w:trPr>
@@ -3242,11 +3252,6 @@
       </w:tc>
     </w:tr>
   </w:tbl>
-</w:hdr>
-</file>
-
-<file path=word/header2.xml><?xml version="1.0" encoding="utf-8"?>
-<w:hdr xmlns:w="http://schemas.openxmlformats.org/wordprocessingml/2006/main" xmlns:r="http://schemas.openxmlformats.org/officeDocument/2006/relationships" xmlns:v="urn:schemas-microsoft-com:vml" xmlns:o="urn:schemas-microsoft-com:office:office">
   <w:p>
     <w:r>
       <w:pict>
@@ -3276,9 +3281,16 @@
       </w:pict>
     </w:r>
   </w:p>
+</w:hdr>
+</file>
+
+<file path=word/header2.xml><?xml version="1.0" encoding="utf-8"?>
+<w:hdr xmlns:w="http://schemas.openxmlformats.org/wordprocessingml/2006/main" xmlns:r="http://schemas.openxmlformats.org/officeDocument/2006/relationships" xmlns:v="urn:schemas-microsoft-com:vml" xmlns:o="urn:schemas-microsoft-com:office:office">
   <w:tbl>
     <w:tblPr>
-      <w:tblW w:w="5000" w:type="pct"/>
+      <w:tblW w:w="12240" w:type="dxa"/>
+      <w:tblInd w:w="-1134" w:type="dxa"/>
+      <w:tblLayout w:type="fixed"/>
       <w:tblBorders>
         <w:top w:val="nil"/>
         <w:left w:val="nil"/>
@@ -3289,7 +3301,7 @@
       </w:tblBorders>
     </w:tblPr>
     <w:tblGrid>
-      <w:gridCol w:w="5000"/>
+      <w:gridCol w:w="12240"/>
     </w:tblGrid>
     <w:tr>
       <w:trPr>
@@ -3337,7 +3349,8 @@
         </w:tcPr>
         <w:tbl>
           <w:tblPr>
-            <w:tblW w:w="5000" w:type="pct"/>
+            <w:tblW w:w="12240" w:type="dxa"/>
+            <w:tblLayout w:type="fixed"/>
             <w:tblBorders>
               <w:top w:val="nil"/>
               <w:left w:val="nil"/>
@@ -3348,13 +3361,17 @@
             </w:tblBorders>
           </w:tblPr>
           <w:tblGrid>
-            <w:gridCol w:w="2500"/>
-            <w:gridCol w:w="2500"/>
+            <w:gridCol w:w="6120"/>
+            <w:gridCol w:w="6120"/>
           </w:tblGrid>
           <w:tr>
             <w:tc>
               <w:tcPr>
                 <w:shd w:val="clear" w:color="auto" w:fill="E52B20"/>
+                <w:tcMar>
+                  <w:left w:w="1134" w:type="dxa"/>
+                  <w:right w:w="240" w:type="dxa"/>
+                </w:tcMar>
               </w:tcPr>
               <w:p>
                 <w:pPr>
@@ -3374,6 +3391,10 @@
             <w:tc>
               <w:tcPr>
                 <w:shd w:val="clear" w:color="auto" w:fill="E52B20"/>
+                <w:tcMar>
+                  <w:left w:w="240" w:type="dxa"/>
+                  <w:right w:w="1134" w:type="dxa"/>
+                </w:tcMar>
               </w:tcPr>
               <w:p>
                 <w:pPr>
@@ -3395,6 +3416,35 @@
       </w:tc>
     </w:tr>
   </w:tbl>
+  <w:p>
+    <w:r>
+      <w:pict>
+        <v:shapetype id="_x0000_t75" coordsize="21600,21600" o:spt="75" o:preferrelative="t" path="m@4@5l@4@11@9@11@9@5xe" filled="t" stroked="f">
+          <v:stroke joinstyle="miter"/>
+          <v:formulas>
+            <v:f eqn="if lineDrawn pixelLineWidth 0"/>
+            <v:f eqn="sum @0 1 0"/>
+            <v:f eqn="sum 0 0 @1"/>
+            <v:f eqn="prod @2 1 2"/>
+            <v:f eqn="prod @3 21600 pixelWidth"/>
+            <v:f eqn="prod @3 21600 pixelHeight"/>
+            <v:f eqn="sum @0 0 1"/>
+            <v:f eqn="prod @6 1 2"/>
+            <v:f eqn="prod @7 21600 pixelWidth"/>
+            <v:f eqn="sum @8 21600 0"/>
+            <v:f eqn="prod @7 21600 pixelHeight"/>
+            <v:f eqn="sum @10 21600 0"/>
+          </v:formulas>
+          <v:path o:extrusionok="f" gradientshapeok="t" o:connecttype="rect"/>
+          <o:lock v:ext="edit" aspectratio="t"/>
+        </v:shapetype>
+        <v:shape id="WatermarkLogo" o:spid="_x0000_s2049" type="#_x0000_t75" style="position:absolute;margin-left:0;margin-top:0;width:450pt;height:450pt;z-index:-251654144;                       mso-position-horizontal:center;mso-position-horizontal-relative:page;                       mso-position-vertical:center;mso-position-vertical-relative:page;                       opacity:.03" o:allowincell="f" stroked="f">
+          <v:fill opacity=".03" o:opacity2=".03"/>
+          <v:imagedata r:id="rId1" o:title="logoTF" gain="19661f" blacklevel="22938f"/>
+        </v:shape>
+      </w:pict>
+    </w:r>
+  </w:p>
 </w:hdr>
 </file>
 

--- a/chuyenDe/RW/docx/raw47/Reading/Level3/W5.docx
+++ b/chuyenDe/RW/docx/raw47/Reading/Level3/W5.docx
@@ -5325,6 +5325,37 @@
       <w:sz w:val="24"/>
     </w:rPr>
   </w:style>
+  <w:style w:styleId="CDVocabTable" w:type="table">
+    <w:name w:val="CDVocabTable"/>
+    <w:basedOn w:val="TableNormal"/>
+    <w:tblPr>
+      <w:tblW w:type="pct" w:w="5000"/>
+      <w:tblBorders>
+        <w:top w:color="BFBFBF" w:space="0" w:sz="10" w:val="single"/>
+        <w:left w:color="BFBFBF" w:space="0" w:sz="10" w:val="single"/>
+        <w:bottom w:color="BFBFBF" w:space="0" w:sz="10" w:val="single"/>
+        <w:right w:color="BFBFBF" w:space="0" w:sz="10" w:val="single"/>
+        <w:insideH w:color="D0D0D0" w:space="0" w:sz="8" w:val="single"/>
+        <w:insideV w:color="D0D0D0" w:space="0" w:sz="8" w:val="single"/>
+      </w:tblBorders>
+      <w:tblCellMar>
+        <w:top w:type="dxa" w:w="80"/>
+        <w:left w:type="dxa" w:w="120"/>
+        <w:bottom w:type="dxa" w:w="80"/>
+        <w:right w:type="dxa" w:w="120"/>
+      </w:tblCellMar>
+    </w:tblPr>
+    <w:tblStylePr w:type="firstRow">
+      <w:tcPr>
+        <w:shd w:color="auto" w:fill="1F4E79" w:val="clear"/>
+      </w:tcPr>
+      <w:rPr>
+        <w:rFonts w:ascii="Latin Modern Sans" w:cs="Latin Modern Sans" w:hAnsi="Latin Modern Sans"/>
+        <w:b/>
+        <w:color w:val="FFFFFF"/>
+      </w:rPr>
+    </w:tblStylePr>
+  </w:style>
   <w:style w:type="paragraph" w:customStyle="1" w:styleId="SourceCode">
     <w:name w:val="Source Code"/>
     <w:basedOn w:val="Normal"/>

--- a/chuyenDe/RW/docx/raw47/Reading/Level3/W5.docx
+++ b/chuyenDe/RW/docx/raw47/Reading/Level3/W5.docx
@@ -204,243 +204,329 @@
         <ns0:t xml:space="preserve">List of Headings</ns0:t>
       </ns0:r>
     </ns0:p>
-    <ns0:p>
-      <ns0:pPr>
-        <ns0:pStyle ns0:val="Compact"/>
-        <ns0:numPr>
-          <ns0:ilvl ns0:val="0"/>
-          <ns0:numId ns0:val="1001"/>
-        </ns0:numPr>
-      </ns0:pPr>
-      <ns0:r>
-        <ns0:rPr>
-          <ns0:rStyle ns0:val="CDBlue"/>
-          <ns0:b/>
-          <ns0:bCs/>
-        </ns0:rPr>
-        <ns0:t xml:space="preserve">i</ns0:t>
-      </ns0:r>
-      <ns0:r>
-        <ns0:t xml:space="preserve"> </ns0:t>
-      </ns0:r>
-      <ns0:r>
-        <ns0:t xml:space="preserve">The positive correlation between climate and wealth</ns0:t>
-      </ns0:r>
-    </ns0:p>
-    <ns0:p>
-      <ns0:pPr>
-        <ns0:pStyle ns0:val="Compact"/>
-        <ns0:numPr>
-          <ns0:ilvl ns0:val="0"/>
-          <ns0:numId ns0:val="1001"/>
-        </ns0:numPr>
-      </ns0:pPr>
-      <ns0:r>
-        <ns0:rPr>
-          <ns0:rStyle ns0:val="CDBlue"/>
-          <ns0:b/>
-          <ns0:bCs/>
-        </ns0:rPr>
-        <ns0:t xml:space="preserve">ii</ns0:t>
-      </ns0:r>
-      <ns0:r>
-        <ns0:t xml:space="preserve"> </ns0:t>
-      </ns0:r>
-      <ns0:r>
-        <ns0:t xml:space="preserve">Other factors besides climate that influence wealth</ns0:t>
-      </ns0:r>
-    </ns0:p>
-    <ns0:p>
-      <ns0:pPr>
-        <ns0:pStyle ns0:val="Compact"/>
-        <ns0:numPr>
-          <ns0:ilvl ns0:val="0"/>
-          <ns0:numId ns0:val="1001"/>
-        </ns0:numPr>
-      </ns0:pPr>
-      <ns0:r>
-        <ns0:rPr>
-          <ns0:rStyle ns0:val="CDBlue"/>
-          <ns0:b/>
-          <ns0:bCs/>
-        </ns0:rPr>
-        <ns0:t xml:space="preserve">iii</ns0:t>
-      </ns0:r>
-      <ns0:r>
-        <ns0:t xml:space="preserve"> </ns0:t>
-      </ns0:r>
-      <ns0:r>
-        <ns0:t xml:space="preserve">Inspiration from reading a book</ns0:t>
-      </ns0:r>
-    </ns0:p>
-    <ns0:p>
-      <ns0:pPr>
-        <ns0:pStyle ns0:val="Compact"/>
-        <ns0:numPr>
-          <ns0:ilvl ns0:val="0"/>
-          <ns0:numId ns0:val="1001"/>
-        </ns0:numPr>
-      </ns0:pPr>
-      <ns0:r>
-        <ns0:rPr>
-          <ns0:rStyle ns0:val="CDBlue"/>
-          <ns0:b/>
-          <ns0:bCs/>
-        </ns0:rPr>
-        <ns0:t xml:space="preserve">iv</ns0:t>
-      </ns0:r>
-      <ns0:r>
-        <ns0:t xml:space="preserve"> </ns0:t>
-      </ns0:r>
-      <ns0:r>
-        <ns0:t xml:space="preserve">Other researchers’ results do not rule out exceptional cases</ns0:t>
-      </ns0:r>
-    </ns0:p>
-    <ns0:p>
-      <ns0:pPr>
-        <ns0:pStyle ns0:val="Compact"/>
-        <ns0:numPr>
-          <ns0:ilvl ns0:val="0"/>
-          <ns0:numId ns0:val="1001"/>
-        </ns0:numPr>
-      </ns0:pPr>
-      <ns0:r>
-        <ns0:rPr>
-          <ns0:rStyle ns0:val="CDBlue"/>
-          <ns0:b/>
-          <ns0:bCs/>
-        </ns0:rPr>
-        <ns0:t xml:space="preserve">v</ns0:t>
-      </ns0:r>
-      <ns0:r>
-        <ns0:t xml:space="preserve"> </ns0:t>
-      </ns0:r>
-      <ns0:r>
-        <ns0:t xml:space="preserve">different attributes between Eurasia and Africa</ns0:t>
-      </ns0:r>
-    </ns0:p>
-    <ns0:p>
-      <ns0:pPr>
-        <ns0:pStyle ns0:val="Compact"/>
-        <ns0:numPr>
-          <ns0:ilvl ns0:val="0"/>
-          <ns0:numId ns0:val="1001"/>
-        </ns0:numPr>
-      </ns0:pPr>
-      <ns0:r>
-        <ns0:rPr>
-          <ns0:rStyle ns0:val="CDBlue"/>
-          <ns0:b/>
-          <ns0:bCs/>
-        </ns0:rPr>
-        <ns0:t xml:space="preserve">vi</ns0:t>
-      </ns0:r>
-      <ns0:r>
-        <ns0:t xml:space="preserve"> </ns0:t>
-      </ns0:r>
-      <ns0:r>
-        <ns0:t xml:space="preserve">Low temperature benefits people and crops</ns0:t>
-      </ns0:r>
-    </ns0:p>
-    <ns0:p>
-      <ns0:pPr>
-        <ns0:pStyle ns0:val="Compact"/>
-        <ns0:numPr>
-          <ns0:ilvl ns0:val="0"/>
-          <ns0:numId ns0:val="1001"/>
-        </ns0:numPr>
-      </ns0:pPr>
-      <ns0:r>
-        <ns0:rPr>
-          <ns0:rStyle ns0:val="CDBlue"/>
-          <ns0:b/>
-          <ns0:bCs/>
-        </ns0:rPr>
-        <ns0:t xml:space="preserve">vii</ns0:t>
-      </ns0:r>
-      <ns0:r>
-        <ns0:t xml:space="preserve"> </ns0:t>
-      </ns0:r>
-      <ns0:r>
-        <ns0:t xml:space="preserve">The importance of institution in traditional views.</ns0:t>
-      </ns0:r>
-    </ns0:p>
-    <ns0:p>
-      <ns0:pPr>
-        <ns0:pStyle ns0:val="Compact"/>
-        <ns0:numPr>
-          <ns0:ilvl ns0:val="0"/>
-          <ns0:numId ns0:val="1001"/>
-        </ns0:numPr>
-      </ns0:pPr>
-      <ns0:r>
-        <ns0:rPr>
-          <ns0:rStyle ns0:val="CDBlue"/>
-          <ns0:b/>
-          <ns0:bCs/>
-        </ns0:rPr>
-        <ns0:t xml:space="preserve">viii</ns0:t>
-      </ns0:r>
-      <ns0:r>
-        <ns0:t xml:space="preserve"> </ns0:t>
-      </ns0:r>
-      <ns0:r>
-        <ns0:t xml:space="preserve">The spread of crops in Europe, Asia and other places</ns0:t>
-      </ns0:r>
-    </ns0:p>
-    <ns0:p>
-      <ns0:pPr>
-        <ns0:pStyle ns0:val="Compact"/>
-        <ns0:numPr>
-          <ns0:ilvl ns0:val="0"/>
-          <ns0:numId ns0:val="1001"/>
-        </ns0:numPr>
-      </ns0:pPr>
-      <ns0:r>
-        <ns0:rPr>
-          <ns0:rStyle ns0:val="CDBlue"/>
-          <ns0:b/>
-          <ns0:bCs/>
-        </ns0:rPr>
-        <ns0:t xml:space="preserve">ix</ns0:t>
-      </ns0:r>
-      <ns0:r>
-        <ns0:t xml:space="preserve"> </ns0:t>
-      </ns0:r>
-      <ns0:r>
-        <ns0:t xml:space="preserve">The best way to use aid</ns0:t>
-      </ns0:r>
-    </ns0:p>
-    <ns0:p>
-      <ns0:pPr>
-        <ns0:pStyle ns0:val="Compact"/>
-        <ns0:numPr>
-          <ns0:ilvl ns0:val="0"/>
-          <ns0:numId ns0:val="1001"/>
-        </ns0:numPr>
-      </ns0:pPr>
-      <ns0:r>
-        <ns0:rPr>
-          <ns0:rStyle ns0:val="CDBlue"/>
-          <ns0:b/>
-          <ns0:bCs/>
-        </ns0:rPr>
-        <ns0:t xml:space="preserve">x</ns0:t>
-      </ns0:r>
-      <ns0:r>
-        <ns0:t xml:space="preserve"> </ns0:t>
-      </ns0:r>
-      <ns0:r>
-        <ns0:t xml:space="preserve">confusions and exceptional</ns0:t>
-      </ns0:r>
-    </ns0:p>
-    <ns0:p>
-      <ns0:pPr>
-        <ns0:pStyle ns0:val="Compact"/>
-        <ns0:numPr>
-          <ns0:ilvl ns0:val="0"/>
-          <ns0:numId ns0:val="1001"/>
-        </ns0:numPr>
+    <ns0:tbl>
+      <ns0:tblPr>
+        <ns0:tblStyle ns0:val="CDVocabTable"/>
+        <ns0:tblW ns0:type="dxa" ns0:w="9732"/>
+        <ns0:tblLayout ns0:type="autofit"/>
+        <ns0:tblLook ns0:firstRow="1" ns0:lastRow="0" ns0:firstColumn="0" ns0:lastColumn="0" ns0:noHBand="0" ns0:noVBand="0" ns0:val="0020"/>
+        <ns0:tblInd ns0:type="dxa" ns0:w="240"/>
+      </ns0:tblPr>
+      <ns0:tblGrid>
+        <ns0:gridCol ns0:w="4866"/>
+        <ns0:gridCol ns0:w="4866"/>
+      </ns0:tblGrid>
+      <ns0:tr>
+        <ns0:trPr>
+          <ns0:tblHeader ns0:val="on"/>
+        </ns0:trPr>
+        <ns0:tc>
+          <ns0:tcPr/>
+          <ns0:p>
+            <ns0:pPr>
+              <ns0:pStyle ns0:val="Compact"/>
+            </ns0:pPr>
+            <ns0:r>
+              <ns0:t xml:space="preserve">Heading</ns0:t>
+            </ns0:r>
+          </ns0:p>
+        </ns0:tc>
+        <ns0:tc>
+          <ns0:tcPr/>
+          <ns0:p>
+            <ns0:pPr>
+              <ns0:pStyle ns0:val="Compact"/>
+            </ns0:pPr>
+            <ns0:r>
+              <ns0:t xml:space="preserve">Title</ns0:t>
+            </ns0:r>
+          </ns0:p>
+        </ns0:tc>
+      </ns0:tr>
+      <ns0:tr>
+        <ns0:tc>
+          <ns0:tcPr/>
+          <ns0:p>
+            <ns0:pPr>
+              <ns0:pStyle ns0:val="Compact"/>
+            </ns0:pPr>
+            <ns0:r>
+              <ns0:rPr>
+                <ns0:b/>
+                <ns0:bCs/>
+              </ns0:rPr>
+              <ns0:t xml:space="preserve">i</ns0:t>
+            </ns0:r>
+          </ns0:p>
+        </ns0:tc>
+        <ns0:tc>
+          <ns0:tcPr/>
+          <ns0:p>
+            <ns0:pPr>
+              <ns0:pStyle ns0:val="Compact"/>
+            </ns0:pPr>
+            <ns0:r>
+              <ns0:t xml:space="preserve">The positive correlation between climate and wealth</ns0:t>
+            </ns0:r>
+          </ns0:p>
+        </ns0:tc>
+      </ns0:tr>
+      <ns0:tr>
+        <ns0:tc>
+          <ns0:tcPr/>
+          <ns0:p>
+            <ns0:pPr>
+              <ns0:pStyle ns0:val="Compact"/>
+            </ns0:pPr>
+            <ns0:r>
+              <ns0:rPr>
+                <ns0:b/>
+                <ns0:bCs/>
+              </ns0:rPr>
+              <ns0:t xml:space="preserve">ii</ns0:t>
+            </ns0:r>
+          </ns0:p>
+        </ns0:tc>
+        <ns0:tc>
+          <ns0:tcPr/>
+          <ns0:p>
+            <ns0:pPr>
+              <ns0:pStyle ns0:val="Compact"/>
+            </ns0:pPr>
+            <ns0:r>
+              <ns0:t xml:space="preserve">Other factors besides climate that influence wealth</ns0:t>
+            </ns0:r>
+          </ns0:p>
+        </ns0:tc>
+      </ns0:tr>
+      <ns0:tr>
+        <ns0:tc>
+          <ns0:tcPr/>
+          <ns0:p>
+            <ns0:pPr>
+              <ns0:pStyle ns0:val="Compact"/>
+            </ns0:pPr>
+            <ns0:r>
+              <ns0:rPr>
+                <ns0:b/>
+                <ns0:bCs/>
+              </ns0:rPr>
+              <ns0:t xml:space="preserve">iii</ns0:t>
+            </ns0:r>
+          </ns0:p>
+        </ns0:tc>
+        <ns0:tc>
+          <ns0:tcPr/>
+          <ns0:p>
+            <ns0:pPr>
+              <ns0:pStyle ns0:val="Compact"/>
+            </ns0:pPr>
+            <ns0:r>
+              <ns0:t xml:space="preserve">Inspiration from reading a book</ns0:t>
+            </ns0:r>
+          </ns0:p>
+        </ns0:tc>
+      </ns0:tr>
+      <ns0:tr>
+        <ns0:tc>
+          <ns0:tcPr/>
+          <ns0:p>
+            <ns0:pPr>
+              <ns0:pStyle ns0:val="Compact"/>
+            </ns0:pPr>
+            <ns0:r>
+              <ns0:rPr>
+                <ns0:b/>
+                <ns0:bCs/>
+              </ns0:rPr>
+              <ns0:t xml:space="preserve">iv</ns0:t>
+            </ns0:r>
+          </ns0:p>
+        </ns0:tc>
+        <ns0:tc>
+          <ns0:tcPr/>
+          <ns0:p>
+            <ns0:pPr>
+              <ns0:pStyle ns0:val="Compact"/>
+            </ns0:pPr>
+            <ns0:r>
+              <ns0:t xml:space="preserve">Other researchers’ results do not rule out exceptional cases</ns0:t>
+            </ns0:r>
+          </ns0:p>
+        </ns0:tc>
+      </ns0:tr>
+      <ns0:tr>
+        <ns0:tc>
+          <ns0:tcPr/>
+          <ns0:p>
+            <ns0:pPr>
+              <ns0:pStyle ns0:val="Compact"/>
+            </ns0:pPr>
+            <ns0:r>
+              <ns0:rPr>
+                <ns0:b/>
+                <ns0:bCs/>
+              </ns0:rPr>
+              <ns0:t xml:space="preserve">v</ns0:t>
+            </ns0:r>
+          </ns0:p>
+        </ns0:tc>
+        <ns0:tc>
+          <ns0:tcPr/>
+          <ns0:p>
+            <ns0:pPr>
+              <ns0:pStyle ns0:val="Compact"/>
+            </ns0:pPr>
+            <ns0:r>
+              <ns0:t xml:space="preserve">different attributes between Eurasia and Africa</ns0:t>
+            </ns0:r>
+          </ns0:p>
+        </ns0:tc>
+      </ns0:tr>
+      <ns0:tr>
+        <ns0:tc>
+          <ns0:tcPr/>
+          <ns0:p>
+            <ns0:pPr>
+              <ns0:pStyle ns0:val="Compact"/>
+            </ns0:pPr>
+            <ns0:r>
+              <ns0:rPr>
+                <ns0:b/>
+                <ns0:bCs/>
+              </ns0:rPr>
+              <ns0:t xml:space="preserve">vi</ns0:t>
+            </ns0:r>
+          </ns0:p>
+        </ns0:tc>
+        <ns0:tc>
+          <ns0:tcPr/>
+          <ns0:p>
+            <ns0:pPr>
+              <ns0:pStyle ns0:val="Compact"/>
+            </ns0:pPr>
+            <ns0:r>
+              <ns0:t xml:space="preserve">Low temperature benefits people and crops</ns0:t>
+            </ns0:r>
+          </ns0:p>
+        </ns0:tc>
+      </ns0:tr>
+      <ns0:tr>
+        <ns0:tc>
+          <ns0:tcPr/>
+          <ns0:p>
+            <ns0:pPr>
+              <ns0:pStyle ns0:val="Compact"/>
+            </ns0:pPr>
+            <ns0:r>
+              <ns0:rPr>
+                <ns0:b/>
+                <ns0:bCs/>
+              </ns0:rPr>
+              <ns0:t xml:space="preserve">vii</ns0:t>
+            </ns0:r>
+          </ns0:p>
+        </ns0:tc>
+        <ns0:tc>
+          <ns0:tcPr/>
+          <ns0:p>
+            <ns0:pPr>
+              <ns0:pStyle ns0:val="Compact"/>
+            </ns0:pPr>
+            <ns0:r>
+              <ns0:t xml:space="preserve">The importance of institution in traditional views.</ns0:t>
+            </ns0:r>
+          </ns0:p>
+        </ns0:tc>
+      </ns0:tr>
+      <ns0:tr>
+        <ns0:tc>
+          <ns0:tcPr/>
+          <ns0:p>
+            <ns0:pPr>
+              <ns0:pStyle ns0:val="Compact"/>
+            </ns0:pPr>
+            <ns0:r>
+              <ns0:rPr>
+                <ns0:b/>
+                <ns0:bCs/>
+              </ns0:rPr>
+              <ns0:t xml:space="preserve">viii</ns0:t>
+            </ns0:r>
+          </ns0:p>
+        </ns0:tc>
+        <ns0:tc>
+          <ns0:tcPr/>
+          <ns0:p>
+            <ns0:pPr>
+              <ns0:pStyle ns0:val="Compact"/>
+            </ns0:pPr>
+            <ns0:r>
+              <ns0:t xml:space="preserve">The spread of crops in Europe, Asia and other places</ns0:t>
+            </ns0:r>
+          </ns0:p>
+        </ns0:tc>
+      </ns0:tr>
+      <ns0:tr>
+        <ns0:tc>
+          <ns0:tcPr/>
+          <ns0:p>
+            <ns0:pPr>
+              <ns0:pStyle ns0:val="Compact"/>
+            </ns0:pPr>
+            <ns0:r>
+              <ns0:rPr>
+                <ns0:b/>
+                <ns0:bCs/>
+              </ns0:rPr>
+              <ns0:t xml:space="preserve">ix</ns0:t>
+            </ns0:r>
+          </ns0:p>
+        </ns0:tc>
+        <ns0:tc>
+          <ns0:tcPr/>
+          <ns0:p>
+            <ns0:pPr>
+              <ns0:pStyle ns0:val="Compact"/>
+            </ns0:pPr>
+            <ns0:r>
+              <ns0:t xml:space="preserve">The best way to use aid</ns0:t>
+            </ns0:r>
+          </ns0:p>
+        </ns0:tc>
+      </ns0:tr>
+      <ns0:tr>
+        <ns0:tc>
+          <ns0:tcPr/>
+          <ns0:p>
+            <ns0:pPr>
+              <ns0:pStyle ns0:val="Compact"/>
+            </ns0:pPr>
+            <ns0:r>
+              <ns0:rPr>
+                <ns0:b/>
+                <ns0:bCs/>
+              </ns0:rPr>
+              <ns0:t xml:space="preserve">x</ns0:t>
+            </ns0:r>
+          </ns0:p>
+        </ns0:tc>
+        <ns0:tc>
+          <ns0:tcPr/>
+          <ns0:p>
+            <ns0:pPr>
+              <ns0:pStyle ns0:val="Compact"/>
+            </ns0:pPr>
+            <ns0:r>
+              <ns0:t xml:space="preserve">confusions and exceptional</ns0:t>
+            </ns0:r>
+          </ns0:p>
+        </ns0:tc>
+      </ns0:tr>
+    </ns0:tbl>
+    <ns0:p>
+      <ns0:pPr>
+        <ns0:pStyle ns0:val="CDQuestion"/>
       </ns0:pPr>
       <ns0:r>
         <ns0:rPr>
@@ -455,15 +541,9 @@
       <ns0:r>
         <ns0:t xml:space="preserve">Paragraph A</ns0:t>
       </ns0:r>
-    </ns0:p>
-    <ns0:p>
-      <ns0:pPr>
-        <ns0:pStyle ns0:val="Compact"/>
-        <ns0:numPr>
-          <ns0:ilvl ns0:val="0"/>
-          <ns0:numId ns0:val="1001"/>
-        </ns0:numPr>
-      </ns0:pPr>
+      <ns0:r>
+        <ns0:br/>
+      </ns0:r>
       <ns0:r>
         <ns0:rPr>
           <ns0:b/>
@@ -477,15 +557,9 @@
       <ns0:r>
         <ns0:t xml:space="preserve">Paragraph B</ns0:t>
       </ns0:r>
-    </ns0:p>
-    <ns0:p>
-      <ns0:pPr>
-        <ns0:pStyle ns0:val="Compact"/>
-        <ns0:numPr>
-          <ns0:ilvl ns0:val="0"/>
-          <ns0:numId ns0:val="1001"/>
-        </ns0:numPr>
-      </ns0:pPr>
+      <ns0:r>
+        <ns0:br/>
+      </ns0:r>
       <ns0:r>
         <ns0:rPr>
           <ns0:b/>
@@ -499,15 +573,9 @@
       <ns0:r>
         <ns0:t xml:space="preserve">Paragraph C</ns0:t>
       </ns0:r>
-    </ns0:p>
-    <ns0:p>
-      <ns0:pPr>
-        <ns0:pStyle ns0:val="Compact"/>
-        <ns0:numPr>
-          <ns0:ilvl ns0:val="0"/>
-          <ns0:numId ns0:val="1001"/>
-        </ns0:numPr>
-      </ns0:pPr>
+      <ns0:r>
+        <ns0:br/>
+      </ns0:r>
       <ns0:r>
         <ns0:rPr>
           <ns0:b/>
@@ -521,15 +589,9 @@
       <ns0:r>
         <ns0:t xml:space="preserve">Paragraph D</ns0:t>
       </ns0:r>
-    </ns0:p>
-    <ns0:p>
-      <ns0:pPr>
-        <ns0:pStyle ns0:val="Compact"/>
-        <ns0:numPr>
-          <ns0:ilvl ns0:val="0"/>
-          <ns0:numId ns0:val="1001"/>
-        </ns0:numPr>
-      </ns0:pPr>
+      <ns0:r>
+        <ns0:br/>
+      </ns0:r>
       <ns0:r>
         <ns0:rPr>
           <ns0:b/>
@@ -543,15 +605,9 @@
       <ns0:r>
         <ns0:t xml:space="preserve">Paragraph E</ns0:t>
       </ns0:r>
-    </ns0:p>
-    <ns0:p>
-      <ns0:pPr>
-        <ns0:pStyle ns0:val="Compact"/>
-        <ns0:numPr>
-          <ns0:ilvl ns0:val="0"/>
-          <ns0:numId ns0:val="1001"/>
-        </ns0:numPr>
-      </ns0:pPr>
+      <ns0:r>
+        <ns0:br/>
+      </ns0:r>
       <ns0:r>
         <ns0:rPr>
           <ns0:b/>
@@ -565,15 +621,9 @@
       <ns0:r>
         <ns0:t xml:space="preserve">Paragraph F</ns0:t>
       </ns0:r>
-    </ns0:p>
-    <ns0:p>
-      <ns0:pPr>
-        <ns0:pStyle ns0:val="Compact"/>
-        <ns0:numPr>
-          <ns0:ilvl ns0:val="0"/>
-          <ns0:numId ns0:val="1001"/>
-        </ns0:numPr>
-      </ns0:pPr>
+      <ns0:r>
+        <ns0:br/>
+      </ns0:r>
       <ns0:r>
         <ns0:rPr>
           <ns0:b/>
@@ -693,21 +743,42 @@
         <ns0:pStyle ns0:val="Compact"/>
         <ns0:numPr>
           <ns0:ilvl ns0:val="0"/>
+          <ns0:numId ns0:val="1001"/>
+        </ns0:numPr>
+      </ns0:pPr>
+      <ns0:r>
+        <ns0:rPr>
+          <ns0:b/>
+          <ns0:bCs/>
+        </ns0:rPr>
+        <ns0:t xml:space="preserve">Bước 1:</ns0:t>
+      </ns0:r>
+      <ns0:r>
+        <ns0:t xml:space="preserve"> </ns0:t>
+      </ns0:r>
+      <ns0:r>
+        <ns0:t xml:space="preserve">Giải mã Danh sách Tiêu đề (List of Headings)</ns0:t>
+      </ns0:r>
+    </ns0:p>
+    <ns0:p>
+      <ns0:pPr>
+        <ns0:pStyle ns0:val="Compact"/>
+        <ns0:numPr>
+          <ns0:ilvl ns0:val="1"/>
           <ns0:numId ns0:val="1002"/>
         </ns0:numPr>
       </ns0:pPr>
-      <ns0:r>
-        <ns0:rPr>
-          <ns0:b/>
-          <ns0:bCs/>
-        </ns0:rPr>
-        <ns0:t xml:space="preserve">Bước 1:</ns0:t>
-      </ns0:r>
-      <ns0:r>
-        <ns0:t xml:space="preserve"> </ns0:t>
-      </ns0:r>
-      <ns0:r>
-        <ns0:t xml:space="preserve">Giải mã Danh sách Tiêu đề (List of Headings)</ns0:t>
+    </ns0:p>
+    <ns0:p>
+      <ns0:pPr>
+        <ns0:pStyle ns0:val="Compact"/>
+        <ns0:numPr>
+          <ns0:ilvl ns0:val="2"/>
+          <ns0:numId ns0:val="1003"/>
+        </ns0:numPr>
+      </ns0:pPr>
+      <ns0:r>
+        <ns0:t xml:space="preserve">Mối tương quan tích cực giữa khí hậu và sự giàu có.</ns0:t>
       </ns0:r>
     </ns0:p>
     <ns0:p>
@@ -715,7 +786,7 @@
         <ns0:pStyle ns0:val="Compact"/>
         <ns0:numPr>
           <ns0:ilvl ns0:val="1"/>
-          <ns0:numId ns0:val="1003"/>
+          <ns0:numId ns0:val="1002"/>
         </ns0:numPr>
       </ns0:pPr>
     </ns0:p>
@@ -728,7 +799,7 @@
         </ns0:numPr>
       </ns0:pPr>
       <ns0:r>
-        <ns0:t xml:space="preserve">Mối tương quan tích cực giữa khí hậu và sự giàu có.</ns0:t>
+        <ns0:t xml:space="preserve">Các yếu tố khác ngoài khí hậu ảnh hưởng đến sự giàu có.</ns0:t>
       </ns0:r>
     </ns0:p>
     <ns0:p>
@@ -736,7 +807,7 @@
         <ns0:pStyle ns0:val="Compact"/>
         <ns0:numPr>
           <ns0:ilvl ns0:val="1"/>
-          <ns0:numId ns0:val="1003"/>
+          <ns0:numId ns0:val="1002"/>
         </ns0:numPr>
       </ns0:pPr>
     </ns0:p>
@@ -749,7 +820,7 @@
         </ns0:numPr>
       </ns0:pPr>
       <ns0:r>
-        <ns0:t xml:space="preserve">Các yếu tố khác ngoài khí hậu ảnh hưởng đến sự giàu có.</ns0:t>
+        <ns0:t xml:space="preserve">Cảm hứng từ việc đọc một cuốn sách.</ns0:t>
       </ns0:r>
     </ns0:p>
     <ns0:p>
@@ -757,7 +828,7 @@
         <ns0:pStyle ns0:val="Compact"/>
         <ns0:numPr>
           <ns0:ilvl ns0:val="1"/>
-          <ns0:numId ns0:val="1003"/>
+          <ns0:numId ns0:val="1002"/>
         </ns0:numPr>
       </ns0:pPr>
     </ns0:p>
@@ -770,7 +841,7 @@
         </ns0:numPr>
       </ns0:pPr>
       <ns0:r>
-        <ns0:t xml:space="preserve">Cảm hứng từ việc đọc một cuốn sách.</ns0:t>
+        <ns0:t xml:space="preserve">Kết quả của các nhà nghiên cứu khác không loại trừ các trường hợp ngoại lệ.</ns0:t>
       </ns0:r>
     </ns0:p>
     <ns0:p>
@@ -778,7 +849,7 @@
         <ns0:pStyle ns0:val="Compact"/>
         <ns0:numPr>
           <ns0:ilvl ns0:val="1"/>
-          <ns0:numId ns0:val="1003"/>
+          <ns0:numId ns0:val="1002"/>
         </ns0:numPr>
       </ns0:pPr>
     </ns0:p>
@@ -791,7 +862,7 @@
         </ns0:numPr>
       </ns0:pPr>
       <ns0:r>
-        <ns0:t xml:space="preserve">Kết quả của các nhà nghiên cứu khác không loại trừ các trường hợp ngoại lệ.</ns0:t>
+        <ns0:t xml:space="preserve">Các đặc điểm khác nhau giữa Á-Âu (Eurasia) và Châu Phi.</ns0:t>
       </ns0:r>
     </ns0:p>
     <ns0:p>
@@ -799,7 +870,7 @@
         <ns0:pStyle ns0:val="Compact"/>
         <ns0:numPr>
           <ns0:ilvl ns0:val="1"/>
-          <ns0:numId ns0:val="1003"/>
+          <ns0:numId ns0:val="1002"/>
         </ns0:numPr>
       </ns0:pPr>
     </ns0:p>
@@ -812,7 +883,7 @@
         </ns0:numPr>
       </ns0:pPr>
       <ns0:r>
-        <ns0:t xml:space="preserve">Các đặc điểm khác nhau giữa Á-Âu (Eurasia) và Châu Phi.</ns0:t>
+        <ns0:t xml:space="preserve">Nhiệt độ thấp mang lại lợi ích cho con người và mùa màng.</ns0:t>
       </ns0:r>
     </ns0:p>
     <ns0:p>
@@ -820,7 +891,7 @@
         <ns0:pStyle ns0:val="Compact"/>
         <ns0:numPr>
           <ns0:ilvl ns0:val="1"/>
-          <ns0:numId ns0:val="1003"/>
+          <ns0:numId ns0:val="1002"/>
         </ns0:numPr>
       </ns0:pPr>
     </ns0:p>
@@ -833,7 +904,7 @@
         </ns0:numPr>
       </ns0:pPr>
       <ns0:r>
-        <ns0:t xml:space="preserve">Nhiệt độ thấp mang lại lợi ích cho con người và mùa màng.</ns0:t>
+        <ns0:t xml:space="preserve">Tầm quan trọng của thể chế theo quan điểm truyền thống.</ns0:t>
       </ns0:r>
     </ns0:p>
     <ns0:p>
@@ -841,7 +912,7 @@
         <ns0:pStyle ns0:val="Compact"/>
         <ns0:numPr>
           <ns0:ilvl ns0:val="1"/>
-          <ns0:numId ns0:val="1003"/>
+          <ns0:numId ns0:val="1002"/>
         </ns0:numPr>
       </ns0:pPr>
     </ns0:p>
@@ -854,7 +925,7 @@
         </ns0:numPr>
       </ns0:pPr>
       <ns0:r>
-        <ns0:t xml:space="preserve">Tầm quan trọng của thể chế theo quan điểm truyền thống.</ns0:t>
+        <ns0:t xml:space="preserve">Sự lan rộng của cây trồng ở Châu Âu, Châu Á và những nơi khác.</ns0:t>
       </ns0:r>
     </ns0:p>
     <ns0:p>
@@ -862,7 +933,7 @@
         <ns0:pStyle ns0:val="Compact"/>
         <ns0:numPr>
           <ns0:ilvl ns0:val="1"/>
-          <ns0:numId ns0:val="1003"/>
+          <ns0:numId ns0:val="1002"/>
         </ns0:numPr>
       </ns0:pPr>
     </ns0:p>
@@ -875,7 +946,7 @@
         </ns0:numPr>
       </ns0:pPr>
       <ns0:r>
-        <ns0:t xml:space="preserve">Sự lan rộng của cây trồng ở Châu Âu, Châu Á và những nơi khác.</ns0:t>
+        <ns0:t xml:space="preserve">Cách tốt nhất để sử dụng viện trợ.</ns0:t>
       </ns0:r>
     </ns0:p>
     <ns0:p>
@@ -883,7 +954,7 @@
         <ns0:pStyle ns0:val="Compact"/>
         <ns0:numPr>
           <ns0:ilvl ns0:val="1"/>
-          <ns0:numId ns0:val="1003"/>
+          <ns0:numId ns0:val="1002"/>
         </ns0:numPr>
       </ns0:pPr>
     </ns0:p>
@@ -896,7 +967,29 @@
         </ns0:numPr>
       </ns0:pPr>
       <ns0:r>
-        <ns0:t xml:space="preserve">Cách tốt nhất để sử dụng viện trợ.</ns0:t>
+        <ns0:t xml:space="preserve">Những sự nhầm lẫn và ngoại lệ.</ns0:t>
+      </ns0:r>
+    </ns0:p>
+    <ns0:p>
+      <ns0:pPr>
+        <ns0:pStyle ns0:val="Compact"/>
+        <ns0:numPr>
+          <ns0:ilvl ns0:val="0"/>
+          <ns0:numId ns0:val="1001"/>
+        </ns0:numPr>
+      </ns0:pPr>
+      <ns0:r>
+        <ns0:rPr>
+          <ns0:b/>
+          <ns0:bCs/>
+        </ns0:rPr>
+        <ns0:t xml:space="preserve">Bước 2:</ns0:t>
+      </ns0:r>
+      <ns0:r>
+        <ns0:t xml:space="preserve"> </ns0:t>
+      </ns0:r>
+      <ns0:r>
+        <ns0:t xml:space="preserve">Đọc lướt và Đối chiếu</ns0:t>
       </ns0:r>
     </ns0:p>
     <ns0:p>
@@ -904,50 +997,7 @@
         <ns0:pStyle ns0:val="Compact"/>
         <ns0:numPr>
           <ns0:ilvl ns0:val="1"/>
-          <ns0:numId ns0:val="1003"/>
-        </ns0:numPr>
-      </ns0:pPr>
-    </ns0:p>
-    <ns0:p>
-      <ns0:pPr>
-        <ns0:pStyle ns0:val="Compact"/>
-        <ns0:numPr>
-          <ns0:ilvl ns0:val="2"/>
           <ns0:numId ns0:val="1013"/>
-        </ns0:numPr>
-      </ns0:pPr>
-      <ns0:r>
-        <ns0:t xml:space="preserve">Những sự nhầm lẫn và ngoại lệ.</ns0:t>
-      </ns0:r>
-    </ns0:p>
-    <ns0:p>
-      <ns0:pPr>
-        <ns0:pStyle ns0:val="Compact"/>
-        <ns0:numPr>
-          <ns0:ilvl ns0:val="0"/>
-          <ns0:numId ns0:val="1002"/>
-        </ns0:numPr>
-      </ns0:pPr>
-      <ns0:r>
-        <ns0:rPr>
-          <ns0:b/>
-          <ns0:bCs/>
-        </ns0:rPr>
-        <ns0:t xml:space="preserve">Bước 2:</ns0:t>
-      </ns0:r>
-      <ns0:r>
-        <ns0:t xml:space="preserve"> </ns0:t>
-      </ns0:r>
-      <ns0:r>
-        <ns0:t xml:space="preserve">Đọc lướt và Đối chiếu</ns0:t>
-      </ns0:r>
-    </ns0:p>
-    <ns0:p>
-      <ns0:pPr>
-        <ns0:pStyle ns0:val="Compact"/>
-        <ns0:numPr>
-          <ns0:ilvl ns0:val="1"/>
-          <ns0:numId ns0:val="1014"/>
         </ns0:numPr>
       </ns0:pPr>
       <ns0:r>
@@ -987,6 +1037,146 @@
         <ns0:pStyle ns0:val="Compact"/>
         <ns0:numPr>
           <ns0:ilvl ns0:val="0"/>
+          <ns0:numId ns0:val="1014"/>
+        </ns0:numPr>
+      </ns0:pPr>
+      <ns0:r>
+        <ns0:rPr>
+          <ns0:b/>
+          <ns0:bCs/>
+        </ns0:rPr>
+        <ns0:t xml:space="preserve">Nội dung chính:</ns0:t>
+      </ns0:r>
+      <ns0:r>
+        <ns0:t xml:space="preserve"> </ns0:t>
+      </ns0:r>
+      <ns0:r>
+        <ns0:t xml:space="preserve">Đoạn văn kể về việc Dr William Masters đang đọc sách thì nảy ra ý tưởng.</ns0:t>
+      </ns0:r>
+    </ns0:p>
+    <ns0:p>
+      <ns0:pPr>
+        <ns0:pStyle ns0:val="Compact"/>
+        <ns0:numPr>
+          <ns0:ilvl ns0:val="0"/>
+          <ns0:numId ns0:val="1014"/>
+        </ns0:numPr>
+      </ns0:pPr>
+      <ns0:r>
+        <ns0:rPr>
+          <ns0:b/>
+          <ns0:bCs/>
+        </ns0:rPr>
+        <ns0:t xml:space="preserve">Từ khóa tìm trong bài:</ns0:t>
+      </ns0:r>
+      <ns0:r>
+        <ns0:t xml:space="preserve"> </ns0:t>
+      </ns0:r>
+      <ns0:r>
+        <ns0:t xml:space="preserve">reading a book, inspiration struck, anecdote.</ns0:t>
+      </ns0:r>
+    </ns0:p>
+    <ns0:p>
+      <ns0:pPr>
+        <ns0:pStyle ns0:val="Compact"/>
+        <ns0:numPr>
+          <ns0:ilvl ns0:val="0"/>
+          <ns0:numId ns0:val="1014"/>
+        </ns0:numPr>
+      </ns0:pPr>
+      <ns0:r>
+        <ns0:rPr>
+          <ns0:b/>
+          <ns0:bCs/>
+        </ns0:rPr>
+        <ns0:t xml:space="preserve">Từ khóa mấu chốt:</ns0:t>
+      </ns0:r>
+      <ns0:r>
+        <ns0:t xml:space="preserve"> </ns0:t>
+      </ns0:r>
+      <ns0:r>
+        <ns0:t xml:space="preserve">“Dr William Masters was reading a book… when inspiration struck.”</ns0:t>
+      </ns0:r>
+    </ns0:p>
+    <ns0:p>
+      <ns0:pPr>
+        <ns0:pStyle ns0:val="Compact"/>
+        <ns0:numPr>
+          <ns0:ilvl ns0:val="0"/>
+          <ns0:numId ns0:val="1014"/>
+        </ns0:numPr>
+      </ns0:pPr>
+      <ns0:r>
+        <ns0:rPr>
+          <ns0:b/>
+          <ns0:bCs/>
+        </ns0:rPr>
+        <ns0:t xml:space="preserve">Phân tích &amp; Vị trí:</ns0:t>
+      </ns0:r>
+      <ns0:r>
+        <ns0:t xml:space="preserve"> </ns0:t>
+      </ns0:r>
+      <ns0:r>
+        <ns0:t xml:space="preserve">Tác giả mô tả khoảnh khắc Masters tìm thấy cảm hứng (</ns0:t>
+      </ns0:r>
+      <ns0:r>
+        <ns0:t xml:space="preserve">“inspiration struck”</ns0:t>
+      </ns0:r>
+      <ns0:r>
+        <ns0:t xml:space="preserve">) khi đang đọc sách (</ns0:t>
+      </ns0:r>
+      <ns0:r>
+        <ns0:t xml:space="preserve">“reading a book”</ns0:t>
+      </ns0:r>
+      <ns0:r>
+        <ns0:t xml:space="preserve">). Điều này khớp hoàn toàn với tiêu đề (iii).</ns0:t>
+      </ns0:r>
+    </ns0:p>
+    <ns0:p>
+      <ns0:pPr>
+        <ns0:pStyle ns0:val="Compact"/>
+        <ns0:numPr>
+          <ns0:ilvl ns0:val="0"/>
+          <ns0:numId ns0:val="1014"/>
+        </ns0:numPr>
+      </ns0:pPr>
+      <ns0:r>
+        <ns0:rPr>
+          <ns0:b/>
+          <ns0:bCs/>
+        </ns0:rPr>
+        <ns0:t xml:space="preserve">Đáp án:</ns0:t>
+      </ns0:r>
+      <ns0:r>
+        <ns0:t xml:space="preserve"> </ns0:t>
+      </ns0:r>
+      <ns0:r>
+        <ns0:t xml:space="preserve">iii</ns0:t>
+      </ns0:r>
+    </ns0:p>
+    <ns0:p>
+      <ns0:pPr>
+        <ns0:pStyle ns0:val="CDStep"/>
+      </ns0:pPr>
+      <ns0:r>
+        <ns0:rPr>
+          <ns0:b/>
+          <ns0:bCs/>
+        </ns0:rPr>
+        <ns0:t xml:space="preserve">Câu 15:</ns0:t>
+      </ns0:r>
+      <ns0:r>
+        <ns0:t xml:space="preserve"> </ns0:t>
+      </ns0:r>
+      <ns0:r>
+        <ns0:t xml:space="preserve">Paragraph B</ns0:t>
+      </ns0:r>
+    </ns0:p>
+    <ns0:p>
+      <ns0:pPr>
+        <ns0:pStyle ns0:val="Compact"/>
+        <ns0:numPr>
+          <ns0:ilvl ns0:val="0"/>
           <ns0:numId ns0:val="1015"/>
         </ns0:numPr>
       </ns0:pPr>
@@ -1001,7 +1191,7 @@
         <ns0:t xml:space="preserve"> </ns0:t>
       </ns0:r>
       <ns0:r>
-        <ns0:t xml:space="preserve">Đoạn văn kể về việc Dr William Masters đang đọc sách thì nảy ra ý tưởng.</ns0:t>
+        <ns0:t xml:space="preserve">Đoạn văn giải thích lợi ích của thời tiết lạnh đối với nông nghiệp và sức khỏe (diệt sâu bệnh).</ns0:t>
       </ns0:r>
     </ns0:p>
     <ns0:p>
@@ -1023,7 +1213,7 @@
         <ns0:t xml:space="preserve"> </ns0:t>
       </ns0:r>
       <ns0:r>
-        <ns0:t xml:space="preserve">reading a book, inspiration struck, anecdote.</ns0:t>
+        <ns0:t xml:space="preserve">freeze pests, destroy crops, freeze organisms, carry disease, agricultural abundance.</ns0:t>
       </ns0:r>
     </ns0:p>
     <ns0:p>
@@ -1045,7 +1235,7 @@
         <ns0:t xml:space="preserve"> </ns0:t>
       </ns0:r>
       <ns0:r>
-        <ns0:t xml:space="preserve">“Dr William Masters was reading a book… when inspiration struck.”</ns0:t>
+        <ns0:t xml:space="preserve">“…cold snaps have two main benefits — they freeze pests… and also freeze organisms… The result is agricultural abundance…”</ns0:t>
       </ns0:r>
     </ns0:p>
     <ns0:p>
@@ -1067,19 +1257,25 @@
         <ns0:t xml:space="preserve"> </ns0:t>
       </ns0:r>
       <ns0:r>
-        <ns0:t xml:space="preserve">Tác giả mô tả khoảnh khắc Masters tìm thấy cảm hứng (</ns0:t>
-      </ns0:r>
-      <ns0:r>
-        <ns0:t xml:space="preserve">“inspiration struck”</ns0:t>
-      </ns0:r>
-      <ns0:r>
-        <ns0:t xml:space="preserve">) khi đang đọc sách (</ns0:t>
-      </ns0:r>
-      <ns0:r>
-        <ns0:t xml:space="preserve">“reading a book”</ns0:t>
-      </ns0:r>
-      <ns0:r>
-        <ns0:t xml:space="preserve">). Điều này khớp hoàn toàn với tiêu đề (iii).</ns0:t>
+        <ns0:t xml:space="preserve">Đoạn văn liệt kê hai lợi ích chính (</ns0:t>
+      </ns0:r>
+      <ns0:r>
+        <ns0:t xml:space="preserve">“two main benefits”</ns0:t>
+      </ns0:r>
+      <ns0:r>
+        <ns0:t xml:space="preserve">) của các đợt rét (</ns0:t>
+      </ns0:r>
+      <ns0:r>
+        <ns0:t xml:space="preserve">“cold snaps”</ns0:t>
+      </ns0:r>
+      <ns0:r>
+        <ns0:t xml:space="preserve">): đóng băng sâu bệnh hại mùa màng và sinh vật gây bệnh. Kết quả là sự phong phú về nông nghiệp (</ns0:t>
+      </ns0:r>
+      <ns0:r>
+        <ns0:t xml:space="preserve">“agricultural abundance”</ns0:t>
+      </ns0:r>
+      <ns0:r>
+        <ns0:t xml:space="preserve">). Điều này khớp với tiêu đề (vi) về lợi ích của nhiệt độ thấp.</ns0:t>
       </ns0:r>
     </ns0:p>
     <ns0:p>
@@ -1101,7 +1297,7 @@
         <ns0:t xml:space="preserve"> </ns0:t>
       </ns0:r>
       <ns0:r>
-        <ns0:t xml:space="preserve">iii</ns0:t>
+        <ns0:t xml:space="preserve">vi</ns0:t>
       </ns0:r>
     </ns0:p>
     <ns0:p>
@@ -1113,13 +1309,13 @@
           <ns0:b/>
           <ns0:bCs/>
         </ns0:rPr>
-        <ns0:t xml:space="preserve">Câu 15:</ns0:t>
-      </ns0:r>
-      <ns0:r>
-        <ns0:t xml:space="preserve"> </ns0:t>
-      </ns0:r>
-      <ns0:r>
-        <ns0:t xml:space="preserve">Paragraph B</ns0:t>
+        <ns0:t xml:space="preserve">Câu 16:</ns0:t>
+      </ns0:r>
+      <ns0:r>
+        <ns0:t xml:space="preserve"> </ns0:t>
+      </ns0:r>
+      <ns0:r>
+        <ns0:t xml:space="preserve">Paragraph C</ns0:t>
       </ns0:r>
     </ns0:p>
     <ns0:p>
@@ -1141,7 +1337,7 @@
         <ns0:t xml:space="preserve"> </ns0:t>
       </ns0:r>
       <ns0:r>
-        <ns0:t xml:space="preserve">Đoạn văn giải thích lợi ích của thời tiết lạnh đối với nông nghiệp và sức khỏe (diệt sâu bệnh).</ns0:t>
+        <ns0:t xml:space="preserve">Đoạn văn đưa ra dữ liệu so sánh giữa số ngày sương giá và mức độ giàu có của quốc gia.</ns0:t>
       </ns0:r>
     </ns0:p>
     <ns0:p>
@@ -1163,7 +1359,7 @@
         <ns0:t xml:space="preserve"> </ns0:t>
       </ns0:r>
       <ns0:r>
-        <ns0:t xml:space="preserve">freeze pests, destroy crops, freeze organisms, carry disease, agricultural abundance.</ns0:t>
+        <ns0:t xml:space="preserve">tally between the sets, five or more frosty days… uniformly rich, fewer than five are impoverished.</ns0:t>
       </ns0:r>
     </ns0:p>
     <ns0:p>
@@ -1185,7 +1381,7 @@
         <ns0:t xml:space="preserve"> </ns0:t>
       </ns0:r>
       <ns0:r>
-        <ns0:t xml:space="preserve">“…cold snaps have two main benefits — they freeze pests… and also freeze organisms… The result is agricultural abundance…”</ns0:t>
+        <ns0:t xml:space="preserve">“Countries having five or more frosty days a month are uniformly rich; those with fewer than five are impoverished.”</ns0:t>
       </ns0:r>
     </ns0:p>
     <ns0:p>
@@ -1207,25 +1403,25 @@
         <ns0:t xml:space="preserve"> </ns0:t>
       </ns0:r>
       <ns0:r>
-        <ns0:t xml:space="preserve">Đoạn văn liệt kê hai lợi ích chính (</ns0:t>
-      </ns0:r>
-      <ns0:r>
-        <ns0:t xml:space="preserve">“two main benefits”</ns0:t>
-      </ns0:r>
-      <ns0:r>
-        <ns0:t xml:space="preserve">) của các đợt rét (</ns0:t>
-      </ns0:r>
-      <ns0:r>
-        <ns0:t xml:space="preserve">“cold snaps”</ns0:t>
-      </ns0:r>
-      <ns0:r>
-        <ns0:t xml:space="preserve">): đóng băng sâu bệnh hại mùa màng và sinh vật gây bệnh. Kết quả là sự phong phú về nông nghiệp (</ns0:t>
-      </ns0:r>
-      <ns0:r>
-        <ns0:t xml:space="preserve">“agricultural abundance”</ns0:t>
-      </ns0:r>
-      <ns0:r>
-        <ns0:t xml:space="preserve">). Điều này khớp với tiêu đề (vi) về lợi ích của nhiệt độ thấp.</ns0:t>
+        <ns0:t xml:space="preserve">Tác giả tìm thấy mối liên hệ (</ns0:t>
+      </ns0:r>
+      <ns0:r>
+        <ns0:t xml:space="preserve">“tally”</ns0:t>
+      </ns0:r>
+      <ns0:r>
+        <ns0:t xml:space="preserve">) rằng các nước có nhiều ngày sương giá thì giàu (</ns0:t>
+      </ns0:r>
+      <ns0:r>
+        <ns0:t xml:space="preserve">“rich”</ns0:t>
+      </ns0:r>
+      <ns0:r>
+        <ns0:t xml:space="preserve">), còn ít ngày sương giá thì nghèo (</ns0:t>
+      </ns0:r>
+      <ns0:r>
+        <ns0:t xml:space="preserve">“impoverished”</ns0:t>
+      </ns0:r>
+      <ns0:r>
+        <ns0:t xml:space="preserve">). Đây chính là mối tương quan tích cực giữa khí hậu và sự giàu có (tiêu đề i).</ns0:t>
       </ns0:r>
     </ns0:p>
     <ns0:p>
@@ -1247,7 +1443,7 @@
         <ns0:t xml:space="preserve"> </ns0:t>
       </ns0:r>
       <ns0:r>
-        <ns0:t xml:space="preserve">vi</ns0:t>
+        <ns0:t xml:space="preserve">i</ns0:t>
       </ns0:r>
     </ns0:p>
     <ns0:p>
@@ -1259,13 +1455,13 @@
           <ns0:b/>
           <ns0:bCs/>
         </ns0:rPr>
-        <ns0:t xml:space="preserve">Câu 16:</ns0:t>
-      </ns0:r>
-      <ns0:r>
-        <ns0:t xml:space="preserve"> </ns0:t>
-      </ns0:r>
-      <ns0:r>
-        <ns0:t xml:space="preserve">Paragraph C</ns0:t>
+        <ns0:t xml:space="preserve">Câu 17:</ns0:t>
+      </ns0:r>
+      <ns0:r>
+        <ns0:t xml:space="preserve"> </ns0:t>
+      </ns0:r>
+      <ns0:r>
+        <ns0:t xml:space="preserve">Paragraph D</ns0:t>
       </ns0:r>
     </ns0:p>
     <ns0:p>
@@ -1287,7 +1483,7 @@
         <ns0:t xml:space="preserve"> </ns0:t>
       </ns0:r>
       <ns0:r>
-        <ns0:t xml:space="preserve">Đoạn văn đưa ra dữ liệu so sánh giữa số ngày sương giá và mức độ giàu có của quốc gia.</ns0:t>
+        <ns0:t xml:space="preserve">Masters nhấn mạnh rằng khí hậu không phải là yếu tố duy nhất, mà còn cần các yếu tố khác như thể chế.</ns0:t>
       </ns0:r>
     </ns0:p>
     <ns0:p>
@@ -1309,7 +1505,7 @@
         <ns0:t xml:space="preserve"> </ns0:t>
       </ns0:r>
       <ns0:r>
-        <ns0:t xml:space="preserve">tally between the sets, five or more frosty days… uniformly rich, fewer than five are impoverished.</ns0:t>
+        <ns0:t xml:space="preserve">climate will never be the overriding factor, combines with other factors, institutions.</ns0:t>
       </ns0:r>
     </ns0:p>
     <ns0:p>
@@ -1331,7 +1527,7 @@
         <ns0:t xml:space="preserve"> </ns0:t>
       </ns0:r>
       <ns0:r>
-        <ns0:t xml:space="preserve">“Countries having five or more frosty days a month are uniformly rich; those with fewer than five are impoverished.”</ns0:t>
+        <ns0:t xml:space="preserve">“Masters stresses that climate will never be the overriding factor… Climate, he feels, somehow combines with other factors — such as the presence of institutions…”</ns0:t>
       </ns0:r>
     </ns0:p>
     <ns0:p>
@@ -1353,25 +1549,31 @@
         <ns0:t xml:space="preserve"> </ns0:t>
       </ns0:r>
       <ns0:r>
-        <ns0:t xml:space="preserve">Tác giả tìm thấy mối liên hệ (</ns0:t>
-      </ns0:r>
-      <ns0:r>
-        <ns0:t xml:space="preserve">“tally”</ns0:t>
-      </ns0:r>
-      <ns0:r>
-        <ns0:t xml:space="preserve">) rằng các nước có nhiều ngày sương giá thì giàu (</ns0:t>
-      </ns0:r>
-      <ns0:r>
-        <ns0:t xml:space="preserve">“rich”</ns0:t>
-      </ns0:r>
-      <ns0:r>
-        <ns0:t xml:space="preserve">), còn ít ngày sương giá thì nghèo (</ns0:t>
-      </ns0:r>
-      <ns0:r>
-        <ns0:t xml:space="preserve">“impoverished”</ns0:t>
-      </ns0:r>
-      <ns0:r>
-        <ns0:t xml:space="preserve">). Đây chính là mối tương quan tích cực giữa khí hậu và sự giàu có (tiêu đề i).</ns0:t>
+        <ns0:t xml:space="preserve">Đoạn văn khẳng định khí hậu kết hợp với</ns0:t>
+      </ns0:r>
+      <ns0:r>
+        <ns0:t xml:space="preserve"> </ns0:t>
+      </ns0:r>
+      <ns0:r>
+        <ns0:t xml:space="preserve">“other factors”</ns0:t>
+      </ns0:r>
+      <ns0:r>
+        <ns0:t xml:space="preserve"> </ns0:t>
+      </ns0:r>
+      <ns0:r>
+        <ns0:t xml:space="preserve">(các yếu tố khác) như</ns0:t>
+      </ns0:r>
+      <ns0:r>
+        <ns0:t xml:space="preserve"> </ns0:t>
+      </ns0:r>
+      <ns0:r>
+        <ns0:t xml:space="preserve">“institutions”</ns0:t>
+      </ns0:r>
+      <ns0:r>
+        <ns0:t xml:space="preserve"> </ns0:t>
+      </ns0:r>
+      <ns0:r>
+        <ns0:t xml:space="preserve">(thể chế) để quyết định sự thịnh vượng. Điều này khớp với tiêu đề (ii).</ns0:t>
       </ns0:r>
     </ns0:p>
     <ns0:p>
@@ -1393,7 +1595,7 @@
         <ns0:t xml:space="preserve"> </ns0:t>
       </ns0:r>
       <ns0:r>
-        <ns0:t xml:space="preserve">i</ns0:t>
+        <ns0:t xml:space="preserve">ii</ns0:t>
       </ns0:r>
     </ns0:p>
     <ns0:p>
@@ -1405,13 +1607,13 @@
           <ns0:b/>
           <ns0:bCs/>
         </ns0:rPr>
-        <ns0:t xml:space="preserve">Câu 17:</ns0:t>
-      </ns0:r>
-      <ns0:r>
-        <ns0:t xml:space="preserve"> </ns0:t>
-      </ns0:r>
-      <ns0:r>
-        <ns0:t xml:space="preserve">Paragraph D</ns0:t>
+        <ns0:t xml:space="preserve">Câu 18:</ns0:t>
+      </ns0:r>
+      <ns0:r>
+        <ns0:t xml:space="preserve"> </ns0:t>
+      </ns0:r>
+      <ns0:r>
+        <ns0:t xml:space="preserve">Paragraph E</ns0:t>
       </ns0:r>
     </ns0:p>
     <ns0:p>
@@ -1433,7 +1635,7 @@
         <ns0:t xml:space="preserve"> </ns0:t>
       </ns0:r>
       <ns0:r>
-        <ns0:t xml:space="preserve">Masters nhấn mạnh rằng khí hậu không phải là yếu tố duy nhất, mà còn cần các yếu tố khác như thể chế.</ns0:t>
+        <ns0:t xml:space="preserve">Đề xuất thay đổi cách viện trợ cho các nước nghèo (tập trung vào công nghệ thay vì quản trị).</ns0:t>
       </ns0:r>
     </ns0:p>
     <ns0:p>
@@ -1455,7 +1657,7 @@
         <ns0:t xml:space="preserve"> </ns0:t>
       </ns0:r>
       <ns0:r>
-        <ns0:t xml:space="preserve">climate will never be the overriding factor, combines with other factors, institutions.</ns0:t>
+        <ns0:t xml:space="preserve">richer countries should change the way in which foreign aid is given, spent on technology.</ns0:t>
       </ns0:r>
     </ns0:p>
     <ns0:p>
@@ -1477,7 +1679,7 @@
         <ns0:t xml:space="preserve"> </ns0:t>
       </ns0:r>
       <ns0:r>
-        <ns0:t xml:space="preserve">“Masters stresses that climate will never be the overriding factor… Climate, he feels, somehow combines with other factors — such as the presence of institutions…”</ns0:t>
+        <ns0:t xml:space="preserve">“Instead of aid being geared towards improving governance, it should be spent on technology to improve agriculture…”</ns0:t>
       </ns0:r>
     </ns0:p>
     <ns0:p>
@@ -1499,31 +1701,13 @@
         <ns0:t xml:space="preserve"> </ns0:t>
       </ns0:r>
       <ns0:r>
-        <ns0:t xml:space="preserve">Đoạn văn khẳng định khí hậu kết hợp với</ns0:t>
-      </ns0:r>
-      <ns0:r>
-        <ns0:t xml:space="preserve"> </ns0:t>
-      </ns0:r>
-      <ns0:r>
-        <ns0:t xml:space="preserve">“other factors”</ns0:t>
-      </ns0:r>
-      <ns0:r>
-        <ns0:t xml:space="preserve"> </ns0:t>
-      </ns0:r>
-      <ns0:r>
-        <ns0:t xml:space="preserve">(các yếu tố khác) như</ns0:t>
-      </ns0:r>
-      <ns0:r>
-        <ns0:t xml:space="preserve"> </ns0:t>
-      </ns0:r>
-      <ns0:r>
-        <ns0:t xml:space="preserve">“institutions”</ns0:t>
-      </ns0:r>
-      <ns0:r>
-        <ns0:t xml:space="preserve"> </ns0:t>
-      </ns0:r>
-      <ns0:r>
-        <ns0:t xml:space="preserve">(thể chế) để quyết định sự thịnh vượng. Điều này khớp với tiêu đề (ii).</ns0:t>
+        <ns0:t xml:space="preserve">Tác giả bàn về cách các nước giàu nên thay đổi phương thức viện trợ nước ngoài (</ns0:t>
+      </ns0:r>
+      <ns0:r>
+        <ns0:t xml:space="preserve">“foreign aid”</ns0:t>
+      </ns0:r>
+      <ns0:r>
+        <ns0:t xml:space="preserve">), cụ thể là nên chi cho công nghệ. Đây là đề xuất về cách sử dụng viện trợ tốt nhất (tiêu đề ix).</ns0:t>
       </ns0:r>
     </ns0:p>
     <ns0:p>
@@ -1545,7 +1729,7 @@
         <ns0:t xml:space="preserve"> </ns0:t>
       </ns0:r>
       <ns0:r>
-        <ns0:t xml:space="preserve">ii</ns0:t>
+        <ns0:t xml:space="preserve">ix</ns0:t>
       </ns0:r>
     </ns0:p>
     <ns0:p>
@@ -1557,13 +1741,13 @@
           <ns0:b/>
           <ns0:bCs/>
         </ns0:rPr>
-        <ns0:t xml:space="preserve">Câu 18:</ns0:t>
-      </ns0:r>
-      <ns0:r>
-        <ns0:t xml:space="preserve"> </ns0:t>
-      </ns0:r>
-      <ns0:r>
-        <ns0:t xml:space="preserve">Paragraph E</ns0:t>
+        <ns0:t xml:space="preserve">Câu 19:</ns0:t>
+      </ns0:r>
+      <ns0:r>
+        <ns0:t xml:space="preserve"> </ns0:t>
+      </ns0:r>
+      <ns0:r>
+        <ns0:t xml:space="preserve">Paragraph F</ns0:t>
       </ns0:r>
     </ns0:p>
     <ns0:p>
@@ -1585,7 +1769,7 @@
         <ns0:t xml:space="preserve"> </ns0:t>
       </ns0:r>
       <ns0:r>
-        <ns0:t xml:space="preserve">Đề xuất thay đổi cách viện trợ cho các nước nghèo (tập trung vào công nghệ thay vì quản trị).</ns0:t>
+        <ns0:t xml:space="preserve">So sánh sự khác biệt về trục địa lý giữa Á-Âu (Đông-Tây) và Châu Phi/Châu Mỹ (Bắc-Nam) ảnh hưởng đến sự lan truyền cây trồng.</ns0:t>
       </ns0:r>
     </ns0:p>
     <ns0:p>
@@ -1607,7 +1791,7 @@
         <ns0:t xml:space="preserve"> </ns0:t>
       </ns0:r>
       <ns0:r>
-        <ns0:t xml:space="preserve">richer countries should change the way in which foreign aid is given, spent on technology.</ns0:t>
+        <ns0:t xml:space="preserve">Eurasia is broadly aligned east-west, Africa and the Americas are aligned north-south.</ns0:t>
       </ns0:r>
     </ns0:p>
     <ns0:p>
@@ -1629,7 +1813,7 @@
         <ns0:t xml:space="preserve"> </ns0:t>
       </ns0:r>
       <ns0:r>
-        <ns0:t xml:space="preserve">“Instead of aid being geared towards improving governance, it should be spent on technology to improve agriculture…”</ns0:t>
+        <ns0:t xml:space="preserve">“…Eurasia is broadly aligned east-west, while Africa and the Americas are aligned north-south.”</ns0:t>
       </ns0:r>
     </ns0:p>
     <ns0:p>
@@ -1651,13 +1835,25 @@
         <ns0:t xml:space="preserve"> </ns0:t>
       </ns0:r>
       <ns0:r>
-        <ns0:t xml:space="preserve">Tác giả bàn về cách các nước giàu nên thay đổi phương thức viện trợ nước ngoài (</ns0:t>
-      </ns0:r>
-      <ns0:r>
-        <ns0:t xml:space="preserve">“foreign aid”</ns0:t>
-      </ns0:r>
-      <ns0:r>
-        <ns0:t xml:space="preserve">), cụ thể là nên chi cho công nghệ. Đây là đề xuất về cách sử dụng viện trợ tốt nhất (tiêu đề ix).</ns0:t>
+        <ns0:t xml:space="preserve">Đoạn văn chỉ ra sự khác biệt về thuộc tính địa lý (</ns0:t>
+      </ns0:r>
+      <ns0:r>
+        <ns0:t xml:space="preserve">“aligned east-west”</ns0:t>
+      </ns0:r>
+      <ns0:r>
+        <ns0:t xml:space="preserve"> </ns0:t>
+      </ns0:r>
+      <ns0:r>
+        <ns0:t xml:space="preserve">vs</ns0:t>
+      </ns0:r>
+      <ns0:r>
+        <ns0:t xml:space="preserve"> </ns0:t>
+      </ns0:r>
+      <ns0:r>
+        <ns0:t xml:space="preserve">“aligned north-south”</ns0:t>
+      </ns0:r>
+      <ns0:r>
+        <ns0:t xml:space="preserve">) giữa Eurasia và Africa/Americas. Điều này khớp với tiêu đề (v).</ns0:t>
       </ns0:r>
     </ns0:p>
     <ns0:p>
@@ -1679,7 +1875,7 @@
         <ns0:t xml:space="preserve"> </ns0:t>
       </ns0:r>
       <ns0:r>
-        <ns0:t xml:space="preserve">ix</ns0:t>
+        <ns0:t xml:space="preserve">v</ns0:t>
       </ns0:r>
     </ns0:p>
     <ns0:p>
@@ -1691,13 +1887,13 @@
           <ns0:b/>
           <ns0:bCs/>
         </ns0:rPr>
-        <ns0:t xml:space="preserve">Câu 19:</ns0:t>
-      </ns0:r>
-      <ns0:r>
-        <ns0:t xml:space="preserve"> </ns0:t>
-      </ns0:r>
-      <ns0:r>
-        <ns0:t xml:space="preserve">Paragraph F</ns0:t>
+        <ns0:t xml:space="preserve">Câu 20:</ns0:t>
+      </ns0:r>
+      <ns0:r>
+        <ns0:t xml:space="preserve"> </ns0:t>
+      </ns0:r>
+      <ns0:r>
+        <ns0:t xml:space="preserve">Paragraph G</ns0:t>
       </ns0:r>
     </ns0:p>
     <ns0:p>
@@ -1719,7 +1915,7 @@
         <ns0:t xml:space="preserve"> </ns0:t>
       </ns0:r>
       <ns0:r>
-        <ns0:t xml:space="preserve">So sánh sự khác biệt về trục địa lý giữa Á-Âu (Đông-Tây) và Châu Phi/Châu Mỹ (Bắc-Nam) ảnh hưởng đến sự lan truyền cây trồng.</ns0:t>
+        <ns0:t xml:space="preserve">Nhắc đến nghiên cứu của các nhà kinh tế khác về các nước nhiệt đới nghèo, nhưng Masters chỉ ra ngoại lệ (Singapore).</ns0:t>
       </ns0:r>
     </ns0:p>
     <ns0:p>
@@ -1741,7 +1937,7 @@
         <ns0:t xml:space="preserve"> </ns0:t>
       </ns0:r>
       <ns0:r>
-        <ns0:t xml:space="preserve">Eurasia is broadly aligned east-west, Africa and the Americas are aligned north-south.</ns0:t>
+        <ns0:t xml:space="preserve">tropical countries… nearly all poor, Singapore… wouldn’t be rich.</ns0:t>
       </ns0:r>
     </ns0:p>
     <ns0:p>
@@ -1763,7 +1959,7 @@
         <ns0:t xml:space="preserve"> </ns0:t>
       </ns0:r>
       <ns0:r>
-        <ns0:t xml:space="preserve">“…Eurasia is broadly aligned east-west, while Africa and the Americas are aligned north-south.”</ns0:t>
+        <ns0:t xml:space="preserve">“John Gallup and Jeffrey Sachs… pointed out striking correlations… But Masters cautions… Take Singapore…”</ns0:t>
       </ns0:r>
     </ns0:p>
     <ns0:p>
@@ -1785,25 +1981,19 @@
         <ns0:t xml:space="preserve"> </ns0:t>
       </ns0:r>
       <ns0:r>
-        <ns0:t xml:space="preserve">Đoạn văn chỉ ra sự khác biệt về thuộc tính địa lý (</ns0:t>
-      </ns0:r>
-      <ns0:r>
-        <ns0:t xml:space="preserve">“aligned east-west”</ns0:t>
-      </ns0:r>
-      <ns0:r>
-        <ns0:t xml:space="preserve"> </ns0:t>
-      </ns0:r>
-      <ns0:r>
-        <ns0:t xml:space="preserve">vs</ns0:t>
-      </ns0:r>
-      <ns0:r>
-        <ns0:t xml:space="preserve"> </ns0:t>
-      </ns0:r>
-      <ns0:r>
-        <ns0:t xml:space="preserve">“aligned north-south”</ns0:t>
-      </ns0:r>
-      <ns0:r>
-        <ns0:t xml:space="preserve">) giữa Eurasia và Africa/Americas. Điều này khớp với tiêu đề (v).</ns0:t>
+        <ns0:t xml:space="preserve">Đoạn văn nhắc đến kết quả của</ns0:t>
+      </ns0:r>
+      <ns0:r>
+        <ns0:t xml:space="preserve"> </ns0:t>
+      </ns0:r>
+      <ns0:r>
+        <ns0:t xml:space="preserve">“John Gallup and Jeffrey Sachs”</ns0:t>
+      </ns0:r>
+      <ns0:r>
+        <ns0:t xml:space="preserve"> </ns0:t>
+      </ns0:r>
+      <ns0:r>
+        <ns0:t xml:space="preserve">(các nhà nghiên cứu khác) về việc các nước nhiệt đới thường nghèo. Tuy nhiên, Masters đưa ra ví dụ về Singapore như một ngoại lệ nhờ công nghệ. Điều này khớp với tiêu đề (iv) - kết quả của người khác không loại trừ ngoại lệ.</ns0:t>
       </ns0:r>
     </ns0:p>
     <ns0:p>
@@ -1812,146 +2002,6 @@
         <ns0:numPr>
           <ns0:ilvl ns0:val="0"/>
           <ns0:numId ns0:val="1020"/>
-        </ns0:numPr>
-      </ns0:pPr>
-      <ns0:r>
-        <ns0:rPr>
-          <ns0:b/>
-          <ns0:bCs/>
-        </ns0:rPr>
-        <ns0:t xml:space="preserve">Đáp án:</ns0:t>
-      </ns0:r>
-      <ns0:r>
-        <ns0:t xml:space="preserve"> </ns0:t>
-      </ns0:r>
-      <ns0:r>
-        <ns0:t xml:space="preserve">v</ns0:t>
-      </ns0:r>
-    </ns0:p>
-    <ns0:p>
-      <ns0:pPr>
-        <ns0:pStyle ns0:val="CDStep"/>
-      </ns0:pPr>
-      <ns0:r>
-        <ns0:rPr>
-          <ns0:b/>
-          <ns0:bCs/>
-        </ns0:rPr>
-        <ns0:t xml:space="preserve">Câu 20:</ns0:t>
-      </ns0:r>
-      <ns0:r>
-        <ns0:t xml:space="preserve"> </ns0:t>
-      </ns0:r>
-      <ns0:r>
-        <ns0:t xml:space="preserve">Paragraph G</ns0:t>
-      </ns0:r>
-    </ns0:p>
-    <ns0:p>
-      <ns0:pPr>
-        <ns0:pStyle ns0:val="Compact"/>
-        <ns0:numPr>
-          <ns0:ilvl ns0:val="0"/>
-          <ns0:numId ns0:val="1021"/>
-        </ns0:numPr>
-      </ns0:pPr>
-      <ns0:r>
-        <ns0:rPr>
-          <ns0:b/>
-          <ns0:bCs/>
-        </ns0:rPr>
-        <ns0:t xml:space="preserve">Nội dung chính:</ns0:t>
-      </ns0:r>
-      <ns0:r>
-        <ns0:t xml:space="preserve"> </ns0:t>
-      </ns0:r>
-      <ns0:r>
-        <ns0:t xml:space="preserve">Nhắc đến nghiên cứu của các nhà kinh tế khác về các nước nhiệt đới nghèo, nhưng Masters chỉ ra ngoại lệ (Singapore).</ns0:t>
-      </ns0:r>
-    </ns0:p>
-    <ns0:p>
-      <ns0:pPr>
-        <ns0:pStyle ns0:val="Compact"/>
-        <ns0:numPr>
-          <ns0:ilvl ns0:val="0"/>
-          <ns0:numId ns0:val="1021"/>
-        </ns0:numPr>
-      </ns0:pPr>
-      <ns0:r>
-        <ns0:rPr>
-          <ns0:b/>
-          <ns0:bCs/>
-        </ns0:rPr>
-        <ns0:t xml:space="preserve">Từ khóa tìm trong bài:</ns0:t>
-      </ns0:r>
-      <ns0:r>
-        <ns0:t xml:space="preserve"> </ns0:t>
-      </ns0:r>
-      <ns0:r>
-        <ns0:t xml:space="preserve">tropical countries… nearly all poor, Singapore… wouldn’t be rich.</ns0:t>
-      </ns0:r>
-    </ns0:p>
-    <ns0:p>
-      <ns0:pPr>
-        <ns0:pStyle ns0:val="Compact"/>
-        <ns0:numPr>
-          <ns0:ilvl ns0:val="0"/>
-          <ns0:numId ns0:val="1021"/>
-        </ns0:numPr>
-      </ns0:pPr>
-      <ns0:r>
-        <ns0:rPr>
-          <ns0:b/>
-          <ns0:bCs/>
-        </ns0:rPr>
-        <ns0:t xml:space="preserve">Từ khóa mấu chốt:</ns0:t>
-      </ns0:r>
-      <ns0:r>
-        <ns0:t xml:space="preserve"> </ns0:t>
-      </ns0:r>
-      <ns0:r>
-        <ns0:t xml:space="preserve">“John Gallup and Jeffrey Sachs… pointed out striking correlations… But Masters cautions… Take Singapore…”</ns0:t>
-      </ns0:r>
-    </ns0:p>
-    <ns0:p>
-      <ns0:pPr>
-        <ns0:pStyle ns0:val="Compact"/>
-        <ns0:numPr>
-          <ns0:ilvl ns0:val="0"/>
-          <ns0:numId ns0:val="1021"/>
-        </ns0:numPr>
-      </ns0:pPr>
-      <ns0:r>
-        <ns0:rPr>
-          <ns0:b/>
-          <ns0:bCs/>
-        </ns0:rPr>
-        <ns0:t xml:space="preserve">Phân tích &amp; Vị trí:</ns0:t>
-      </ns0:r>
-      <ns0:r>
-        <ns0:t xml:space="preserve"> </ns0:t>
-      </ns0:r>
-      <ns0:r>
-        <ns0:t xml:space="preserve">Đoạn văn nhắc đến kết quả của</ns0:t>
-      </ns0:r>
-      <ns0:r>
-        <ns0:t xml:space="preserve"> </ns0:t>
-      </ns0:r>
-      <ns0:r>
-        <ns0:t xml:space="preserve">“John Gallup and Jeffrey Sachs”</ns0:t>
-      </ns0:r>
-      <ns0:r>
-        <ns0:t xml:space="preserve"> </ns0:t>
-      </ns0:r>
-      <ns0:r>
-        <ns0:t xml:space="preserve">(các nhà nghiên cứu khác) về việc các nước nhiệt đới thường nghèo. Tuy nhiên, Masters đưa ra ví dụ về Singapore như một ngoại lệ nhờ công nghệ. Điều này khớp với tiêu đề (iv) - kết quả của người khác không loại trừ ngoại lệ.</ns0:t>
-      </ns0:r>
-    </ns0:p>
-    <ns0:p>
-      <ns0:pPr>
-        <ns0:pStyle ns0:val="Compact"/>
-        <ns0:numPr>
-          <ns0:ilvl ns0:val="0"/>
-          <ns0:numId ns0:val="1021"/>
         </ns0:numPr>
       </ns0:pPr>
       <ns0:r>
@@ -2018,11 +2068,71 @@
         <ns0:pStyle ns0:val="Compact"/>
         <ns0:numPr>
           <ns0:ilvl ns0:val="0"/>
+          <ns0:numId ns0:val="1021"/>
+        </ns0:numPr>
+      </ns0:pPr>
+      <ns0:r>
+        <ns0:t xml:space="preserve">Từ khóa tìm trong bài</ns0:t>
+      </ns0:r>
+    </ns0:p>
+    <ns0:p>
+      <ns0:pPr>
+        <ns0:pStyle ns0:val="Compact"/>
+        <ns0:numPr>
+          <ns0:ilvl ns0:val="1"/>
           <ns0:numId ns0:val="1022"/>
         </ns0:numPr>
       </ns0:pPr>
       <ns0:r>
-        <ns0:t xml:space="preserve">Từ khóa tìm trong bài</ns0:t>
+        <ns0:t xml:space="preserve">read a book</ns0:t>
+      </ns0:r>
+    </ns0:p>
+    <ns0:p>
+      <ns0:pPr>
+        <ns0:pStyle ns0:val="Compact"/>
+        <ns0:numPr>
+          <ns0:ilvl ns0:val="1"/>
+          <ns0:numId ns0:val="1022"/>
+        </ns0:numPr>
+      </ns0:pPr>
+      <ns0:r>
+        <ns0:t xml:space="preserve">struck</ns0:t>
+      </ns0:r>
+    </ns0:p>
+    <ns0:p>
+      <ns0:pPr>
+        <ns0:pStyle ns0:val="Compact"/>
+        <ns0:numPr>
+          <ns0:ilvl ns0:val="1"/>
+          <ns0:numId ns0:val="1022"/>
+        </ns0:numPr>
+      </ns0:pPr>
+      <ns0:r>
+        <ns0:t xml:space="preserve">American city</ns0:t>
+      </ns0:r>
+    </ns0:p>
+    <ns0:p>
+      <ns0:pPr>
+        <ns0:pStyle ns0:val="Compact"/>
+        <ns0:numPr>
+          <ns0:ilvl ns0:val="1"/>
+          <ns0:numId ns0:val="1022"/>
+        </ns0:numPr>
+      </ns0:pPr>
+      <ns0:r>
+        <ns0:t xml:space="preserve">terminated by a cold frost</ns0:t>
+      </ns0:r>
+    </ns0:p>
+    <ns0:p>
+      <ns0:pPr>
+        <ns0:pStyle ns0:val="Compact"/>
+        <ns0:numPr>
+          <ns0:ilvl ns0:val="0"/>
+          <ns0:numId ns0:val="1021"/>
+        </ns0:numPr>
+      </ns0:pPr>
+      <ns0:r>
+        <ns0:t xml:space="preserve">Từ khóa mấu chốt</ns0:t>
       </ns0:r>
     </ns0:p>
     <ns0:p>
@@ -2034,55 +2144,29 @@
         </ns0:numPr>
       </ns0:pPr>
       <ns0:r>
-        <ns0:t xml:space="preserve">read a book</ns0:t>
-      </ns0:r>
-    </ns0:p>
-    <ns0:p>
-      <ns0:pPr>
-        <ns0:pStyle ns0:val="Compact"/>
-        <ns0:numPr>
-          <ns0:ilvl ns0:val="1"/>
-          <ns0:numId ns0:val="1023"/>
-        </ns0:numPr>
-      </ns0:pPr>
-      <ns0:r>
-        <ns0:t xml:space="preserve">struck</ns0:t>
-      </ns0:r>
-    </ns0:p>
-    <ns0:p>
-      <ns0:pPr>
-        <ns0:pStyle ns0:val="Compact"/>
-        <ns0:numPr>
-          <ns0:ilvl ns0:val="1"/>
-          <ns0:numId ns0:val="1023"/>
-        </ns0:numPr>
-      </ns0:pPr>
-      <ns0:r>
-        <ns0:t xml:space="preserve">American city</ns0:t>
-      </ns0:r>
-    </ns0:p>
-    <ns0:p>
-      <ns0:pPr>
-        <ns0:pStyle ns0:val="Compact"/>
-        <ns0:numPr>
-          <ns0:ilvl ns0:val="1"/>
-          <ns0:numId ns0:val="1023"/>
-        </ns0:numPr>
-      </ns0:pPr>
-      <ns0:r>
-        <ns0:t xml:space="preserve">terminated by a cold frost</ns0:t>
-      </ns0:r>
-    </ns0:p>
-    <ns0:p>
-      <ns0:pPr>
-        <ns0:pStyle ns0:val="Compact"/>
-        <ns0:numPr>
-          <ns0:ilvl ns0:val="0"/>
-          <ns0:numId ns0:val="1022"/>
-        </ns0:numPr>
-      </ns0:pPr>
-      <ns0:r>
-        <ns0:t xml:space="preserve">Từ khóa mấu chốt</ns0:t>
+        <ns0:rPr>
+          <ns0:b/>
+          <ns0:bCs/>
+        </ns0:rPr>
+        <ns0:t xml:space="preserve">Đoạn A:</ns0:t>
+      </ns0:r>
+      <ns0:r>
+        <ns0:t xml:space="preserve"> </ns0:t>
+      </ns0:r>
+      <ns0:r>
+        <ns0:t xml:space="preserve">“…anecdote about the great yellow fever epidemic that hit Philadelphia… The inclement weather froze out the insects…”</ns0:t>
+      </ns0:r>
+    </ns0:p>
+    <ns0:p>
+      <ns0:pPr>
+        <ns0:pStyle ns0:val="Compact"/>
+        <ns0:numPr>
+          <ns0:ilvl ns0:val="0"/>
+          <ns0:numId ns0:val="1021"/>
+        </ns0:numPr>
+      </ns0:pPr>
+      <ns0:r>
+        <ns0:t xml:space="preserve">Phân tích &amp; Vị trí</ns0:t>
       </ns0:r>
     </ns0:p>
     <ns0:p>
@@ -2094,29 +2178,112 @@
         </ns0:numPr>
       </ns0:pPr>
       <ns0:r>
-        <ns0:rPr>
-          <ns0:b/>
-          <ns0:bCs/>
-        </ns0:rPr>
-        <ns0:t xml:space="preserve">Đoạn A:</ns0:t>
-      </ns0:r>
-      <ns0:r>
-        <ns0:t xml:space="preserve"> </ns0:t>
-      </ns0:r>
-      <ns0:r>
-        <ns0:t xml:space="preserve">“…anecdote about the great yellow fever epidemic that hit Philadelphia… The inclement weather froze out the insects…”</ns0:t>
-      </ns0:r>
-    </ns0:p>
-    <ns0:p>
-      <ns0:pPr>
-        <ns0:pStyle ns0:val="Compact"/>
-        <ns0:numPr>
-          <ns0:ilvl ns0:val="0"/>
-          <ns0:numId ns0:val="1022"/>
-        </ns0:numPr>
-      </ns0:pPr>
-      <ns0:r>
-        <ns0:t xml:space="preserve">Phân tích &amp; Vị trí</ns0:t>
+        <ns0:t xml:space="preserve">“Hit”</ns0:t>
+      </ns0:r>
+      <ns0:r>
+        <ns0:t xml:space="preserve"> </ns0:t>
+      </ns0:r>
+      <ns0:r>
+        <ns0:t xml:space="preserve">tương đương với</ns0:t>
+      </ns0:r>
+      <ns0:r>
+        <ns0:t xml:space="preserve"> </ns0:t>
+      </ns0:r>
+      <ns0:r>
+        <ns0:t xml:space="preserve">“struck”</ns0:t>
+      </ns0:r>
+      <ns0:r>
+        <ns0:t xml:space="preserve">.</ns0:t>
+      </ns0:r>
+      <ns0:r>
+        <ns0:t xml:space="preserve"> </ns0:t>
+      </ns0:r>
+      <ns0:r>
+        <ns0:t xml:space="preserve">“Philadelphia”</ns0:t>
+      </ns0:r>
+      <ns0:r>
+        <ns0:t xml:space="preserve"> </ns0:t>
+      </ns0:r>
+      <ns0:r>
+        <ns0:t xml:space="preserve">là một</ns0:t>
+      </ns0:r>
+      <ns0:r>
+        <ns0:t xml:space="preserve"> </ns0:t>
+      </ns0:r>
+      <ns0:r>
+        <ns0:t xml:space="preserve">“American city”</ns0:t>
+      </ns0:r>
+      <ns0:r>
+        <ns0:t xml:space="preserve">. Sự kiện được nhắc đến là</ns0:t>
+      </ns0:r>
+      <ns0:r>
+        <ns0:t xml:space="preserve"> </ns0:t>
+      </ns0:r>
+      <ns0:r>
+        <ns0:t xml:space="preserve">“yellow fever epidemic”</ns0:t>
+      </ns0:r>
+      <ns0:r>
+        <ns0:t xml:space="preserve">.</ns0:t>
+      </ns0:r>
+    </ns0:p>
+    <ns0:p>
+      <ns0:pPr>
+        <ns0:pStyle ns0:val="Compact"/>
+        <ns0:numPr>
+          <ns0:ilvl ns0:val="0"/>
+          <ns0:numId ns0:val="1021"/>
+        </ns0:numPr>
+      </ns0:pPr>
+      <ns0:r>
+        <ns0:rPr>
+          <ns0:b/>
+          <ns0:bCs/>
+        </ns0:rPr>
+        <ns0:t xml:space="preserve">Đáp án:</ns0:t>
+      </ns0:r>
+      <ns0:r>
+        <ns0:t xml:space="preserve"> </ns0:t>
+      </ns0:r>
+      <ns0:r>
+        <ns0:t xml:space="preserve">yellow-fever epidemic (hoặc epidemic)</ns0:t>
+      </ns0:r>
+    </ns0:p>
+    <ns0:p>
+      <ns0:pPr>
+        <ns0:pStyle ns0:val="CDSection"/>
+      </ns0:pPr>
+      <ns0:r>
+        <ns0:t xml:space="preserve">Câu 22</ns0:t>
+      </ns0:r>
+    </ns0:p>
+    <ns0:p>
+      <ns0:pPr>
+        <ns0:pStyle ns0:val="CDSection"/>
+      </ns0:pPr>
+      <ns0:r>
+        <ns0:rPr>
+          <ns0:b/>
+          <ns0:bCs/>
+        </ns0:rPr>
+        <ns0:t xml:space="preserve">Nội dung:</ns0:t>
+      </ns0:r>
+      <ns0:r>
+        <ns0:t xml:space="preserve"> </ns0:t>
+      </ns0:r>
+      <ns0:r>
+        <ns0:t xml:space="preserve">And academics found that there is a connection between climate and country’s wealthy as in the rich but small country of 22…………………..</ns0:t>
+      </ns0:r>
+    </ns0:p>
+    <ns0:p>
+      <ns0:pPr>
+        <ns0:pStyle ns0:val="Compact"/>
+        <ns0:numPr>
+          <ns0:ilvl ns0:val="0"/>
+          <ns0:numId ns0:val="1025"/>
+        </ns0:numPr>
+      </ns0:pPr>
+      <ns0:r>
+        <ns0:t xml:space="preserve">Từ khóa tìm trong bài</ns0:t>
       </ns0:r>
     </ns0:p>
     <ns0:p>
@@ -2124,116 +2291,35 @@
         <ns0:pStyle ns0:val="Compact"/>
         <ns0:numPr>
           <ns0:ilvl ns0:val="1"/>
+          <ns0:numId ns0:val="1026"/>
+        </ns0:numPr>
+      </ns0:pPr>
+      <ns0:r>
+        <ns0:t xml:space="preserve">connection between climate and country’s wealthy</ns0:t>
+      </ns0:r>
+    </ns0:p>
+    <ns0:p>
+      <ns0:pPr>
+        <ns0:pStyle ns0:val="Compact"/>
+        <ns0:numPr>
+          <ns0:ilvl ns0:val="1"/>
+          <ns0:numId ns0:val="1026"/>
+        </ns0:numPr>
+      </ns0:pPr>
+      <ns0:r>
+        <ns0:t xml:space="preserve">rich but small country</ns0:t>
+      </ns0:r>
+    </ns0:p>
+    <ns0:p>
+      <ns0:pPr>
+        <ns0:pStyle ns0:val="Compact"/>
+        <ns0:numPr>
+          <ns0:ilvl ns0:val="0"/>
           <ns0:numId ns0:val="1025"/>
         </ns0:numPr>
       </ns0:pPr>
       <ns0:r>
-        <ns0:t xml:space="preserve">“Hit”</ns0:t>
-      </ns0:r>
-      <ns0:r>
-        <ns0:t xml:space="preserve"> </ns0:t>
-      </ns0:r>
-      <ns0:r>
-        <ns0:t xml:space="preserve">tương đương với</ns0:t>
-      </ns0:r>
-      <ns0:r>
-        <ns0:t xml:space="preserve"> </ns0:t>
-      </ns0:r>
-      <ns0:r>
-        <ns0:t xml:space="preserve">“struck”</ns0:t>
-      </ns0:r>
-      <ns0:r>
-        <ns0:t xml:space="preserve">.</ns0:t>
-      </ns0:r>
-      <ns0:r>
-        <ns0:t xml:space="preserve"> </ns0:t>
-      </ns0:r>
-      <ns0:r>
-        <ns0:t xml:space="preserve">“Philadelphia”</ns0:t>
-      </ns0:r>
-      <ns0:r>
-        <ns0:t xml:space="preserve"> </ns0:t>
-      </ns0:r>
-      <ns0:r>
-        <ns0:t xml:space="preserve">là một</ns0:t>
-      </ns0:r>
-      <ns0:r>
-        <ns0:t xml:space="preserve"> </ns0:t>
-      </ns0:r>
-      <ns0:r>
-        <ns0:t xml:space="preserve">“American city”</ns0:t>
-      </ns0:r>
-      <ns0:r>
-        <ns0:t xml:space="preserve">. Sự kiện được nhắc đến là</ns0:t>
-      </ns0:r>
-      <ns0:r>
-        <ns0:t xml:space="preserve"> </ns0:t>
-      </ns0:r>
-      <ns0:r>
-        <ns0:t xml:space="preserve">“yellow fever epidemic”</ns0:t>
-      </ns0:r>
-      <ns0:r>
-        <ns0:t xml:space="preserve">.</ns0:t>
-      </ns0:r>
-    </ns0:p>
-    <ns0:p>
-      <ns0:pPr>
-        <ns0:pStyle ns0:val="Compact"/>
-        <ns0:numPr>
-          <ns0:ilvl ns0:val="0"/>
-          <ns0:numId ns0:val="1022"/>
-        </ns0:numPr>
-      </ns0:pPr>
-      <ns0:r>
-        <ns0:rPr>
-          <ns0:b/>
-          <ns0:bCs/>
-        </ns0:rPr>
-        <ns0:t xml:space="preserve">Đáp án:</ns0:t>
-      </ns0:r>
-      <ns0:r>
-        <ns0:t xml:space="preserve"> </ns0:t>
-      </ns0:r>
-      <ns0:r>
-        <ns0:t xml:space="preserve">yellow-fever epidemic (hoặc epidemic)</ns0:t>
-      </ns0:r>
-    </ns0:p>
-    <ns0:p>
-      <ns0:pPr>
-        <ns0:pStyle ns0:val="CDSection"/>
-      </ns0:pPr>
-      <ns0:r>
-        <ns0:t xml:space="preserve">Câu 22</ns0:t>
-      </ns0:r>
-    </ns0:p>
-    <ns0:p>
-      <ns0:pPr>
-        <ns0:pStyle ns0:val="CDSection"/>
-      </ns0:pPr>
-      <ns0:r>
-        <ns0:rPr>
-          <ns0:b/>
-          <ns0:bCs/>
-        </ns0:rPr>
-        <ns0:t xml:space="preserve">Nội dung:</ns0:t>
-      </ns0:r>
-      <ns0:r>
-        <ns0:t xml:space="preserve"> </ns0:t>
-      </ns0:r>
-      <ns0:r>
-        <ns0:t xml:space="preserve">And academics found that there is a connection between climate and country’s wealthy as in the rich but small country of 22…………………..</ns0:t>
-      </ns0:r>
-    </ns0:p>
-    <ns0:p>
-      <ns0:pPr>
-        <ns0:pStyle ns0:val="Compact"/>
-        <ns0:numPr>
-          <ns0:ilvl ns0:val="0"/>
-          <ns0:numId ns0:val="1026"/>
-        </ns0:numPr>
-      </ns0:pPr>
-      <ns0:r>
-        <ns0:t xml:space="preserve">Từ khóa tìm trong bài</ns0:t>
+        <ns0:t xml:space="preserve">Từ khóa mấu chốt</ns0:t>
       </ns0:r>
     </ns0:p>
     <ns0:p>
@@ -2245,31 +2331,29 @@
         </ns0:numPr>
       </ns0:pPr>
       <ns0:r>
-        <ns0:t xml:space="preserve">connection between climate and country’s wealthy</ns0:t>
-      </ns0:r>
-    </ns0:p>
-    <ns0:p>
-      <ns0:pPr>
-        <ns0:pStyle ns0:val="Compact"/>
-        <ns0:numPr>
-          <ns0:ilvl ns0:val="1"/>
-          <ns0:numId ns0:val="1027"/>
-        </ns0:numPr>
-      </ns0:pPr>
-      <ns0:r>
-        <ns0:t xml:space="preserve">rich but small country</ns0:t>
-      </ns0:r>
-    </ns0:p>
-    <ns0:p>
-      <ns0:pPr>
-        <ns0:pStyle ns0:val="Compact"/>
-        <ns0:numPr>
-          <ns0:ilvl ns0:val="0"/>
-          <ns0:numId ns0:val="1026"/>
-        </ns0:numPr>
-      </ns0:pPr>
-      <ns0:r>
-        <ns0:t xml:space="preserve">Từ khóa mấu chốt</ns0:t>
+        <ns0:rPr>
+          <ns0:b/>
+          <ns0:bCs/>
+        </ns0:rPr>
+        <ns0:t xml:space="preserve">Đoạn C:</ns0:t>
+      </ns0:r>
+      <ns0:r>
+        <ns0:t xml:space="preserve"> </ns0:t>
+      </ns0:r>
+      <ns0:r>
+        <ns0:t xml:space="preserve">“For example, Finland is a small country that is growing quickly…”</ns0:t>
+      </ns0:r>
+    </ns0:p>
+    <ns0:p>
+      <ns0:pPr>
+        <ns0:pStyle ns0:val="Compact"/>
+        <ns0:numPr>
+          <ns0:ilvl ns0:val="0"/>
+          <ns0:numId ns0:val="1025"/>
+        </ns0:numPr>
+      </ns0:pPr>
+      <ns0:r>
+        <ns0:t xml:space="preserve">Phân tích &amp; Vị trí</ns0:t>
       </ns0:r>
     </ns0:p>
     <ns0:p>
@@ -2281,29 +2365,73 @@
         </ns0:numPr>
       </ns0:pPr>
       <ns0:r>
-        <ns0:rPr>
-          <ns0:b/>
-          <ns0:bCs/>
-        </ns0:rPr>
-        <ns0:t xml:space="preserve">Đoạn C:</ns0:t>
-      </ns0:r>
-      <ns0:r>
-        <ns0:t xml:space="preserve"> </ns0:t>
-      </ns0:r>
-      <ns0:r>
-        <ns0:t xml:space="preserve">“For example, Finland is a small country that is growing quickly…”</ns0:t>
-      </ns0:r>
-    </ns0:p>
-    <ns0:p>
-      <ns0:pPr>
-        <ns0:pStyle ns0:val="Compact"/>
-        <ns0:numPr>
-          <ns0:ilvl ns0:val="0"/>
-          <ns0:numId ns0:val="1026"/>
-        </ns0:numPr>
-      </ns0:pPr>
-      <ns0:r>
-        <ns0:t xml:space="preserve">Phân tích &amp; Vị trí</ns0:t>
+        <ns0:t xml:space="preserve">Đoạn văn lấy ví dụ về một quốc gia nhỏ (</ns0:t>
+      </ns0:r>
+      <ns0:r>
+        <ns0:t xml:space="preserve">“small country”</ns0:t>
+      </ns0:r>
+      <ns0:r>
+        <ns0:t xml:space="preserve">) đang phát triển nhanh (giàu có) để minh họa cho mối liên hệ khí hậu. Đó là Phần Lan.</ns0:t>
+      </ns0:r>
+    </ns0:p>
+    <ns0:p>
+      <ns0:pPr>
+        <ns0:pStyle ns0:val="Compact"/>
+        <ns0:numPr>
+          <ns0:ilvl ns0:val="0"/>
+          <ns0:numId ns0:val="1025"/>
+        </ns0:numPr>
+      </ns0:pPr>
+      <ns0:r>
+        <ns0:rPr>
+          <ns0:b/>
+          <ns0:bCs/>
+        </ns0:rPr>
+        <ns0:t xml:space="preserve">Đáp án:</ns0:t>
+      </ns0:r>
+      <ns0:r>
+        <ns0:t xml:space="preserve"> </ns0:t>
+      </ns0:r>
+      <ns0:r>
+        <ns0:t xml:space="preserve">Finland</ns0:t>
+      </ns0:r>
+    </ns0:p>
+    <ns0:p>
+      <ns0:pPr>
+        <ns0:pStyle ns0:val="CDSection"/>
+      </ns0:pPr>
+      <ns0:r>
+        <ns0:t xml:space="preserve">Câu 23</ns0:t>
+      </ns0:r>
+    </ns0:p>
+    <ns0:p>
+      <ns0:pPr>
+        <ns0:pStyle ns0:val="CDSection"/>
+      </ns0:pPr>
+      <ns0:r>
+        <ns0:rPr>
+          <ns0:b/>
+          <ns0:bCs/>
+        </ns0:rPr>
+        <ns0:t xml:space="preserve">Nội dung:</ns0:t>
+      </ns0:r>
+      <ns0:r>
+        <ns0:t xml:space="preserve"> </ns0:t>
+      </ns0:r>
+      <ns0:r>
+        <ns0:t xml:space="preserve">Yet besides excellent surroundings and climate, one country still need to improve both their 23………………….. to achieve long prosperity,</ns0:t>
+      </ns0:r>
+    </ns0:p>
+    <ns0:p>
+      <ns0:pPr>
+        <ns0:pStyle ns0:val="Compact"/>
+        <ns0:numPr>
+          <ns0:ilvl ns0:val="0"/>
+          <ns0:numId ns0:val="1029"/>
+        </ns0:numPr>
+      </ns0:pPr>
+      <ns0:r>
+        <ns0:t xml:space="preserve">Từ khóa tìm trong bài</ns0:t>
       </ns0:r>
     </ns0:p>
     <ns0:p>
@@ -2311,77 +2439,47 @@
         <ns0:pStyle ns0:val="Compact"/>
         <ns0:numPr>
           <ns0:ilvl ns0:val="1"/>
+          <ns0:numId ns0:val="1030"/>
+        </ns0:numPr>
+      </ns0:pPr>
+      <ns0:r>
+        <ns0:t xml:space="preserve">besides excellent surroundings and climate</ns0:t>
+      </ns0:r>
+    </ns0:p>
+    <ns0:p>
+      <ns0:pPr>
+        <ns0:pStyle ns0:val="Compact"/>
+        <ns0:numPr>
+          <ns0:ilvl ns0:val="1"/>
+          <ns0:numId ns0:val="1030"/>
+        </ns0:numPr>
+      </ns0:pPr>
+      <ns0:r>
+        <ns0:t xml:space="preserve">improve both their …</ns0:t>
+      </ns0:r>
+    </ns0:p>
+    <ns0:p>
+      <ns0:pPr>
+        <ns0:pStyle ns0:val="Compact"/>
+        <ns0:numPr>
+          <ns0:ilvl ns0:val="1"/>
+          <ns0:numId ns0:val="1030"/>
+        </ns0:numPr>
+      </ns0:pPr>
+      <ns0:r>
+        <ns0:t xml:space="preserve">achieve long prosperity (wealth)</ns0:t>
+      </ns0:r>
+    </ns0:p>
+    <ns0:p>
+      <ns0:pPr>
+        <ns0:pStyle ns0:val="Compact"/>
+        <ns0:numPr>
+          <ns0:ilvl ns0:val="0"/>
           <ns0:numId ns0:val="1029"/>
         </ns0:numPr>
       </ns0:pPr>
       <ns0:r>
-        <ns0:t xml:space="preserve">Đoạn văn lấy ví dụ về một quốc gia nhỏ (</ns0:t>
-      </ns0:r>
-      <ns0:r>
-        <ns0:t xml:space="preserve">“small country”</ns0:t>
-      </ns0:r>
-      <ns0:r>
-        <ns0:t xml:space="preserve">) đang phát triển nhanh (giàu có) để minh họa cho mối liên hệ khí hậu. Đó là Phần Lan.</ns0:t>
-      </ns0:r>
-    </ns0:p>
-    <ns0:p>
-      <ns0:pPr>
-        <ns0:pStyle ns0:val="Compact"/>
-        <ns0:numPr>
-          <ns0:ilvl ns0:val="0"/>
-          <ns0:numId ns0:val="1026"/>
-        </ns0:numPr>
-      </ns0:pPr>
-      <ns0:r>
-        <ns0:rPr>
-          <ns0:b/>
-          <ns0:bCs/>
-        </ns0:rPr>
-        <ns0:t xml:space="preserve">Đáp án:</ns0:t>
-      </ns0:r>
-      <ns0:r>
-        <ns0:t xml:space="preserve"> </ns0:t>
-      </ns0:r>
-      <ns0:r>
-        <ns0:t xml:space="preserve">Finland</ns0:t>
-      </ns0:r>
-    </ns0:p>
-    <ns0:p>
-      <ns0:pPr>
-        <ns0:pStyle ns0:val="CDSection"/>
-      </ns0:pPr>
-      <ns0:r>
-        <ns0:t xml:space="preserve">Câu 23</ns0:t>
-      </ns0:r>
-    </ns0:p>
-    <ns0:p>
-      <ns0:pPr>
-        <ns0:pStyle ns0:val="CDSection"/>
-      </ns0:pPr>
-      <ns0:r>
-        <ns0:rPr>
-          <ns0:b/>
-          <ns0:bCs/>
-        </ns0:rPr>
-        <ns0:t xml:space="preserve">Nội dung:</ns0:t>
-      </ns0:r>
-      <ns0:r>
-        <ns0:t xml:space="preserve"> </ns0:t>
-      </ns0:r>
-      <ns0:r>
-        <ns0:t xml:space="preserve">Yet besides excellent surroundings and climate, one country still need to improve both their 23………………….. to achieve long prosperity,</ns0:t>
-      </ns0:r>
-    </ns0:p>
-    <ns0:p>
-      <ns0:pPr>
-        <ns0:pStyle ns0:val="Compact"/>
-        <ns0:numPr>
-          <ns0:ilvl ns0:val="0"/>
-          <ns0:numId ns0:val="1030"/>
-        </ns0:numPr>
-      </ns0:pPr>
-      <ns0:r>
-        <ns0:t xml:space="preserve">Từ khóa tìm trong bài</ns0:t>
+        <ns0:t xml:space="preserve">Từ khóa mấu chốt</ns0:t>
       </ns0:r>
     </ns0:p>
     <ns0:p>
@@ -2393,43 +2491,29 @@
         </ns0:numPr>
       </ns0:pPr>
       <ns0:r>
-        <ns0:t xml:space="preserve">besides excellent surroundings and climate</ns0:t>
-      </ns0:r>
-    </ns0:p>
-    <ns0:p>
-      <ns0:pPr>
-        <ns0:pStyle ns0:val="Compact"/>
-        <ns0:numPr>
-          <ns0:ilvl ns0:val="1"/>
-          <ns0:numId ns0:val="1031"/>
-        </ns0:numPr>
-      </ns0:pPr>
-      <ns0:r>
-        <ns0:t xml:space="preserve">improve both their …</ns0:t>
-      </ns0:r>
-    </ns0:p>
-    <ns0:p>
-      <ns0:pPr>
-        <ns0:pStyle ns0:val="Compact"/>
-        <ns0:numPr>
-          <ns0:ilvl ns0:val="1"/>
-          <ns0:numId ns0:val="1031"/>
-        </ns0:numPr>
-      </ns0:pPr>
-      <ns0:r>
-        <ns0:t xml:space="preserve">achieve long prosperity (wealth)</ns0:t>
-      </ns0:r>
-    </ns0:p>
-    <ns0:p>
-      <ns0:pPr>
-        <ns0:pStyle ns0:val="Compact"/>
-        <ns0:numPr>
-          <ns0:ilvl ns0:val="0"/>
-          <ns0:numId ns0:val="1030"/>
-        </ns0:numPr>
-      </ns0:pPr>
-      <ns0:r>
-        <ns0:t xml:space="preserve">Từ khóa mấu chốt</ns0:t>
+        <ns0:rPr>
+          <ns0:b/>
+          <ns0:bCs/>
+        </ns0:rPr>
+        <ns0:t xml:space="preserve">Đoạn D:</ns0:t>
+      </ns0:r>
+      <ns0:r>
+        <ns0:t xml:space="preserve"> </ns0:t>
+      </ns0:r>
+      <ns0:r>
+        <ns0:t xml:space="preserve">“…accumulation of wealth and improvement in governing institutions are both helped by a favourable environment…”</ns0:t>
+      </ns0:r>
+    </ns0:p>
+    <ns0:p>
+      <ns0:pPr>
+        <ns0:pStyle ns0:val="Compact"/>
+        <ns0:numPr>
+          <ns0:ilvl ns0:val="0"/>
+          <ns0:numId ns0:val="1029"/>
+        </ns0:numPr>
+      </ns0:pPr>
+      <ns0:r>
+        <ns0:t xml:space="preserve">Phân tích &amp; Vị trí</ns0:t>
       </ns0:r>
     </ns0:p>
     <ns0:p>
@@ -2441,29 +2525,97 @@
         </ns0:numPr>
       </ns0:pPr>
       <ns0:r>
-        <ns0:rPr>
-          <ns0:b/>
-          <ns0:bCs/>
-        </ns0:rPr>
-        <ns0:t xml:space="preserve">Đoạn D:</ns0:t>
-      </ns0:r>
-      <ns0:r>
-        <ns0:t xml:space="preserve"> </ns0:t>
-      </ns0:r>
-      <ns0:r>
-        <ns0:t xml:space="preserve">“…accumulation of wealth and improvement in governing institutions are both helped by a favourable environment…”</ns0:t>
-      </ns0:r>
-    </ns0:p>
-    <ns0:p>
-      <ns0:pPr>
-        <ns0:pStyle ns0:val="Compact"/>
-        <ns0:numPr>
-          <ns0:ilvl ns0:val="0"/>
-          <ns0:numId ns0:val="1030"/>
-        </ns0:numPr>
-      </ns0:pPr>
-      <ns0:r>
-        <ns0:t xml:space="preserve">Phân tích &amp; Vị trí</ns0:t>
+        <ns0:t xml:space="preserve">Bài đọc nói rằng sự tích lũy của cải (</ns0:t>
+      </ns0:r>
+      <ns0:r>
+        <ns0:t xml:space="preserve">“wealth”</ns0:t>
+      </ns0:r>
+      <ns0:r>
+        <ns0:t xml:space="preserve"> </ns0:t>
+      </ns0:r>
+      <ns0:r>
+        <ns0:t xml:space="preserve">~ prosperity) và sự cải thiện trong</ns0:t>
+      </ns0:r>
+      <ns0:r>
+        <ns0:t xml:space="preserve"> </ns0:t>
+      </ns0:r>
+      <ns0:r>
+        <ns0:t xml:space="preserve">“governing institutions”</ns0:t>
+      </ns0:r>
+      <ns0:r>
+        <ns0:t xml:space="preserve"> </ns0:t>
+      </ns0:r>
+      <ns0:r>
+        <ns0:t xml:space="preserve">đều được hỗ trợ bởi môi trường. Do đó, yếu tố cần cải thiện là</ns0:t>
+      </ns0:r>
+      <ns0:r>
+        <ns0:t xml:space="preserve"> </ns0:t>
+      </ns0:r>
+      <ns0:r>
+        <ns0:t xml:space="preserve">“governing institutions”</ns0:t>
+      </ns0:r>
+      <ns0:r>
+        <ns0:t xml:space="preserve">.</ns0:t>
+      </ns0:r>
+    </ns0:p>
+    <ns0:p>
+      <ns0:pPr>
+        <ns0:pStyle ns0:val="Compact"/>
+        <ns0:numPr>
+          <ns0:ilvl ns0:val="0"/>
+          <ns0:numId ns0:val="1029"/>
+        </ns0:numPr>
+      </ns0:pPr>
+      <ns0:r>
+        <ns0:rPr>
+          <ns0:b/>
+          <ns0:bCs/>
+        </ns0:rPr>
+        <ns0:t xml:space="preserve">Đáp án:</ns0:t>
+      </ns0:r>
+      <ns0:r>
+        <ns0:t xml:space="preserve"> </ns0:t>
+      </ns0:r>
+      <ns0:r>
+        <ns0:t xml:space="preserve">Governing institutions</ns0:t>
+      </ns0:r>
+    </ns0:p>
+    <ns0:p>
+      <ns0:pPr>
+        <ns0:pStyle ns0:val="CDSection"/>
+      </ns0:pPr>
+      <ns0:r>
+        <ns0:t xml:space="preserve">Câu 24</ns0:t>
+      </ns0:r>
+    </ns0:p>
+    <ns0:p>
+      <ns0:pPr>
+        <ns0:pStyle ns0:val="CDSection"/>
+      </ns0:pPr>
+      <ns0:r>
+        <ns0:rPr>
+          <ns0:b/>
+          <ns0:bCs/>
+        </ns0:rPr>
+        <ns0:t xml:space="preserve">Nội dung:</ns0:t>
+      </ns0:r>
+      <ns0:r>
+        <ns0:t xml:space="preserve"> </ns0:t>
+      </ns0:r>
+      <ns0:r>
+        <ns0:t xml:space="preserve">Thanks to resembling weather condition across latitude in the continent of 24…………………..</ns0:t>
+      </ns0:r>
+    </ns0:p>
+    <ns0:p>
+      <ns0:pPr>
+        <ns0:pStyle ns0:val="Compact"/>
+        <ns0:numPr>
+          <ns0:ilvl ns0:val="0"/>
+          <ns0:numId ns0:val="1033"/>
+        </ns0:numPr>
+      </ns0:pPr>
+      <ns0:r>
+        <ns0:t xml:space="preserve">Từ khóa tìm trong bài</ns0:t>
       </ns0:r>
     </ns0:p>
     <ns0:p>
@@ -2471,101 +2623,47 @@
         <ns0:pStyle ns0:val="Compact"/>
         <ns0:numPr>
           <ns0:ilvl ns0:val="1"/>
+          <ns0:numId ns0:val="1034"/>
+        </ns0:numPr>
+      </ns0:pPr>
+      <ns0:r>
+        <ns0:t xml:space="preserve">resembling weather condition (climates are similar)</ns0:t>
+      </ns0:r>
+    </ns0:p>
+    <ns0:p>
+      <ns0:pPr>
+        <ns0:pStyle ns0:val="Compact"/>
+        <ns0:numPr>
+          <ns0:ilvl ns0:val="1"/>
+          <ns0:numId ns0:val="1034"/>
+        </ns0:numPr>
+      </ns0:pPr>
+      <ns0:r>
+        <ns0:t xml:space="preserve">across latitude</ns0:t>
+      </ns0:r>
+    </ns0:p>
+    <ns0:p>
+      <ns0:pPr>
+        <ns0:pStyle ns0:val="Compact"/>
+        <ns0:numPr>
+          <ns0:ilvl ns0:val="1"/>
+          <ns0:numId ns0:val="1034"/>
+        </ns0:numPr>
+      </ns0:pPr>
+      <ns0:r>
+        <ns0:t xml:space="preserve">continent of …</ns0:t>
+      </ns0:r>
+    </ns0:p>
+    <ns0:p>
+      <ns0:pPr>
+        <ns0:pStyle ns0:val="Compact"/>
+        <ns0:numPr>
+          <ns0:ilvl ns0:val="0"/>
           <ns0:numId ns0:val="1033"/>
         </ns0:numPr>
       </ns0:pPr>
       <ns0:r>
-        <ns0:t xml:space="preserve">Bài đọc nói rằng sự tích lũy của cải (</ns0:t>
-      </ns0:r>
-      <ns0:r>
-        <ns0:t xml:space="preserve">“wealth”</ns0:t>
-      </ns0:r>
-      <ns0:r>
-        <ns0:t xml:space="preserve"> </ns0:t>
-      </ns0:r>
-      <ns0:r>
-        <ns0:t xml:space="preserve">~ prosperity) và sự cải thiện trong</ns0:t>
-      </ns0:r>
-      <ns0:r>
-        <ns0:t xml:space="preserve"> </ns0:t>
-      </ns0:r>
-      <ns0:r>
-        <ns0:t xml:space="preserve">“governing institutions”</ns0:t>
-      </ns0:r>
-      <ns0:r>
-        <ns0:t xml:space="preserve"> </ns0:t>
-      </ns0:r>
-      <ns0:r>
-        <ns0:t xml:space="preserve">đều được hỗ trợ bởi môi trường. Do đó, yếu tố cần cải thiện là</ns0:t>
-      </ns0:r>
-      <ns0:r>
-        <ns0:t xml:space="preserve"> </ns0:t>
-      </ns0:r>
-      <ns0:r>
-        <ns0:t xml:space="preserve">“governing institutions”</ns0:t>
-      </ns0:r>
-      <ns0:r>
-        <ns0:t xml:space="preserve">.</ns0:t>
-      </ns0:r>
-    </ns0:p>
-    <ns0:p>
-      <ns0:pPr>
-        <ns0:pStyle ns0:val="Compact"/>
-        <ns0:numPr>
-          <ns0:ilvl ns0:val="0"/>
-          <ns0:numId ns0:val="1030"/>
-        </ns0:numPr>
-      </ns0:pPr>
-      <ns0:r>
-        <ns0:rPr>
-          <ns0:b/>
-          <ns0:bCs/>
-        </ns0:rPr>
-        <ns0:t xml:space="preserve">Đáp án:</ns0:t>
-      </ns0:r>
-      <ns0:r>
-        <ns0:t xml:space="preserve"> </ns0:t>
-      </ns0:r>
-      <ns0:r>
-        <ns0:t xml:space="preserve">Governing institutions</ns0:t>
-      </ns0:r>
-    </ns0:p>
-    <ns0:p>
-      <ns0:pPr>
-        <ns0:pStyle ns0:val="CDSection"/>
-      </ns0:pPr>
-      <ns0:r>
-        <ns0:t xml:space="preserve">Câu 24</ns0:t>
-      </ns0:r>
-    </ns0:p>
-    <ns0:p>
-      <ns0:pPr>
-        <ns0:pStyle ns0:val="CDSection"/>
-      </ns0:pPr>
-      <ns0:r>
-        <ns0:rPr>
-          <ns0:b/>
-          <ns0:bCs/>
-        </ns0:rPr>
-        <ns0:t xml:space="preserve">Nội dung:</ns0:t>
-      </ns0:r>
-      <ns0:r>
-        <ns0:t xml:space="preserve"> </ns0:t>
-      </ns0:r>
-      <ns0:r>
-        <ns0:t xml:space="preserve">Thanks to resembling weather condition across latitude in the continent of 24…………………..</ns0:t>
-      </ns0:r>
-    </ns0:p>
-    <ns0:p>
-      <ns0:pPr>
-        <ns0:pStyle ns0:val="Compact"/>
-        <ns0:numPr>
-          <ns0:ilvl ns0:val="0"/>
-          <ns0:numId ns0:val="1034"/>
-        </ns0:numPr>
-      </ns0:pPr>
-      <ns0:r>
-        <ns0:t xml:space="preserve">Từ khóa tìm trong bài</ns0:t>
+        <ns0:t xml:space="preserve">Từ khóa mấu chốt</ns0:t>
       </ns0:r>
     </ns0:p>
     <ns0:p>
@@ -2577,43 +2675,29 @@
         </ns0:numPr>
       </ns0:pPr>
       <ns0:r>
-        <ns0:t xml:space="preserve">resembling weather condition (climates are similar)</ns0:t>
-      </ns0:r>
-    </ns0:p>
-    <ns0:p>
-      <ns0:pPr>
-        <ns0:pStyle ns0:val="Compact"/>
-        <ns0:numPr>
-          <ns0:ilvl ns0:val="1"/>
-          <ns0:numId ns0:val="1035"/>
-        </ns0:numPr>
-      </ns0:pPr>
-      <ns0:r>
-        <ns0:t xml:space="preserve">across latitude</ns0:t>
-      </ns0:r>
-    </ns0:p>
-    <ns0:p>
-      <ns0:pPr>
-        <ns0:pStyle ns0:val="Compact"/>
-        <ns0:numPr>
-          <ns0:ilvl ns0:val="1"/>
-          <ns0:numId ns0:val="1035"/>
-        </ns0:numPr>
-      </ns0:pPr>
-      <ns0:r>
-        <ns0:t xml:space="preserve">continent of …</ns0:t>
-      </ns0:r>
-    </ns0:p>
-    <ns0:p>
-      <ns0:pPr>
-        <ns0:pStyle ns0:val="Compact"/>
-        <ns0:numPr>
-          <ns0:ilvl ns0:val="0"/>
-          <ns0:numId ns0:val="1034"/>
-        </ns0:numPr>
-      </ns0:pPr>
-      <ns0:r>
-        <ns0:t xml:space="preserve">Từ khóa mấu chốt</ns0:t>
+        <ns0:rPr>
+          <ns0:b/>
+          <ns0:bCs/>
+        </ns0:rPr>
+        <ns0:t xml:space="preserve">Đoạn F:</ns0:t>
+      </ns0:r>
+      <ns0:r>
+        <ns0:t xml:space="preserve"> </ns0:t>
+      </ns0:r>
+      <ns0:r>
+        <ns0:t xml:space="preserve">“So, in Europe, crops can spread quickly across latitudes because climates are similar.”</ns0:t>
+      </ns0:r>
+    </ns0:p>
+    <ns0:p>
+      <ns0:pPr>
+        <ns0:pStyle ns0:val="Compact"/>
+        <ns0:numPr>
+          <ns0:ilvl ns0:val="0"/>
+          <ns0:numId ns0:val="1033"/>
+        </ns0:numPr>
+      </ns0:pPr>
+      <ns0:r>
+        <ns0:t xml:space="preserve">Phân tích &amp; Vị trí</ns0:t>
       </ns0:r>
     </ns0:p>
     <ns0:p>
@@ -2625,29 +2709,88 @@
         </ns0:numPr>
       </ns0:pPr>
       <ns0:r>
-        <ns0:rPr>
-          <ns0:b/>
-          <ns0:bCs/>
-        </ns0:rPr>
-        <ns0:t xml:space="preserve">Đoạn F:</ns0:t>
-      </ns0:r>
-      <ns0:r>
-        <ns0:t xml:space="preserve"> </ns0:t>
-      </ns0:r>
-      <ns0:r>
-        <ns0:t xml:space="preserve">“So, in Europe, crops can spread quickly across latitudes because climates are similar.”</ns0:t>
-      </ns0:r>
-    </ns0:p>
-    <ns0:p>
-      <ns0:pPr>
-        <ns0:pStyle ns0:val="Compact"/>
-        <ns0:numPr>
-          <ns0:ilvl ns0:val="0"/>
-          <ns0:numId ns0:val="1034"/>
-        </ns0:numPr>
-      </ns0:pPr>
-      <ns0:r>
-        <ns0:t xml:space="preserve">Phân tích &amp; Vị trí</ns0:t>
+        <ns0:t xml:space="preserve">“Climates are similar”</ns0:t>
+      </ns0:r>
+      <ns0:r>
+        <ns0:t xml:space="preserve"> </ns0:t>
+      </ns0:r>
+      <ns0:r>
+        <ns0:t xml:space="preserve">tương ứng với</ns0:t>
+      </ns0:r>
+      <ns0:r>
+        <ns0:t xml:space="preserve"> </ns0:t>
+      </ns0:r>
+      <ns0:r>
+        <ns0:t xml:space="preserve">“resembling weather condition”</ns0:t>
+      </ns0:r>
+      <ns0:r>
+        <ns0:t xml:space="preserve">. Đoạn văn nói điều này xảy ra ở châu lục/khu vực là Châu Âu (</ns0:t>
+      </ns0:r>
+      <ns0:r>
+        <ns0:t xml:space="preserve">“Europe”</ns0:t>
+      </ns0:r>
+      <ns0:r>
+        <ns0:t xml:space="preserve">).</ns0:t>
+      </ns0:r>
+    </ns0:p>
+    <ns0:p>
+      <ns0:pPr>
+        <ns0:pStyle ns0:val="Compact"/>
+        <ns0:numPr>
+          <ns0:ilvl ns0:val="0"/>
+          <ns0:numId ns0:val="1033"/>
+        </ns0:numPr>
+      </ns0:pPr>
+      <ns0:r>
+        <ns0:rPr>
+          <ns0:b/>
+          <ns0:bCs/>
+        </ns0:rPr>
+        <ns0:t xml:space="preserve">Đáp án:</ns0:t>
+      </ns0:r>
+      <ns0:r>
+        <ns0:t xml:space="preserve"> </ns0:t>
+      </ns0:r>
+      <ns0:r>
+        <ns0:t xml:space="preserve">Europe</ns0:t>
+      </ns0:r>
+    </ns0:p>
+    <ns0:p>
+      <ns0:pPr>
+        <ns0:pStyle ns0:val="CDSection"/>
+      </ns0:pPr>
+      <ns0:r>
+        <ns0:t xml:space="preserve">Câu 25</ns0:t>
+      </ns0:r>
+    </ns0:p>
+    <ns0:p>
+      <ns0:pPr>
+        <ns0:pStyle ns0:val="CDSection"/>
+      </ns0:pPr>
+      <ns0:r>
+        <ns0:rPr>
+          <ns0:b/>
+          <ns0:bCs/>
+        </ns0:rPr>
+        <ns0:t xml:space="preserve">Nội dung:</ns0:t>
+      </ns0:r>
+      <ns0:r>
+        <ns0:t xml:space="preserve"> </ns0:t>
+      </ns0:r>
+      <ns0:r>
+        <ns0:t xml:space="preserve">’crops such as 25…………………… is bound to spread faster than from South America to the North.</ns0:t>
+      </ns0:r>
+    </ns0:p>
+    <ns0:p>
+      <ns0:pPr>
+        <ns0:pStyle ns0:val="Compact"/>
+        <ns0:numPr>
+          <ns0:ilvl ns0:val="0"/>
+          <ns0:numId ns0:val="1037"/>
+        </ns0:numPr>
+      </ns0:pPr>
+      <ns0:r>
+        <ns0:t xml:space="preserve">Từ khóa tìm trong bài</ns0:t>
       </ns0:r>
     </ns0:p>
     <ns0:p>
@@ -2655,92 +2798,35 @@
         <ns0:pStyle ns0:val="Compact"/>
         <ns0:numPr>
           <ns0:ilvl ns0:val="1"/>
+          <ns0:numId ns0:val="1038"/>
+        </ns0:numPr>
+      </ns0:pPr>
+      <ns0:r>
+        <ns0:t xml:space="preserve">crops such as …</ns0:t>
+      </ns0:r>
+    </ns0:p>
+    <ns0:p>
+      <ns0:pPr>
+        <ns0:pStyle ns0:val="Compact"/>
+        <ns0:numPr>
+          <ns0:ilvl ns0:val="1"/>
+          <ns0:numId ns0:val="1038"/>
+        </ns0:numPr>
+      </ns0:pPr>
+      <ns0:r>
+        <ns0:t xml:space="preserve">spread faster (quickly)</ns0:t>
+      </ns0:r>
+    </ns0:p>
+    <ns0:p>
+      <ns0:pPr>
+        <ns0:pStyle ns0:val="Compact"/>
+        <ns0:numPr>
+          <ns0:ilvl ns0:val="0"/>
           <ns0:numId ns0:val="1037"/>
         </ns0:numPr>
       </ns0:pPr>
       <ns0:r>
-        <ns0:t xml:space="preserve">“Climates are similar”</ns0:t>
-      </ns0:r>
-      <ns0:r>
-        <ns0:t xml:space="preserve"> </ns0:t>
-      </ns0:r>
-      <ns0:r>
-        <ns0:t xml:space="preserve">tương ứng với</ns0:t>
-      </ns0:r>
-      <ns0:r>
-        <ns0:t xml:space="preserve"> </ns0:t>
-      </ns0:r>
-      <ns0:r>
-        <ns0:t xml:space="preserve">“resembling weather condition”</ns0:t>
-      </ns0:r>
-      <ns0:r>
-        <ns0:t xml:space="preserve">. Đoạn văn nói điều này xảy ra ở châu lục/khu vực là Châu Âu (</ns0:t>
-      </ns0:r>
-      <ns0:r>
-        <ns0:t xml:space="preserve">“Europe”</ns0:t>
-      </ns0:r>
-      <ns0:r>
-        <ns0:t xml:space="preserve">).</ns0:t>
-      </ns0:r>
-    </ns0:p>
-    <ns0:p>
-      <ns0:pPr>
-        <ns0:pStyle ns0:val="Compact"/>
-        <ns0:numPr>
-          <ns0:ilvl ns0:val="0"/>
-          <ns0:numId ns0:val="1034"/>
-        </ns0:numPr>
-      </ns0:pPr>
-      <ns0:r>
-        <ns0:rPr>
-          <ns0:b/>
-          <ns0:bCs/>
-        </ns0:rPr>
-        <ns0:t xml:space="preserve">Đáp án:</ns0:t>
-      </ns0:r>
-      <ns0:r>
-        <ns0:t xml:space="preserve"> </ns0:t>
-      </ns0:r>
-      <ns0:r>
-        <ns0:t xml:space="preserve">Europe</ns0:t>
-      </ns0:r>
-    </ns0:p>
-    <ns0:p>
-      <ns0:pPr>
-        <ns0:pStyle ns0:val="CDSection"/>
-      </ns0:pPr>
-      <ns0:r>
-        <ns0:t xml:space="preserve">Câu 25</ns0:t>
-      </ns0:r>
-    </ns0:p>
-    <ns0:p>
-      <ns0:pPr>
-        <ns0:pStyle ns0:val="CDSection"/>
-      </ns0:pPr>
-      <ns0:r>
-        <ns0:rPr>
-          <ns0:b/>
-          <ns0:bCs/>
-        </ns0:rPr>
-        <ns0:t xml:space="preserve">Nội dung:</ns0:t>
-      </ns0:r>
-      <ns0:r>
-        <ns0:t xml:space="preserve"> </ns0:t>
-      </ns0:r>
-      <ns0:r>
-        <ns0:t xml:space="preserve">’crops such as 25…………………… is bound to spread faster than from South America to the North.</ns0:t>
-      </ns0:r>
-    </ns0:p>
-    <ns0:p>
-      <ns0:pPr>
-        <ns0:pStyle ns0:val="Compact"/>
-        <ns0:numPr>
-          <ns0:ilvl ns0:val="0"/>
-          <ns0:numId ns0:val="1038"/>
-        </ns0:numPr>
-      </ns0:pPr>
-      <ns0:r>
-        <ns0:t xml:space="preserve">Từ khóa tìm trong bài</ns0:t>
+        <ns0:t xml:space="preserve">Từ khóa mấu chốt</ns0:t>
       </ns0:r>
     </ns0:p>
     <ns0:p>
@@ -2752,31 +2838,29 @@
         </ns0:numPr>
       </ns0:pPr>
       <ns0:r>
-        <ns0:t xml:space="preserve">crops such as …</ns0:t>
-      </ns0:r>
-    </ns0:p>
-    <ns0:p>
-      <ns0:pPr>
-        <ns0:pStyle ns0:val="Compact"/>
-        <ns0:numPr>
-          <ns0:ilvl ns0:val="1"/>
-          <ns0:numId ns0:val="1039"/>
-        </ns0:numPr>
-      </ns0:pPr>
-      <ns0:r>
-        <ns0:t xml:space="preserve">spread faster (quickly)</ns0:t>
-      </ns0:r>
-    </ns0:p>
-    <ns0:p>
-      <ns0:pPr>
-        <ns0:pStyle ns0:val="Compact"/>
-        <ns0:numPr>
-          <ns0:ilvl ns0:val="0"/>
-          <ns0:numId ns0:val="1038"/>
-        </ns0:numPr>
-      </ns0:pPr>
-      <ns0:r>
-        <ns0:t xml:space="preserve">Từ khóa mấu chốt</ns0:t>
+        <ns0:rPr>
+          <ns0:b/>
+          <ns0:bCs/>
+        </ns0:rPr>
+        <ns0:t xml:space="preserve">Đoạn F:</ns0:t>
+      </ns0:r>
+      <ns0:r>
+        <ns0:t xml:space="preserve"> </ns0:t>
+      </ns0:r>
+      <ns0:r>
+        <ns0:t xml:space="preserve">“One of the first domesticated crops, einkorn wheat, spread quickly from the Middle East into Europe…”</ns0:t>
+      </ns0:r>
+    </ns0:p>
+    <ns0:p>
+      <ns0:pPr>
+        <ns0:pStyle ns0:val="Compact"/>
+        <ns0:numPr>
+          <ns0:ilvl ns0:val="0"/>
+          <ns0:numId ns0:val="1037"/>
+        </ns0:numPr>
+      </ns0:pPr>
+      <ns0:r>
+        <ns0:t xml:space="preserve">Phân tích &amp; Vị trí</ns0:t>
       </ns0:r>
     </ns0:p>
     <ns0:p>
@@ -2788,29 +2872,79 @@
         </ns0:numPr>
       </ns0:pPr>
       <ns0:r>
-        <ns0:rPr>
-          <ns0:b/>
-          <ns0:bCs/>
-        </ns0:rPr>
-        <ns0:t xml:space="preserve">Đoạn F:</ns0:t>
-      </ns0:r>
-      <ns0:r>
-        <ns0:t xml:space="preserve"> </ns0:t>
-      </ns0:r>
-      <ns0:r>
-        <ns0:t xml:space="preserve">“One of the first domesticated crops, einkorn wheat, spread quickly from the Middle East into Europe…”</ns0:t>
-      </ns0:r>
-    </ns0:p>
-    <ns0:p>
-      <ns0:pPr>
-        <ns0:pStyle ns0:val="Compact"/>
-        <ns0:numPr>
-          <ns0:ilvl ns0:val="0"/>
-          <ns0:numId ns0:val="1038"/>
-        </ns0:numPr>
-      </ns0:pPr>
-      <ns0:r>
-        <ns0:t xml:space="preserve">Phân tích &amp; Vị trí</ns0:t>
+        <ns0:t xml:space="preserve">Loại cây trồng (</ns0:t>
+      </ns0:r>
+      <ns0:r>
+        <ns0:t xml:space="preserve">“crop”</ns0:t>
+      </ns0:r>
+      <ns0:r>
+        <ns0:t xml:space="preserve">) được nhắc đến là lan truyền nhanh (</ns0:t>
+      </ns0:r>
+      <ns0:r>
+        <ns0:t xml:space="preserve">“spread quickly”</ns0:t>
+      </ns0:r>
+      <ns0:r>
+        <ns0:t xml:space="preserve">) chính là lúa mì einkorn.</ns0:t>
+      </ns0:r>
+    </ns0:p>
+    <ns0:p>
+      <ns0:pPr>
+        <ns0:pStyle ns0:val="Compact"/>
+        <ns0:numPr>
+          <ns0:ilvl ns0:val="0"/>
+          <ns0:numId ns0:val="1037"/>
+        </ns0:numPr>
+      </ns0:pPr>
+      <ns0:r>
+        <ns0:rPr>
+          <ns0:b/>
+          <ns0:bCs/>
+        </ns0:rPr>
+        <ns0:t xml:space="preserve">Đáp án:</ns0:t>
+      </ns0:r>
+      <ns0:r>
+        <ns0:t xml:space="preserve"> </ns0:t>
+      </ns0:r>
+      <ns0:r>
+        <ns0:t xml:space="preserve">einkorn Wheat</ns0:t>
+      </ns0:r>
+    </ns0:p>
+    <ns0:p>
+      <ns0:pPr>
+        <ns0:pStyle ns0:val="CDSection"/>
+      </ns0:pPr>
+      <ns0:r>
+        <ns0:t xml:space="preserve">Câu 26</ns0:t>
+      </ns0:r>
+    </ns0:p>
+    <ns0:p>
+      <ns0:pPr>
+        <ns0:pStyle ns0:val="CDSection"/>
+      </ns0:pPr>
+      <ns0:r>
+        <ns0:rPr>
+          <ns0:b/>
+          <ns0:bCs/>
+        </ns0:rPr>
+        <ns0:t xml:space="preserve">Nội dung:</ns0:t>
+      </ns0:r>
+      <ns0:r>
+        <ns0:t xml:space="preserve"> </ns0:t>
+      </ns0:r>
+      <ns0:r>
+        <ns0:t xml:space="preserve">Other researchers also noted that even though geographical factors are important, a tropical country such as 26………………….. still became rich due to scientific advancement.</ns0:t>
+      </ns0:r>
+    </ns0:p>
+    <ns0:p>
+      <ns0:pPr>
+        <ns0:pStyle ns0:val="Compact"/>
+        <ns0:numPr>
+          <ns0:ilvl ns0:val="0"/>
+          <ns0:numId ns0:val="1041"/>
+        </ns0:numPr>
+      </ns0:pPr>
+      <ns0:r>
+        <ns0:t xml:space="preserve">Từ khóa tìm trong bài</ns0:t>
       </ns0:r>
     </ns0:p>
     <ns0:p>
@@ -2818,83 +2952,47 @@
         <ns0:pStyle ns0:val="Compact"/>
         <ns0:numPr>
           <ns0:ilvl ns0:val="1"/>
+          <ns0:numId ns0:val="1042"/>
+        </ns0:numPr>
+      </ns0:pPr>
+      <ns0:r>
+        <ns0:t xml:space="preserve">tropical country</ns0:t>
+      </ns0:r>
+    </ns0:p>
+    <ns0:p>
+      <ns0:pPr>
+        <ns0:pStyle ns0:val="Compact"/>
+        <ns0:numPr>
+          <ns0:ilvl ns0:val="1"/>
+          <ns0:numId ns0:val="1042"/>
+        </ns0:numPr>
+      </ns0:pPr>
+      <ns0:r>
+        <ns0:t xml:space="preserve">became rich</ns0:t>
+      </ns0:r>
+    </ns0:p>
+    <ns0:p>
+      <ns0:pPr>
+        <ns0:pStyle ns0:val="Compact"/>
+        <ns0:numPr>
+          <ns0:ilvl ns0:val="1"/>
+          <ns0:numId ns0:val="1042"/>
+        </ns0:numPr>
+      </ns0:pPr>
+      <ns0:r>
+        <ns0:t xml:space="preserve">scientific advancement (air conditioning)</ns0:t>
+      </ns0:r>
+    </ns0:p>
+    <ns0:p>
+      <ns0:pPr>
+        <ns0:pStyle ns0:val="Compact"/>
+        <ns0:numPr>
+          <ns0:ilvl ns0:val="0"/>
           <ns0:numId ns0:val="1041"/>
         </ns0:numPr>
       </ns0:pPr>
       <ns0:r>
-        <ns0:t xml:space="preserve">Loại cây trồng (</ns0:t>
-      </ns0:r>
-      <ns0:r>
-        <ns0:t xml:space="preserve">“crop”</ns0:t>
-      </ns0:r>
-      <ns0:r>
-        <ns0:t xml:space="preserve">) được nhắc đến là lan truyền nhanh (</ns0:t>
-      </ns0:r>
-      <ns0:r>
-        <ns0:t xml:space="preserve">“spread quickly”</ns0:t>
-      </ns0:r>
-      <ns0:r>
-        <ns0:t xml:space="preserve">) chính là lúa mì einkorn.</ns0:t>
-      </ns0:r>
-    </ns0:p>
-    <ns0:p>
-      <ns0:pPr>
-        <ns0:pStyle ns0:val="Compact"/>
-        <ns0:numPr>
-          <ns0:ilvl ns0:val="0"/>
-          <ns0:numId ns0:val="1038"/>
-        </ns0:numPr>
-      </ns0:pPr>
-      <ns0:r>
-        <ns0:rPr>
-          <ns0:b/>
-          <ns0:bCs/>
-        </ns0:rPr>
-        <ns0:t xml:space="preserve">Đáp án:</ns0:t>
-      </ns0:r>
-      <ns0:r>
-        <ns0:t xml:space="preserve"> </ns0:t>
-      </ns0:r>
-      <ns0:r>
-        <ns0:t xml:space="preserve">einkorn Wheat</ns0:t>
-      </ns0:r>
-    </ns0:p>
-    <ns0:p>
-      <ns0:pPr>
-        <ns0:pStyle ns0:val="CDSection"/>
-      </ns0:pPr>
-      <ns0:r>
-        <ns0:t xml:space="preserve">Câu 26</ns0:t>
-      </ns0:r>
-    </ns0:p>
-    <ns0:p>
-      <ns0:pPr>
-        <ns0:pStyle ns0:val="CDSection"/>
-      </ns0:pPr>
-      <ns0:r>
-        <ns0:rPr>
-          <ns0:b/>
-          <ns0:bCs/>
-        </ns0:rPr>
-        <ns0:t xml:space="preserve">Nội dung:</ns0:t>
-      </ns0:r>
-      <ns0:r>
-        <ns0:t xml:space="preserve"> </ns0:t>
-      </ns0:r>
-      <ns0:r>
-        <ns0:t xml:space="preserve">Other researchers also noted that even though geographical factors are important, a tropical country such as 26………………….. still became rich due to scientific advancement.</ns0:t>
-      </ns0:r>
-    </ns0:p>
-    <ns0:p>
-      <ns0:pPr>
-        <ns0:pStyle ns0:val="Compact"/>
-        <ns0:numPr>
-          <ns0:ilvl ns0:val="0"/>
-          <ns0:numId ns0:val="1042"/>
-        </ns0:numPr>
-      </ns0:pPr>
-      <ns0:r>
-        <ns0:t xml:space="preserve">Từ khóa tìm trong bài</ns0:t>
+        <ns0:t xml:space="preserve">Từ khóa mấu chốt</ns0:t>
       </ns0:r>
     </ns0:p>
     <ns0:p>
@@ -2906,43 +3004,29 @@
         </ns0:numPr>
       </ns0:pPr>
       <ns0:r>
-        <ns0:t xml:space="preserve">tropical country</ns0:t>
-      </ns0:r>
-    </ns0:p>
-    <ns0:p>
-      <ns0:pPr>
-        <ns0:pStyle ns0:val="Compact"/>
-        <ns0:numPr>
-          <ns0:ilvl ns0:val="1"/>
-          <ns0:numId ns0:val="1043"/>
-        </ns0:numPr>
-      </ns0:pPr>
-      <ns0:r>
-        <ns0:t xml:space="preserve">became rich</ns0:t>
-      </ns0:r>
-    </ns0:p>
-    <ns0:p>
-      <ns0:pPr>
-        <ns0:pStyle ns0:val="Compact"/>
-        <ns0:numPr>
-          <ns0:ilvl ns0:val="1"/>
-          <ns0:numId ns0:val="1043"/>
-        </ns0:numPr>
-      </ns0:pPr>
-      <ns0:r>
-        <ns0:t xml:space="preserve">scientific advancement (air conditioning)</ns0:t>
-      </ns0:r>
-    </ns0:p>
-    <ns0:p>
-      <ns0:pPr>
-        <ns0:pStyle ns0:val="Compact"/>
-        <ns0:numPr>
-          <ns0:ilvl ns0:val="0"/>
-          <ns0:numId ns0:val="1042"/>
-        </ns0:numPr>
-      </ns0:pPr>
-      <ns0:r>
-        <ns0:t xml:space="preserve">Từ khóa mấu chốt</ns0:t>
+        <ns0:rPr>
+          <ns0:b/>
+          <ns0:bCs/>
+        </ns0:rPr>
+        <ns0:t xml:space="preserve">Đoạn G:</ns0:t>
+      </ns0:r>
+      <ns0:r>
+        <ns0:t xml:space="preserve"> </ns0:t>
+      </ns0:r>
+      <ns0:r>
+        <ns0:t xml:space="preserve">“Take Singapore: without air conditioning, it wouldn’t be rich.”</ns0:t>
+      </ns0:r>
+    </ns0:p>
+    <ns0:p>
+      <ns0:pPr>
+        <ns0:pStyle ns0:val="Compact"/>
+        <ns0:numPr>
+          <ns0:ilvl ns0:val="0"/>
+          <ns0:numId ns0:val="1041"/>
+        </ns0:numPr>
+      </ns0:pPr>
+      <ns0:r>
+        <ns0:t xml:space="preserve">Phân tích &amp; Vị trí</ns0:t>
       </ns0:r>
     </ns0:p>
     <ns0:p>
@@ -2954,40 +3038,6 @@
         </ns0:numPr>
       </ns0:pPr>
       <ns0:r>
-        <ns0:rPr>
-          <ns0:b/>
-          <ns0:bCs/>
-        </ns0:rPr>
-        <ns0:t xml:space="preserve">Đoạn G:</ns0:t>
-      </ns0:r>
-      <ns0:r>
-        <ns0:t xml:space="preserve"> </ns0:t>
-      </ns0:r>
-      <ns0:r>
-        <ns0:t xml:space="preserve">“Take Singapore: without air conditioning, it wouldn’t be rich.”</ns0:t>
-      </ns0:r>
-    </ns0:p>
-    <ns0:p>
-      <ns0:pPr>
-        <ns0:pStyle ns0:val="Compact"/>
-        <ns0:numPr>
-          <ns0:ilvl ns0:val="0"/>
-          <ns0:numId ns0:val="1042"/>
-        </ns0:numPr>
-      </ns0:pPr>
-      <ns0:r>
-        <ns0:t xml:space="preserve">Phân tích &amp; Vị trí</ns0:t>
-      </ns0:r>
-    </ns0:p>
-    <ns0:p>
-      <ns0:pPr>
-        <ns0:pStyle ns0:val="Compact"/>
-        <ns0:numPr>
-          <ns0:ilvl ns0:val="1"/>
-          <ns0:numId ns0:val="1045"/>
-        </ns0:numPr>
-      </ns0:pPr>
-      <ns0:r>
         <ns0:t xml:space="preserve">Singapore là ví dụ về một quốc gia nhiệt đới (</ns0:t>
       </ns0:r>
       <ns0:r>
@@ -3014,7 +3064,7 @@
         <ns0:pStyle ns0:val="Compact"/>
         <ns0:numPr>
           <ns0:ilvl ns0:val="0"/>
-          <ns0:numId ns0:val="1042"/>
+          <ns0:numId ns0:val="1041"/>
         </ns0:numPr>
       </ns0:pPr>
       <ns0:r>
@@ -4574,39 +4624,36 @@
     <w:abstractNumId w:val="991"/>
   </w:num>
   <w:num w:numId="1003">
-    <w:abstractNumId w:val="991"/>
+    <w:abstractNumId w:val="99531"/>
+    <w:lvlOverride w:ilvl="0">
+      <w:startOverride w:val="1"/>
+    </w:lvlOverride>
+    <w:lvlOverride w:ilvl="1">
+      <w:startOverride w:val="1"/>
+    </w:lvlOverride>
+    <w:lvlOverride w:ilvl="2">
+      <w:startOverride w:val="1"/>
+    </w:lvlOverride>
+    <w:lvlOverride w:ilvl="3">
+      <w:startOverride w:val="1"/>
+    </w:lvlOverride>
+    <w:lvlOverride w:ilvl="4">
+      <w:startOverride w:val="1"/>
+    </w:lvlOverride>
+    <w:lvlOverride w:ilvl="5">
+      <w:startOverride w:val="1"/>
+    </w:lvlOverride>
+    <w:lvlOverride w:ilvl="6">
+      <w:startOverride w:val="1"/>
+    </w:lvlOverride>
+    <w:lvlOverride w:ilvl="7">
+      <w:startOverride w:val="1"/>
+    </w:lvlOverride>
+    <w:lvlOverride w:ilvl="8">
+      <w:startOverride w:val="1"/>
+    </w:lvlOverride>
   </w:num>
   <w:num w:numId="1004">
-    <w:abstractNumId w:val="99531"/>
-    <w:lvlOverride w:ilvl="0">
-      <w:startOverride w:val="1"/>
-    </w:lvlOverride>
-    <w:lvlOverride w:ilvl="1">
-      <w:startOverride w:val="1"/>
-    </w:lvlOverride>
-    <w:lvlOverride w:ilvl="2">
-      <w:startOverride w:val="1"/>
-    </w:lvlOverride>
-    <w:lvlOverride w:ilvl="3">
-      <w:startOverride w:val="1"/>
-    </w:lvlOverride>
-    <w:lvlOverride w:ilvl="4">
-      <w:startOverride w:val="1"/>
-    </w:lvlOverride>
-    <w:lvlOverride w:ilvl="5">
-      <w:startOverride w:val="1"/>
-    </w:lvlOverride>
-    <w:lvlOverride w:ilvl="6">
-      <w:startOverride w:val="1"/>
-    </w:lvlOverride>
-    <w:lvlOverride w:ilvl="7">
-      <w:startOverride w:val="1"/>
-    </w:lvlOverride>
-    <w:lvlOverride w:ilvl="8">
-      <w:startOverride w:val="1"/>
-    </w:lvlOverride>
-  </w:num>
-  <w:num w:numId="1005">
     <w:abstractNumId w:val="99532"/>
     <w:lvlOverride w:ilvl="0">
       <w:startOverride w:val="2"/>
@@ -4636,7 +4683,7 @@
       <w:startOverride w:val="2"/>
     </w:lvlOverride>
   </w:num>
-  <w:num w:numId="1006">
+  <w:num w:numId="1005">
     <w:abstractNumId w:val="99533"/>
     <w:lvlOverride w:ilvl="0">
       <w:startOverride w:val="3"/>
@@ -4666,7 +4713,7 @@
       <w:startOverride w:val="3"/>
     </w:lvlOverride>
   </w:num>
-  <w:num w:numId="1007">
+  <w:num w:numId="1006">
     <w:abstractNumId w:val="99534"/>
     <w:lvlOverride w:ilvl="0">
       <w:startOverride w:val="4"/>
@@ -4696,7 +4743,7 @@
       <w:startOverride w:val="4"/>
     </w:lvlOverride>
   </w:num>
-  <w:num w:numId="1008">
+  <w:num w:numId="1007">
     <w:abstractNumId w:val="997322"/>
     <w:lvlOverride w:ilvl="0">
       <w:startOverride w:val="22"/>
@@ -4726,7 +4773,7 @@
       <w:startOverride w:val="22"/>
     </w:lvlOverride>
   </w:num>
-  <w:num w:numId="1009">
+  <w:num w:numId="1008">
     <w:abstractNumId w:val="99536"/>
     <w:lvlOverride w:ilvl="0">
       <w:startOverride w:val="6"/>
@@ -4756,7 +4803,7 @@
       <w:startOverride w:val="6"/>
     </w:lvlOverride>
   </w:num>
-  <w:num w:numId="1010">
+  <w:num w:numId="1009">
     <w:abstractNumId w:val="99537"/>
     <w:lvlOverride w:ilvl="0">
       <w:startOverride w:val="7"/>
@@ -4786,7 +4833,7 @@
       <w:startOverride w:val="7"/>
     </w:lvlOverride>
   </w:num>
-  <w:num w:numId="1011">
+  <w:num w:numId="1010">
     <w:abstractNumId w:val="99538"/>
     <w:lvlOverride w:ilvl="0">
       <w:startOverride w:val="8"/>
@@ -4816,7 +4863,7 @@
       <w:startOverride w:val="8"/>
     </w:lvlOverride>
   </w:num>
-  <w:num w:numId="1012">
+  <w:num w:numId="1011">
     <w:abstractNumId w:val="99539"/>
     <w:lvlOverride w:ilvl="0">
       <w:startOverride w:val="9"/>
@@ -4846,7 +4893,7 @@
       <w:startOverride w:val="9"/>
     </w:lvlOverride>
   </w:num>
-  <w:num w:numId="1013">
+  <w:num w:numId="1012">
     <w:abstractNumId w:val="997324"/>
     <w:lvlOverride w:ilvl="0">
       <w:startOverride w:val="24"/>
@@ -4875,6 +4922,9 @@
     <w:lvlOverride w:ilvl="8">
       <w:startOverride w:val="24"/>
     </w:lvlOverride>
+  </w:num>
+  <w:num w:numId="1013">
+    <w:abstractNumId w:val="991"/>
   </w:num>
   <w:num w:numId="1014">
     <w:abstractNumId w:val="991"/>
@@ -4898,37 +4948,37 @@
     <w:abstractNumId w:val="991"/>
   </w:num>
   <w:num w:numId="1021">
-    <w:abstractNumId w:val="991"/>
+    <w:abstractNumId w:val="99411"/>
+    <w:lvlOverride w:ilvl="0">
+      <w:startOverride w:val="1"/>
+    </w:lvlOverride>
+    <w:lvlOverride w:ilvl="1">
+      <w:startOverride w:val="1"/>
+    </w:lvlOverride>
+    <w:lvlOverride w:ilvl="2">
+      <w:startOverride w:val="1"/>
+    </w:lvlOverride>
+    <w:lvlOverride w:ilvl="3">
+      <w:startOverride w:val="1"/>
+    </w:lvlOverride>
+    <w:lvlOverride w:ilvl="4">
+      <w:startOverride w:val="1"/>
+    </w:lvlOverride>
+    <w:lvlOverride w:ilvl="5">
+      <w:startOverride w:val="1"/>
+    </w:lvlOverride>
+    <w:lvlOverride w:ilvl="6">
+      <w:startOverride w:val="1"/>
+    </w:lvlOverride>
+    <w:lvlOverride w:ilvl="7">
+      <w:startOverride w:val="1"/>
+    </w:lvlOverride>
+    <w:lvlOverride w:ilvl="8">
+      <w:startOverride w:val="1"/>
+    </w:lvlOverride>
   </w:num>
   <w:num w:numId="1022">
-    <w:abstractNumId w:val="99411"/>
-    <w:lvlOverride w:ilvl="0">
-      <w:startOverride w:val="1"/>
-    </w:lvlOverride>
-    <w:lvlOverride w:ilvl="1">
-      <w:startOverride w:val="1"/>
-    </w:lvlOverride>
-    <w:lvlOverride w:ilvl="2">
-      <w:startOverride w:val="1"/>
-    </w:lvlOverride>
-    <w:lvlOverride w:ilvl="3">
-      <w:startOverride w:val="1"/>
-    </w:lvlOverride>
-    <w:lvlOverride w:ilvl="4">
-      <w:startOverride w:val="1"/>
-    </w:lvlOverride>
-    <w:lvlOverride w:ilvl="5">
-      <w:startOverride w:val="1"/>
-    </w:lvlOverride>
-    <w:lvlOverride w:ilvl="6">
-      <w:startOverride w:val="1"/>
-    </w:lvlOverride>
-    <w:lvlOverride w:ilvl="7">
-      <w:startOverride w:val="1"/>
-    </w:lvlOverride>
-    <w:lvlOverride w:ilvl="8">
-      <w:startOverride w:val="1"/>
-    </w:lvlOverride>
+    <w:abstractNumId w:val="991"/>
   </w:num>
   <w:num w:numId="1023">
     <w:abstractNumId w:val="991"/>
@@ -4937,37 +4987,37 @@
     <w:abstractNumId w:val="991"/>
   </w:num>
   <w:num w:numId="1025">
-    <w:abstractNumId w:val="991"/>
+    <w:abstractNumId w:val="99411"/>
+    <w:lvlOverride w:ilvl="0">
+      <w:startOverride w:val="1"/>
+    </w:lvlOverride>
+    <w:lvlOverride w:ilvl="1">
+      <w:startOverride w:val="1"/>
+    </w:lvlOverride>
+    <w:lvlOverride w:ilvl="2">
+      <w:startOverride w:val="1"/>
+    </w:lvlOverride>
+    <w:lvlOverride w:ilvl="3">
+      <w:startOverride w:val="1"/>
+    </w:lvlOverride>
+    <w:lvlOverride w:ilvl="4">
+      <w:startOverride w:val="1"/>
+    </w:lvlOverride>
+    <w:lvlOverride w:ilvl="5">
+      <w:startOverride w:val="1"/>
+    </w:lvlOverride>
+    <w:lvlOverride w:ilvl="6">
+      <w:startOverride w:val="1"/>
+    </w:lvlOverride>
+    <w:lvlOverride w:ilvl="7">
+      <w:startOverride w:val="1"/>
+    </w:lvlOverride>
+    <w:lvlOverride w:ilvl="8">
+      <w:startOverride w:val="1"/>
+    </w:lvlOverride>
   </w:num>
   <w:num w:numId="1026">
-    <w:abstractNumId w:val="99411"/>
-    <w:lvlOverride w:ilvl="0">
-      <w:startOverride w:val="1"/>
-    </w:lvlOverride>
-    <w:lvlOverride w:ilvl="1">
-      <w:startOverride w:val="1"/>
-    </w:lvlOverride>
-    <w:lvlOverride w:ilvl="2">
-      <w:startOverride w:val="1"/>
-    </w:lvlOverride>
-    <w:lvlOverride w:ilvl="3">
-      <w:startOverride w:val="1"/>
-    </w:lvlOverride>
-    <w:lvlOverride w:ilvl="4">
-      <w:startOverride w:val="1"/>
-    </w:lvlOverride>
-    <w:lvlOverride w:ilvl="5">
-      <w:startOverride w:val="1"/>
-    </w:lvlOverride>
-    <w:lvlOverride w:ilvl="6">
-      <w:startOverride w:val="1"/>
-    </w:lvlOverride>
-    <w:lvlOverride w:ilvl="7">
-      <w:startOverride w:val="1"/>
-    </w:lvlOverride>
-    <w:lvlOverride w:ilvl="8">
-      <w:startOverride w:val="1"/>
-    </w:lvlOverride>
+    <w:abstractNumId w:val="991"/>
   </w:num>
   <w:num w:numId="1027">
     <w:abstractNumId w:val="991"/>
@@ -4976,37 +5026,37 @@
     <w:abstractNumId w:val="991"/>
   </w:num>
   <w:num w:numId="1029">
-    <w:abstractNumId w:val="991"/>
+    <w:abstractNumId w:val="99411"/>
+    <w:lvlOverride w:ilvl="0">
+      <w:startOverride w:val="1"/>
+    </w:lvlOverride>
+    <w:lvlOverride w:ilvl="1">
+      <w:startOverride w:val="1"/>
+    </w:lvlOverride>
+    <w:lvlOverride w:ilvl="2">
+      <w:startOverride w:val="1"/>
+    </w:lvlOverride>
+    <w:lvlOverride w:ilvl="3">
+      <w:startOverride w:val="1"/>
+    </w:lvlOverride>
+    <w:lvlOverride w:ilvl="4">
+      <w:startOverride w:val="1"/>
+    </w:lvlOverride>
+    <w:lvlOverride w:ilvl="5">
+      <w:startOverride w:val="1"/>
+    </w:lvlOverride>
+    <w:lvlOverride w:ilvl="6">
+      <w:startOverride w:val="1"/>
+    </w:lvlOverride>
+    <w:lvlOverride w:ilvl="7">
+      <w:startOverride w:val="1"/>
+    </w:lvlOverride>
+    <w:lvlOverride w:ilvl="8">
+      <w:startOverride w:val="1"/>
+    </w:lvlOverride>
   </w:num>
   <w:num w:numId="1030">
-    <w:abstractNumId w:val="99411"/>
-    <w:lvlOverride w:ilvl="0">
-      <w:startOverride w:val="1"/>
-    </w:lvlOverride>
-    <w:lvlOverride w:ilvl="1">
-      <w:startOverride w:val="1"/>
-    </w:lvlOverride>
-    <w:lvlOverride w:ilvl="2">
-      <w:startOverride w:val="1"/>
-    </w:lvlOverride>
-    <w:lvlOverride w:ilvl="3">
-      <w:startOverride w:val="1"/>
-    </w:lvlOverride>
-    <w:lvlOverride w:ilvl="4">
-      <w:startOverride w:val="1"/>
-    </w:lvlOverride>
-    <w:lvlOverride w:ilvl="5">
-      <w:startOverride w:val="1"/>
-    </w:lvlOverride>
-    <w:lvlOverride w:ilvl="6">
-      <w:startOverride w:val="1"/>
-    </w:lvlOverride>
-    <w:lvlOverride w:ilvl="7">
-      <w:startOverride w:val="1"/>
-    </w:lvlOverride>
-    <w:lvlOverride w:ilvl="8">
-      <w:startOverride w:val="1"/>
-    </w:lvlOverride>
+    <w:abstractNumId w:val="991"/>
   </w:num>
   <w:num w:numId="1031">
     <w:abstractNumId w:val="991"/>
@@ -5015,37 +5065,37 @@
     <w:abstractNumId w:val="991"/>
   </w:num>
   <w:num w:numId="1033">
-    <w:abstractNumId w:val="991"/>
+    <w:abstractNumId w:val="99411"/>
+    <w:lvlOverride w:ilvl="0">
+      <w:startOverride w:val="1"/>
+    </w:lvlOverride>
+    <w:lvlOverride w:ilvl="1">
+      <w:startOverride w:val="1"/>
+    </w:lvlOverride>
+    <w:lvlOverride w:ilvl="2">
+      <w:startOverride w:val="1"/>
+    </w:lvlOverride>
+    <w:lvlOverride w:ilvl="3">
+      <w:startOverride w:val="1"/>
+    </w:lvlOverride>
+    <w:lvlOverride w:ilvl="4">
+      <w:startOverride w:val="1"/>
+    </w:lvlOverride>
+    <w:lvlOverride w:ilvl="5">
+      <w:startOverride w:val="1"/>
+    </w:lvlOverride>
+    <w:lvlOverride w:ilvl="6">
+      <w:startOverride w:val="1"/>
+    </w:lvlOverride>
+    <w:lvlOverride w:ilvl="7">
+      <w:startOverride w:val="1"/>
+    </w:lvlOverride>
+    <w:lvlOverride w:ilvl="8">
+      <w:startOverride w:val="1"/>
+    </w:lvlOverride>
   </w:num>
   <w:num w:numId="1034">
-    <w:abstractNumId w:val="99411"/>
-    <w:lvlOverride w:ilvl="0">
-      <w:startOverride w:val="1"/>
-    </w:lvlOverride>
-    <w:lvlOverride w:ilvl="1">
-      <w:startOverride w:val="1"/>
-    </w:lvlOverride>
-    <w:lvlOverride w:ilvl="2">
-      <w:startOverride w:val="1"/>
-    </w:lvlOverride>
-    <w:lvlOverride w:ilvl="3">
-      <w:startOverride w:val="1"/>
-    </w:lvlOverride>
-    <w:lvlOverride w:ilvl="4">
-      <w:startOverride w:val="1"/>
-    </w:lvlOverride>
-    <w:lvlOverride w:ilvl="5">
-      <w:startOverride w:val="1"/>
-    </w:lvlOverride>
-    <w:lvlOverride w:ilvl="6">
-      <w:startOverride w:val="1"/>
-    </w:lvlOverride>
-    <w:lvlOverride w:ilvl="7">
-      <w:startOverride w:val="1"/>
-    </w:lvlOverride>
-    <w:lvlOverride w:ilvl="8">
-      <w:startOverride w:val="1"/>
-    </w:lvlOverride>
+    <w:abstractNumId w:val="991"/>
   </w:num>
   <w:num w:numId="1035">
     <w:abstractNumId w:val="991"/>
@@ -5054,37 +5104,37 @@
     <w:abstractNumId w:val="991"/>
   </w:num>
   <w:num w:numId="1037">
-    <w:abstractNumId w:val="991"/>
+    <w:abstractNumId w:val="99411"/>
+    <w:lvlOverride w:ilvl="0">
+      <w:startOverride w:val="1"/>
+    </w:lvlOverride>
+    <w:lvlOverride w:ilvl="1">
+      <w:startOverride w:val="1"/>
+    </w:lvlOverride>
+    <w:lvlOverride w:ilvl="2">
+      <w:startOverride w:val="1"/>
+    </w:lvlOverride>
+    <w:lvlOverride w:ilvl="3">
+      <w:startOverride w:val="1"/>
+    </w:lvlOverride>
+    <w:lvlOverride w:ilvl="4">
+      <w:startOverride w:val="1"/>
+    </w:lvlOverride>
+    <w:lvlOverride w:ilvl="5">
+      <w:startOverride w:val="1"/>
+    </w:lvlOverride>
+    <w:lvlOverride w:ilvl="6">
+      <w:startOverride w:val="1"/>
+    </w:lvlOverride>
+    <w:lvlOverride w:ilvl="7">
+      <w:startOverride w:val="1"/>
+    </w:lvlOverride>
+    <w:lvlOverride w:ilvl="8">
+      <w:startOverride w:val="1"/>
+    </w:lvlOverride>
   </w:num>
   <w:num w:numId="1038">
-    <w:abstractNumId w:val="99411"/>
-    <w:lvlOverride w:ilvl="0">
-      <w:startOverride w:val="1"/>
-    </w:lvlOverride>
-    <w:lvlOverride w:ilvl="1">
-      <w:startOverride w:val="1"/>
-    </w:lvlOverride>
-    <w:lvlOverride w:ilvl="2">
-      <w:startOverride w:val="1"/>
-    </w:lvlOverride>
-    <w:lvlOverride w:ilvl="3">
-      <w:startOverride w:val="1"/>
-    </w:lvlOverride>
-    <w:lvlOverride w:ilvl="4">
-      <w:startOverride w:val="1"/>
-    </w:lvlOverride>
-    <w:lvlOverride w:ilvl="5">
-      <w:startOverride w:val="1"/>
-    </w:lvlOverride>
-    <w:lvlOverride w:ilvl="6">
-      <w:startOverride w:val="1"/>
-    </w:lvlOverride>
-    <w:lvlOverride w:ilvl="7">
-      <w:startOverride w:val="1"/>
-    </w:lvlOverride>
-    <w:lvlOverride w:ilvl="8">
-      <w:startOverride w:val="1"/>
-    </w:lvlOverride>
+    <w:abstractNumId w:val="991"/>
   </w:num>
   <w:num w:numId="1039">
     <w:abstractNumId w:val="991"/>
@@ -5093,45 +5143,42 @@
     <w:abstractNumId w:val="991"/>
   </w:num>
   <w:num w:numId="1041">
-    <w:abstractNumId w:val="991"/>
+    <w:abstractNumId w:val="99411"/>
+    <w:lvlOverride w:ilvl="0">
+      <w:startOverride w:val="1"/>
+    </w:lvlOverride>
+    <w:lvlOverride w:ilvl="1">
+      <w:startOverride w:val="1"/>
+    </w:lvlOverride>
+    <w:lvlOverride w:ilvl="2">
+      <w:startOverride w:val="1"/>
+    </w:lvlOverride>
+    <w:lvlOverride w:ilvl="3">
+      <w:startOverride w:val="1"/>
+    </w:lvlOverride>
+    <w:lvlOverride w:ilvl="4">
+      <w:startOverride w:val="1"/>
+    </w:lvlOverride>
+    <w:lvlOverride w:ilvl="5">
+      <w:startOverride w:val="1"/>
+    </w:lvlOverride>
+    <w:lvlOverride w:ilvl="6">
+      <w:startOverride w:val="1"/>
+    </w:lvlOverride>
+    <w:lvlOverride w:ilvl="7">
+      <w:startOverride w:val="1"/>
+    </w:lvlOverride>
+    <w:lvlOverride w:ilvl="8">
+      <w:startOverride w:val="1"/>
+    </w:lvlOverride>
   </w:num>
   <w:num w:numId="1042">
-    <w:abstractNumId w:val="99411"/>
-    <w:lvlOverride w:ilvl="0">
-      <w:startOverride w:val="1"/>
-    </w:lvlOverride>
-    <w:lvlOverride w:ilvl="1">
-      <w:startOverride w:val="1"/>
-    </w:lvlOverride>
-    <w:lvlOverride w:ilvl="2">
-      <w:startOverride w:val="1"/>
-    </w:lvlOverride>
-    <w:lvlOverride w:ilvl="3">
-      <w:startOverride w:val="1"/>
-    </w:lvlOverride>
-    <w:lvlOverride w:ilvl="4">
-      <w:startOverride w:val="1"/>
-    </w:lvlOverride>
-    <w:lvlOverride w:ilvl="5">
-      <w:startOverride w:val="1"/>
-    </w:lvlOverride>
-    <w:lvlOverride w:ilvl="6">
-      <w:startOverride w:val="1"/>
-    </w:lvlOverride>
-    <w:lvlOverride w:ilvl="7">
-      <w:startOverride w:val="1"/>
-    </w:lvlOverride>
-    <w:lvlOverride w:ilvl="8">
-      <w:startOverride w:val="1"/>
-    </w:lvlOverride>
+    <w:abstractNumId w:val="991"/>
   </w:num>
   <w:num w:numId="1043">
     <w:abstractNumId w:val="991"/>
   </w:num>
   <w:num w:numId="1044">
-    <w:abstractNumId w:val="991"/>
-  </w:num>
-  <w:num w:numId="1045">
     <w:abstractNumId w:val="991"/>
   </w:num>
 </w:numbering>
@@ -5148,13 +5195,16 @@
     </w:rPrDefault>
     <w:pPrDefault>
       <w:pPr>
-        <w:spacing w:after="120"/>
+        <w:spacing w:after="60"/>
       </w:pPr>
     </w:pPrDefault>
   </w:docDefaults>
   <w:style w:default="1" w:styleId="Normal" w:type="paragraph">
     <w:name w:val="Normal"/>
     <w:qFormat/>
+    <w:pPr>
+      <w:spacing w:after="60"/>
+    </w:pPr>
     <w:rPr>
       <w:rFonts w:ascii="Georgia" w:cs="Georgia" w:hAnsi="Georgia"/>
       <w:sz w:val="24"/>
@@ -5166,7 +5216,7 @@
     <w:uiPriority w:val="9"/>
     <w:qFormat/>
     <w:pPr>
-      <w:spacing w:after="120" w:before="240"/>
+      <w:spacing w:after="80" w:before="200"/>
     </w:pPr>
     <w:rPr>
       <w:rFonts w:ascii="Latin Modern Sans" w:cs="Latin Modern Sans" w:hAnsi="Latin Modern Sans"/>
@@ -5181,7 +5231,7 @@
     <w:uiPriority w:val="9"/>
     <w:qFormat/>
     <w:pPr>
-      <w:spacing w:after="100" w:before="200"/>
+      <w:spacing w:after="80" w:before="160"/>
     </w:pPr>
     <w:rPr>
       <w:rFonts w:ascii="Latin Modern Sans" w:cs="Latin Modern Sans" w:hAnsi="Latin Modern Sans"/>
@@ -5196,7 +5246,7 @@
     <w:qFormat/>
     <w:pPr>
       <w:jc w:val="center"/>
-      <w:spacing w:after="160" w:before="120"/>
+      <w:spacing w:after="120" w:before="80"/>
     </w:pPr>
     <w:rPr>
       <w:rFonts w:ascii="Latin Modern Sans" w:cs="Latin Modern Sans" w:hAnsi="Latin Modern Sans"/>
@@ -5234,7 +5284,7 @@
     <w:basedOn w:val="Normal"/>
     <w:qFormat/>
     <w:pPr>
-      <w:spacing w:after="160" w:before="120"/>
+      <w:spacing w:after="120" w:before="100"/>
       <w:pBdr>
         <w:top w:color="E52B20" w:space="2" w:sz="8" w:val="single"/>
         <w:left w:color="E52B20" w:space="2" w:sz="8" w:val="single"/>
@@ -5254,7 +5304,7 @@
     <w:basedOn w:val="Normal"/>
     <w:qFormat/>
     <w:pPr>
-      <w:spacing w:after="120" w:before="160"/>
+      <w:spacing w:after="80" w:before="100"/>
       <w:pBdr>
         <w:left w:color="E52B20" w:space="2" w:sz="24" w:val="single"/>
       </w:pBdr>
@@ -5273,7 +5323,7 @@
     <w:basedOn w:val="Normal"/>
     <w:qFormat/>
     <w:pPr>
-      <w:spacing w:after="100" w:before="140"/>
+      <w:spacing w:after="60" w:before="80"/>
       <w:pBdr>
         <w:left w:color="1F4E79" w:space="2" w:sz="24" w:val="single"/>
       </w:pBdr>
@@ -5292,7 +5342,7 @@
     <w:basedOn w:val="Normal"/>
     <w:qFormat/>
     <w:pPr>
-      <w:spacing w:after="80" w:before="120"/>
+      <w:spacing w:after="60" w:before="80"/>
       <w:pBdr>
         <w:left w:color="5AA244" w:space="2" w:sz="24" w:val="single"/>
       </w:pBdr>
@@ -5311,12 +5361,12 @@
     <w:basedOn w:val="Normal"/>
     <w:qFormat/>
     <w:pPr>
-      <w:spacing w:after="120" w:before="120"/>
+      <w:spacing w:after="80" w:before="80" w:line="276" w:lineRule="auto"/>
       <w:pBdr>
-        <w:left w:color="7A1FA2" w:space="2" w:sz="24" w:val="single"/>
+        <w:left w:color="7A1FA2" w:space="6" w:sz="24" w:val="single"/>
       </w:pBdr>
       <w:shd w:color="auto" w:fill="F6F0FA" w:val="clear"/>
-      <w:ind w:left="240"/>
+      <w:ind w:left="360" w:right="240"/>
     </w:pPr>
     <w:rPr>
       <w:rFonts w:ascii="Latin Modern Sans" w:cs="Latin Modern Sans" w:hAnsi="Latin Modern Sans"/>
@@ -5325,11 +5375,23 @@
       <w:sz w:val="24"/>
     </w:rPr>
   </w:style>
+  <w:style w:styleId="CDQuestion" w:type="paragraph">
+    <w:name w:val="CDQuestion"/>
+    <w:basedOn w:val="Normal"/>
+    <w:qFormat/>
+    <w:pPr>
+      <w:spacing w:after="0" w:before="0"/>
+    </w:pPr>
+    <w:rPr>
+      <w:rFonts w:ascii="Georgia" w:cs="Georgia" w:hAnsi="Georgia"/>
+    </w:rPr>
+  </w:style>
   <w:style w:styleId="CDVocabTable" w:type="table">
     <w:name w:val="CDVocabTable"/>
     <w:basedOn w:val="TableNormal"/>
     <w:tblPr>
       <w:tblW w:type="pct" w:w="5000"/>
+      <w:tblInd w:type="dxa" w:w="240"/>
       <w:tblLayout w:type="autofit"/>
       <w:tblBorders>
         <w:top w:color="BFBFBF" w:space="0" w:sz="10" w:val="single"/>
@@ -5354,6 +5416,35 @@
         <w:rFonts w:ascii="Latin Modern Sans" w:cs="Latin Modern Sans" w:hAnsi="Latin Modern Sans"/>
         <w:b/>
         <w:color w:val="FFFFFF"/>
+      </w:rPr>
+    </w:tblStylePr>
+  </w:style>
+  <w:style w:styleId="CDOptionTable" w:type="table">
+    <w:name w:val="CDOptionTable"/>
+    <w:basedOn w:val="TableNormal"/>
+    <w:tblPr>
+      <w:tblW w:type="pct" w:w="3200"/>
+      <w:jc w:val="center"/>
+      <w:tblBorders>
+        <w:top w:color="1F4E79" w:space="0" w:sz="10" w:val="single"/>
+        <w:left w:color="1F4E79" w:space="0" w:sz="10" w:val="single"/>
+        <w:bottom w:color="1F4E79" w:space="0" w:sz="10" w:val="single"/>
+        <w:right w:color="1F4E79" w:space="0" w:sz="10" w:val="single"/>
+        <w:insideH w:color="D0D0D0" w:space="0" w:sz="6" w:val="single"/>
+        <w:insideV w:color="D0D0D0" w:space="0" w:sz="6" w:val="single"/>
+      </w:tblBorders>
+      <w:tblCellMar>
+        <w:top w:type="dxa" w:w="80"/>
+        <w:left w:type="dxa" w:w="120"/>
+        <w:bottom w:type="dxa" w:w="80"/>
+        <w:right w:type="dxa" w:w="120"/>
+      </w:tblCellMar>
+    </w:tblPr>
+    <w:tblStylePr w:type="firstColumn">
+      <w:rPr>
+        <w:rFonts w:ascii="Latin Modern Sans" w:cs="Latin Modern Sans" w:hAnsi="Latin Modern Sans"/>
+        <w:b/>
+        <w:color w:val="1F4E79"/>
       </w:rPr>
     </w:tblStylePr>
   </w:style>

--- a/chuyenDe/RW/docx/raw47/Reading/Level3/W5.docx
+++ b/chuyenDe/RW/docx/raw47/Reading/Level3/W5.docx
@@ -5448,6 +5448,39 @@
       </w:rPr>
     </w:tblStylePr>
   </w:style>
+  <w:style w:styleId="CDAnswerTable" w:type="table">
+    <w:name w:val="CDAnswerTable"/>
+    <w:basedOn w:val="TableNormal"/>
+    <w:tblPr>
+      <w:tblW w:type="pct" w:w="5000"/>
+      <w:tblInd w:type="dxa" w:w="240"/>
+      <w:tblLayout w:type="autofit"/>
+      <w:tblBorders>
+        <w:top w:color="BFBFBF" w:space="0" w:sz="10" w:val="single"/>
+        <w:left w:color="BFBFBF" w:space="0" w:sz="10" w:val="single"/>
+        <w:bottom w:color="BFBFBF" w:space="0" w:sz="10" w:val="single"/>
+        <w:right w:color="BFBFBF" w:space="0" w:sz="10" w:val="single"/>
+        <w:insideH w:color="D0D0D0" w:space="0" w:sz="8" w:val="single"/>
+        <w:insideV w:color="D0D0D0" w:space="0" w:sz="8" w:val="single"/>
+      </w:tblBorders>
+      <w:tblCellMar>
+        <w:top w:type="dxa" w:w="80"/>
+        <w:left w:type="dxa" w:w="120"/>
+        <w:bottom w:type="dxa" w:w="80"/>
+        <w:right w:type="dxa" w:w="120"/>
+      </w:tblCellMar>
+    </w:tblPr>
+    <w:tblStylePr w:type="firstRow">
+      <w:tcPr>
+        <w:shd w:color="auto" w:fill="1F4E79" w:val="clear"/>
+      </w:tcPr>
+      <w:rPr>
+        <w:rFonts w:ascii="Latin Modern Sans" w:cs="Latin Modern Sans" w:hAnsi="Latin Modern Sans"/>
+        <w:b/>
+        <w:color w:val="FFFFFF"/>
+      </w:rPr>
+    </w:tblStylePr>
+  </w:style>
   <w:style w:type="paragraph" w:customStyle="1" w:styleId="SourceCode">
     <w:name w:val="Source Code"/>
     <w:basedOn w:val="Normal"/>

--- a/chuyenDe/RW/docx/raw47/Reading/Level3/W5.docx
+++ b/chuyenDe/RW/docx/raw47/Reading/Level3/W5.docx
@@ -760,244 +760,354 @@
         <ns0:t xml:space="preserve">Giải mã Danh sách Tiêu đề (List of Headings)</ns0:t>
       </ns0:r>
     </ns0:p>
+    <ns0:tbl>
+      <ns0:tblPr>
+        <ns0:tblStyle ns0:val="CDVocabTable"/>
+        <ns0:tblW ns0:type="dxa" ns0:w="9732"/>
+        <ns0:tblLayout ns0:type="autofit"/>
+        <ns0:tblLook ns0:firstRow="1" ns0:lastRow="0" ns0:firstColumn="0" ns0:lastColumn="0" ns0:noHBand="0" ns0:noVBand="0" ns0:val="0020"/>
+        <ns0:tblInd ns0:type="dxa" ns0:w="240"/>
+      </ns0:tblPr>
+      <ns0:tblGrid>
+        <ns0:gridCol ns0:w="4866"/>
+        <ns0:gridCol ns0:w="4866"/>
+      </ns0:tblGrid>
+      <ns0:tr>
+        <ns0:trPr>
+          <ns0:tblHeader ns0:val="on"/>
+        </ns0:trPr>
+        <ns0:tc>
+          <ns0:tcPr/>
+          <ns0:p>
+            <ns0:pPr>
+              <ns0:pStyle ns0:val="Compact"/>
+            </ns0:pPr>
+            <ns0:r>
+              <ns0:t xml:space="preserve">Heading</ns0:t>
+            </ns0:r>
+          </ns0:p>
+        </ns0:tc>
+        <ns0:tc>
+          <ns0:tcPr/>
+          <ns0:p>
+            <ns0:pPr>
+              <ns0:pStyle ns0:val="Compact"/>
+            </ns0:pPr>
+            <ns0:r>
+              <ns0:t xml:space="preserve">Title</ns0:t>
+            </ns0:r>
+          </ns0:p>
+        </ns0:tc>
+      </ns0:tr>
+      <ns0:tr>
+        <ns0:tc>
+          <ns0:tcPr/>
+          <ns0:p>
+            <ns0:pPr>
+              <ns0:pStyle ns0:val="Compact"/>
+            </ns0:pPr>
+            <ns0:r>
+              <ns0:rPr>
+                <ns0:b/>
+                <ns0:bCs/>
+              </ns0:rPr>
+              <ns0:t xml:space="preserve">i</ns0:t>
+            </ns0:r>
+          </ns0:p>
+        </ns0:tc>
+        <ns0:tc>
+          <ns0:tcPr/>
+          <ns0:p>
+            <ns0:pPr>
+              <ns0:pStyle ns0:val="Compact"/>
+            </ns0:pPr>
+            <ns0:r>
+              <ns0:t xml:space="preserve">Mối tương quan tích cực giữa khí hậu và sự giàu có.</ns0:t>
+            </ns0:r>
+          </ns0:p>
+        </ns0:tc>
+      </ns0:tr>
+      <ns0:tr>
+        <ns0:tc>
+          <ns0:tcPr/>
+          <ns0:p>
+            <ns0:pPr>
+              <ns0:pStyle ns0:val="Compact"/>
+            </ns0:pPr>
+            <ns0:r>
+              <ns0:rPr>
+                <ns0:b/>
+                <ns0:bCs/>
+              </ns0:rPr>
+              <ns0:t xml:space="preserve">ii</ns0:t>
+            </ns0:r>
+          </ns0:p>
+        </ns0:tc>
+        <ns0:tc>
+          <ns0:tcPr/>
+          <ns0:p>
+            <ns0:pPr>
+              <ns0:pStyle ns0:val="Compact"/>
+            </ns0:pPr>
+            <ns0:r>
+              <ns0:t xml:space="preserve">Các yếu tố khác ngoài khí hậu ảnh hưởng đến sự giàu có.</ns0:t>
+            </ns0:r>
+          </ns0:p>
+        </ns0:tc>
+      </ns0:tr>
+      <ns0:tr>
+        <ns0:tc>
+          <ns0:tcPr/>
+          <ns0:p>
+            <ns0:pPr>
+              <ns0:pStyle ns0:val="Compact"/>
+            </ns0:pPr>
+            <ns0:r>
+              <ns0:rPr>
+                <ns0:b/>
+                <ns0:bCs/>
+              </ns0:rPr>
+              <ns0:t xml:space="preserve">iii</ns0:t>
+            </ns0:r>
+          </ns0:p>
+        </ns0:tc>
+        <ns0:tc>
+          <ns0:tcPr/>
+          <ns0:p>
+            <ns0:pPr>
+              <ns0:pStyle ns0:val="Compact"/>
+            </ns0:pPr>
+            <ns0:r>
+              <ns0:t xml:space="preserve">Cảm hứng từ việc đọc một cuốn sách.</ns0:t>
+            </ns0:r>
+          </ns0:p>
+        </ns0:tc>
+      </ns0:tr>
+      <ns0:tr>
+        <ns0:tc>
+          <ns0:tcPr/>
+          <ns0:p>
+            <ns0:pPr>
+              <ns0:pStyle ns0:val="Compact"/>
+            </ns0:pPr>
+            <ns0:r>
+              <ns0:rPr>
+                <ns0:b/>
+                <ns0:bCs/>
+              </ns0:rPr>
+              <ns0:t xml:space="preserve">iv</ns0:t>
+            </ns0:r>
+          </ns0:p>
+        </ns0:tc>
+        <ns0:tc>
+          <ns0:tcPr/>
+          <ns0:p>
+            <ns0:pPr>
+              <ns0:pStyle ns0:val="Compact"/>
+            </ns0:pPr>
+            <ns0:r>
+              <ns0:t xml:space="preserve">Kết quả của các nhà nghiên cứu khác không loại trừ các trường hợp ngoại lệ.</ns0:t>
+            </ns0:r>
+          </ns0:p>
+        </ns0:tc>
+      </ns0:tr>
+      <ns0:tr>
+        <ns0:tc>
+          <ns0:tcPr/>
+          <ns0:p>
+            <ns0:pPr>
+              <ns0:pStyle ns0:val="Compact"/>
+            </ns0:pPr>
+            <ns0:r>
+              <ns0:rPr>
+                <ns0:b/>
+                <ns0:bCs/>
+              </ns0:rPr>
+              <ns0:t xml:space="preserve">v</ns0:t>
+            </ns0:r>
+          </ns0:p>
+        </ns0:tc>
+        <ns0:tc>
+          <ns0:tcPr/>
+          <ns0:p>
+            <ns0:pPr>
+              <ns0:pStyle ns0:val="Compact"/>
+            </ns0:pPr>
+            <ns0:r>
+              <ns0:t xml:space="preserve">Các đặc điểm khác nhau giữa Á-Âu (Eurasia) và Châu Phi.</ns0:t>
+            </ns0:r>
+          </ns0:p>
+        </ns0:tc>
+      </ns0:tr>
+      <ns0:tr>
+        <ns0:tc>
+          <ns0:tcPr/>
+          <ns0:p>
+            <ns0:pPr>
+              <ns0:pStyle ns0:val="Compact"/>
+            </ns0:pPr>
+            <ns0:r>
+              <ns0:rPr>
+                <ns0:b/>
+                <ns0:bCs/>
+              </ns0:rPr>
+              <ns0:t xml:space="preserve">vi</ns0:t>
+            </ns0:r>
+          </ns0:p>
+        </ns0:tc>
+        <ns0:tc>
+          <ns0:tcPr/>
+          <ns0:p>
+            <ns0:pPr>
+              <ns0:pStyle ns0:val="Compact"/>
+            </ns0:pPr>
+            <ns0:r>
+              <ns0:t xml:space="preserve">Nhiệt độ thấp mang lại lợi ích cho con người và mùa màng.</ns0:t>
+            </ns0:r>
+          </ns0:p>
+        </ns0:tc>
+      </ns0:tr>
+      <ns0:tr>
+        <ns0:tc>
+          <ns0:tcPr/>
+          <ns0:p>
+            <ns0:pPr>
+              <ns0:pStyle ns0:val="Compact"/>
+            </ns0:pPr>
+            <ns0:r>
+              <ns0:rPr>
+                <ns0:b/>
+                <ns0:bCs/>
+              </ns0:rPr>
+              <ns0:t xml:space="preserve">vii</ns0:t>
+            </ns0:r>
+          </ns0:p>
+        </ns0:tc>
+        <ns0:tc>
+          <ns0:tcPr/>
+          <ns0:p>
+            <ns0:pPr>
+              <ns0:pStyle ns0:val="Compact"/>
+            </ns0:pPr>
+            <ns0:r>
+              <ns0:t xml:space="preserve">Tầm quan trọng của thể chế theo quan điểm truyền thống.</ns0:t>
+            </ns0:r>
+          </ns0:p>
+        </ns0:tc>
+      </ns0:tr>
+      <ns0:tr>
+        <ns0:tc>
+          <ns0:tcPr/>
+          <ns0:p>
+            <ns0:pPr>
+              <ns0:pStyle ns0:val="Compact"/>
+            </ns0:pPr>
+            <ns0:r>
+              <ns0:rPr>
+                <ns0:b/>
+                <ns0:bCs/>
+              </ns0:rPr>
+              <ns0:t xml:space="preserve">viii</ns0:t>
+            </ns0:r>
+          </ns0:p>
+        </ns0:tc>
+        <ns0:tc>
+          <ns0:tcPr/>
+          <ns0:p>
+            <ns0:pPr>
+              <ns0:pStyle ns0:val="Compact"/>
+            </ns0:pPr>
+            <ns0:r>
+              <ns0:t xml:space="preserve">Sự lan rộng của cây trồng ở Châu Âu, Châu Á và những nơi khác.</ns0:t>
+            </ns0:r>
+          </ns0:p>
+        </ns0:tc>
+      </ns0:tr>
+      <ns0:tr>
+        <ns0:tc>
+          <ns0:tcPr/>
+          <ns0:p>
+            <ns0:pPr>
+              <ns0:pStyle ns0:val="Compact"/>
+            </ns0:pPr>
+            <ns0:r>
+              <ns0:rPr>
+                <ns0:b/>
+                <ns0:bCs/>
+              </ns0:rPr>
+              <ns0:t xml:space="preserve">ix</ns0:t>
+            </ns0:r>
+          </ns0:p>
+        </ns0:tc>
+        <ns0:tc>
+          <ns0:tcPr/>
+          <ns0:p>
+            <ns0:pPr>
+              <ns0:pStyle ns0:val="Compact"/>
+            </ns0:pPr>
+            <ns0:r>
+              <ns0:t xml:space="preserve">Cách tốt nhất để sử dụng viện trợ.</ns0:t>
+            </ns0:r>
+          </ns0:p>
+        </ns0:tc>
+      </ns0:tr>
+      <ns0:tr>
+        <ns0:tc>
+          <ns0:tcPr/>
+          <ns0:p>
+            <ns0:pPr>
+              <ns0:pStyle ns0:val="Compact"/>
+            </ns0:pPr>
+            <ns0:r>
+              <ns0:rPr>
+                <ns0:b/>
+                <ns0:bCs/>
+              </ns0:rPr>
+              <ns0:t xml:space="preserve">x</ns0:t>
+            </ns0:r>
+          </ns0:p>
+        </ns0:tc>
+        <ns0:tc>
+          <ns0:tcPr/>
+          <ns0:p>
+            <ns0:pPr>
+              <ns0:pStyle ns0:val="Compact"/>
+            </ns0:pPr>
+            <ns0:r>
+              <ns0:t xml:space="preserve">Những sự nhầm lẫn và ngoại lệ.</ns0:t>
+            </ns0:r>
+          </ns0:p>
+        </ns0:tc>
+      </ns0:tr>
+    </ns0:tbl>
+    <ns0:p>
+      <ns0:pPr>
+        <ns0:pStyle ns0:val="Compact"/>
+        <ns0:numPr>
+          <ns0:ilvl ns0:val="0"/>
+          <ns0:numId ns0:val="1002"/>
+        </ns0:numPr>
+      </ns0:pPr>
+      <ns0:r>
+        <ns0:rPr>
+          <ns0:b/>
+          <ns0:bCs/>
+        </ns0:rPr>
+        <ns0:t xml:space="preserve">Bước 2:</ns0:t>
+      </ns0:r>
+      <ns0:r>
+        <ns0:t xml:space="preserve"> </ns0:t>
+      </ns0:r>
+      <ns0:r>
+        <ns0:t xml:space="preserve">Đọc lướt và Đối chiếu</ns0:t>
+      </ns0:r>
+    </ns0:p>
     <ns0:p>
       <ns0:pPr>
         <ns0:pStyle ns0:val="Compact"/>
         <ns0:numPr>
           <ns0:ilvl ns0:val="1"/>
-          <ns0:numId ns0:val="1002"/>
-        </ns0:numPr>
-      </ns0:pPr>
-    </ns0:p>
-    <ns0:p>
-      <ns0:pPr>
-        <ns0:pStyle ns0:val="Compact"/>
-        <ns0:numPr>
-          <ns0:ilvl ns0:val="2"/>
           <ns0:numId ns0:val="1003"/>
-        </ns0:numPr>
-      </ns0:pPr>
-      <ns0:r>
-        <ns0:t xml:space="preserve">Mối tương quan tích cực giữa khí hậu và sự giàu có.</ns0:t>
-      </ns0:r>
-    </ns0:p>
-    <ns0:p>
-      <ns0:pPr>
-        <ns0:pStyle ns0:val="Compact"/>
-        <ns0:numPr>
-          <ns0:ilvl ns0:val="1"/>
-          <ns0:numId ns0:val="1002"/>
-        </ns0:numPr>
-      </ns0:pPr>
-    </ns0:p>
-    <ns0:p>
-      <ns0:pPr>
-        <ns0:pStyle ns0:val="Compact"/>
-        <ns0:numPr>
-          <ns0:ilvl ns0:val="2"/>
-          <ns0:numId ns0:val="1004"/>
-        </ns0:numPr>
-      </ns0:pPr>
-      <ns0:r>
-        <ns0:t xml:space="preserve">Các yếu tố khác ngoài khí hậu ảnh hưởng đến sự giàu có.</ns0:t>
-      </ns0:r>
-    </ns0:p>
-    <ns0:p>
-      <ns0:pPr>
-        <ns0:pStyle ns0:val="Compact"/>
-        <ns0:numPr>
-          <ns0:ilvl ns0:val="1"/>
-          <ns0:numId ns0:val="1002"/>
-        </ns0:numPr>
-      </ns0:pPr>
-    </ns0:p>
-    <ns0:p>
-      <ns0:pPr>
-        <ns0:pStyle ns0:val="Compact"/>
-        <ns0:numPr>
-          <ns0:ilvl ns0:val="2"/>
-          <ns0:numId ns0:val="1005"/>
-        </ns0:numPr>
-      </ns0:pPr>
-      <ns0:r>
-        <ns0:t xml:space="preserve">Cảm hứng từ việc đọc một cuốn sách.</ns0:t>
-      </ns0:r>
-    </ns0:p>
-    <ns0:p>
-      <ns0:pPr>
-        <ns0:pStyle ns0:val="Compact"/>
-        <ns0:numPr>
-          <ns0:ilvl ns0:val="1"/>
-          <ns0:numId ns0:val="1002"/>
-        </ns0:numPr>
-      </ns0:pPr>
-    </ns0:p>
-    <ns0:p>
-      <ns0:pPr>
-        <ns0:pStyle ns0:val="Compact"/>
-        <ns0:numPr>
-          <ns0:ilvl ns0:val="2"/>
-          <ns0:numId ns0:val="1006"/>
-        </ns0:numPr>
-      </ns0:pPr>
-      <ns0:r>
-        <ns0:t xml:space="preserve">Kết quả của các nhà nghiên cứu khác không loại trừ các trường hợp ngoại lệ.</ns0:t>
-      </ns0:r>
-    </ns0:p>
-    <ns0:p>
-      <ns0:pPr>
-        <ns0:pStyle ns0:val="Compact"/>
-        <ns0:numPr>
-          <ns0:ilvl ns0:val="1"/>
-          <ns0:numId ns0:val="1002"/>
-        </ns0:numPr>
-      </ns0:pPr>
-    </ns0:p>
-    <ns0:p>
-      <ns0:pPr>
-        <ns0:pStyle ns0:val="Compact"/>
-        <ns0:numPr>
-          <ns0:ilvl ns0:val="2"/>
-          <ns0:numId ns0:val="1007"/>
-        </ns0:numPr>
-      </ns0:pPr>
-      <ns0:r>
-        <ns0:t xml:space="preserve">Các đặc điểm khác nhau giữa Á-Âu (Eurasia) và Châu Phi.</ns0:t>
-      </ns0:r>
-    </ns0:p>
-    <ns0:p>
-      <ns0:pPr>
-        <ns0:pStyle ns0:val="Compact"/>
-        <ns0:numPr>
-          <ns0:ilvl ns0:val="1"/>
-          <ns0:numId ns0:val="1002"/>
-        </ns0:numPr>
-      </ns0:pPr>
-    </ns0:p>
-    <ns0:p>
-      <ns0:pPr>
-        <ns0:pStyle ns0:val="Compact"/>
-        <ns0:numPr>
-          <ns0:ilvl ns0:val="2"/>
-          <ns0:numId ns0:val="1008"/>
-        </ns0:numPr>
-      </ns0:pPr>
-      <ns0:r>
-        <ns0:t xml:space="preserve">Nhiệt độ thấp mang lại lợi ích cho con người và mùa màng.</ns0:t>
-      </ns0:r>
-    </ns0:p>
-    <ns0:p>
-      <ns0:pPr>
-        <ns0:pStyle ns0:val="Compact"/>
-        <ns0:numPr>
-          <ns0:ilvl ns0:val="1"/>
-          <ns0:numId ns0:val="1002"/>
-        </ns0:numPr>
-      </ns0:pPr>
-    </ns0:p>
-    <ns0:p>
-      <ns0:pPr>
-        <ns0:pStyle ns0:val="Compact"/>
-        <ns0:numPr>
-          <ns0:ilvl ns0:val="2"/>
-          <ns0:numId ns0:val="1009"/>
-        </ns0:numPr>
-      </ns0:pPr>
-      <ns0:r>
-        <ns0:t xml:space="preserve">Tầm quan trọng của thể chế theo quan điểm truyền thống.</ns0:t>
-      </ns0:r>
-    </ns0:p>
-    <ns0:p>
-      <ns0:pPr>
-        <ns0:pStyle ns0:val="Compact"/>
-        <ns0:numPr>
-          <ns0:ilvl ns0:val="1"/>
-          <ns0:numId ns0:val="1002"/>
-        </ns0:numPr>
-      </ns0:pPr>
-    </ns0:p>
-    <ns0:p>
-      <ns0:pPr>
-        <ns0:pStyle ns0:val="Compact"/>
-        <ns0:numPr>
-          <ns0:ilvl ns0:val="2"/>
-          <ns0:numId ns0:val="1010"/>
-        </ns0:numPr>
-      </ns0:pPr>
-      <ns0:r>
-        <ns0:t xml:space="preserve">Sự lan rộng của cây trồng ở Châu Âu, Châu Á và những nơi khác.</ns0:t>
-      </ns0:r>
-    </ns0:p>
-    <ns0:p>
-      <ns0:pPr>
-        <ns0:pStyle ns0:val="Compact"/>
-        <ns0:numPr>
-          <ns0:ilvl ns0:val="1"/>
-          <ns0:numId ns0:val="1002"/>
-        </ns0:numPr>
-      </ns0:pPr>
-    </ns0:p>
-    <ns0:p>
-      <ns0:pPr>
-        <ns0:pStyle ns0:val="Compact"/>
-        <ns0:numPr>
-          <ns0:ilvl ns0:val="2"/>
-          <ns0:numId ns0:val="1011"/>
-        </ns0:numPr>
-      </ns0:pPr>
-      <ns0:r>
-        <ns0:t xml:space="preserve">Cách tốt nhất để sử dụng viện trợ.</ns0:t>
-      </ns0:r>
-    </ns0:p>
-    <ns0:p>
-      <ns0:pPr>
-        <ns0:pStyle ns0:val="Compact"/>
-        <ns0:numPr>
-          <ns0:ilvl ns0:val="1"/>
-          <ns0:numId ns0:val="1002"/>
-        </ns0:numPr>
-      </ns0:pPr>
-    </ns0:p>
-    <ns0:p>
-      <ns0:pPr>
-        <ns0:pStyle ns0:val="Compact"/>
-        <ns0:numPr>
-          <ns0:ilvl ns0:val="2"/>
-          <ns0:numId ns0:val="1012"/>
-        </ns0:numPr>
-      </ns0:pPr>
-      <ns0:r>
-        <ns0:t xml:space="preserve">Những sự nhầm lẫn và ngoại lệ.</ns0:t>
-      </ns0:r>
-    </ns0:p>
-    <ns0:p>
-      <ns0:pPr>
-        <ns0:pStyle ns0:val="Compact"/>
-        <ns0:numPr>
-          <ns0:ilvl ns0:val="0"/>
-          <ns0:numId ns0:val="1001"/>
-        </ns0:numPr>
-      </ns0:pPr>
-      <ns0:r>
-        <ns0:rPr>
-          <ns0:b/>
-          <ns0:bCs/>
-        </ns0:rPr>
-        <ns0:t xml:space="preserve">Bước 2:</ns0:t>
-      </ns0:r>
-      <ns0:r>
-        <ns0:t xml:space="preserve"> </ns0:t>
-      </ns0:r>
-      <ns0:r>
-        <ns0:t xml:space="preserve">Đọc lướt và Đối chiếu</ns0:t>
-      </ns0:r>
-    </ns0:p>
-    <ns0:p>
-      <ns0:pPr>
-        <ns0:pStyle ns0:val="Compact"/>
-        <ns0:numPr>
-          <ns0:ilvl ns0:val="1"/>
-          <ns0:numId ns0:val="1013"/>
         </ns0:numPr>
       </ns0:pPr>
       <ns0:r>
@@ -1037,7 +1147,7 @@
         <ns0:pStyle ns0:val="Compact"/>
         <ns0:numPr>
           <ns0:ilvl ns0:val="0"/>
-          <ns0:numId ns0:val="1014"/>
+          <ns0:numId ns0:val="1004"/>
         </ns0:numPr>
       </ns0:pPr>
       <ns0:r>
@@ -1059,7 +1169,7 @@
         <ns0:pStyle ns0:val="Compact"/>
         <ns0:numPr>
           <ns0:ilvl ns0:val="0"/>
-          <ns0:numId ns0:val="1014"/>
+          <ns0:numId ns0:val="1004"/>
         </ns0:numPr>
       </ns0:pPr>
       <ns0:r>
@@ -1081,7 +1191,7 @@
         <ns0:pStyle ns0:val="Compact"/>
         <ns0:numPr>
           <ns0:ilvl ns0:val="0"/>
-          <ns0:numId ns0:val="1014"/>
+          <ns0:numId ns0:val="1004"/>
         </ns0:numPr>
       </ns0:pPr>
       <ns0:r>
@@ -1103,7 +1213,7 @@
         <ns0:pStyle ns0:val="Compact"/>
         <ns0:numPr>
           <ns0:ilvl ns0:val="0"/>
-          <ns0:numId ns0:val="1014"/>
+          <ns0:numId ns0:val="1004"/>
         </ns0:numPr>
       </ns0:pPr>
       <ns0:r>
@@ -1137,7 +1247,7 @@
         <ns0:pStyle ns0:val="Compact"/>
         <ns0:numPr>
           <ns0:ilvl ns0:val="0"/>
-          <ns0:numId ns0:val="1014"/>
+          <ns0:numId ns0:val="1004"/>
         </ns0:numPr>
       </ns0:pPr>
       <ns0:r>
@@ -1177,7 +1287,7 @@
         <ns0:pStyle ns0:val="Compact"/>
         <ns0:numPr>
           <ns0:ilvl ns0:val="0"/>
-          <ns0:numId ns0:val="1015"/>
+          <ns0:numId ns0:val="1005"/>
         </ns0:numPr>
       </ns0:pPr>
       <ns0:r>
@@ -1199,7 +1309,7 @@
         <ns0:pStyle ns0:val="Compact"/>
         <ns0:numPr>
           <ns0:ilvl ns0:val="0"/>
-          <ns0:numId ns0:val="1015"/>
+          <ns0:numId ns0:val="1005"/>
         </ns0:numPr>
       </ns0:pPr>
       <ns0:r>
@@ -1221,7 +1331,7 @@
         <ns0:pStyle ns0:val="Compact"/>
         <ns0:numPr>
           <ns0:ilvl ns0:val="0"/>
-          <ns0:numId ns0:val="1015"/>
+          <ns0:numId ns0:val="1005"/>
         </ns0:numPr>
       </ns0:pPr>
       <ns0:r>
@@ -1243,7 +1353,7 @@
         <ns0:pStyle ns0:val="Compact"/>
         <ns0:numPr>
           <ns0:ilvl ns0:val="0"/>
-          <ns0:numId ns0:val="1015"/>
+          <ns0:numId ns0:val="1005"/>
         </ns0:numPr>
       </ns0:pPr>
       <ns0:r>
@@ -1283,7 +1393,7 @@
         <ns0:pStyle ns0:val="Compact"/>
         <ns0:numPr>
           <ns0:ilvl ns0:val="0"/>
-          <ns0:numId ns0:val="1015"/>
+          <ns0:numId ns0:val="1005"/>
         </ns0:numPr>
       </ns0:pPr>
       <ns0:r>
@@ -1323,7 +1433,7 @@
         <ns0:pStyle ns0:val="Compact"/>
         <ns0:numPr>
           <ns0:ilvl ns0:val="0"/>
-          <ns0:numId ns0:val="1016"/>
+          <ns0:numId ns0:val="1006"/>
         </ns0:numPr>
       </ns0:pPr>
       <ns0:r>
@@ -1345,7 +1455,7 @@
         <ns0:pStyle ns0:val="Compact"/>
         <ns0:numPr>
           <ns0:ilvl ns0:val="0"/>
-          <ns0:numId ns0:val="1016"/>
+          <ns0:numId ns0:val="1006"/>
         </ns0:numPr>
       </ns0:pPr>
       <ns0:r>
@@ -1367,7 +1477,7 @@
         <ns0:pStyle ns0:val="Compact"/>
         <ns0:numPr>
           <ns0:ilvl ns0:val="0"/>
-          <ns0:numId ns0:val="1016"/>
+          <ns0:numId ns0:val="1006"/>
         </ns0:numPr>
       </ns0:pPr>
       <ns0:r>
@@ -1389,7 +1499,7 @@
         <ns0:pStyle ns0:val="Compact"/>
         <ns0:numPr>
           <ns0:ilvl ns0:val="0"/>
-          <ns0:numId ns0:val="1016"/>
+          <ns0:numId ns0:val="1006"/>
         </ns0:numPr>
       </ns0:pPr>
       <ns0:r>
@@ -1429,7 +1539,7 @@
         <ns0:pStyle ns0:val="Compact"/>
         <ns0:numPr>
           <ns0:ilvl ns0:val="0"/>
-          <ns0:numId ns0:val="1016"/>
+          <ns0:numId ns0:val="1006"/>
         </ns0:numPr>
       </ns0:pPr>
       <ns0:r>
@@ -1469,7 +1579,7 @@
         <ns0:pStyle ns0:val="Compact"/>
         <ns0:numPr>
           <ns0:ilvl ns0:val="0"/>
-          <ns0:numId ns0:val="1017"/>
+          <ns0:numId ns0:val="1007"/>
         </ns0:numPr>
       </ns0:pPr>
       <ns0:r>
@@ -1491,7 +1601,7 @@
         <ns0:pStyle ns0:val="Compact"/>
         <ns0:numPr>
           <ns0:ilvl ns0:val="0"/>
-          <ns0:numId ns0:val="1017"/>
+          <ns0:numId ns0:val="1007"/>
         </ns0:numPr>
       </ns0:pPr>
       <ns0:r>
@@ -1513,7 +1623,7 @@
         <ns0:pStyle ns0:val="Compact"/>
         <ns0:numPr>
           <ns0:ilvl ns0:val="0"/>
-          <ns0:numId ns0:val="1017"/>
+          <ns0:numId ns0:val="1007"/>
         </ns0:numPr>
       </ns0:pPr>
       <ns0:r>
@@ -1535,7 +1645,7 @@
         <ns0:pStyle ns0:val="Compact"/>
         <ns0:numPr>
           <ns0:ilvl ns0:val="0"/>
-          <ns0:numId ns0:val="1017"/>
+          <ns0:numId ns0:val="1007"/>
         </ns0:numPr>
       </ns0:pPr>
       <ns0:r>
@@ -1581,7 +1691,7 @@
         <ns0:pStyle ns0:val="Compact"/>
         <ns0:numPr>
           <ns0:ilvl ns0:val="0"/>
-          <ns0:numId ns0:val="1017"/>
+          <ns0:numId ns0:val="1007"/>
         </ns0:numPr>
       </ns0:pPr>
       <ns0:r>
@@ -1621,7 +1731,7 @@
         <ns0:pStyle ns0:val="Compact"/>
         <ns0:numPr>
           <ns0:ilvl ns0:val="0"/>
-          <ns0:numId ns0:val="1018"/>
+          <ns0:numId ns0:val="1008"/>
         </ns0:numPr>
       </ns0:pPr>
       <ns0:r>
@@ -1643,7 +1753,7 @@
         <ns0:pStyle ns0:val="Compact"/>
         <ns0:numPr>
           <ns0:ilvl ns0:val="0"/>
-          <ns0:numId ns0:val="1018"/>
+          <ns0:numId ns0:val="1008"/>
         </ns0:numPr>
       </ns0:pPr>
       <ns0:r>
@@ -1665,7 +1775,7 @@
         <ns0:pStyle ns0:val="Compact"/>
         <ns0:numPr>
           <ns0:ilvl ns0:val="0"/>
-          <ns0:numId ns0:val="1018"/>
+          <ns0:numId ns0:val="1008"/>
         </ns0:numPr>
       </ns0:pPr>
       <ns0:r>
@@ -1687,7 +1797,7 @@
         <ns0:pStyle ns0:val="Compact"/>
         <ns0:numPr>
           <ns0:ilvl ns0:val="0"/>
-          <ns0:numId ns0:val="1018"/>
+          <ns0:numId ns0:val="1008"/>
         </ns0:numPr>
       </ns0:pPr>
       <ns0:r>
@@ -1715,7 +1825,7 @@
         <ns0:pStyle ns0:val="Compact"/>
         <ns0:numPr>
           <ns0:ilvl ns0:val="0"/>
-          <ns0:numId ns0:val="1018"/>
+          <ns0:numId ns0:val="1008"/>
         </ns0:numPr>
       </ns0:pPr>
       <ns0:r>
@@ -1755,7 +1865,7 @@
         <ns0:pStyle ns0:val="Compact"/>
         <ns0:numPr>
           <ns0:ilvl ns0:val="0"/>
-          <ns0:numId ns0:val="1019"/>
+          <ns0:numId ns0:val="1009"/>
         </ns0:numPr>
       </ns0:pPr>
       <ns0:r>
@@ -1777,7 +1887,7 @@
         <ns0:pStyle ns0:val="Compact"/>
         <ns0:numPr>
           <ns0:ilvl ns0:val="0"/>
-          <ns0:numId ns0:val="1019"/>
+          <ns0:numId ns0:val="1009"/>
         </ns0:numPr>
       </ns0:pPr>
       <ns0:r>
@@ -1799,7 +1909,7 @@
         <ns0:pStyle ns0:val="Compact"/>
         <ns0:numPr>
           <ns0:ilvl ns0:val="0"/>
-          <ns0:numId ns0:val="1019"/>
+          <ns0:numId ns0:val="1009"/>
         </ns0:numPr>
       </ns0:pPr>
       <ns0:r>
@@ -1821,7 +1931,7 @@
         <ns0:pStyle ns0:val="Compact"/>
         <ns0:numPr>
           <ns0:ilvl ns0:val="0"/>
-          <ns0:numId ns0:val="1019"/>
+          <ns0:numId ns0:val="1009"/>
         </ns0:numPr>
       </ns0:pPr>
       <ns0:r>
@@ -1861,7 +1971,7 @@
         <ns0:pStyle ns0:val="Compact"/>
         <ns0:numPr>
           <ns0:ilvl ns0:val="0"/>
-          <ns0:numId ns0:val="1019"/>
+          <ns0:numId ns0:val="1009"/>
         </ns0:numPr>
       </ns0:pPr>
       <ns0:r>
@@ -1901,7 +2011,7 @@
         <ns0:pStyle ns0:val="Compact"/>
         <ns0:numPr>
           <ns0:ilvl ns0:val="0"/>
-          <ns0:numId ns0:val="1020"/>
+          <ns0:numId ns0:val="1010"/>
         </ns0:numPr>
       </ns0:pPr>
       <ns0:r>
@@ -1923,7 +2033,7 @@
         <ns0:pStyle ns0:val="Compact"/>
         <ns0:numPr>
           <ns0:ilvl ns0:val="0"/>
-          <ns0:numId ns0:val="1020"/>
+          <ns0:numId ns0:val="1010"/>
         </ns0:numPr>
       </ns0:pPr>
       <ns0:r>
@@ -1945,7 +2055,7 @@
         <ns0:pStyle ns0:val="Compact"/>
         <ns0:numPr>
           <ns0:ilvl ns0:val="0"/>
-          <ns0:numId ns0:val="1020"/>
+          <ns0:numId ns0:val="1010"/>
         </ns0:numPr>
       </ns0:pPr>
       <ns0:r>
@@ -1967,7 +2077,7 @@
         <ns0:pStyle ns0:val="Compact"/>
         <ns0:numPr>
           <ns0:ilvl ns0:val="0"/>
-          <ns0:numId ns0:val="1020"/>
+          <ns0:numId ns0:val="1010"/>
         </ns0:numPr>
       </ns0:pPr>
       <ns0:r>
@@ -2001,7 +2111,7 @@
         <ns0:pStyle ns0:val="Compact"/>
         <ns0:numPr>
           <ns0:ilvl ns0:val="0"/>
-          <ns0:numId ns0:val="1020"/>
+          <ns0:numId ns0:val="1010"/>
         </ns0:numPr>
       </ns0:pPr>
       <ns0:r>
@@ -2068,11 +2178,452 @@
         <ns0:pStyle ns0:val="Compact"/>
         <ns0:numPr>
           <ns0:ilvl ns0:val="0"/>
+          <ns0:numId ns0:val="1011"/>
+        </ns0:numPr>
+      </ns0:pPr>
+      <ns0:r>
+        <ns0:t xml:space="preserve">Từ khóa tìm trong bài</ns0:t>
+      </ns0:r>
+    </ns0:p>
+    <ns0:p>
+      <ns0:pPr>
+        <ns0:pStyle ns0:val="Compact"/>
+        <ns0:numPr>
+          <ns0:ilvl ns0:val="1"/>
+          <ns0:numId ns0:val="1012"/>
+        </ns0:numPr>
+      </ns0:pPr>
+      <ns0:r>
+        <ns0:t xml:space="preserve">read a book</ns0:t>
+      </ns0:r>
+    </ns0:p>
+    <ns0:p>
+      <ns0:pPr>
+        <ns0:pStyle ns0:val="Compact"/>
+        <ns0:numPr>
+          <ns0:ilvl ns0:val="1"/>
+          <ns0:numId ns0:val="1012"/>
+        </ns0:numPr>
+      </ns0:pPr>
+      <ns0:r>
+        <ns0:t xml:space="preserve">struck</ns0:t>
+      </ns0:r>
+    </ns0:p>
+    <ns0:p>
+      <ns0:pPr>
+        <ns0:pStyle ns0:val="Compact"/>
+        <ns0:numPr>
+          <ns0:ilvl ns0:val="1"/>
+          <ns0:numId ns0:val="1012"/>
+        </ns0:numPr>
+      </ns0:pPr>
+      <ns0:r>
+        <ns0:t xml:space="preserve">American city</ns0:t>
+      </ns0:r>
+    </ns0:p>
+    <ns0:p>
+      <ns0:pPr>
+        <ns0:pStyle ns0:val="Compact"/>
+        <ns0:numPr>
+          <ns0:ilvl ns0:val="1"/>
+          <ns0:numId ns0:val="1012"/>
+        </ns0:numPr>
+      </ns0:pPr>
+      <ns0:r>
+        <ns0:t xml:space="preserve">terminated by a cold frost</ns0:t>
+      </ns0:r>
+    </ns0:p>
+    <ns0:p>
+      <ns0:pPr>
+        <ns0:pStyle ns0:val="Compact"/>
+        <ns0:numPr>
+          <ns0:ilvl ns0:val="0"/>
+          <ns0:numId ns0:val="1011"/>
+        </ns0:numPr>
+      </ns0:pPr>
+      <ns0:r>
+        <ns0:t xml:space="preserve">Từ khóa mấu chốt</ns0:t>
+      </ns0:r>
+    </ns0:p>
+    <ns0:p>
+      <ns0:pPr>
+        <ns0:pStyle ns0:val="Compact"/>
+        <ns0:numPr>
+          <ns0:ilvl ns0:val="1"/>
+          <ns0:numId ns0:val="1013"/>
+        </ns0:numPr>
+      </ns0:pPr>
+      <ns0:r>
+        <ns0:rPr>
+          <ns0:b/>
+          <ns0:bCs/>
+        </ns0:rPr>
+        <ns0:t xml:space="preserve">Đoạn A:</ns0:t>
+      </ns0:r>
+      <ns0:r>
+        <ns0:t xml:space="preserve"> </ns0:t>
+      </ns0:r>
+      <ns0:r>
+        <ns0:t xml:space="preserve">“…anecdote about the great yellow fever epidemic that hit Philadelphia… The inclement weather froze out the insects…”</ns0:t>
+      </ns0:r>
+    </ns0:p>
+    <ns0:p>
+      <ns0:pPr>
+        <ns0:pStyle ns0:val="Compact"/>
+        <ns0:numPr>
+          <ns0:ilvl ns0:val="0"/>
+          <ns0:numId ns0:val="1011"/>
+        </ns0:numPr>
+      </ns0:pPr>
+      <ns0:r>
+        <ns0:t xml:space="preserve">Phân tích &amp; Vị trí</ns0:t>
+      </ns0:r>
+    </ns0:p>
+    <ns0:p>
+      <ns0:pPr>
+        <ns0:pStyle ns0:val="Compact"/>
+        <ns0:numPr>
+          <ns0:ilvl ns0:val="1"/>
+          <ns0:numId ns0:val="1014"/>
+        </ns0:numPr>
+      </ns0:pPr>
+      <ns0:r>
+        <ns0:t xml:space="preserve">“Hit”</ns0:t>
+      </ns0:r>
+      <ns0:r>
+        <ns0:t xml:space="preserve"> </ns0:t>
+      </ns0:r>
+      <ns0:r>
+        <ns0:t xml:space="preserve">tương đương với</ns0:t>
+      </ns0:r>
+      <ns0:r>
+        <ns0:t xml:space="preserve"> </ns0:t>
+      </ns0:r>
+      <ns0:r>
+        <ns0:t xml:space="preserve">“struck”</ns0:t>
+      </ns0:r>
+      <ns0:r>
+        <ns0:t xml:space="preserve">.</ns0:t>
+      </ns0:r>
+      <ns0:r>
+        <ns0:t xml:space="preserve"> </ns0:t>
+      </ns0:r>
+      <ns0:r>
+        <ns0:t xml:space="preserve">“Philadelphia”</ns0:t>
+      </ns0:r>
+      <ns0:r>
+        <ns0:t xml:space="preserve"> </ns0:t>
+      </ns0:r>
+      <ns0:r>
+        <ns0:t xml:space="preserve">là một</ns0:t>
+      </ns0:r>
+      <ns0:r>
+        <ns0:t xml:space="preserve"> </ns0:t>
+      </ns0:r>
+      <ns0:r>
+        <ns0:t xml:space="preserve">“American city”</ns0:t>
+      </ns0:r>
+      <ns0:r>
+        <ns0:t xml:space="preserve">. Sự kiện được nhắc đến là</ns0:t>
+      </ns0:r>
+      <ns0:r>
+        <ns0:t xml:space="preserve"> </ns0:t>
+      </ns0:r>
+      <ns0:r>
+        <ns0:t xml:space="preserve">“yellow fever epidemic”</ns0:t>
+      </ns0:r>
+      <ns0:r>
+        <ns0:t xml:space="preserve">.</ns0:t>
+      </ns0:r>
+    </ns0:p>
+    <ns0:p>
+      <ns0:pPr>
+        <ns0:pStyle ns0:val="Compact"/>
+        <ns0:numPr>
+          <ns0:ilvl ns0:val="0"/>
+          <ns0:numId ns0:val="1011"/>
+        </ns0:numPr>
+      </ns0:pPr>
+      <ns0:r>
+        <ns0:rPr>
+          <ns0:b/>
+          <ns0:bCs/>
+        </ns0:rPr>
+        <ns0:t xml:space="preserve">Đáp án:</ns0:t>
+      </ns0:r>
+      <ns0:r>
+        <ns0:t xml:space="preserve"> </ns0:t>
+      </ns0:r>
+      <ns0:r>
+        <ns0:t xml:space="preserve">yellow-fever epidemic (hoặc epidemic)</ns0:t>
+      </ns0:r>
+    </ns0:p>
+    <ns0:p>
+      <ns0:pPr>
+        <ns0:pStyle ns0:val="CDSection"/>
+      </ns0:pPr>
+      <ns0:r>
+        <ns0:t xml:space="preserve">Câu 22</ns0:t>
+      </ns0:r>
+    </ns0:p>
+    <ns0:p>
+      <ns0:pPr>
+        <ns0:pStyle ns0:val="CDSection"/>
+      </ns0:pPr>
+      <ns0:r>
+        <ns0:rPr>
+          <ns0:b/>
+          <ns0:bCs/>
+        </ns0:rPr>
+        <ns0:t xml:space="preserve">Nội dung:</ns0:t>
+      </ns0:r>
+      <ns0:r>
+        <ns0:t xml:space="preserve"> </ns0:t>
+      </ns0:r>
+      <ns0:r>
+        <ns0:t xml:space="preserve">And academics found that there is a connection between climate and country’s wealthy as in the rich but small country of 22…………………..</ns0:t>
+      </ns0:r>
+    </ns0:p>
+    <ns0:p>
+      <ns0:pPr>
+        <ns0:pStyle ns0:val="Compact"/>
+        <ns0:numPr>
+          <ns0:ilvl ns0:val="0"/>
+          <ns0:numId ns0:val="1015"/>
+        </ns0:numPr>
+      </ns0:pPr>
+      <ns0:r>
+        <ns0:t xml:space="preserve">Từ khóa tìm trong bài</ns0:t>
+      </ns0:r>
+    </ns0:p>
+    <ns0:p>
+      <ns0:pPr>
+        <ns0:pStyle ns0:val="Compact"/>
+        <ns0:numPr>
+          <ns0:ilvl ns0:val="1"/>
+          <ns0:numId ns0:val="1016"/>
+        </ns0:numPr>
+      </ns0:pPr>
+      <ns0:r>
+        <ns0:t xml:space="preserve">connection between climate and country’s wealthy</ns0:t>
+      </ns0:r>
+    </ns0:p>
+    <ns0:p>
+      <ns0:pPr>
+        <ns0:pStyle ns0:val="Compact"/>
+        <ns0:numPr>
+          <ns0:ilvl ns0:val="1"/>
+          <ns0:numId ns0:val="1016"/>
+        </ns0:numPr>
+      </ns0:pPr>
+      <ns0:r>
+        <ns0:t xml:space="preserve">rich but small country</ns0:t>
+      </ns0:r>
+    </ns0:p>
+    <ns0:p>
+      <ns0:pPr>
+        <ns0:pStyle ns0:val="Compact"/>
+        <ns0:numPr>
+          <ns0:ilvl ns0:val="0"/>
+          <ns0:numId ns0:val="1015"/>
+        </ns0:numPr>
+      </ns0:pPr>
+      <ns0:r>
+        <ns0:t xml:space="preserve">Từ khóa mấu chốt</ns0:t>
+      </ns0:r>
+    </ns0:p>
+    <ns0:p>
+      <ns0:pPr>
+        <ns0:pStyle ns0:val="Compact"/>
+        <ns0:numPr>
+          <ns0:ilvl ns0:val="1"/>
+          <ns0:numId ns0:val="1017"/>
+        </ns0:numPr>
+      </ns0:pPr>
+      <ns0:r>
+        <ns0:rPr>
+          <ns0:b/>
+          <ns0:bCs/>
+        </ns0:rPr>
+        <ns0:t xml:space="preserve">Đoạn C:</ns0:t>
+      </ns0:r>
+      <ns0:r>
+        <ns0:t xml:space="preserve"> </ns0:t>
+      </ns0:r>
+      <ns0:r>
+        <ns0:t xml:space="preserve">“For example, Finland is a small country that is growing quickly…”</ns0:t>
+      </ns0:r>
+    </ns0:p>
+    <ns0:p>
+      <ns0:pPr>
+        <ns0:pStyle ns0:val="Compact"/>
+        <ns0:numPr>
+          <ns0:ilvl ns0:val="0"/>
+          <ns0:numId ns0:val="1015"/>
+        </ns0:numPr>
+      </ns0:pPr>
+      <ns0:r>
+        <ns0:t xml:space="preserve">Phân tích &amp; Vị trí</ns0:t>
+      </ns0:r>
+    </ns0:p>
+    <ns0:p>
+      <ns0:pPr>
+        <ns0:pStyle ns0:val="Compact"/>
+        <ns0:numPr>
+          <ns0:ilvl ns0:val="1"/>
+          <ns0:numId ns0:val="1018"/>
+        </ns0:numPr>
+      </ns0:pPr>
+      <ns0:r>
+        <ns0:t xml:space="preserve">Đoạn văn lấy ví dụ về một quốc gia nhỏ (</ns0:t>
+      </ns0:r>
+      <ns0:r>
+        <ns0:t xml:space="preserve">“small country”</ns0:t>
+      </ns0:r>
+      <ns0:r>
+        <ns0:t xml:space="preserve">) đang phát triển nhanh (giàu có) để minh họa cho mối liên hệ khí hậu. Đó là Phần Lan.</ns0:t>
+      </ns0:r>
+    </ns0:p>
+    <ns0:p>
+      <ns0:pPr>
+        <ns0:pStyle ns0:val="Compact"/>
+        <ns0:numPr>
+          <ns0:ilvl ns0:val="0"/>
+          <ns0:numId ns0:val="1015"/>
+        </ns0:numPr>
+      </ns0:pPr>
+      <ns0:r>
+        <ns0:rPr>
+          <ns0:b/>
+          <ns0:bCs/>
+        </ns0:rPr>
+        <ns0:t xml:space="preserve">Đáp án:</ns0:t>
+      </ns0:r>
+      <ns0:r>
+        <ns0:t xml:space="preserve"> </ns0:t>
+      </ns0:r>
+      <ns0:r>
+        <ns0:t xml:space="preserve">Finland</ns0:t>
+      </ns0:r>
+    </ns0:p>
+    <ns0:p>
+      <ns0:pPr>
+        <ns0:pStyle ns0:val="CDSection"/>
+      </ns0:pPr>
+      <ns0:r>
+        <ns0:t xml:space="preserve">Câu 23</ns0:t>
+      </ns0:r>
+    </ns0:p>
+    <ns0:p>
+      <ns0:pPr>
+        <ns0:pStyle ns0:val="CDSection"/>
+      </ns0:pPr>
+      <ns0:r>
+        <ns0:rPr>
+          <ns0:b/>
+          <ns0:bCs/>
+        </ns0:rPr>
+        <ns0:t xml:space="preserve">Nội dung:</ns0:t>
+      </ns0:r>
+      <ns0:r>
+        <ns0:t xml:space="preserve"> </ns0:t>
+      </ns0:r>
+      <ns0:r>
+        <ns0:t xml:space="preserve">Yet besides excellent surroundings and climate, one country still need to improve both their 23………………….. to achieve long prosperity,</ns0:t>
+      </ns0:r>
+    </ns0:p>
+    <ns0:p>
+      <ns0:pPr>
+        <ns0:pStyle ns0:val="Compact"/>
+        <ns0:numPr>
+          <ns0:ilvl ns0:val="0"/>
+          <ns0:numId ns0:val="1019"/>
+        </ns0:numPr>
+      </ns0:pPr>
+      <ns0:r>
+        <ns0:t xml:space="preserve">Từ khóa tìm trong bài</ns0:t>
+      </ns0:r>
+    </ns0:p>
+    <ns0:p>
+      <ns0:pPr>
+        <ns0:pStyle ns0:val="Compact"/>
+        <ns0:numPr>
+          <ns0:ilvl ns0:val="1"/>
+          <ns0:numId ns0:val="1020"/>
+        </ns0:numPr>
+      </ns0:pPr>
+      <ns0:r>
+        <ns0:t xml:space="preserve">besides excellent surroundings and climate</ns0:t>
+      </ns0:r>
+    </ns0:p>
+    <ns0:p>
+      <ns0:pPr>
+        <ns0:pStyle ns0:val="Compact"/>
+        <ns0:numPr>
+          <ns0:ilvl ns0:val="1"/>
+          <ns0:numId ns0:val="1020"/>
+        </ns0:numPr>
+      </ns0:pPr>
+      <ns0:r>
+        <ns0:t xml:space="preserve">improve both their …</ns0:t>
+      </ns0:r>
+    </ns0:p>
+    <ns0:p>
+      <ns0:pPr>
+        <ns0:pStyle ns0:val="Compact"/>
+        <ns0:numPr>
+          <ns0:ilvl ns0:val="1"/>
+          <ns0:numId ns0:val="1020"/>
+        </ns0:numPr>
+      </ns0:pPr>
+      <ns0:r>
+        <ns0:t xml:space="preserve">achieve long prosperity (wealth)</ns0:t>
+      </ns0:r>
+    </ns0:p>
+    <ns0:p>
+      <ns0:pPr>
+        <ns0:pStyle ns0:val="Compact"/>
+        <ns0:numPr>
+          <ns0:ilvl ns0:val="0"/>
+          <ns0:numId ns0:val="1019"/>
+        </ns0:numPr>
+      </ns0:pPr>
+      <ns0:r>
+        <ns0:t xml:space="preserve">Từ khóa mấu chốt</ns0:t>
+      </ns0:r>
+    </ns0:p>
+    <ns0:p>
+      <ns0:pPr>
+        <ns0:pStyle ns0:val="Compact"/>
+        <ns0:numPr>
+          <ns0:ilvl ns0:val="1"/>
           <ns0:numId ns0:val="1021"/>
         </ns0:numPr>
       </ns0:pPr>
       <ns0:r>
-        <ns0:t xml:space="preserve">Từ khóa tìm trong bài</ns0:t>
+        <ns0:rPr>
+          <ns0:b/>
+          <ns0:bCs/>
+        </ns0:rPr>
+        <ns0:t xml:space="preserve">Đoạn D:</ns0:t>
+      </ns0:r>
+      <ns0:r>
+        <ns0:t xml:space="preserve"> </ns0:t>
+      </ns0:r>
+      <ns0:r>
+        <ns0:t xml:space="preserve">“…accumulation of wealth and improvement in governing institutions are both helped by a favourable environment…”</ns0:t>
+      </ns0:r>
+    </ns0:p>
+    <ns0:p>
+      <ns0:pPr>
+        <ns0:pStyle ns0:val="Compact"/>
+        <ns0:numPr>
+          <ns0:ilvl ns0:val="0"/>
+          <ns0:numId ns0:val="1019"/>
+        </ns0:numPr>
+      </ns0:pPr>
+      <ns0:r>
+        <ns0:t xml:space="preserve">Phân tích &amp; Vị trí</ns0:t>
       </ns0:r>
     </ns0:p>
     <ns0:p>
@@ -2084,89 +2635,97 @@
         </ns0:numPr>
       </ns0:pPr>
       <ns0:r>
-        <ns0:t xml:space="preserve">read a book</ns0:t>
-      </ns0:r>
-    </ns0:p>
-    <ns0:p>
-      <ns0:pPr>
-        <ns0:pStyle ns0:val="Compact"/>
-        <ns0:numPr>
-          <ns0:ilvl ns0:val="1"/>
-          <ns0:numId ns0:val="1022"/>
-        </ns0:numPr>
-      </ns0:pPr>
-      <ns0:r>
-        <ns0:t xml:space="preserve">struck</ns0:t>
-      </ns0:r>
-    </ns0:p>
-    <ns0:p>
-      <ns0:pPr>
-        <ns0:pStyle ns0:val="Compact"/>
-        <ns0:numPr>
-          <ns0:ilvl ns0:val="1"/>
-          <ns0:numId ns0:val="1022"/>
-        </ns0:numPr>
-      </ns0:pPr>
-      <ns0:r>
-        <ns0:t xml:space="preserve">American city</ns0:t>
-      </ns0:r>
-    </ns0:p>
-    <ns0:p>
-      <ns0:pPr>
-        <ns0:pStyle ns0:val="Compact"/>
-        <ns0:numPr>
-          <ns0:ilvl ns0:val="1"/>
-          <ns0:numId ns0:val="1022"/>
-        </ns0:numPr>
-      </ns0:pPr>
-      <ns0:r>
-        <ns0:t xml:space="preserve">terminated by a cold frost</ns0:t>
-      </ns0:r>
-    </ns0:p>
-    <ns0:p>
-      <ns0:pPr>
-        <ns0:pStyle ns0:val="Compact"/>
-        <ns0:numPr>
-          <ns0:ilvl ns0:val="0"/>
-          <ns0:numId ns0:val="1021"/>
-        </ns0:numPr>
-      </ns0:pPr>
-      <ns0:r>
-        <ns0:t xml:space="preserve">Từ khóa mấu chốt</ns0:t>
-      </ns0:r>
-    </ns0:p>
-    <ns0:p>
-      <ns0:pPr>
-        <ns0:pStyle ns0:val="Compact"/>
-        <ns0:numPr>
-          <ns0:ilvl ns0:val="1"/>
+        <ns0:t xml:space="preserve">Bài đọc nói rằng sự tích lũy của cải (</ns0:t>
+      </ns0:r>
+      <ns0:r>
+        <ns0:t xml:space="preserve">“wealth”</ns0:t>
+      </ns0:r>
+      <ns0:r>
+        <ns0:t xml:space="preserve"> </ns0:t>
+      </ns0:r>
+      <ns0:r>
+        <ns0:t xml:space="preserve">~ prosperity) và sự cải thiện trong</ns0:t>
+      </ns0:r>
+      <ns0:r>
+        <ns0:t xml:space="preserve"> </ns0:t>
+      </ns0:r>
+      <ns0:r>
+        <ns0:t xml:space="preserve">“governing institutions”</ns0:t>
+      </ns0:r>
+      <ns0:r>
+        <ns0:t xml:space="preserve"> </ns0:t>
+      </ns0:r>
+      <ns0:r>
+        <ns0:t xml:space="preserve">đều được hỗ trợ bởi môi trường. Do đó, yếu tố cần cải thiện là</ns0:t>
+      </ns0:r>
+      <ns0:r>
+        <ns0:t xml:space="preserve"> </ns0:t>
+      </ns0:r>
+      <ns0:r>
+        <ns0:t xml:space="preserve">“governing institutions”</ns0:t>
+      </ns0:r>
+      <ns0:r>
+        <ns0:t xml:space="preserve">.</ns0:t>
+      </ns0:r>
+    </ns0:p>
+    <ns0:p>
+      <ns0:pPr>
+        <ns0:pStyle ns0:val="Compact"/>
+        <ns0:numPr>
+          <ns0:ilvl ns0:val="0"/>
+          <ns0:numId ns0:val="1019"/>
+        </ns0:numPr>
+      </ns0:pPr>
+      <ns0:r>
+        <ns0:rPr>
+          <ns0:b/>
+          <ns0:bCs/>
+        </ns0:rPr>
+        <ns0:t xml:space="preserve">Đáp án:</ns0:t>
+      </ns0:r>
+      <ns0:r>
+        <ns0:t xml:space="preserve"> </ns0:t>
+      </ns0:r>
+      <ns0:r>
+        <ns0:t xml:space="preserve">Governing institutions</ns0:t>
+      </ns0:r>
+    </ns0:p>
+    <ns0:p>
+      <ns0:pPr>
+        <ns0:pStyle ns0:val="CDSection"/>
+      </ns0:pPr>
+      <ns0:r>
+        <ns0:t xml:space="preserve">Câu 24</ns0:t>
+      </ns0:r>
+    </ns0:p>
+    <ns0:p>
+      <ns0:pPr>
+        <ns0:pStyle ns0:val="CDSection"/>
+      </ns0:pPr>
+      <ns0:r>
+        <ns0:rPr>
+          <ns0:b/>
+          <ns0:bCs/>
+        </ns0:rPr>
+        <ns0:t xml:space="preserve">Nội dung:</ns0:t>
+      </ns0:r>
+      <ns0:r>
+        <ns0:t xml:space="preserve"> </ns0:t>
+      </ns0:r>
+      <ns0:r>
+        <ns0:t xml:space="preserve">Thanks to resembling weather condition across latitude in the continent of 24…………………..</ns0:t>
+      </ns0:r>
+    </ns0:p>
+    <ns0:p>
+      <ns0:pPr>
+        <ns0:pStyle ns0:val="Compact"/>
+        <ns0:numPr>
+          <ns0:ilvl ns0:val="0"/>
           <ns0:numId ns0:val="1023"/>
         </ns0:numPr>
       </ns0:pPr>
       <ns0:r>
-        <ns0:rPr>
-          <ns0:b/>
-          <ns0:bCs/>
-        </ns0:rPr>
-        <ns0:t xml:space="preserve">Đoạn A:</ns0:t>
-      </ns0:r>
-      <ns0:r>
-        <ns0:t xml:space="preserve"> </ns0:t>
-      </ns0:r>
-      <ns0:r>
-        <ns0:t xml:space="preserve">“…anecdote about the great yellow fever epidemic that hit Philadelphia… The inclement weather froze out the insects…”</ns0:t>
-      </ns0:r>
-    </ns0:p>
-    <ns0:p>
-      <ns0:pPr>
-        <ns0:pStyle ns0:val="Compact"/>
-        <ns0:numPr>
-          <ns0:ilvl ns0:val="0"/>
-          <ns0:numId ns0:val="1021"/>
-        </ns0:numPr>
-      </ns0:pPr>
-      <ns0:r>
-        <ns0:t xml:space="preserve">Phân tích &amp; Vị trí</ns0:t>
+        <ns0:t xml:space="preserve">Từ khóa tìm trong bài</ns0:t>
       </ns0:r>
     </ns0:p>
     <ns0:p>
@@ -2178,112 +2737,77 @@
         </ns0:numPr>
       </ns0:pPr>
       <ns0:r>
-        <ns0:t xml:space="preserve">“Hit”</ns0:t>
-      </ns0:r>
-      <ns0:r>
-        <ns0:t xml:space="preserve"> </ns0:t>
-      </ns0:r>
-      <ns0:r>
-        <ns0:t xml:space="preserve">tương đương với</ns0:t>
-      </ns0:r>
-      <ns0:r>
-        <ns0:t xml:space="preserve"> </ns0:t>
-      </ns0:r>
-      <ns0:r>
-        <ns0:t xml:space="preserve">“struck”</ns0:t>
-      </ns0:r>
-      <ns0:r>
-        <ns0:t xml:space="preserve">.</ns0:t>
-      </ns0:r>
-      <ns0:r>
-        <ns0:t xml:space="preserve"> </ns0:t>
-      </ns0:r>
-      <ns0:r>
-        <ns0:t xml:space="preserve">“Philadelphia”</ns0:t>
-      </ns0:r>
-      <ns0:r>
-        <ns0:t xml:space="preserve"> </ns0:t>
-      </ns0:r>
-      <ns0:r>
-        <ns0:t xml:space="preserve">là một</ns0:t>
-      </ns0:r>
-      <ns0:r>
-        <ns0:t xml:space="preserve"> </ns0:t>
-      </ns0:r>
-      <ns0:r>
-        <ns0:t xml:space="preserve">“American city”</ns0:t>
-      </ns0:r>
-      <ns0:r>
-        <ns0:t xml:space="preserve">. Sự kiện được nhắc đến là</ns0:t>
-      </ns0:r>
-      <ns0:r>
-        <ns0:t xml:space="preserve"> </ns0:t>
-      </ns0:r>
-      <ns0:r>
-        <ns0:t xml:space="preserve">“yellow fever epidemic”</ns0:t>
-      </ns0:r>
-      <ns0:r>
-        <ns0:t xml:space="preserve">.</ns0:t>
-      </ns0:r>
-    </ns0:p>
-    <ns0:p>
-      <ns0:pPr>
-        <ns0:pStyle ns0:val="Compact"/>
-        <ns0:numPr>
-          <ns0:ilvl ns0:val="0"/>
-          <ns0:numId ns0:val="1021"/>
-        </ns0:numPr>
-      </ns0:pPr>
-      <ns0:r>
-        <ns0:rPr>
-          <ns0:b/>
-          <ns0:bCs/>
-        </ns0:rPr>
-        <ns0:t xml:space="preserve">Đáp án:</ns0:t>
-      </ns0:r>
-      <ns0:r>
-        <ns0:t xml:space="preserve"> </ns0:t>
-      </ns0:r>
-      <ns0:r>
-        <ns0:t xml:space="preserve">yellow-fever epidemic (hoặc epidemic)</ns0:t>
-      </ns0:r>
-    </ns0:p>
-    <ns0:p>
-      <ns0:pPr>
-        <ns0:pStyle ns0:val="CDSection"/>
-      </ns0:pPr>
-      <ns0:r>
-        <ns0:t xml:space="preserve">Câu 22</ns0:t>
-      </ns0:r>
-    </ns0:p>
-    <ns0:p>
-      <ns0:pPr>
-        <ns0:pStyle ns0:val="CDSection"/>
-      </ns0:pPr>
-      <ns0:r>
-        <ns0:rPr>
-          <ns0:b/>
-          <ns0:bCs/>
-        </ns0:rPr>
-        <ns0:t xml:space="preserve">Nội dung:</ns0:t>
-      </ns0:r>
-      <ns0:r>
-        <ns0:t xml:space="preserve"> </ns0:t>
-      </ns0:r>
-      <ns0:r>
-        <ns0:t xml:space="preserve">And academics found that there is a connection between climate and country’s wealthy as in the rich but small country of 22…………………..</ns0:t>
-      </ns0:r>
-    </ns0:p>
-    <ns0:p>
-      <ns0:pPr>
-        <ns0:pStyle ns0:val="Compact"/>
-        <ns0:numPr>
-          <ns0:ilvl ns0:val="0"/>
+        <ns0:t xml:space="preserve">resembling weather condition (climates are similar)</ns0:t>
+      </ns0:r>
+    </ns0:p>
+    <ns0:p>
+      <ns0:pPr>
+        <ns0:pStyle ns0:val="Compact"/>
+        <ns0:numPr>
+          <ns0:ilvl ns0:val="1"/>
+          <ns0:numId ns0:val="1024"/>
+        </ns0:numPr>
+      </ns0:pPr>
+      <ns0:r>
+        <ns0:t xml:space="preserve">across latitude</ns0:t>
+      </ns0:r>
+    </ns0:p>
+    <ns0:p>
+      <ns0:pPr>
+        <ns0:pStyle ns0:val="Compact"/>
+        <ns0:numPr>
+          <ns0:ilvl ns0:val="1"/>
+          <ns0:numId ns0:val="1024"/>
+        </ns0:numPr>
+      </ns0:pPr>
+      <ns0:r>
+        <ns0:t xml:space="preserve">continent of …</ns0:t>
+      </ns0:r>
+    </ns0:p>
+    <ns0:p>
+      <ns0:pPr>
+        <ns0:pStyle ns0:val="Compact"/>
+        <ns0:numPr>
+          <ns0:ilvl ns0:val="0"/>
+          <ns0:numId ns0:val="1023"/>
+        </ns0:numPr>
+      </ns0:pPr>
+      <ns0:r>
+        <ns0:t xml:space="preserve">Từ khóa mấu chốt</ns0:t>
+      </ns0:r>
+    </ns0:p>
+    <ns0:p>
+      <ns0:pPr>
+        <ns0:pStyle ns0:val="Compact"/>
+        <ns0:numPr>
+          <ns0:ilvl ns0:val="1"/>
           <ns0:numId ns0:val="1025"/>
         </ns0:numPr>
       </ns0:pPr>
       <ns0:r>
-        <ns0:t xml:space="preserve">Từ khóa tìm trong bài</ns0:t>
+        <ns0:rPr>
+          <ns0:b/>
+          <ns0:bCs/>
+        </ns0:rPr>
+        <ns0:t xml:space="preserve">Đoạn F:</ns0:t>
+      </ns0:r>
+      <ns0:r>
+        <ns0:t xml:space="preserve"> </ns0:t>
+      </ns0:r>
+      <ns0:r>
+        <ns0:t xml:space="preserve">“So, in Europe, crops can spread quickly across latitudes because climates are similar.”</ns0:t>
+      </ns0:r>
+    </ns0:p>
+    <ns0:p>
+      <ns0:pPr>
+        <ns0:pStyle ns0:val="Compact"/>
+        <ns0:numPr>
+          <ns0:ilvl ns0:val="0"/>
+          <ns0:numId ns0:val="1023"/>
+        </ns0:numPr>
+      </ns0:pPr>
+      <ns0:r>
+        <ns0:t xml:space="preserve">Phân tích &amp; Vị trí</ns0:t>
       </ns0:r>
     </ns0:p>
     <ns0:p>
@@ -2295,65 +2819,88 @@
         </ns0:numPr>
       </ns0:pPr>
       <ns0:r>
-        <ns0:t xml:space="preserve">connection between climate and country’s wealthy</ns0:t>
-      </ns0:r>
-    </ns0:p>
-    <ns0:p>
-      <ns0:pPr>
-        <ns0:pStyle ns0:val="Compact"/>
-        <ns0:numPr>
-          <ns0:ilvl ns0:val="1"/>
-          <ns0:numId ns0:val="1026"/>
-        </ns0:numPr>
-      </ns0:pPr>
-      <ns0:r>
-        <ns0:t xml:space="preserve">rich but small country</ns0:t>
-      </ns0:r>
-    </ns0:p>
-    <ns0:p>
-      <ns0:pPr>
-        <ns0:pStyle ns0:val="Compact"/>
-        <ns0:numPr>
-          <ns0:ilvl ns0:val="0"/>
-          <ns0:numId ns0:val="1025"/>
-        </ns0:numPr>
-      </ns0:pPr>
-      <ns0:r>
-        <ns0:t xml:space="preserve">Từ khóa mấu chốt</ns0:t>
-      </ns0:r>
-    </ns0:p>
-    <ns0:p>
-      <ns0:pPr>
-        <ns0:pStyle ns0:val="Compact"/>
-        <ns0:numPr>
-          <ns0:ilvl ns0:val="1"/>
+        <ns0:t xml:space="preserve">“Climates are similar”</ns0:t>
+      </ns0:r>
+      <ns0:r>
+        <ns0:t xml:space="preserve"> </ns0:t>
+      </ns0:r>
+      <ns0:r>
+        <ns0:t xml:space="preserve">tương ứng với</ns0:t>
+      </ns0:r>
+      <ns0:r>
+        <ns0:t xml:space="preserve"> </ns0:t>
+      </ns0:r>
+      <ns0:r>
+        <ns0:t xml:space="preserve">“resembling weather condition”</ns0:t>
+      </ns0:r>
+      <ns0:r>
+        <ns0:t xml:space="preserve">. Đoạn văn nói điều này xảy ra ở châu lục/khu vực là Châu Âu (</ns0:t>
+      </ns0:r>
+      <ns0:r>
+        <ns0:t xml:space="preserve">“Europe”</ns0:t>
+      </ns0:r>
+      <ns0:r>
+        <ns0:t xml:space="preserve">).</ns0:t>
+      </ns0:r>
+    </ns0:p>
+    <ns0:p>
+      <ns0:pPr>
+        <ns0:pStyle ns0:val="Compact"/>
+        <ns0:numPr>
+          <ns0:ilvl ns0:val="0"/>
+          <ns0:numId ns0:val="1023"/>
+        </ns0:numPr>
+      </ns0:pPr>
+      <ns0:r>
+        <ns0:rPr>
+          <ns0:b/>
+          <ns0:bCs/>
+        </ns0:rPr>
+        <ns0:t xml:space="preserve">Đáp án:</ns0:t>
+      </ns0:r>
+      <ns0:r>
+        <ns0:t xml:space="preserve"> </ns0:t>
+      </ns0:r>
+      <ns0:r>
+        <ns0:t xml:space="preserve">Europe</ns0:t>
+      </ns0:r>
+    </ns0:p>
+    <ns0:p>
+      <ns0:pPr>
+        <ns0:pStyle ns0:val="CDSection"/>
+      </ns0:pPr>
+      <ns0:r>
+        <ns0:t xml:space="preserve">Câu 25</ns0:t>
+      </ns0:r>
+    </ns0:p>
+    <ns0:p>
+      <ns0:pPr>
+        <ns0:pStyle ns0:val="CDSection"/>
+      </ns0:pPr>
+      <ns0:r>
+        <ns0:rPr>
+          <ns0:b/>
+          <ns0:bCs/>
+        </ns0:rPr>
+        <ns0:t xml:space="preserve">Nội dung:</ns0:t>
+      </ns0:r>
+      <ns0:r>
+        <ns0:t xml:space="preserve"> </ns0:t>
+      </ns0:r>
+      <ns0:r>
+        <ns0:t xml:space="preserve">’crops such as 25…………………… is bound to spread faster than from South America to the North.</ns0:t>
+      </ns0:r>
+    </ns0:p>
+    <ns0:p>
+      <ns0:pPr>
+        <ns0:pStyle ns0:val="Compact"/>
+        <ns0:numPr>
+          <ns0:ilvl ns0:val="0"/>
           <ns0:numId ns0:val="1027"/>
         </ns0:numPr>
       </ns0:pPr>
       <ns0:r>
-        <ns0:rPr>
-          <ns0:b/>
-          <ns0:bCs/>
-        </ns0:rPr>
-        <ns0:t xml:space="preserve">Đoạn C:</ns0:t>
-      </ns0:r>
-      <ns0:r>
-        <ns0:t xml:space="preserve"> </ns0:t>
-      </ns0:r>
-      <ns0:r>
-        <ns0:t xml:space="preserve">“For example, Finland is a small country that is growing quickly…”</ns0:t>
-      </ns0:r>
-    </ns0:p>
-    <ns0:p>
-      <ns0:pPr>
-        <ns0:pStyle ns0:val="Compact"/>
-        <ns0:numPr>
-          <ns0:ilvl ns0:val="0"/>
-          <ns0:numId ns0:val="1025"/>
-        </ns0:numPr>
-      </ns0:pPr>
-      <ns0:r>
-        <ns0:t xml:space="preserve">Phân tích &amp; Vị trí</ns0:t>
+        <ns0:t xml:space="preserve">Từ khóa tìm trong bài</ns0:t>
       </ns0:r>
     </ns0:p>
     <ns0:p>
@@ -2365,73 +2912,65 @@
         </ns0:numPr>
       </ns0:pPr>
       <ns0:r>
-        <ns0:t xml:space="preserve">Đoạn văn lấy ví dụ về một quốc gia nhỏ (</ns0:t>
-      </ns0:r>
-      <ns0:r>
-        <ns0:t xml:space="preserve">“small country”</ns0:t>
-      </ns0:r>
-      <ns0:r>
-        <ns0:t xml:space="preserve">) đang phát triển nhanh (giàu có) để minh họa cho mối liên hệ khí hậu. Đó là Phần Lan.</ns0:t>
-      </ns0:r>
-    </ns0:p>
-    <ns0:p>
-      <ns0:pPr>
-        <ns0:pStyle ns0:val="Compact"/>
-        <ns0:numPr>
-          <ns0:ilvl ns0:val="0"/>
-          <ns0:numId ns0:val="1025"/>
-        </ns0:numPr>
-      </ns0:pPr>
-      <ns0:r>
-        <ns0:rPr>
-          <ns0:b/>
-          <ns0:bCs/>
-        </ns0:rPr>
-        <ns0:t xml:space="preserve">Đáp án:</ns0:t>
-      </ns0:r>
-      <ns0:r>
-        <ns0:t xml:space="preserve"> </ns0:t>
-      </ns0:r>
-      <ns0:r>
-        <ns0:t xml:space="preserve">Finland</ns0:t>
-      </ns0:r>
-    </ns0:p>
-    <ns0:p>
-      <ns0:pPr>
-        <ns0:pStyle ns0:val="CDSection"/>
-      </ns0:pPr>
-      <ns0:r>
-        <ns0:t xml:space="preserve">Câu 23</ns0:t>
-      </ns0:r>
-    </ns0:p>
-    <ns0:p>
-      <ns0:pPr>
-        <ns0:pStyle ns0:val="CDSection"/>
-      </ns0:pPr>
-      <ns0:r>
-        <ns0:rPr>
-          <ns0:b/>
-          <ns0:bCs/>
-        </ns0:rPr>
-        <ns0:t xml:space="preserve">Nội dung:</ns0:t>
-      </ns0:r>
-      <ns0:r>
-        <ns0:t xml:space="preserve"> </ns0:t>
-      </ns0:r>
-      <ns0:r>
-        <ns0:t xml:space="preserve">Yet besides excellent surroundings and climate, one country still need to improve both their 23………………….. to achieve long prosperity,</ns0:t>
-      </ns0:r>
-    </ns0:p>
-    <ns0:p>
-      <ns0:pPr>
-        <ns0:pStyle ns0:val="Compact"/>
-        <ns0:numPr>
-          <ns0:ilvl ns0:val="0"/>
+        <ns0:t xml:space="preserve">crops such as …</ns0:t>
+      </ns0:r>
+    </ns0:p>
+    <ns0:p>
+      <ns0:pPr>
+        <ns0:pStyle ns0:val="Compact"/>
+        <ns0:numPr>
+          <ns0:ilvl ns0:val="1"/>
+          <ns0:numId ns0:val="1028"/>
+        </ns0:numPr>
+      </ns0:pPr>
+      <ns0:r>
+        <ns0:t xml:space="preserve">spread faster (quickly)</ns0:t>
+      </ns0:r>
+    </ns0:p>
+    <ns0:p>
+      <ns0:pPr>
+        <ns0:pStyle ns0:val="Compact"/>
+        <ns0:numPr>
+          <ns0:ilvl ns0:val="0"/>
+          <ns0:numId ns0:val="1027"/>
+        </ns0:numPr>
+      </ns0:pPr>
+      <ns0:r>
+        <ns0:t xml:space="preserve">Từ khóa mấu chốt</ns0:t>
+      </ns0:r>
+    </ns0:p>
+    <ns0:p>
+      <ns0:pPr>
+        <ns0:pStyle ns0:val="Compact"/>
+        <ns0:numPr>
+          <ns0:ilvl ns0:val="1"/>
           <ns0:numId ns0:val="1029"/>
         </ns0:numPr>
       </ns0:pPr>
       <ns0:r>
-        <ns0:t xml:space="preserve">Từ khóa tìm trong bài</ns0:t>
+        <ns0:rPr>
+          <ns0:b/>
+          <ns0:bCs/>
+        </ns0:rPr>
+        <ns0:t xml:space="preserve">Đoạn F:</ns0:t>
+      </ns0:r>
+      <ns0:r>
+        <ns0:t xml:space="preserve"> </ns0:t>
+      </ns0:r>
+      <ns0:r>
+        <ns0:t xml:space="preserve">“One of the first domesticated crops, einkorn wheat, spread quickly from the Middle East into Europe…”</ns0:t>
+      </ns0:r>
+    </ns0:p>
+    <ns0:p>
+      <ns0:pPr>
+        <ns0:pStyle ns0:val="Compact"/>
+        <ns0:numPr>
+          <ns0:ilvl ns0:val="0"/>
+          <ns0:numId ns0:val="1027"/>
+        </ns0:numPr>
+      </ns0:pPr>
+      <ns0:r>
+        <ns0:t xml:space="preserve">Phân tích &amp; Vị trí</ns0:t>
       </ns0:r>
     </ns0:p>
     <ns0:p>
@@ -2443,77 +2982,79 @@
         </ns0:numPr>
       </ns0:pPr>
       <ns0:r>
-        <ns0:t xml:space="preserve">besides excellent surroundings and climate</ns0:t>
-      </ns0:r>
-    </ns0:p>
-    <ns0:p>
-      <ns0:pPr>
-        <ns0:pStyle ns0:val="Compact"/>
-        <ns0:numPr>
-          <ns0:ilvl ns0:val="1"/>
-          <ns0:numId ns0:val="1030"/>
-        </ns0:numPr>
-      </ns0:pPr>
-      <ns0:r>
-        <ns0:t xml:space="preserve">improve both their …</ns0:t>
-      </ns0:r>
-    </ns0:p>
-    <ns0:p>
-      <ns0:pPr>
-        <ns0:pStyle ns0:val="Compact"/>
-        <ns0:numPr>
-          <ns0:ilvl ns0:val="1"/>
-          <ns0:numId ns0:val="1030"/>
-        </ns0:numPr>
-      </ns0:pPr>
-      <ns0:r>
-        <ns0:t xml:space="preserve">achieve long prosperity (wealth)</ns0:t>
-      </ns0:r>
-    </ns0:p>
-    <ns0:p>
-      <ns0:pPr>
-        <ns0:pStyle ns0:val="Compact"/>
-        <ns0:numPr>
-          <ns0:ilvl ns0:val="0"/>
-          <ns0:numId ns0:val="1029"/>
-        </ns0:numPr>
-      </ns0:pPr>
-      <ns0:r>
-        <ns0:t xml:space="preserve">Từ khóa mấu chốt</ns0:t>
-      </ns0:r>
-    </ns0:p>
-    <ns0:p>
-      <ns0:pPr>
-        <ns0:pStyle ns0:val="Compact"/>
-        <ns0:numPr>
-          <ns0:ilvl ns0:val="1"/>
+        <ns0:t xml:space="preserve">Loại cây trồng (</ns0:t>
+      </ns0:r>
+      <ns0:r>
+        <ns0:t xml:space="preserve">“crop”</ns0:t>
+      </ns0:r>
+      <ns0:r>
+        <ns0:t xml:space="preserve">) được nhắc đến là lan truyền nhanh (</ns0:t>
+      </ns0:r>
+      <ns0:r>
+        <ns0:t xml:space="preserve">“spread quickly”</ns0:t>
+      </ns0:r>
+      <ns0:r>
+        <ns0:t xml:space="preserve">) chính là lúa mì einkorn.</ns0:t>
+      </ns0:r>
+    </ns0:p>
+    <ns0:p>
+      <ns0:pPr>
+        <ns0:pStyle ns0:val="Compact"/>
+        <ns0:numPr>
+          <ns0:ilvl ns0:val="0"/>
+          <ns0:numId ns0:val="1027"/>
+        </ns0:numPr>
+      </ns0:pPr>
+      <ns0:r>
+        <ns0:rPr>
+          <ns0:b/>
+          <ns0:bCs/>
+        </ns0:rPr>
+        <ns0:t xml:space="preserve">Đáp án:</ns0:t>
+      </ns0:r>
+      <ns0:r>
+        <ns0:t xml:space="preserve"> </ns0:t>
+      </ns0:r>
+      <ns0:r>
+        <ns0:t xml:space="preserve">einkorn Wheat</ns0:t>
+      </ns0:r>
+    </ns0:p>
+    <ns0:p>
+      <ns0:pPr>
+        <ns0:pStyle ns0:val="CDSection"/>
+      </ns0:pPr>
+      <ns0:r>
+        <ns0:t xml:space="preserve">Câu 26</ns0:t>
+      </ns0:r>
+    </ns0:p>
+    <ns0:p>
+      <ns0:pPr>
+        <ns0:pStyle ns0:val="CDSection"/>
+      </ns0:pPr>
+      <ns0:r>
+        <ns0:rPr>
+          <ns0:b/>
+          <ns0:bCs/>
+        </ns0:rPr>
+        <ns0:t xml:space="preserve">Nội dung:</ns0:t>
+      </ns0:r>
+      <ns0:r>
+        <ns0:t xml:space="preserve"> </ns0:t>
+      </ns0:r>
+      <ns0:r>
+        <ns0:t xml:space="preserve">Other researchers also noted that even though geographical factors are important, a tropical country such as 26………………….. still became rich due to scientific advancement.</ns0:t>
+      </ns0:r>
+    </ns0:p>
+    <ns0:p>
+      <ns0:pPr>
+        <ns0:pStyle ns0:val="Compact"/>
+        <ns0:numPr>
+          <ns0:ilvl ns0:val="0"/>
           <ns0:numId ns0:val="1031"/>
         </ns0:numPr>
       </ns0:pPr>
       <ns0:r>
-        <ns0:rPr>
-          <ns0:b/>
-          <ns0:bCs/>
-        </ns0:rPr>
-        <ns0:t xml:space="preserve">Đoạn D:</ns0:t>
-      </ns0:r>
-      <ns0:r>
-        <ns0:t xml:space="preserve"> </ns0:t>
-      </ns0:r>
-      <ns0:r>
-        <ns0:t xml:space="preserve">“…accumulation of wealth and improvement in governing institutions are both helped by a favourable environment…”</ns0:t>
-      </ns0:r>
-    </ns0:p>
-    <ns0:p>
-      <ns0:pPr>
-        <ns0:pStyle ns0:val="Compact"/>
-        <ns0:numPr>
-          <ns0:ilvl ns0:val="0"/>
-          <ns0:numId ns0:val="1029"/>
-        </ns0:numPr>
-      </ns0:pPr>
-      <ns0:r>
-        <ns0:t xml:space="preserve">Phân tích &amp; Vị trí</ns0:t>
+        <ns0:t xml:space="preserve">Từ khóa tìm trong bài</ns0:t>
       </ns0:r>
     </ns0:p>
     <ns0:p>
@@ -2525,97 +3066,77 @@
         </ns0:numPr>
       </ns0:pPr>
       <ns0:r>
-        <ns0:t xml:space="preserve">Bài đọc nói rằng sự tích lũy của cải (</ns0:t>
-      </ns0:r>
-      <ns0:r>
-        <ns0:t xml:space="preserve">“wealth”</ns0:t>
-      </ns0:r>
-      <ns0:r>
-        <ns0:t xml:space="preserve"> </ns0:t>
-      </ns0:r>
-      <ns0:r>
-        <ns0:t xml:space="preserve">~ prosperity) và sự cải thiện trong</ns0:t>
-      </ns0:r>
-      <ns0:r>
-        <ns0:t xml:space="preserve"> </ns0:t>
-      </ns0:r>
-      <ns0:r>
-        <ns0:t xml:space="preserve">“governing institutions”</ns0:t>
-      </ns0:r>
-      <ns0:r>
-        <ns0:t xml:space="preserve"> </ns0:t>
-      </ns0:r>
-      <ns0:r>
-        <ns0:t xml:space="preserve">đều được hỗ trợ bởi môi trường. Do đó, yếu tố cần cải thiện là</ns0:t>
-      </ns0:r>
-      <ns0:r>
-        <ns0:t xml:space="preserve"> </ns0:t>
-      </ns0:r>
-      <ns0:r>
-        <ns0:t xml:space="preserve">“governing institutions”</ns0:t>
-      </ns0:r>
-      <ns0:r>
-        <ns0:t xml:space="preserve">.</ns0:t>
-      </ns0:r>
-    </ns0:p>
-    <ns0:p>
-      <ns0:pPr>
-        <ns0:pStyle ns0:val="Compact"/>
-        <ns0:numPr>
-          <ns0:ilvl ns0:val="0"/>
-          <ns0:numId ns0:val="1029"/>
-        </ns0:numPr>
-      </ns0:pPr>
-      <ns0:r>
-        <ns0:rPr>
-          <ns0:b/>
-          <ns0:bCs/>
-        </ns0:rPr>
-        <ns0:t xml:space="preserve">Đáp án:</ns0:t>
-      </ns0:r>
-      <ns0:r>
-        <ns0:t xml:space="preserve"> </ns0:t>
-      </ns0:r>
-      <ns0:r>
-        <ns0:t xml:space="preserve">Governing institutions</ns0:t>
-      </ns0:r>
-    </ns0:p>
-    <ns0:p>
-      <ns0:pPr>
-        <ns0:pStyle ns0:val="CDSection"/>
-      </ns0:pPr>
-      <ns0:r>
-        <ns0:t xml:space="preserve">Câu 24</ns0:t>
-      </ns0:r>
-    </ns0:p>
-    <ns0:p>
-      <ns0:pPr>
-        <ns0:pStyle ns0:val="CDSection"/>
-      </ns0:pPr>
-      <ns0:r>
-        <ns0:rPr>
-          <ns0:b/>
-          <ns0:bCs/>
-        </ns0:rPr>
-        <ns0:t xml:space="preserve">Nội dung:</ns0:t>
-      </ns0:r>
-      <ns0:r>
-        <ns0:t xml:space="preserve"> </ns0:t>
-      </ns0:r>
-      <ns0:r>
-        <ns0:t xml:space="preserve">Thanks to resembling weather condition across latitude in the continent of 24…………………..</ns0:t>
-      </ns0:r>
-    </ns0:p>
-    <ns0:p>
-      <ns0:pPr>
-        <ns0:pStyle ns0:val="Compact"/>
-        <ns0:numPr>
-          <ns0:ilvl ns0:val="0"/>
+        <ns0:t xml:space="preserve">tropical country</ns0:t>
+      </ns0:r>
+    </ns0:p>
+    <ns0:p>
+      <ns0:pPr>
+        <ns0:pStyle ns0:val="Compact"/>
+        <ns0:numPr>
+          <ns0:ilvl ns0:val="1"/>
+          <ns0:numId ns0:val="1032"/>
+        </ns0:numPr>
+      </ns0:pPr>
+      <ns0:r>
+        <ns0:t xml:space="preserve">became rich</ns0:t>
+      </ns0:r>
+    </ns0:p>
+    <ns0:p>
+      <ns0:pPr>
+        <ns0:pStyle ns0:val="Compact"/>
+        <ns0:numPr>
+          <ns0:ilvl ns0:val="1"/>
+          <ns0:numId ns0:val="1032"/>
+        </ns0:numPr>
+      </ns0:pPr>
+      <ns0:r>
+        <ns0:t xml:space="preserve">scientific advancement (air conditioning)</ns0:t>
+      </ns0:r>
+    </ns0:p>
+    <ns0:p>
+      <ns0:pPr>
+        <ns0:pStyle ns0:val="Compact"/>
+        <ns0:numPr>
+          <ns0:ilvl ns0:val="0"/>
+          <ns0:numId ns0:val="1031"/>
+        </ns0:numPr>
+      </ns0:pPr>
+      <ns0:r>
+        <ns0:t xml:space="preserve">Từ khóa mấu chốt</ns0:t>
+      </ns0:r>
+    </ns0:p>
+    <ns0:p>
+      <ns0:pPr>
+        <ns0:pStyle ns0:val="Compact"/>
+        <ns0:numPr>
+          <ns0:ilvl ns0:val="1"/>
           <ns0:numId ns0:val="1033"/>
         </ns0:numPr>
       </ns0:pPr>
       <ns0:r>
-        <ns0:t xml:space="preserve">Từ khóa tìm trong bài</ns0:t>
+        <ns0:rPr>
+          <ns0:b/>
+          <ns0:bCs/>
+        </ns0:rPr>
+        <ns0:t xml:space="preserve">Đoạn G:</ns0:t>
+      </ns0:r>
+      <ns0:r>
+        <ns0:t xml:space="preserve"> </ns0:t>
+      </ns0:r>
+      <ns0:r>
+        <ns0:t xml:space="preserve">“Take Singapore: without air conditioning, it wouldn’t be rich.”</ns0:t>
+      </ns0:r>
+    </ns0:p>
+    <ns0:p>
+      <ns0:pPr>
+        <ns0:pStyle ns0:val="Compact"/>
+        <ns0:numPr>
+          <ns0:ilvl ns0:val="0"/>
+          <ns0:numId ns0:val="1031"/>
+        </ns0:numPr>
+      </ns0:pPr>
+      <ns0:r>
+        <ns0:t xml:space="preserve">Phân tích &amp; Vị trí</ns0:t>
       </ns0:r>
     </ns0:p>
     <ns0:p>
@@ -2627,417 +3148,6 @@
         </ns0:numPr>
       </ns0:pPr>
       <ns0:r>
-        <ns0:t xml:space="preserve">resembling weather condition (climates are similar)</ns0:t>
-      </ns0:r>
-    </ns0:p>
-    <ns0:p>
-      <ns0:pPr>
-        <ns0:pStyle ns0:val="Compact"/>
-        <ns0:numPr>
-          <ns0:ilvl ns0:val="1"/>
-          <ns0:numId ns0:val="1034"/>
-        </ns0:numPr>
-      </ns0:pPr>
-      <ns0:r>
-        <ns0:t xml:space="preserve">across latitude</ns0:t>
-      </ns0:r>
-    </ns0:p>
-    <ns0:p>
-      <ns0:pPr>
-        <ns0:pStyle ns0:val="Compact"/>
-        <ns0:numPr>
-          <ns0:ilvl ns0:val="1"/>
-          <ns0:numId ns0:val="1034"/>
-        </ns0:numPr>
-      </ns0:pPr>
-      <ns0:r>
-        <ns0:t xml:space="preserve">continent of …</ns0:t>
-      </ns0:r>
-    </ns0:p>
-    <ns0:p>
-      <ns0:pPr>
-        <ns0:pStyle ns0:val="Compact"/>
-        <ns0:numPr>
-          <ns0:ilvl ns0:val="0"/>
-          <ns0:numId ns0:val="1033"/>
-        </ns0:numPr>
-      </ns0:pPr>
-      <ns0:r>
-        <ns0:t xml:space="preserve">Từ khóa mấu chốt</ns0:t>
-      </ns0:r>
-    </ns0:p>
-    <ns0:p>
-      <ns0:pPr>
-        <ns0:pStyle ns0:val="Compact"/>
-        <ns0:numPr>
-          <ns0:ilvl ns0:val="1"/>
-          <ns0:numId ns0:val="1035"/>
-        </ns0:numPr>
-      </ns0:pPr>
-      <ns0:r>
-        <ns0:rPr>
-          <ns0:b/>
-          <ns0:bCs/>
-        </ns0:rPr>
-        <ns0:t xml:space="preserve">Đoạn F:</ns0:t>
-      </ns0:r>
-      <ns0:r>
-        <ns0:t xml:space="preserve"> </ns0:t>
-      </ns0:r>
-      <ns0:r>
-        <ns0:t xml:space="preserve">“So, in Europe, crops can spread quickly across latitudes because climates are similar.”</ns0:t>
-      </ns0:r>
-    </ns0:p>
-    <ns0:p>
-      <ns0:pPr>
-        <ns0:pStyle ns0:val="Compact"/>
-        <ns0:numPr>
-          <ns0:ilvl ns0:val="0"/>
-          <ns0:numId ns0:val="1033"/>
-        </ns0:numPr>
-      </ns0:pPr>
-      <ns0:r>
-        <ns0:t xml:space="preserve">Phân tích &amp; Vị trí</ns0:t>
-      </ns0:r>
-    </ns0:p>
-    <ns0:p>
-      <ns0:pPr>
-        <ns0:pStyle ns0:val="Compact"/>
-        <ns0:numPr>
-          <ns0:ilvl ns0:val="1"/>
-          <ns0:numId ns0:val="1036"/>
-        </ns0:numPr>
-      </ns0:pPr>
-      <ns0:r>
-        <ns0:t xml:space="preserve">“Climates are similar”</ns0:t>
-      </ns0:r>
-      <ns0:r>
-        <ns0:t xml:space="preserve"> </ns0:t>
-      </ns0:r>
-      <ns0:r>
-        <ns0:t xml:space="preserve">tương ứng với</ns0:t>
-      </ns0:r>
-      <ns0:r>
-        <ns0:t xml:space="preserve"> </ns0:t>
-      </ns0:r>
-      <ns0:r>
-        <ns0:t xml:space="preserve">“resembling weather condition”</ns0:t>
-      </ns0:r>
-      <ns0:r>
-        <ns0:t xml:space="preserve">. Đoạn văn nói điều này xảy ra ở châu lục/khu vực là Châu Âu (</ns0:t>
-      </ns0:r>
-      <ns0:r>
-        <ns0:t xml:space="preserve">“Europe”</ns0:t>
-      </ns0:r>
-      <ns0:r>
-        <ns0:t xml:space="preserve">).</ns0:t>
-      </ns0:r>
-    </ns0:p>
-    <ns0:p>
-      <ns0:pPr>
-        <ns0:pStyle ns0:val="Compact"/>
-        <ns0:numPr>
-          <ns0:ilvl ns0:val="0"/>
-          <ns0:numId ns0:val="1033"/>
-        </ns0:numPr>
-      </ns0:pPr>
-      <ns0:r>
-        <ns0:rPr>
-          <ns0:b/>
-          <ns0:bCs/>
-        </ns0:rPr>
-        <ns0:t xml:space="preserve">Đáp án:</ns0:t>
-      </ns0:r>
-      <ns0:r>
-        <ns0:t xml:space="preserve"> </ns0:t>
-      </ns0:r>
-      <ns0:r>
-        <ns0:t xml:space="preserve">Europe</ns0:t>
-      </ns0:r>
-    </ns0:p>
-    <ns0:p>
-      <ns0:pPr>
-        <ns0:pStyle ns0:val="CDSection"/>
-      </ns0:pPr>
-      <ns0:r>
-        <ns0:t xml:space="preserve">Câu 25</ns0:t>
-      </ns0:r>
-    </ns0:p>
-    <ns0:p>
-      <ns0:pPr>
-        <ns0:pStyle ns0:val="CDSection"/>
-      </ns0:pPr>
-      <ns0:r>
-        <ns0:rPr>
-          <ns0:b/>
-          <ns0:bCs/>
-        </ns0:rPr>
-        <ns0:t xml:space="preserve">Nội dung:</ns0:t>
-      </ns0:r>
-      <ns0:r>
-        <ns0:t xml:space="preserve"> </ns0:t>
-      </ns0:r>
-      <ns0:r>
-        <ns0:t xml:space="preserve">’crops such as 25…………………… is bound to spread faster than from South America to the North.</ns0:t>
-      </ns0:r>
-    </ns0:p>
-    <ns0:p>
-      <ns0:pPr>
-        <ns0:pStyle ns0:val="Compact"/>
-        <ns0:numPr>
-          <ns0:ilvl ns0:val="0"/>
-          <ns0:numId ns0:val="1037"/>
-        </ns0:numPr>
-      </ns0:pPr>
-      <ns0:r>
-        <ns0:t xml:space="preserve">Từ khóa tìm trong bài</ns0:t>
-      </ns0:r>
-    </ns0:p>
-    <ns0:p>
-      <ns0:pPr>
-        <ns0:pStyle ns0:val="Compact"/>
-        <ns0:numPr>
-          <ns0:ilvl ns0:val="1"/>
-          <ns0:numId ns0:val="1038"/>
-        </ns0:numPr>
-      </ns0:pPr>
-      <ns0:r>
-        <ns0:t xml:space="preserve">crops such as …</ns0:t>
-      </ns0:r>
-    </ns0:p>
-    <ns0:p>
-      <ns0:pPr>
-        <ns0:pStyle ns0:val="Compact"/>
-        <ns0:numPr>
-          <ns0:ilvl ns0:val="1"/>
-          <ns0:numId ns0:val="1038"/>
-        </ns0:numPr>
-      </ns0:pPr>
-      <ns0:r>
-        <ns0:t xml:space="preserve">spread faster (quickly)</ns0:t>
-      </ns0:r>
-    </ns0:p>
-    <ns0:p>
-      <ns0:pPr>
-        <ns0:pStyle ns0:val="Compact"/>
-        <ns0:numPr>
-          <ns0:ilvl ns0:val="0"/>
-          <ns0:numId ns0:val="1037"/>
-        </ns0:numPr>
-      </ns0:pPr>
-      <ns0:r>
-        <ns0:t xml:space="preserve">Từ khóa mấu chốt</ns0:t>
-      </ns0:r>
-    </ns0:p>
-    <ns0:p>
-      <ns0:pPr>
-        <ns0:pStyle ns0:val="Compact"/>
-        <ns0:numPr>
-          <ns0:ilvl ns0:val="1"/>
-          <ns0:numId ns0:val="1039"/>
-        </ns0:numPr>
-      </ns0:pPr>
-      <ns0:r>
-        <ns0:rPr>
-          <ns0:b/>
-          <ns0:bCs/>
-        </ns0:rPr>
-        <ns0:t xml:space="preserve">Đoạn F:</ns0:t>
-      </ns0:r>
-      <ns0:r>
-        <ns0:t xml:space="preserve"> </ns0:t>
-      </ns0:r>
-      <ns0:r>
-        <ns0:t xml:space="preserve">“One of the first domesticated crops, einkorn wheat, spread quickly from the Middle East into Europe…”</ns0:t>
-      </ns0:r>
-    </ns0:p>
-    <ns0:p>
-      <ns0:pPr>
-        <ns0:pStyle ns0:val="Compact"/>
-        <ns0:numPr>
-          <ns0:ilvl ns0:val="0"/>
-          <ns0:numId ns0:val="1037"/>
-        </ns0:numPr>
-      </ns0:pPr>
-      <ns0:r>
-        <ns0:t xml:space="preserve">Phân tích &amp; Vị trí</ns0:t>
-      </ns0:r>
-    </ns0:p>
-    <ns0:p>
-      <ns0:pPr>
-        <ns0:pStyle ns0:val="Compact"/>
-        <ns0:numPr>
-          <ns0:ilvl ns0:val="1"/>
-          <ns0:numId ns0:val="1040"/>
-        </ns0:numPr>
-      </ns0:pPr>
-      <ns0:r>
-        <ns0:t xml:space="preserve">Loại cây trồng (</ns0:t>
-      </ns0:r>
-      <ns0:r>
-        <ns0:t xml:space="preserve">“crop”</ns0:t>
-      </ns0:r>
-      <ns0:r>
-        <ns0:t xml:space="preserve">) được nhắc đến là lan truyền nhanh (</ns0:t>
-      </ns0:r>
-      <ns0:r>
-        <ns0:t xml:space="preserve">“spread quickly”</ns0:t>
-      </ns0:r>
-      <ns0:r>
-        <ns0:t xml:space="preserve">) chính là lúa mì einkorn.</ns0:t>
-      </ns0:r>
-    </ns0:p>
-    <ns0:p>
-      <ns0:pPr>
-        <ns0:pStyle ns0:val="Compact"/>
-        <ns0:numPr>
-          <ns0:ilvl ns0:val="0"/>
-          <ns0:numId ns0:val="1037"/>
-        </ns0:numPr>
-      </ns0:pPr>
-      <ns0:r>
-        <ns0:rPr>
-          <ns0:b/>
-          <ns0:bCs/>
-        </ns0:rPr>
-        <ns0:t xml:space="preserve">Đáp án:</ns0:t>
-      </ns0:r>
-      <ns0:r>
-        <ns0:t xml:space="preserve"> </ns0:t>
-      </ns0:r>
-      <ns0:r>
-        <ns0:t xml:space="preserve">einkorn Wheat</ns0:t>
-      </ns0:r>
-    </ns0:p>
-    <ns0:p>
-      <ns0:pPr>
-        <ns0:pStyle ns0:val="CDSection"/>
-      </ns0:pPr>
-      <ns0:r>
-        <ns0:t xml:space="preserve">Câu 26</ns0:t>
-      </ns0:r>
-    </ns0:p>
-    <ns0:p>
-      <ns0:pPr>
-        <ns0:pStyle ns0:val="CDSection"/>
-      </ns0:pPr>
-      <ns0:r>
-        <ns0:rPr>
-          <ns0:b/>
-          <ns0:bCs/>
-        </ns0:rPr>
-        <ns0:t xml:space="preserve">Nội dung:</ns0:t>
-      </ns0:r>
-      <ns0:r>
-        <ns0:t xml:space="preserve"> </ns0:t>
-      </ns0:r>
-      <ns0:r>
-        <ns0:t xml:space="preserve">Other researchers also noted that even though geographical factors are important, a tropical country such as 26………………….. still became rich due to scientific advancement.</ns0:t>
-      </ns0:r>
-    </ns0:p>
-    <ns0:p>
-      <ns0:pPr>
-        <ns0:pStyle ns0:val="Compact"/>
-        <ns0:numPr>
-          <ns0:ilvl ns0:val="0"/>
-          <ns0:numId ns0:val="1041"/>
-        </ns0:numPr>
-      </ns0:pPr>
-      <ns0:r>
-        <ns0:t xml:space="preserve">Từ khóa tìm trong bài</ns0:t>
-      </ns0:r>
-    </ns0:p>
-    <ns0:p>
-      <ns0:pPr>
-        <ns0:pStyle ns0:val="Compact"/>
-        <ns0:numPr>
-          <ns0:ilvl ns0:val="1"/>
-          <ns0:numId ns0:val="1042"/>
-        </ns0:numPr>
-      </ns0:pPr>
-      <ns0:r>
-        <ns0:t xml:space="preserve">tropical country</ns0:t>
-      </ns0:r>
-    </ns0:p>
-    <ns0:p>
-      <ns0:pPr>
-        <ns0:pStyle ns0:val="Compact"/>
-        <ns0:numPr>
-          <ns0:ilvl ns0:val="1"/>
-          <ns0:numId ns0:val="1042"/>
-        </ns0:numPr>
-      </ns0:pPr>
-      <ns0:r>
-        <ns0:t xml:space="preserve">became rich</ns0:t>
-      </ns0:r>
-    </ns0:p>
-    <ns0:p>
-      <ns0:pPr>
-        <ns0:pStyle ns0:val="Compact"/>
-        <ns0:numPr>
-          <ns0:ilvl ns0:val="1"/>
-          <ns0:numId ns0:val="1042"/>
-        </ns0:numPr>
-      </ns0:pPr>
-      <ns0:r>
-        <ns0:t xml:space="preserve">scientific advancement (air conditioning)</ns0:t>
-      </ns0:r>
-    </ns0:p>
-    <ns0:p>
-      <ns0:pPr>
-        <ns0:pStyle ns0:val="Compact"/>
-        <ns0:numPr>
-          <ns0:ilvl ns0:val="0"/>
-          <ns0:numId ns0:val="1041"/>
-        </ns0:numPr>
-      </ns0:pPr>
-      <ns0:r>
-        <ns0:t xml:space="preserve">Từ khóa mấu chốt</ns0:t>
-      </ns0:r>
-    </ns0:p>
-    <ns0:p>
-      <ns0:pPr>
-        <ns0:pStyle ns0:val="Compact"/>
-        <ns0:numPr>
-          <ns0:ilvl ns0:val="1"/>
-          <ns0:numId ns0:val="1043"/>
-        </ns0:numPr>
-      </ns0:pPr>
-      <ns0:r>
-        <ns0:rPr>
-          <ns0:b/>
-          <ns0:bCs/>
-        </ns0:rPr>
-        <ns0:t xml:space="preserve">Đoạn G:</ns0:t>
-      </ns0:r>
-      <ns0:r>
-        <ns0:t xml:space="preserve"> </ns0:t>
-      </ns0:r>
-      <ns0:r>
-        <ns0:t xml:space="preserve">“Take Singapore: without air conditioning, it wouldn’t be rich.”</ns0:t>
-      </ns0:r>
-    </ns0:p>
-    <ns0:p>
-      <ns0:pPr>
-        <ns0:pStyle ns0:val="Compact"/>
-        <ns0:numPr>
-          <ns0:ilvl ns0:val="0"/>
-          <ns0:numId ns0:val="1041"/>
-        </ns0:numPr>
-      </ns0:pPr>
-      <ns0:r>
-        <ns0:t xml:space="preserve">Phân tích &amp; Vị trí</ns0:t>
-      </ns0:r>
-    </ns0:p>
-    <ns0:p>
-      <ns0:pPr>
-        <ns0:pStyle ns0:val="Compact"/>
-        <ns0:numPr>
-          <ns0:ilvl ns0:val="1"/>
-          <ns0:numId ns0:val="1044"/>
-        </ns0:numPr>
-      </ns0:pPr>
-      <ns0:r>
         <ns0:t xml:space="preserve">Singapore là ví dụ về một quốc gia nhiệt đới (</ns0:t>
       </ns0:r>
       <ns0:r>
@@ -3064,7 +3174,7 @@
         <ns0:pStyle ns0:val="Compact"/>
         <ns0:numPr>
           <ns0:ilvl ns0:val="0"/>
-          <ns0:numId ns0:val="1041"/>
+          <ns0:numId ns0:val="1031"/>
         </ns0:numPr>
       </ns0:pPr>
       <ns0:r>
@@ -3679,856 +3789,6 @@
       </w:rPr>
     </w:lvl>
   </w:abstractNum>
-  <w:abstractNum w:abstractNumId="99531">
-    <w:nsid w:val="00A99531"/>
-    <w:multiLevelType w:val="multilevel"/>
-    <w:lvl w:ilvl="0">
-      <w:start w:val="1"/>
-      <w:numFmt w:val="lowerRoman"/>
-      <w:lvlText w:val="(%1)"/>
-      <w:lvlJc w:val="left"/>
-      <w:pPr>
-        <w:ind w:left="720" w:hanging="360"/>
-      </w:pPr>
-    </w:lvl>
-    <w:lvl w:ilvl="1">
-      <w:start w:val="1"/>
-      <w:numFmt w:val="lowerRoman"/>
-      <w:lvlText w:val="(%2)"/>
-      <w:lvlJc w:val="left"/>
-      <w:pPr>
-        <w:ind w:left="1440" w:hanging="360"/>
-      </w:pPr>
-    </w:lvl>
-    <w:lvl w:ilvl="2">
-      <w:start w:val="1"/>
-      <w:numFmt w:val="lowerRoman"/>
-      <w:lvlText w:val="(%3)"/>
-      <w:lvlJc w:val="left"/>
-      <w:pPr>
-        <w:ind w:left="2160" w:hanging="360"/>
-      </w:pPr>
-    </w:lvl>
-    <w:lvl w:ilvl="3">
-      <w:start w:val="1"/>
-      <w:numFmt w:val="lowerRoman"/>
-      <w:lvlText w:val="(%4)"/>
-      <w:lvlJc w:val="left"/>
-      <w:pPr>
-        <w:ind w:left="2880" w:hanging="360"/>
-      </w:pPr>
-    </w:lvl>
-    <w:lvl w:ilvl="4">
-      <w:start w:val="1"/>
-      <w:numFmt w:val="lowerRoman"/>
-      <w:lvlText w:val="(%5)"/>
-      <w:lvlJc w:val="left"/>
-      <w:pPr>
-        <w:ind w:left="3600" w:hanging="360"/>
-      </w:pPr>
-    </w:lvl>
-    <w:lvl w:ilvl="5">
-      <w:start w:val="1"/>
-      <w:numFmt w:val="lowerRoman"/>
-      <w:lvlText w:val="(%6)"/>
-      <w:lvlJc w:val="left"/>
-      <w:pPr>
-        <w:ind w:left="4320" w:hanging="360"/>
-      </w:pPr>
-    </w:lvl>
-    <w:lvl w:ilvl="6">
-      <w:start w:val="1"/>
-      <w:numFmt w:val="lowerRoman"/>
-      <w:lvlText w:val="(%7)"/>
-      <w:lvlJc w:val="left"/>
-      <w:pPr>
-        <w:ind w:left="5040" w:hanging="360"/>
-      </w:pPr>
-    </w:lvl>
-    <w:lvl w:ilvl="7">
-      <w:start w:val="1"/>
-      <w:numFmt w:val="lowerRoman"/>
-      <w:lvlText w:val="(%8)"/>
-      <w:lvlJc w:val="left"/>
-      <w:pPr>
-        <w:ind w:left="5760" w:hanging="360"/>
-      </w:pPr>
-    </w:lvl>
-    <w:lvl w:ilvl="8">
-      <w:start w:val="1"/>
-      <w:numFmt w:val="lowerRoman"/>
-      <w:lvlText w:val="(%9)"/>
-      <w:lvlJc w:val="left"/>
-      <w:pPr>
-        <w:ind w:left="6480" w:hanging="360"/>
-      </w:pPr>
-    </w:lvl>
-  </w:abstractNum>
-  <w:abstractNum w:abstractNumId="99532">
-    <w:nsid w:val="00A99532"/>
-    <w:multiLevelType w:val="multilevel"/>
-    <w:lvl w:ilvl="0">
-      <w:start w:val="2"/>
-      <w:numFmt w:val="lowerRoman"/>
-      <w:lvlText w:val="(%1)"/>
-      <w:lvlJc w:val="left"/>
-      <w:pPr>
-        <w:ind w:left="720" w:hanging="360"/>
-      </w:pPr>
-    </w:lvl>
-    <w:lvl w:ilvl="1">
-      <w:start w:val="2"/>
-      <w:numFmt w:val="lowerRoman"/>
-      <w:lvlText w:val="(%2)"/>
-      <w:lvlJc w:val="left"/>
-      <w:pPr>
-        <w:ind w:left="1440" w:hanging="360"/>
-      </w:pPr>
-    </w:lvl>
-    <w:lvl w:ilvl="2">
-      <w:start w:val="2"/>
-      <w:numFmt w:val="lowerRoman"/>
-      <w:lvlText w:val="(%3)"/>
-      <w:lvlJc w:val="left"/>
-      <w:pPr>
-        <w:ind w:left="2160" w:hanging="360"/>
-      </w:pPr>
-    </w:lvl>
-    <w:lvl w:ilvl="3">
-      <w:start w:val="2"/>
-      <w:numFmt w:val="lowerRoman"/>
-      <w:lvlText w:val="(%4)"/>
-      <w:lvlJc w:val="left"/>
-      <w:pPr>
-        <w:ind w:left="2880" w:hanging="360"/>
-      </w:pPr>
-    </w:lvl>
-    <w:lvl w:ilvl="4">
-      <w:start w:val="2"/>
-      <w:numFmt w:val="lowerRoman"/>
-      <w:lvlText w:val="(%5)"/>
-      <w:lvlJc w:val="left"/>
-      <w:pPr>
-        <w:ind w:left="3600" w:hanging="360"/>
-      </w:pPr>
-    </w:lvl>
-    <w:lvl w:ilvl="5">
-      <w:start w:val="2"/>
-      <w:numFmt w:val="lowerRoman"/>
-      <w:lvlText w:val="(%6)"/>
-      <w:lvlJc w:val="left"/>
-      <w:pPr>
-        <w:ind w:left="4320" w:hanging="360"/>
-      </w:pPr>
-    </w:lvl>
-    <w:lvl w:ilvl="6">
-      <w:start w:val="2"/>
-      <w:numFmt w:val="lowerRoman"/>
-      <w:lvlText w:val="(%7)"/>
-      <w:lvlJc w:val="left"/>
-      <w:pPr>
-        <w:ind w:left="5040" w:hanging="360"/>
-      </w:pPr>
-    </w:lvl>
-    <w:lvl w:ilvl="7">
-      <w:start w:val="2"/>
-      <w:numFmt w:val="lowerRoman"/>
-      <w:lvlText w:val="(%8)"/>
-      <w:lvlJc w:val="left"/>
-      <w:pPr>
-        <w:ind w:left="5760" w:hanging="360"/>
-      </w:pPr>
-    </w:lvl>
-    <w:lvl w:ilvl="8">
-      <w:start w:val="2"/>
-      <w:numFmt w:val="lowerRoman"/>
-      <w:lvlText w:val="(%9)"/>
-      <w:lvlJc w:val="left"/>
-      <w:pPr>
-        <w:ind w:left="6480" w:hanging="360"/>
-      </w:pPr>
-    </w:lvl>
-  </w:abstractNum>
-  <w:abstractNum w:abstractNumId="99533">
-    <w:nsid w:val="00A99533"/>
-    <w:multiLevelType w:val="multilevel"/>
-    <w:lvl w:ilvl="0">
-      <w:start w:val="3"/>
-      <w:numFmt w:val="lowerRoman"/>
-      <w:lvlText w:val="(%1)"/>
-      <w:lvlJc w:val="left"/>
-      <w:pPr>
-        <w:ind w:left="720" w:hanging="360"/>
-      </w:pPr>
-    </w:lvl>
-    <w:lvl w:ilvl="1">
-      <w:start w:val="3"/>
-      <w:numFmt w:val="lowerRoman"/>
-      <w:lvlText w:val="(%2)"/>
-      <w:lvlJc w:val="left"/>
-      <w:pPr>
-        <w:ind w:left="1440" w:hanging="360"/>
-      </w:pPr>
-    </w:lvl>
-    <w:lvl w:ilvl="2">
-      <w:start w:val="3"/>
-      <w:numFmt w:val="lowerRoman"/>
-      <w:lvlText w:val="(%3)"/>
-      <w:lvlJc w:val="left"/>
-      <w:pPr>
-        <w:ind w:left="2160" w:hanging="360"/>
-      </w:pPr>
-    </w:lvl>
-    <w:lvl w:ilvl="3">
-      <w:start w:val="3"/>
-      <w:numFmt w:val="lowerRoman"/>
-      <w:lvlText w:val="(%4)"/>
-      <w:lvlJc w:val="left"/>
-      <w:pPr>
-        <w:ind w:left="2880" w:hanging="360"/>
-      </w:pPr>
-    </w:lvl>
-    <w:lvl w:ilvl="4">
-      <w:start w:val="3"/>
-      <w:numFmt w:val="lowerRoman"/>
-      <w:lvlText w:val="(%5)"/>
-      <w:lvlJc w:val="left"/>
-      <w:pPr>
-        <w:ind w:left="3600" w:hanging="360"/>
-      </w:pPr>
-    </w:lvl>
-    <w:lvl w:ilvl="5">
-      <w:start w:val="3"/>
-      <w:numFmt w:val="lowerRoman"/>
-      <w:lvlText w:val="(%6)"/>
-      <w:lvlJc w:val="left"/>
-      <w:pPr>
-        <w:ind w:left="4320" w:hanging="360"/>
-      </w:pPr>
-    </w:lvl>
-    <w:lvl w:ilvl="6">
-      <w:start w:val="3"/>
-      <w:numFmt w:val="lowerRoman"/>
-      <w:lvlText w:val="(%7)"/>
-      <w:lvlJc w:val="left"/>
-      <w:pPr>
-        <w:ind w:left="5040" w:hanging="360"/>
-      </w:pPr>
-    </w:lvl>
-    <w:lvl w:ilvl="7">
-      <w:start w:val="3"/>
-      <w:numFmt w:val="lowerRoman"/>
-      <w:lvlText w:val="(%8)"/>
-      <w:lvlJc w:val="left"/>
-      <w:pPr>
-        <w:ind w:left="5760" w:hanging="360"/>
-      </w:pPr>
-    </w:lvl>
-    <w:lvl w:ilvl="8">
-      <w:start w:val="3"/>
-      <w:numFmt w:val="lowerRoman"/>
-      <w:lvlText w:val="(%9)"/>
-      <w:lvlJc w:val="left"/>
-      <w:pPr>
-        <w:ind w:left="6480" w:hanging="360"/>
-      </w:pPr>
-    </w:lvl>
-  </w:abstractNum>
-  <w:abstractNum w:abstractNumId="99534">
-    <w:nsid w:val="00A99534"/>
-    <w:multiLevelType w:val="multilevel"/>
-    <w:lvl w:ilvl="0">
-      <w:start w:val="4"/>
-      <w:numFmt w:val="lowerRoman"/>
-      <w:lvlText w:val="(%1)"/>
-      <w:lvlJc w:val="left"/>
-      <w:pPr>
-        <w:ind w:left="720" w:hanging="360"/>
-      </w:pPr>
-    </w:lvl>
-    <w:lvl w:ilvl="1">
-      <w:start w:val="4"/>
-      <w:numFmt w:val="lowerRoman"/>
-      <w:lvlText w:val="(%2)"/>
-      <w:lvlJc w:val="left"/>
-      <w:pPr>
-        <w:ind w:left="1440" w:hanging="360"/>
-      </w:pPr>
-    </w:lvl>
-    <w:lvl w:ilvl="2">
-      <w:start w:val="4"/>
-      <w:numFmt w:val="lowerRoman"/>
-      <w:lvlText w:val="(%3)"/>
-      <w:lvlJc w:val="left"/>
-      <w:pPr>
-        <w:ind w:left="2160" w:hanging="360"/>
-      </w:pPr>
-    </w:lvl>
-    <w:lvl w:ilvl="3">
-      <w:start w:val="4"/>
-      <w:numFmt w:val="lowerRoman"/>
-      <w:lvlText w:val="(%4)"/>
-      <w:lvlJc w:val="left"/>
-      <w:pPr>
-        <w:ind w:left="2880" w:hanging="360"/>
-      </w:pPr>
-    </w:lvl>
-    <w:lvl w:ilvl="4">
-      <w:start w:val="4"/>
-      <w:numFmt w:val="lowerRoman"/>
-      <w:lvlText w:val="(%5)"/>
-      <w:lvlJc w:val="left"/>
-      <w:pPr>
-        <w:ind w:left="3600" w:hanging="360"/>
-      </w:pPr>
-    </w:lvl>
-    <w:lvl w:ilvl="5">
-      <w:start w:val="4"/>
-      <w:numFmt w:val="lowerRoman"/>
-      <w:lvlText w:val="(%6)"/>
-      <w:lvlJc w:val="left"/>
-      <w:pPr>
-        <w:ind w:left="4320" w:hanging="360"/>
-      </w:pPr>
-    </w:lvl>
-    <w:lvl w:ilvl="6">
-      <w:start w:val="4"/>
-      <w:numFmt w:val="lowerRoman"/>
-      <w:lvlText w:val="(%7)"/>
-      <w:lvlJc w:val="left"/>
-      <w:pPr>
-        <w:ind w:left="5040" w:hanging="360"/>
-      </w:pPr>
-    </w:lvl>
-    <w:lvl w:ilvl="7">
-      <w:start w:val="4"/>
-      <w:numFmt w:val="lowerRoman"/>
-      <w:lvlText w:val="(%8)"/>
-      <w:lvlJc w:val="left"/>
-      <w:pPr>
-        <w:ind w:left="5760" w:hanging="360"/>
-      </w:pPr>
-    </w:lvl>
-    <w:lvl w:ilvl="8">
-      <w:start w:val="4"/>
-      <w:numFmt w:val="lowerRoman"/>
-      <w:lvlText w:val="(%9)"/>
-      <w:lvlJc w:val="left"/>
-      <w:pPr>
-        <w:ind w:left="6480" w:hanging="360"/>
-      </w:pPr>
-    </w:lvl>
-  </w:abstractNum>
-  <w:abstractNum w:abstractNumId="997322">
-    <w:nsid w:val="0A997322"/>
-    <w:multiLevelType w:val="multilevel"/>
-    <w:lvl w:ilvl="0">
-      <w:start w:val="22"/>
-      <w:numFmt w:val="lowerLetter"/>
-      <w:lvlText w:val="(%1)"/>
-      <w:lvlJc w:val="left"/>
-      <w:pPr>
-        <w:ind w:left="720" w:hanging="360"/>
-      </w:pPr>
-    </w:lvl>
-    <w:lvl w:ilvl="1">
-      <w:start w:val="22"/>
-      <w:numFmt w:val="lowerLetter"/>
-      <w:lvlText w:val="(%2)"/>
-      <w:lvlJc w:val="left"/>
-      <w:pPr>
-        <w:ind w:left="1440" w:hanging="360"/>
-      </w:pPr>
-    </w:lvl>
-    <w:lvl w:ilvl="2">
-      <w:start w:val="22"/>
-      <w:numFmt w:val="lowerLetter"/>
-      <w:lvlText w:val="(%3)"/>
-      <w:lvlJc w:val="left"/>
-      <w:pPr>
-        <w:ind w:left="2160" w:hanging="360"/>
-      </w:pPr>
-    </w:lvl>
-    <w:lvl w:ilvl="3">
-      <w:start w:val="22"/>
-      <w:numFmt w:val="lowerLetter"/>
-      <w:lvlText w:val="(%4)"/>
-      <w:lvlJc w:val="left"/>
-      <w:pPr>
-        <w:ind w:left="2880" w:hanging="360"/>
-      </w:pPr>
-    </w:lvl>
-    <w:lvl w:ilvl="4">
-      <w:start w:val="22"/>
-      <w:numFmt w:val="lowerLetter"/>
-      <w:lvlText w:val="(%5)"/>
-      <w:lvlJc w:val="left"/>
-      <w:pPr>
-        <w:ind w:left="3600" w:hanging="360"/>
-      </w:pPr>
-    </w:lvl>
-    <w:lvl w:ilvl="5">
-      <w:start w:val="22"/>
-      <w:numFmt w:val="lowerLetter"/>
-      <w:lvlText w:val="(%6)"/>
-      <w:lvlJc w:val="left"/>
-      <w:pPr>
-        <w:ind w:left="4320" w:hanging="360"/>
-      </w:pPr>
-    </w:lvl>
-    <w:lvl w:ilvl="6">
-      <w:start w:val="22"/>
-      <w:numFmt w:val="lowerLetter"/>
-      <w:lvlText w:val="(%7)"/>
-      <w:lvlJc w:val="left"/>
-      <w:pPr>
-        <w:ind w:left="5040" w:hanging="360"/>
-      </w:pPr>
-    </w:lvl>
-    <w:lvl w:ilvl="7">
-      <w:start w:val="22"/>
-      <w:numFmt w:val="lowerLetter"/>
-      <w:lvlText w:val="(%8)"/>
-      <w:lvlJc w:val="left"/>
-      <w:pPr>
-        <w:ind w:left="5760" w:hanging="360"/>
-      </w:pPr>
-    </w:lvl>
-    <w:lvl w:ilvl="8">
-      <w:start w:val="22"/>
-      <w:numFmt w:val="lowerLetter"/>
-      <w:lvlText w:val="(%9)"/>
-      <w:lvlJc w:val="left"/>
-      <w:pPr>
-        <w:ind w:left="6480" w:hanging="360"/>
-      </w:pPr>
-    </w:lvl>
-  </w:abstractNum>
-  <w:abstractNum w:abstractNumId="99536">
-    <w:nsid w:val="00A99536"/>
-    <w:multiLevelType w:val="multilevel"/>
-    <w:lvl w:ilvl="0">
-      <w:start w:val="6"/>
-      <w:numFmt w:val="lowerRoman"/>
-      <w:lvlText w:val="(%1)"/>
-      <w:lvlJc w:val="left"/>
-      <w:pPr>
-        <w:ind w:left="720" w:hanging="360"/>
-      </w:pPr>
-    </w:lvl>
-    <w:lvl w:ilvl="1">
-      <w:start w:val="6"/>
-      <w:numFmt w:val="lowerRoman"/>
-      <w:lvlText w:val="(%2)"/>
-      <w:lvlJc w:val="left"/>
-      <w:pPr>
-        <w:ind w:left="1440" w:hanging="360"/>
-      </w:pPr>
-    </w:lvl>
-    <w:lvl w:ilvl="2">
-      <w:start w:val="6"/>
-      <w:numFmt w:val="lowerRoman"/>
-      <w:lvlText w:val="(%3)"/>
-      <w:lvlJc w:val="left"/>
-      <w:pPr>
-        <w:ind w:left="2160" w:hanging="360"/>
-      </w:pPr>
-    </w:lvl>
-    <w:lvl w:ilvl="3">
-      <w:start w:val="6"/>
-      <w:numFmt w:val="lowerRoman"/>
-      <w:lvlText w:val="(%4)"/>
-      <w:lvlJc w:val="left"/>
-      <w:pPr>
-        <w:ind w:left="2880" w:hanging="360"/>
-      </w:pPr>
-    </w:lvl>
-    <w:lvl w:ilvl="4">
-      <w:start w:val="6"/>
-      <w:numFmt w:val="lowerRoman"/>
-      <w:lvlText w:val="(%5)"/>
-      <w:lvlJc w:val="left"/>
-      <w:pPr>
-        <w:ind w:left="3600" w:hanging="360"/>
-      </w:pPr>
-    </w:lvl>
-    <w:lvl w:ilvl="5">
-      <w:start w:val="6"/>
-      <w:numFmt w:val="lowerRoman"/>
-      <w:lvlText w:val="(%6)"/>
-      <w:lvlJc w:val="left"/>
-      <w:pPr>
-        <w:ind w:left="4320" w:hanging="360"/>
-      </w:pPr>
-    </w:lvl>
-    <w:lvl w:ilvl="6">
-      <w:start w:val="6"/>
-      <w:numFmt w:val="lowerRoman"/>
-      <w:lvlText w:val="(%7)"/>
-      <w:lvlJc w:val="left"/>
-      <w:pPr>
-        <w:ind w:left="5040" w:hanging="360"/>
-      </w:pPr>
-    </w:lvl>
-    <w:lvl w:ilvl="7">
-      <w:start w:val="6"/>
-      <w:numFmt w:val="lowerRoman"/>
-      <w:lvlText w:val="(%8)"/>
-      <w:lvlJc w:val="left"/>
-      <w:pPr>
-        <w:ind w:left="5760" w:hanging="360"/>
-      </w:pPr>
-    </w:lvl>
-    <w:lvl w:ilvl="8">
-      <w:start w:val="6"/>
-      <w:numFmt w:val="lowerRoman"/>
-      <w:lvlText w:val="(%9)"/>
-      <w:lvlJc w:val="left"/>
-      <w:pPr>
-        <w:ind w:left="6480" w:hanging="360"/>
-      </w:pPr>
-    </w:lvl>
-  </w:abstractNum>
-  <w:abstractNum w:abstractNumId="99537">
-    <w:nsid w:val="00A99537"/>
-    <w:multiLevelType w:val="multilevel"/>
-    <w:lvl w:ilvl="0">
-      <w:start w:val="7"/>
-      <w:numFmt w:val="lowerRoman"/>
-      <w:lvlText w:val="(%1)"/>
-      <w:lvlJc w:val="left"/>
-      <w:pPr>
-        <w:ind w:left="720" w:hanging="360"/>
-      </w:pPr>
-    </w:lvl>
-    <w:lvl w:ilvl="1">
-      <w:start w:val="7"/>
-      <w:numFmt w:val="lowerRoman"/>
-      <w:lvlText w:val="(%2)"/>
-      <w:lvlJc w:val="left"/>
-      <w:pPr>
-        <w:ind w:left="1440" w:hanging="360"/>
-      </w:pPr>
-    </w:lvl>
-    <w:lvl w:ilvl="2">
-      <w:start w:val="7"/>
-      <w:numFmt w:val="lowerRoman"/>
-      <w:lvlText w:val="(%3)"/>
-      <w:lvlJc w:val="left"/>
-      <w:pPr>
-        <w:ind w:left="2160" w:hanging="360"/>
-      </w:pPr>
-    </w:lvl>
-    <w:lvl w:ilvl="3">
-      <w:start w:val="7"/>
-      <w:numFmt w:val="lowerRoman"/>
-      <w:lvlText w:val="(%4)"/>
-      <w:lvlJc w:val="left"/>
-      <w:pPr>
-        <w:ind w:left="2880" w:hanging="360"/>
-      </w:pPr>
-    </w:lvl>
-    <w:lvl w:ilvl="4">
-      <w:start w:val="7"/>
-      <w:numFmt w:val="lowerRoman"/>
-      <w:lvlText w:val="(%5)"/>
-      <w:lvlJc w:val="left"/>
-      <w:pPr>
-        <w:ind w:left="3600" w:hanging="360"/>
-      </w:pPr>
-    </w:lvl>
-    <w:lvl w:ilvl="5">
-      <w:start w:val="7"/>
-      <w:numFmt w:val="lowerRoman"/>
-      <w:lvlText w:val="(%6)"/>
-      <w:lvlJc w:val="left"/>
-      <w:pPr>
-        <w:ind w:left="4320" w:hanging="360"/>
-      </w:pPr>
-    </w:lvl>
-    <w:lvl w:ilvl="6">
-      <w:start w:val="7"/>
-      <w:numFmt w:val="lowerRoman"/>
-      <w:lvlText w:val="(%7)"/>
-      <w:lvlJc w:val="left"/>
-      <w:pPr>
-        <w:ind w:left="5040" w:hanging="360"/>
-      </w:pPr>
-    </w:lvl>
-    <w:lvl w:ilvl="7">
-      <w:start w:val="7"/>
-      <w:numFmt w:val="lowerRoman"/>
-      <w:lvlText w:val="(%8)"/>
-      <w:lvlJc w:val="left"/>
-      <w:pPr>
-        <w:ind w:left="5760" w:hanging="360"/>
-      </w:pPr>
-    </w:lvl>
-    <w:lvl w:ilvl="8">
-      <w:start w:val="7"/>
-      <w:numFmt w:val="lowerRoman"/>
-      <w:lvlText w:val="(%9)"/>
-      <w:lvlJc w:val="left"/>
-      <w:pPr>
-        <w:ind w:left="6480" w:hanging="360"/>
-      </w:pPr>
-    </w:lvl>
-  </w:abstractNum>
-  <w:abstractNum w:abstractNumId="99538">
-    <w:nsid w:val="00A99538"/>
-    <w:multiLevelType w:val="multilevel"/>
-    <w:lvl w:ilvl="0">
-      <w:start w:val="8"/>
-      <w:numFmt w:val="lowerRoman"/>
-      <w:lvlText w:val="(%1)"/>
-      <w:lvlJc w:val="left"/>
-      <w:pPr>
-        <w:ind w:left="720" w:hanging="360"/>
-      </w:pPr>
-    </w:lvl>
-    <w:lvl w:ilvl="1">
-      <w:start w:val="8"/>
-      <w:numFmt w:val="lowerRoman"/>
-      <w:lvlText w:val="(%2)"/>
-      <w:lvlJc w:val="left"/>
-      <w:pPr>
-        <w:ind w:left="1440" w:hanging="360"/>
-      </w:pPr>
-    </w:lvl>
-    <w:lvl w:ilvl="2">
-      <w:start w:val="8"/>
-      <w:numFmt w:val="lowerRoman"/>
-      <w:lvlText w:val="(%3)"/>
-      <w:lvlJc w:val="left"/>
-      <w:pPr>
-        <w:ind w:left="2160" w:hanging="360"/>
-      </w:pPr>
-    </w:lvl>
-    <w:lvl w:ilvl="3">
-      <w:start w:val="8"/>
-      <w:numFmt w:val="lowerRoman"/>
-      <w:lvlText w:val="(%4)"/>
-      <w:lvlJc w:val="left"/>
-      <w:pPr>
-        <w:ind w:left="2880" w:hanging="360"/>
-      </w:pPr>
-    </w:lvl>
-    <w:lvl w:ilvl="4">
-      <w:start w:val="8"/>
-      <w:numFmt w:val="lowerRoman"/>
-      <w:lvlText w:val="(%5)"/>
-      <w:lvlJc w:val="left"/>
-      <w:pPr>
-        <w:ind w:left="3600" w:hanging="360"/>
-      </w:pPr>
-    </w:lvl>
-    <w:lvl w:ilvl="5">
-      <w:start w:val="8"/>
-      <w:numFmt w:val="lowerRoman"/>
-      <w:lvlText w:val="(%6)"/>
-      <w:lvlJc w:val="left"/>
-      <w:pPr>
-        <w:ind w:left="4320" w:hanging="360"/>
-      </w:pPr>
-    </w:lvl>
-    <w:lvl w:ilvl="6">
-      <w:start w:val="8"/>
-      <w:numFmt w:val="lowerRoman"/>
-      <w:lvlText w:val="(%7)"/>
-      <w:lvlJc w:val="left"/>
-      <w:pPr>
-        <w:ind w:left="5040" w:hanging="360"/>
-      </w:pPr>
-    </w:lvl>
-    <w:lvl w:ilvl="7">
-      <w:start w:val="8"/>
-      <w:numFmt w:val="lowerRoman"/>
-      <w:lvlText w:val="(%8)"/>
-      <w:lvlJc w:val="left"/>
-      <w:pPr>
-        <w:ind w:left="5760" w:hanging="360"/>
-      </w:pPr>
-    </w:lvl>
-    <w:lvl w:ilvl="8">
-      <w:start w:val="8"/>
-      <w:numFmt w:val="lowerRoman"/>
-      <w:lvlText w:val="(%9)"/>
-      <w:lvlJc w:val="left"/>
-      <w:pPr>
-        <w:ind w:left="6480" w:hanging="360"/>
-      </w:pPr>
-    </w:lvl>
-  </w:abstractNum>
-  <w:abstractNum w:abstractNumId="99539">
-    <w:nsid w:val="00A99539"/>
-    <w:multiLevelType w:val="multilevel"/>
-    <w:lvl w:ilvl="0">
-      <w:start w:val="9"/>
-      <w:numFmt w:val="lowerRoman"/>
-      <w:lvlText w:val="(%1)"/>
-      <w:lvlJc w:val="left"/>
-      <w:pPr>
-        <w:ind w:left="720" w:hanging="360"/>
-      </w:pPr>
-    </w:lvl>
-    <w:lvl w:ilvl="1">
-      <w:start w:val="9"/>
-      <w:numFmt w:val="lowerRoman"/>
-      <w:lvlText w:val="(%2)"/>
-      <w:lvlJc w:val="left"/>
-      <w:pPr>
-        <w:ind w:left="1440" w:hanging="360"/>
-      </w:pPr>
-    </w:lvl>
-    <w:lvl w:ilvl="2">
-      <w:start w:val="9"/>
-      <w:numFmt w:val="lowerRoman"/>
-      <w:lvlText w:val="(%3)"/>
-      <w:lvlJc w:val="left"/>
-      <w:pPr>
-        <w:ind w:left="2160" w:hanging="360"/>
-      </w:pPr>
-    </w:lvl>
-    <w:lvl w:ilvl="3">
-      <w:start w:val="9"/>
-      <w:numFmt w:val="lowerRoman"/>
-      <w:lvlText w:val="(%4)"/>
-      <w:lvlJc w:val="left"/>
-      <w:pPr>
-        <w:ind w:left="2880" w:hanging="360"/>
-      </w:pPr>
-    </w:lvl>
-    <w:lvl w:ilvl="4">
-      <w:start w:val="9"/>
-      <w:numFmt w:val="lowerRoman"/>
-      <w:lvlText w:val="(%5)"/>
-      <w:lvlJc w:val="left"/>
-      <w:pPr>
-        <w:ind w:left="3600" w:hanging="360"/>
-      </w:pPr>
-    </w:lvl>
-    <w:lvl w:ilvl="5">
-      <w:start w:val="9"/>
-      <w:numFmt w:val="lowerRoman"/>
-      <w:lvlText w:val="(%6)"/>
-      <w:lvlJc w:val="left"/>
-      <w:pPr>
-        <w:ind w:left="4320" w:hanging="360"/>
-      </w:pPr>
-    </w:lvl>
-    <w:lvl w:ilvl="6">
-      <w:start w:val="9"/>
-      <w:numFmt w:val="lowerRoman"/>
-      <w:lvlText w:val="(%7)"/>
-      <w:lvlJc w:val="left"/>
-      <w:pPr>
-        <w:ind w:left="5040" w:hanging="360"/>
-      </w:pPr>
-    </w:lvl>
-    <w:lvl w:ilvl="7">
-      <w:start w:val="9"/>
-      <w:numFmt w:val="lowerRoman"/>
-      <w:lvlText w:val="(%8)"/>
-      <w:lvlJc w:val="left"/>
-      <w:pPr>
-        <w:ind w:left="5760" w:hanging="360"/>
-      </w:pPr>
-    </w:lvl>
-    <w:lvl w:ilvl="8">
-      <w:start w:val="9"/>
-      <w:numFmt w:val="lowerRoman"/>
-      <w:lvlText w:val="(%9)"/>
-      <w:lvlJc w:val="left"/>
-      <w:pPr>
-        <w:ind w:left="6480" w:hanging="360"/>
-      </w:pPr>
-    </w:lvl>
-  </w:abstractNum>
-  <w:abstractNum w:abstractNumId="997324">
-    <w:nsid w:val="0A997324"/>
-    <w:multiLevelType w:val="multilevel"/>
-    <w:lvl w:ilvl="0">
-      <w:start w:val="24"/>
-      <w:numFmt w:val="lowerLetter"/>
-      <w:lvlText w:val="(%1)"/>
-      <w:lvlJc w:val="left"/>
-      <w:pPr>
-        <w:ind w:left="720" w:hanging="360"/>
-      </w:pPr>
-    </w:lvl>
-    <w:lvl w:ilvl="1">
-      <w:start w:val="24"/>
-      <w:numFmt w:val="lowerLetter"/>
-      <w:lvlText w:val="(%2)"/>
-      <w:lvlJc w:val="left"/>
-      <w:pPr>
-        <w:ind w:left="1440" w:hanging="360"/>
-      </w:pPr>
-    </w:lvl>
-    <w:lvl w:ilvl="2">
-      <w:start w:val="24"/>
-      <w:numFmt w:val="lowerLetter"/>
-      <w:lvlText w:val="(%3)"/>
-      <w:lvlJc w:val="left"/>
-      <w:pPr>
-        <w:ind w:left="2160" w:hanging="360"/>
-      </w:pPr>
-    </w:lvl>
-    <w:lvl w:ilvl="3">
-      <w:start w:val="24"/>
-      <w:numFmt w:val="lowerLetter"/>
-      <w:lvlText w:val="(%4)"/>
-      <w:lvlJc w:val="left"/>
-      <w:pPr>
-        <w:ind w:left="2880" w:hanging="360"/>
-      </w:pPr>
-    </w:lvl>
-    <w:lvl w:ilvl="4">
-      <w:start w:val="24"/>
-      <w:numFmt w:val="lowerLetter"/>
-      <w:lvlText w:val="(%5)"/>
-      <w:lvlJc w:val="left"/>
-      <w:pPr>
-        <w:ind w:left="3600" w:hanging="360"/>
-      </w:pPr>
-    </w:lvl>
-    <w:lvl w:ilvl="5">
-      <w:start w:val="24"/>
-      <w:numFmt w:val="lowerLetter"/>
-      <w:lvlText w:val="(%6)"/>
-      <w:lvlJc w:val="left"/>
-      <w:pPr>
-        <w:ind w:left="4320" w:hanging="360"/>
-      </w:pPr>
-    </w:lvl>
-    <w:lvl w:ilvl="6">
-      <w:start w:val="24"/>
-      <w:numFmt w:val="lowerLetter"/>
-      <w:lvlText w:val="(%7)"/>
-      <w:lvlJc w:val="left"/>
-      <w:pPr>
-        <w:ind w:left="5040" w:hanging="360"/>
-      </w:pPr>
-    </w:lvl>
-    <w:lvl w:ilvl="7">
-      <w:start w:val="24"/>
-      <w:numFmt w:val="lowerLetter"/>
-      <w:lvlText w:val="(%8)"/>
-      <w:lvlJc w:val="left"/>
-      <w:pPr>
-        <w:ind w:left="5760" w:hanging="360"/>
-      </w:pPr>
-    </w:lvl>
-    <w:lvl w:ilvl="8">
-      <w:start w:val="24"/>
-      <w:numFmt w:val="lowerLetter"/>
-      <w:lvlText w:val="(%9)"/>
-      <w:lvlJc w:val="left"/>
-      <w:pPr>
-        <w:ind w:left="6480" w:hanging="360"/>
-      </w:pPr>
-    </w:lvl>
-  </w:abstractNum>
   <w:abstractNum w:abstractNumId="99411">
     <w:nsid w:val="00A99411"/>
     <w:multiLevelType w:val="multilevel"/>
@@ -4624,304 +3884,61 @@
     <w:abstractNumId w:val="991"/>
   </w:num>
   <w:num w:numId="1003">
-    <w:abstractNumId w:val="99531"/>
-    <w:lvlOverride w:ilvl="0">
-      <w:startOverride w:val="1"/>
-    </w:lvlOverride>
-    <w:lvlOverride w:ilvl="1">
-      <w:startOverride w:val="1"/>
-    </w:lvlOverride>
-    <w:lvlOverride w:ilvl="2">
-      <w:startOverride w:val="1"/>
-    </w:lvlOverride>
-    <w:lvlOverride w:ilvl="3">
-      <w:startOverride w:val="1"/>
-    </w:lvlOverride>
-    <w:lvlOverride w:ilvl="4">
-      <w:startOverride w:val="1"/>
-    </w:lvlOverride>
-    <w:lvlOverride w:ilvl="5">
-      <w:startOverride w:val="1"/>
-    </w:lvlOverride>
-    <w:lvlOverride w:ilvl="6">
-      <w:startOverride w:val="1"/>
-    </w:lvlOverride>
-    <w:lvlOverride w:ilvl="7">
-      <w:startOverride w:val="1"/>
-    </w:lvlOverride>
-    <w:lvlOverride w:ilvl="8">
-      <w:startOverride w:val="1"/>
-    </w:lvlOverride>
+    <w:abstractNumId w:val="991"/>
   </w:num>
   <w:num w:numId="1004">
-    <w:abstractNumId w:val="99532"/>
-    <w:lvlOverride w:ilvl="0">
-      <w:startOverride w:val="2"/>
-    </w:lvlOverride>
-    <w:lvlOverride w:ilvl="1">
-      <w:startOverride w:val="2"/>
-    </w:lvlOverride>
-    <w:lvlOverride w:ilvl="2">
-      <w:startOverride w:val="2"/>
-    </w:lvlOverride>
-    <w:lvlOverride w:ilvl="3">
-      <w:startOverride w:val="2"/>
-    </w:lvlOverride>
-    <w:lvlOverride w:ilvl="4">
-      <w:startOverride w:val="2"/>
-    </w:lvlOverride>
-    <w:lvlOverride w:ilvl="5">
-      <w:startOverride w:val="2"/>
-    </w:lvlOverride>
-    <w:lvlOverride w:ilvl="6">
-      <w:startOverride w:val="2"/>
-    </w:lvlOverride>
-    <w:lvlOverride w:ilvl="7">
-      <w:startOverride w:val="2"/>
-    </w:lvlOverride>
-    <w:lvlOverride w:ilvl="8">
-      <w:startOverride w:val="2"/>
-    </w:lvlOverride>
+    <w:abstractNumId w:val="991"/>
   </w:num>
   <w:num w:numId="1005">
-    <w:abstractNumId w:val="99533"/>
-    <w:lvlOverride w:ilvl="0">
-      <w:startOverride w:val="3"/>
-    </w:lvlOverride>
-    <w:lvlOverride w:ilvl="1">
-      <w:startOverride w:val="3"/>
-    </w:lvlOverride>
-    <w:lvlOverride w:ilvl="2">
-      <w:startOverride w:val="3"/>
-    </w:lvlOverride>
-    <w:lvlOverride w:ilvl="3">
-      <w:startOverride w:val="3"/>
-    </w:lvlOverride>
-    <w:lvlOverride w:ilvl="4">
-      <w:startOverride w:val="3"/>
-    </w:lvlOverride>
-    <w:lvlOverride w:ilvl="5">
-      <w:startOverride w:val="3"/>
-    </w:lvlOverride>
-    <w:lvlOverride w:ilvl="6">
-      <w:startOverride w:val="3"/>
-    </w:lvlOverride>
-    <w:lvlOverride w:ilvl="7">
-      <w:startOverride w:val="3"/>
-    </w:lvlOverride>
-    <w:lvlOverride w:ilvl="8">
-      <w:startOverride w:val="3"/>
-    </w:lvlOverride>
+    <w:abstractNumId w:val="991"/>
   </w:num>
   <w:num w:numId="1006">
-    <w:abstractNumId w:val="99534"/>
-    <w:lvlOverride w:ilvl="0">
-      <w:startOverride w:val="4"/>
-    </w:lvlOverride>
-    <w:lvlOverride w:ilvl="1">
-      <w:startOverride w:val="4"/>
-    </w:lvlOverride>
-    <w:lvlOverride w:ilvl="2">
-      <w:startOverride w:val="4"/>
-    </w:lvlOverride>
-    <w:lvlOverride w:ilvl="3">
-      <w:startOverride w:val="4"/>
-    </w:lvlOverride>
-    <w:lvlOverride w:ilvl="4">
-      <w:startOverride w:val="4"/>
-    </w:lvlOverride>
-    <w:lvlOverride w:ilvl="5">
-      <w:startOverride w:val="4"/>
-    </w:lvlOverride>
-    <w:lvlOverride w:ilvl="6">
-      <w:startOverride w:val="4"/>
-    </w:lvlOverride>
-    <w:lvlOverride w:ilvl="7">
-      <w:startOverride w:val="4"/>
-    </w:lvlOverride>
-    <w:lvlOverride w:ilvl="8">
-      <w:startOverride w:val="4"/>
-    </w:lvlOverride>
+    <w:abstractNumId w:val="991"/>
   </w:num>
   <w:num w:numId="1007">
-    <w:abstractNumId w:val="997322"/>
-    <w:lvlOverride w:ilvl="0">
-      <w:startOverride w:val="22"/>
-    </w:lvlOverride>
-    <w:lvlOverride w:ilvl="1">
-      <w:startOverride w:val="22"/>
-    </w:lvlOverride>
-    <w:lvlOverride w:ilvl="2">
-      <w:startOverride w:val="22"/>
-    </w:lvlOverride>
-    <w:lvlOverride w:ilvl="3">
-      <w:startOverride w:val="22"/>
-    </w:lvlOverride>
-    <w:lvlOverride w:ilvl="4">
-      <w:startOverride w:val="22"/>
-    </w:lvlOverride>
-    <w:lvlOverride w:ilvl="5">
-      <w:startOverride w:val="22"/>
-    </w:lvlOverride>
-    <w:lvlOverride w:ilvl="6">
-      <w:startOverride w:val="22"/>
-    </w:lvlOverride>
-    <w:lvlOverride w:ilvl="7">
-      <w:startOverride w:val="22"/>
-    </w:lvlOverride>
-    <w:lvlOverride w:ilvl="8">
-      <w:startOverride w:val="22"/>
-    </w:lvlOverride>
+    <w:abstractNumId w:val="991"/>
   </w:num>
   <w:num w:numId="1008">
-    <w:abstractNumId w:val="99536"/>
-    <w:lvlOverride w:ilvl="0">
-      <w:startOverride w:val="6"/>
-    </w:lvlOverride>
-    <w:lvlOverride w:ilvl="1">
-      <w:startOverride w:val="6"/>
-    </w:lvlOverride>
-    <w:lvlOverride w:ilvl="2">
-      <w:startOverride w:val="6"/>
-    </w:lvlOverride>
-    <w:lvlOverride w:ilvl="3">
-      <w:startOverride w:val="6"/>
-    </w:lvlOverride>
-    <w:lvlOverride w:ilvl="4">
-      <w:startOverride w:val="6"/>
-    </w:lvlOverride>
-    <w:lvlOverride w:ilvl="5">
-      <w:startOverride w:val="6"/>
-    </w:lvlOverride>
-    <w:lvlOverride w:ilvl="6">
-      <w:startOverride w:val="6"/>
-    </w:lvlOverride>
-    <w:lvlOverride w:ilvl="7">
-      <w:startOverride w:val="6"/>
-    </w:lvlOverride>
-    <w:lvlOverride w:ilvl="8">
-      <w:startOverride w:val="6"/>
-    </w:lvlOverride>
+    <w:abstractNumId w:val="991"/>
   </w:num>
   <w:num w:numId="1009">
-    <w:abstractNumId w:val="99537"/>
-    <w:lvlOverride w:ilvl="0">
-      <w:startOverride w:val="7"/>
-    </w:lvlOverride>
-    <w:lvlOverride w:ilvl="1">
-      <w:startOverride w:val="7"/>
-    </w:lvlOverride>
-    <w:lvlOverride w:ilvl="2">
-      <w:startOverride w:val="7"/>
-    </w:lvlOverride>
-    <w:lvlOverride w:ilvl="3">
-      <w:startOverride w:val="7"/>
-    </w:lvlOverride>
-    <w:lvlOverride w:ilvl="4">
-      <w:startOverride w:val="7"/>
-    </w:lvlOverride>
-    <w:lvlOverride w:ilvl="5">
-      <w:startOverride w:val="7"/>
-    </w:lvlOverride>
-    <w:lvlOverride w:ilvl="6">
-      <w:startOverride w:val="7"/>
-    </w:lvlOverride>
-    <w:lvlOverride w:ilvl="7">
-      <w:startOverride w:val="7"/>
-    </w:lvlOverride>
-    <w:lvlOverride w:ilvl="8">
-      <w:startOverride w:val="7"/>
-    </w:lvlOverride>
+    <w:abstractNumId w:val="991"/>
   </w:num>
   <w:num w:numId="1010">
-    <w:abstractNumId w:val="99538"/>
-    <w:lvlOverride w:ilvl="0">
-      <w:startOverride w:val="8"/>
-    </w:lvlOverride>
-    <w:lvlOverride w:ilvl="1">
-      <w:startOverride w:val="8"/>
-    </w:lvlOverride>
-    <w:lvlOverride w:ilvl="2">
-      <w:startOverride w:val="8"/>
-    </w:lvlOverride>
-    <w:lvlOverride w:ilvl="3">
-      <w:startOverride w:val="8"/>
-    </w:lvlOverride>
-    <w:lvlOverride w:ilvl="4">
-      <w:startOverride w:val="8"/>
-    </w:lvlOverride>
-    <w:lvlOverride w:ilvl="5">
-      <w:startOverride w:val="8"/>
-    </w:lvlOverride>
-    <w:lvlOverride w:ilvl="6">
-      <w:startOverride w:val="8"/>
-    </w:lvlOverride>
-    <w:lvlOverride w:ilvl="7">
-      <w:startOverride w:val="8"/>
-    </w:lvlOverride>
-    <w:lvlOverride w:ilvl="8">
-      <w:startOverride w:val="8"/>
-    </w:lvlOverride>
+    <w:abstractNumId w:val="991"/>
   </w:num>
   <w:num w:numId="1011">
-    <w:abstractNumId w:val="99539"/>
+    <w:abstractNumId w:val="99411"/>
     <w:lvlOverride w:ilvl="0">
-      <w:startOverride w:val="9"/>
+      <w:startOverride w:val="1"/>
     </w:lvlOverride>
     <w:lvlOverride w:ilvl="1">
-      <w:startOverride w:val="9"/>
+      <w:startOverride w:val="1"/>
     </w:lvlOverride>
     <w:lvlOverride w:ilvl="2">
-      <w:startOverride w:val="9"/>
+      <w:startOverride w:val="1"/>
     </w:lvlOverride>
     <w:lvlOverride w:ilvl="3">
-      <w:startOverride w:val="9"/>
+      <w:startOverride w:val="1"/>
     </w:lvlOverride>
     <w:lvlOverride w:ilvl="4">
-      <w:startOverride w:val="9"/>
+      <w:startOverride w:val="1"/>
     </w:lvlOverride>
     <w:lvlOverride w:ilvl="5">
-      <w:startOverride w:val="9"/>
+      <w:startOverride w:val="1"/>
     </w:lvlOverride>
     <w:lvlOverride w:ilvl="6">
-      <w:startOverride w:val="9"/>
+      <w:startOverride w:val="1"/>
     </w:lvlOverride>
     <w:lvlOverride w:ilvl="7">
-      <w:startOverride w:val="9"/>
+      <w:startOverride w:val="1"/>
     </w:lvlOverride>
     <w:lvlOverride w:ilvl="8">
-      <w:startOverride w:val="9"/>
+      <w:startOverride w:val="1"/>
     </w:lvlOverride>
   </w:num>
   <w:num w:numId="1012">
-    <w:abstractNumId w:val="997324"/>
-    <w:lvlOverride w:ilvl="0">
-      <w:startOverride w:val="24"/>
-    </w:lvlOverride>
-    <w:lvlOverride w:ilvl="1">
-      <w:startOverride w:val="24"/>
-    </w:lvlOverride>
-    <w:lvlOverride w:ilvl="2">
-      <w:startOverride w:val="24"/>
-    </w:lvlOverride>
-    <w:lvlOverride w:ilvl="3">
-      <w:startOverride w:val="24"/>
-    </w:lvlOverride>
-    <w:lvlOverride w:ilvl="4">
-      <w:startOverride w:val="24"/>
-    </w:lvlOverride>
-    <w:lvlOverride w:ilvl="5">
-      <w:startOverride w:val="24"/>
-    </w:lvlOverride>
-    <w:lvlOverride w:ilvl="6">
-      <w:startOverride w:val="24"/>
-    </w:lvlOverride>
-    <w:lvlOverride w:ilvl="7">
-      <w:startOverride w:val="24"/>
-    </w:lvlOverride>
-    <w:lvlOverride w:ilvl="8">
-      <w:startOverride w:val="24"/>
-    </w:lvlOverride>
+    <w:abstractNumId w:val="991"/>
   </w:num>
   <w:num w:numId="1013">
     <w:abstractNumId w:val="991"/>
@@ -4930,7 +3947,34 @@
     <w:abstractNumId w:val="991"/>
   </w:num>
   <w:num w:numId="1015">
-    <w:abstractNumId w:val="991"/>
+    <w:abstractNumId w:val="99411"/>
+    <w:lvlOverride w:ilvl="0">
+      <w:startOverride w:val="1"/>
+    </w:lvlOverride>
+    <w:lvlOverride w:ilvl="1">
+      <w:startOverride w:val="1"/>
+    </w:lvlOverride>
+    <w:lvlOverride w:ilvl="2">
+      <w:startOverride w:val="1"/>
+    </w:lvlOverride>
+    <w:lvlOverride w:ilvl="3">
+      <w:startOverride w:val="1"/>
+    </w:lvlOverride>
+    <w:lvlOverride w:ilvl="4">
+      <w:startOverride w:val="1"/>
+    </w:lvlOverride>
+    <w:lvlOverride w:ilvl="5">
+      <w:startOverride w:val="1"/>
+    </w:lvlOverride>
+    <w:lvlOverride w:ilvl="6">
+      <w:startOverride w:val="1"/>
+    </w:lvlOverride>
+    <w:lvlOverride w:ilvl="7">
+      <w:startOverride w:val="1"/>
+    </w:lvlOverride>
+    <w:lvlOverride w:ilvl="8">
+      <w:startOverride w:val="1"/>
+    </w:lvlOverride>
   </w:num>
   <w:num w:numId="1016">
     <w:abstractNumId w:val="991"/>
@@ -4942,243 +3986,159 @@
     <w:abstractNumId w:val="991"/>
   </w:num>
   <w:num w:numId="1019">
-    <w:abstractNumId w:val="991"/>
+    <w:abstractNumId w:val="99411"/>
+    <w:lvlOverride w:ilvl="0">
+      <w:startOverride w:val="1"/>
+    </w:lvlOverride>
+    <w:lvlOverride w:ilvl="1">
+      <w:startOverride w:val="1"/>
+    </w:lvlOverride>
+    <w:lvlOverride w:ilvl="2">
+      <w:startOverride w:val="1"/>
+    </w:lvlOverride>
+    <w:lvlOverride w:ilvl="3">
+      <w:startOverride w:val="1"/>
+    </w:lvlOverride>
+    <w:lvlOverride w:ilvl="4">
+      <w:startOverride w:val="1"/>
+    </w:lvlOverride>
+    <w:lvlOverride w:ilvl="5">
+      <w:startOverride w:val="1"/>
+    </w:lvlOverride>
+    <w:lvlOverride w:ilvl="6">
+      <w:startOverride w:val="1"/>
+    </w:lvlOverride>
+    <w:lvlOverride w:ilvl="7">
+      <w:startOverride w:val="1"/>
+    </w:lvlOverride>
+    <w:lvlOverride w:ilvl="8">
+      <w:startOverride w:val="1"/>
+    </w:lvlOverride>
   </w:num>
   <w:num w:numId="1020">
     <w:abstractNumId w:val="991"/>
   </w:num>
   <w:num w:numId="1021">
-    <w:abstractNumId w:val="99411"/>
-    <w:lvlOverride w:ilvl="0">
-      <w:startOverride w:val="1"/>
-    </w:lvlOverride>
-    <w:lvlOverride w:ilvl="1">
-      <w:startOverride w:val="1"/>
-    </w:lvlOverride>
-    <w:lvlOverride w:ilvl="2">
-      <w:startOverride w:val="1"/>
-    </w:lvlOverride>
-    <w:lvlOverride w:ilvl="3">
-      <w:startOverride w:val="1"/>
-    </w:lvlOverride>
-    <w:lvlOverride w:ilvl="4">
-      <w:startOverride w:val="1"/>
-    </w:lvlOverride>
-    <w:lvlOverride w:ilvl="5">
-      <w:startOverride w:val="1"/>
-    </w:lvlOverride>
-    <w:lvlOverride w:ilvl="6">
-      <w:startOverride w:val="1"/>
-    </w:lvlOverride>
-    <w:lvlOverride w:ilvl="7">
-      <w:startOverride w:val="1"/>
-    </w:lvlOverride>
-    <w:lvlOverride w:ilvl="8">
-      <w:startOverride w:val="1"/>
-    </w:lvlOverride>
+    <w:abstractNumId w:val="991"/>
   </w:num>
   <w:num w:numId="1022">
     <w:abstractNumId w:val="991"/>
   </w:num>
   <w:num w:numId="1023">
-    <w:abstractNumId w:val="991"/>
+    <w:abstractNumId w:val="99411"/>
+    <w:lvlOverride w:ilvl="0">
+      <w:startOverride w:val="1"/>
+    </w:lvlOverride>
+    <w:lvlOverride w:ilvl="1">
+      <w:startOverride w:val="1"/>
+    </w:lvlOverride>
+    <w:lvlOverride w:ilvl="2">
+      <w:startOverride w:val="1"/>
+    </w:lvlOverride>
+    <w:lvlOverride w:ilvl="3">
+      <w:startOverride w:val="1"/>
+    </w:lvlOverride>
+    <w:lvlOverride w:ilvl="4">
+      <w:startOverride w:val="1"/>
+    </w:lvlOverride>
+    <w:lvlOverride w:ilvl="5">
+      <w:startOverride w:val="1"/>
+    </w:lvlOverride>
+    <w:lvlOverride w:ilvl="6">
+      <w:startOverride w:val="1"/>
+    </w:lvlOverride>
+    <w:lvlOverride w:ilvl="7">
+      <w:startOverride w:val="1"/>
+    </w:lvlOverride>
+    <w:lvlOverride w:ilvl="8">
+      <w:startOverride w:val="1"/>
+    </w:lvlOverride>
   </w:num>
   <w:num w:numId="1024">
     <w:abstractNumId w:val="991"/>
   </w:num>
   <w:num w:numId="1025">
-    <w:abstractNumId w:val="99411"/>
-    <w:lvlOverride w:ilvl="0">
-      <w:startOverride w:val="1"/>
-    </w:lvlOverride>
-    <w:lvlOverride w:ilvl="1">
-      <w:startOverride w:val="1"/>
-    </w:lvlOverride>
-    <w:lvlOverride w:ilvl="2">
-      <w:startOverride w:val="1"/>
-    </w:lvlOverride>
-    <w:lvlOverride w:ilvl="3">
-      <w:startOverride w:val="1"/>
-    </w:lvlOverride>
-    <w:lvlOverride w:ilvl="4">
-      <w:startOverride w:val="1"/>
-    </w:lvlOverride>
-    <w:lvlOverride w:ilvl="5">
-      <w:startOverride w:val="1"/>
-    </w:lvlOverride>
-    <w:lvlOverride w:ilvl="6">
-      <w:startOverride w:val="1"/>
-    </w:lvlOverride>
-    <w:lvlOverride w:ilvl="7">
-      <w:startOverride w:val="1"/>
-    </w:lvlOverride>
-    <w:lvlOverride w:ilvl="8">
-      <w:startOverride w:val="1"/>
-    </w:lvlOverride>
+    <w:abstractNumId w:val="991"/>
   </w:num>
   <w:num w:numId="1026">
     <w:abstractNumId w:val="991"/>
   </w:num>
   <w:num w:numId="1027">
-    <w:abstractNumId w:val="991"/>
+    <w:abstractNumId w:val="99411"/>
+    <w:lvlOverride w:ilvl="0">
+      <w:startOverride w:val="1"/>
+    </w:lvlOverride>
+    <w:lvlOverride w:ilvl="1">
+      <w:startOverride w:val="1"/>
+    </w:lvlOverride>
+    <w:lvlOverride w:ilvl="2">
+      <w:startOverride w:val="1"/>
+    </w:lvlOverride>
+    <w:lvlOverride w:ilvl="3">
+      <w:startOverride w:val="1"/>
+    </w:lvlOverride>
+    <w:lvlOverride w:ilvl="4">
+      <w:startOverride w:val="1"/>
+    </w:lvlOverride>
+    <w:lvlOverride w:ilvl="5">
+      <w:startOverride w:val="1"/>
+    </w:lvlOverride>
+    <w:lvlOverride w:ilvl="6">
+      <w:startOverride w:val="1"/>
+    </w:lvlOverride>
+    <w:lvlOverride w:ilvl="7">
+      <w:startOverride w:val="1"/>
+    </w:lvlOverride>
+    <w:lvlOverride w:ilvl="8">
+      <w:startOverride w:val="1"/>
+    </w:lvlOverride>
   </w:num>
   <w:num w:numId="1028">
     <w:abstractNumId w:val="991"/>
   </w:num>
   <w:num w:numId="1029">
-    <w:abstractNumId w:val="99411"/>
-    <w:lvlOverride w:ilvl="0">
-      <w:startOverride w:val="1"/>
-    </w:lvlOverride>
-    <w:lvlOverride w:ilvl="1">
-      <w:startOverride w:val="1"/>
-    </w:lvlOverride>
-    <w:lvlOverride w:ilvl="2">
-      <w:startOverride w:val="1"/>
-    </w:lvlOverride>
-    <w:lvlOverride w:ilvl="3">
-      <w:startOverride w:val="1"/>
-    </w:lvlOverride>
-    <w:lvlOverride w:ilvl="4">
-      <w:startOverride w:val="1"/>
-    </w:lvlOverride>
-    <w:lvlOverride w:ilvl="5">
-      <w:startOverride w:val="1"/>
-    </w:lvlOverride>
-    <w:lvlOverride w:ilvl="6">
-      <w:startOverride w:val="1"/>
-    </w:lvlOverride>
-    <w:lvlOverride w:ilvl="7">
-      <w:startOverride w:val="1"/>
-    </w:lvlOverride>
-    <w:lvlOverride w:ilvl="8">
-      <w:startOverride w:val="1"/>
-    </w:lvlOverride>
+    <w:abstractNumId w:val="991"/>
   </w:num>
   <w:num w:numId="1030">
     <w:abstractNumId w:val="991"/>
   </w:num>
   <w:num w:numId="1031">
-    <w:abstractNumId w:val="991"/>
+    <w:abstractNumId w:val="99411"/>
+    <w:lvlOverride w:ilvl="0">
+      <w:startOverride w:val="1"/>
+    </w:lvlOverride>
+    <w:lvlOverride w:ilvl="1">
+      <w:startOverride w:val="1"/>
+    </w:lvlOverride>
+    <w:lvlOverride w:ilvl="2">
+      <w:startOverride w:val="1"/>
+    </w:lvlOverride>
+    <w:lvlOverride w:ilvl="3">
+      <w:startOverride w:val="1"/>
+    </w:lvlOverride>
+    <w:lvlOverride w:ilvl="4">
+      <w:startOverride w:val="1"/>
+    </w:lvlOverride>
+    <w:lvlOverride w:ilvl="5">
+      <w:startOverride w:val="1"/>
+    </w:lvlOverride>
+    <w:lvlOverride w:ilvl="6">
+      <w:startOverride w:val="1"/>
+    </w:lvlOverride>
+    <w:lvlOverride w:ilvl="7">
+      <w:startOverride w:val="1"/>
+    </w:lvlOverride>
+    <w:lvlOverride w:ilvl="8">
+      <w:startOverride w:val="1"/>
+    </w:lvlOverride>
   </w:num>
   <w:num w:numId="1032">
     <w:abstractNumId w:val="991"/>
   </w:num>
   <w:num w:numId="1033">
-    <w:abstractNumId w:val="99411"/>
-    <w:lvlOverride w:ilvl="0">
-      <w:startOverride w:val="1"/>
-    </w:lvlOverride>
-    <w:lvlOverride w:ilvl="1">
-      <w:startOverride w:val="1"/>
-    </w:lvlOverride>
-    <w:lvlOverride w:ilvl="2">
-      <w:startOverride w:val="1"/>
-    </w:lvlOverride>
-    <w:lvlOverride w:ilvl="3">
-      <w:startOverride w:val="1"/>
-    </w:lvlOverride>
-    <w:lvlOverride w:ilvl="4">
-      <w:startOverride w:val="1"/>
-    </w:lvlOverride>
-    <w:lvlOverride w:ilvl="5">
-      <w:startOverride w:val="1"/>
-    </w:lvlOverride>
-    <w:lvlOverride w:ilvl="6">
-      <w:startOverride w:val="1"/>
-    </w:lvlOverride>
-    <w:lvlOverride w:ilvl="7">
-      <w:startOverride w:val="1"/>
-    </w:lvlOverride>
-    <w:lvlOverride w:ilvl="8">
-      <w:startOverride w:val="1"/>
-    </w:lvlOverride>
+    <w:abstractNumId w:val="991"/>
   </w:num>
   <w:num w:numId="1034">
-    <w:abstractNumId w:val="991"/>
-  </w:num>
-  <w:num w:numId="1035">
-    <w:abstractNumId w:val="991"/>
-  </w:num>
-  <w:num w:numId="1036">
-    <w:abstractNumId w:val="991"/>
-  </w:num>
-  <w:num w:numId="1037">
-    <w:abstractNumId w:val="99411"/>
-    <w:lvlOverride w:ilvl="0">
-      <w:startOverride w:val="1"/>
-    </w:lvlOverride>
-    <w:lvlOverride w:ilvl="1">
-      <w:startOverride w:val="1"/>
-    </w:lvlOverride>
-    <w:lvlOverride w:ilvl="2">
-      <w:startOverride w:val="1"/>
-    </w:lvlOverride>
-    <w:lvlOverride w:ilvl="3">
-      <w:startOverride w:val="1"/>
-    </w:lvlOverride>
-    <w:lvlOverride w:ilvl="4">
-      <w:startOverride w:val="1"/>
-    </w:lvlOverride>
-    <w:lvlOverride w:ilvl="5">
-      <w:startOverride w:val="1"/>
-    </w:lvlOverride>
-    <w:lvlOverride w:ilvl="6">
-      <w:startOverride w:val="1"/>
-    </w:lvlOverride>
-    <w:lvlOverride w:ilvl="7">
-      <w:startOverride w:val="1"/>
-    </w:lvlOverride>
-    <w:lvlOverride w:ilvl="8">
-      <w:startOverride w:val="1"/>
-    </w:lvlOverride>
-  </w:num>
-  <w:num w:numId="1038">
-    <w:abstractNumId w:val="991"/>
-  </w:num>
-  <w:num w:numId="1039">
-    <w:abstractNumId w:val="991"/>
-  </w:num>
-  <w:num w:numId="1040">
-    <w:abstractNumId w:val="991"/>
-  </w:num>
-  <w:num w:numId="1041">
-    <w:abstractNumId w:val="99411"/>
-    <w:lvlOverride w:ilvl="0">
-      <w:startOverride w:val="1"/>
-    </w:lvlOverride>
-    <w:lvlOverride w:ilvl="1">
-      <w:startOverride w:val="1"/>
-    </w:lvlOverride>
-    <w:lvlOverride w:ilvl="2">
-      <w:startOverride w:val="1"/>
-    </w:lvlOverride>
-    <w:lvlOverride w:ilvl="3">
-      <w:startOverride w:val="1"/>
-    </w:lvlOverride>
-    <w:lvlOverride w:ilvl="4">
-      <w:startOverride w:val="1"/>
-    </w:lvlOverride>
-    <w:lvlOverride w:ilvl="5">
-      <w:startOverride w:val="1"/>
-    </w:lvlOverride>
-    <w:lvlOverride w:ilvl="6">
-      <w:startOverride w:val="1"/>
-    </w:lvlOverride>
-    <w:lvlOverride w:ilvl="7">
-      <w:startOverride w:val="1"/>
-    </w:lvlOverride>
-    <w:lvlOverride w:ilvl="8">
-      <w:startOverride w:val="1"/>
-    </w:lvlOverride>
-  </w:num>
-  <w:num w:numId="1042">
-    <w:abstractNumId w:val="991"/>
-  </w:num>
-  <w:num w:numId="1043">
-    <w:abstractNumId w:val="991"/>
-  </w:num>
-  <w:num w:numId="1044">
     <w:abstractNumId w:val="991"/>
   </w:num>
 </w:numbering>

--- a/chuyenDe/RW/docx/raw47/Reading/Level3/W5.docx
+++ b/chuyenDe/RW/docx/raw47/Reading/Level3/W5.docx
@@ -4408,6 +4408,42 @@
       </w:rPr>
     </w:tblStylePr>
   </w:style>
+  <w:style w:styleId="CDChoiceTable" w:type="table">
+    <w:name w:val="CDChoiceTable"/>
+    <w:basedOn w:val="TableNormal"/>
+    <w:tblPr>
+      <w:tblW w:type="pct" w:w="5000"/>
+      <w:tblInd w:type="dxa" w:w="240"/>
+      <w:tblLayout w:type="autofit"/>
+      <w:tblBorders>
+        <w:top w:color="1F4E79" w:space="0" w:sz="10" w:val="single"/>
+        <w:left w:color="1F4E79" w:space="0" w:sz="10" w:val="single"/>
+        <w:bottom w:color="1F4E79" w:space="0" w:sz="10" w:val="single"/>
+        <w:right w:color="1F4E79" w:space="0" w:sz="10" w:val="single"/>
+        <w:insideH w:color="D0D0D0" w:space="0" w:sz="6" w:val="single"/>
+        <w:insideV w:color="D0D0D0" w:space="0" w:sz="6" w:val="single"/>
+      </w:tblBorders>
+      <w:tblCellMar>
+        <w:top w:type="dxa" w:w="80"/>
+        <w:left w:type="dxa" w:w="120"/>
+        <w:bottom w:type="dxa" w:w="80"/>
+        <w:right w:type="dxa" w:w="120"/>
+      </w:tblCellMar>
+    </w:tblPr>
+    <w:tblStylePr w:type="firstColumn">
+      <w:rPr>
+        <w:rFonts w:ascii="Latin Modern Sans" w:cs="Latin Modern Sans" w:hAnsi="Latin Modern Sans"/>
+        <w:b/>
+        <w:color w:val="1F4E79"/>
+      </w:rPr>
+    </w:tblStylePr>
+    <w:tblStylePr w:type="firstRow">
+      <w:rPr>
+        <w:rFonts w:ascii="Latin Modern Sans" w:cs="Latin Modern Sans" w:hAnsi="Latin Modern Sans"/>
+        <w:b/>
+      </w:rPr>
+    </w:tblStylePr>
+  </w:style>
   <w:style w:styleId="CDAnswerTable" w:type="table">
     <w:name w:val="CDAnswerTable"/>
     <w:basedOn w:val="TableNormal"/>

--- a/chuyenDe/RW/docx/raw47/Reading/Level3/W5.docx
+++ b/chuyenDe/RW/docx/raw47/Reading/Level3/W5.docx
@@ -3192,6 +3192,1418 @@
       </ns0:r>
     </ns0:p>
     <ns0:bookmarkEnd ns0:id="25"/>
+    <ns0:bookmarkStart ns0:id="26" ns0:name="bảng-đáp-án-tổng-hợp"/>
+    <ns0:p>
+      <ns0:pPr>
+        <ns0:pStyle ns0:val="Heading2"/>
+      </ns0:pPr>
+      <ns0:r>
+        <ns0:t xml:space="preserve">Bảng đáp án tổng hợp</ns0:t>
+      </ns0:r>
+    </ns0:p>
+    <ns0:tbl>
+      <ns0:tblPr>
+        <ns0:tblStyle ns0:val="CDAnswerKeyTable"/>
+        <ns0:tblW ns0:type="dxa" ns0:w="9732"/>
+        <ns0:tblLayout ns0:type="autofit"/>
+        <ns0:tblLook ns0:firstRow="1" ns0:lastRow="0" ns0:firstColumn="0" ns0:lastColumn="0" ns0:noHBand="0" ns0:noVBand="0" ns0:val="0020"/>
+        <ns0:tblInd ns0:type="dxa" ns0:w="240"/>
+      </ns0:tblPr>
+      <ns0:tblGrid>
+        <ns0:gridCol ns0:w="1751"/>
+        <ns0:gridCol ns0:w="7981"/>
+      </ns0:tblGrid>
+      <ns0:tr>
+        <ns0:trPr>
+          <ns0:tblHeader ns0:val="on"/>
+        </ns0:trPr>
+        <ns0:tc>
+          <ns0:tcPr/>
+          <ns0:p>
+            <ns0:pPr>
+              <ns0:pStyle ns0:val="Compact"/>
+            </ns0:pPr>
+            <ns0:r>
+              <ns0:t xml:space="preserve">Câu</ns0:t>
+            </ns0:r>
+          </ns0:p>
+        </ns0:tc>
+        <ns0:tc>
+          <ns0:tcPr/>
+          <ns0:p>
+            <ns0:pPr>
+              <ns0:pStyle ns0:val="Compact"/>
+            </ns0:pPr>
+            <ns0:r>
+              <ns0:t xml:space="preserve">Đáp án</ns0:t>
+            </ns0:r>
+          </ns0:p>
+        </ns0:tc>
+      </ns0:tr>
+      <ns0:tr>
+        <ns0:tc>
+          <ns0:tcPr/>
+          <ns0:p>
+            <ns0:pPr>
+              <ns0:pStyle ns0:val="Compact"/>
+            </ns0:pPr>
+            <ns0:r>
+              <ns0:rPr>
+                <ns0:b/>
+                <ns0:bCs/>
+              </ns0:rPr>
+              <ns0:t xml:space="preserve">14</ns0:t>
+            </ns0:r>
+          </ns0:p>
+        </ns0:tc>
+        <ns0:tc>
+          <ns0:tcPr/>
+          <ns0:p>
+            <ns0:pPr>
+              <ns0:pStyle ns0:val="Compact"/>
+            </ns0:pPr>
+            <ns0:r>
+              <ns0:rPr>
+                <ns0:b/>
+                <ns0:bCs/>
+              </ns0:rPr>
+              <ns0:t xml:space="preserve">iii</ns0:t>
+            </ns0:r>
+          </ns0:p>
+        </ns0:tc>
+      </ns0:tr>
+      <ns0:tr>
+        <ns0:tc>
+          <ns0:tcPr/>
+          <ns0:p>
+            <ns0:pPr>
+              <ns0:pStyle ns0:val="Compact"/>
+            </ns0:pPr>
+            <ns0:r>
+              <ns0:rPr>
+                <ns0:b/>
+                <ns0:bCs/>
+              </ns0:rPr>
+              <ns0:t xml:space="preserve">15</ns0:t>
+            </ns0:r>
+          </ns0:p>
+        </ns0:tc>
+        <ns0:tc>
+          <ns0:tcPr/>
+          <ns0:p>
+            <ns0:pPr>
+              <ns0:pStyle ns0:val="Compact"/>
+            </ns0:pPr>
+            <ns0:r>
+              <ns0:rPr>
+                <ns0:b/>
+                <ns0:bCs/>
+              </ns0:rPr>
+              <ns0:t xml:space="preserve">vi</ns0:t>
+            </ns0:r>
+          </ns0:p>
+        </ns0:tc>
+      </ns0:tr>
+      <ns0:tr>
+        <ns0:tc>
+          <ns0:tcPr/>
+          <ns0:p>
+            <ns0:pPr>
+              <ns0:pStyle ns0:val="Compact"/>
+            </ns0:pPr>
+            <ns0:r>
+              <ns0:rPr>
+                <ns0:b/>
+                <ns0:bCs/>
+              </ns0:rPr>
+              <ns0:t xml:space="preserve">16</ns0:t>
+            </ns0:r>
+          </ns0:p>
+        </ns0:tc>
+        <ns0:tc>
+          <ns0:tcPr/>
+          <ns0:p>
+            <ns0:pPr>
+              <ns0:pStyle ns0:val="Compact"/>
+            </ns0:pPr>
+            <ns0:r>
+              <ns0:rPr>
+                <ns0:b/>
+                <ns0:bCs/>
+              </ns0:rPr>
+              <ns0:t xml:space="preserve">i</ns0:t>
+            </ns0:r>
+          </ns0:p>
+        </ns0:tc>
+      </ns0:tr>
+      <ns0:tr>
+        <ns0:tc>
+          <ns0:tcPr/>
+          <ns0:p>
+            <ns0:pPr>
+              <ns0:pStyle ns0:val="Compact"/>
+            </ns0:pPr>
+            <ns0:r>
+              <ns0:rPr>
+                <ns0:b/>
+                <ns0:bCs/>
+              </ns0:rPr>
+              <ns0:t xml:space="preserve">17</ns0:t>
+            </ns0:r>
+          </ns0:p>
+        </ns0:tc>
+        <ns0:tc>
+          <ns0:tcPr/>
+          <ns0:p>
+            <ns0:pPr>
+              <ns0:pStyle ns0:val="Compact"/>
+            </ns0:pPr>
+            <ns0:r>
+              <ns0:rPr>
+                <ns0:b/>
+                <ns0:bCs/>
+              </ns0:rPr>
+              <ns0:t xml:space="preserve">ii</ns0:t>
+            </ns0:r>
+          </ns0:p>
+        </ns0:tc>
+      </ns0:tr>
+      <ns0:tr>
+        <ns0:tc>
+          <ns0:tcPr/>
+          <ns0:p>
+            <ns0:pPr>
+              <ns0:pStyle ns0:val="Compact"/>
+            </ns0:pPr>
+            <ns0:r>
+              <ns0:rPr>
+                <ns0:b/>
+                <ns0:bCs/>
+              </ns0:rPr>
+              <ns0:t xml:space="preserve">18</ns0:t>
+            </ns0:r>
+          </ns0:p>
+        </ns0:tc>
+        <ns0:tc>
+          <ns0:tcPr/>
+          <ns0:p>
+            <ns0:pPr>
+              <ns0:pStyle ns0:val="Compact"/>
+            </ns0:pPr>
+            <ns0:r>
+              <ns0:rPr>
+                <ns0:b/>
+                <ns0:bCs/>
+              </ns0:rPr>
+              <ns0:t xml:space="preserve">ix</ns0:t>
+            </ns0:r>
+          </ns0:p>
+        </ns0:tc>
+      </ns0:tr>
+      <ns0:tr>
+        <ns0:tc>
+          <ns0:tcPr/>
+          <ns0:p>
+            <ns0:pPr>
+              <ns0:pStyle ns0:val="Compact"/>
+            </ns0:pPr>
+            <ns0:r>
+              <ns0:rPr>
+                <ns0:b/>
+                <ns0:bCs/>
+              </ns0:rPr>
+              <ns0:t xml:space="preserve">19</ns0:t>
+            </ns0:r>
+          </ns0:p>
+        </ns0:tc>
+        <ns0:tc>
+          <ns0:tcPr/>
+          <ns0:p>
+            <ns0:pPr>
+              <ns0:pStyle ns0:val="Compact"/>
+            </ns0:pPr>
+            <ns0:r>
+              <ns0:rPr>
+                <ns0:b/>
+                <ns0:bCs/>
+              </ns0:rPr>
+              <ns0:t xml:space="preserve">v</ns0:t>
+            </ns0:r>
+          </ns0:p>
+        </ns0:tc>
+      </ns0:tr>
+      <ns0:tr>
+        <ns0:tc>
+          <ns0:tcPr/>
+          <ns0:p>
+            <ns0:pPr>
+              <ns0:pStyle ns0:val="Compact"/>
+            </ns0:pPr>
+            <ns0:r>
+              <ns0:rPr>
+                <ns0:b/>
+                <ns0:bCs/>
+              </ns0:rPr>
+              <ns0:t xml:space="preserve">20</ns0:t>
+            </ns0:r>
+          </ns0:p>
+        </ns0:tc>
+        <ns0:tc>
+          <ns0:tcPr/>
+          <ns0:p>
+            <ns0:pPr>
+              <ns0:pStyle ns0:val="Compact"/>
+            </ns0:pPr>
+            <ns0:r>
+              <ns0:rPr>
+                <ns0:b/>
+                <ns0:bCs/>
+              </ns0:rPr>
+              <ns0:t xml:space="preserve">Singapore</ns0:t>
+            </ns0:r>
+          </ns0:p>
+        </ns0:tc>
+      </ns0:tr>
+    </ns0:tbl>
+    <ns0:bookmarkEnd ns0:id="26"/>
+    <ns0:bookmarkStart ns0:id="27" ns0:name="tổng-hợp-từ-vựng"/>
+    <ns0:p>
+      <ns0:pPr>
+        <ns0:pStyle ns0:val="Heading2"/>
+      </ns0:pPr>
+      <ns0:r>
+        <ns0:t xml:space="preserve">Tổng hợp từ vựng</ns0:t>
+      </ns0:r>
+    </ns0:p>
+    <ns0:tbl>
+      <ns0:tblPr>
+        <ns0:tblStyle ns0:val="CDReadingVocabTable"/>
+        <ns0:tblW ns0:type="dxa" ns0:w="9732"/>
+        <ns0:tblLayout ns0:type="autofit"/>
+        <ns0:tblLook ns0:firstRow="1" ns0:lastRow="0" ns0:firstColumn="0" ns0:lastColumn="0" ns0:noHBand="0" ns0:noVBand="0" ns0:val="0020"/>
+        <ns0:tblInd ns0:type="dxa" ns0:w="240"/>
+      </ns0:tblPr>
+      <ns0:tblGrid>
+        <ns0:gridCol ns0:w="2335"/>
+        <ns0:gridCol ns0:w="1362"/>
+        <ns0:gridCol ns0:w="3894"/>
+        <ns0:gridCol ns0:w="2141"/>
+      </ns0:tblGrid>
+      <ns0:tr>
+        <ns0:trPr>
+          <ns0:tblHeader ns0:val="on"/>
+        </ns0:trPr>
+        <ns0:tc>
+          <ns0:tcPr/>
+          <ns0:p>
+            <ns0:pPr>
+              <ns0:pStyle ns0:val="Compact"/>
+            </ns0:pPr>
+            <ns0:r>
+              <ns0:t xml:space="preserve">Từ vựng (Từ loại)</ns0:t>
+            </ns0:r>
+          </ns0:p>
+        </ns0:tc>
+        <ns0:tc>
+          <ns0:tcPr/>
+          <ns0:p>
+            <ns0:pPr>
+              <ns0:pStyle ns0:val="Compact"/>
+            </ns0:pPr>
+            <ns0:r>
+              <ns0:t xml:space="preserve">Phiên âm</ns0:t>
+            </ns0:r>
+          </ns0:p>
+        </ns0:tc>
+        <ns0:tc>
+          <ns0:tcPr/>
+          <ns0:p>
+            <ns0:pPr>
+              <ns0:pStyle ns0:val="Compact"/>
+            </ns0:pPr>
+            <ns0:r>
+              <ns0:t xml:space="preserve">Nghĩa tiếng Anh (Giải thích chi tiết nghĩa tiếng Việt)</ns0:t>
+            </ns0:r>
+          </ns0:p>
+        </ns0:tc>
+        <ns0:tc>
+          <ns0:tcPr/>
+          <ns0:p>
+            <ns0:pPr>
+              <ns0:pStyle ns0:val="Compact"/>
+            </ns0:pPr>
+            <ns0:r>
+              <ns0:t xml:space="preserve">Ví dụ minh họa</ns0:t>
+            </ns0:r>
+          </ns0:p>
+        </ns0:tc>
+      </ns0:tr>
+      <ns0:tr>
+        <ns0:tc>
+          <ns0:tcPr/>
+          <ns0:p>
+            <ns0:pPr>
+              <ns0:pStyle ns0:val="Compact"/>
+            </ns0:pPr>
+            <ns0:r>
+              <ns0:rPr>
+                <ns0:b/>
+                <ns0:bCs/>
+              </ns0:rPr>
+              <ns0:t xml:space="preserve">inspiration</ns0:t>
+            </ns0:r>
+            <ns0:r>
+              <ns0:t xml:space="preserve"> </ns0:t>
+            </ns0:r>
+            <ns0:r>
+              <ns0:t xml:space="preserve">(n)</ns0:t>
+            </ns0:r>
+          </ns0:p>
+        </ns0:tc>
+        <ns0:tc>
+          <ns0:tcPr/>
+          <ns0:p>
+            <ns0:pPr>
+              <ns0:pStyle ns0:val="Compact"/>
+            </ns0:pPr>
+            <ns0:r>
+              <ns0:t xml:space="preserve">/ˌɪn.spəˈreɪ.ʃən/</ns0:t>
+            </ns0:r>
+          </ns0:p>
+        </ns0:tc>
+        <ns0:tc>
+          <ns0:tcPr/>
+          <ns0:p>
+            <ns0:pPr>
+              <ns0:pStyle ns0:val="Compact"/>
+            </ns0:pPr>
+            <ns0:r>
+              <ns0:t xml:space="preserve">a sudden good idea; someone or something that gives you ideas for doing something (cảm hứng, nguồn cảm hứng)</ns0:t>
+            </ns0:r>
+          </ns0:p>
+        </ns0:tc>
+        <ns0:tc>
+          <ns0:tcPr/>
+          <ns0:p>
+            <ns0:pPr>
+              <ns0:pStyle ns0:val="Compact"/>
+            </ns0:pPr>
+            <ns0:r>
+              <ns0:t xml:space="preserve">Dr William Masters was reading a book about mosquitoes when inspiration struck.</ns0:t>
+            </ns0:r>
+          </ns0:p>
+        </ns0:tc>
+      </ns0:tr>
+      <ns0:tr>
+        <ns0:tc>
+          <ns0:tcPr/>
+          <ns0:p>
+            <ns0:pPr>
+              <ns0:pStyle ns0:val="Compact"/>
+            </ns0:pPr>
+            <ns0:r>
+              <ns0:rPr>
+                <ns0:b/>
+                <ns0:bCs/>
+              </ns0:rPr>
+              <ns0:t xml:space="preserve">epidemic</ns0:t>
+            </ns0:r>
+            <ns0:r>
+              <ns0:t xml:space="preserve"> </ns0:t>
+            </ns0:r>
+            <ns0:r>
+              <ns0:t xml:space="preserve">(n)</ns0:t>
+            </ns0:r>
+          </ns0:p>
+        </ns0:tc>
+        <ns0:tc>
+          <ns0:tcPr/>
+          <ns0:p>
+            <ns0:pPr>
+              <ns0:pStyle ns0:val="Compact"/>
+            </ns0:pPr>
+            <ns0:r>
+              <ns0:t xml:space="preserve">/ˌep.ɪˈdem.ɪk/</ns0:t>
+            </ns0:r>
+          </ns0:p>
+        </ns0:tc>
+        <ns0:tc>
+          <ns0:tcPr/>
+          <ns0:p>
+            <ns0:pPr>
+              <ns0:pStyle ns0:val="Compact"/>
+            </ns0:pPr>
+            <ns0:r>
+              <ns0:t xml:space="preserve">the appearance of a particular disease in a large number of people at the same time (bệnh dịch, dịch bệnh)</ns0:t>
+            </ns0:r>
+          </ns0:p>
+        </ns0:tc>
+        <ns0:tc>
+          <ns0:tcPr/>
+          <ns0:p>
+            <ns0:pPr>
+              <ns0:pStyle ns0:val="Compact"/>
+            </ns0:pPr>
+            <ns0:r>
+              <ns0:t xml:space="preserve">There was this anecdote about the great yellow fever epidemic that hit Philadelphia in 1793.</ns0:t>
+            </ns0:r>
+          </ns0:p>
+        </ns0:tc>
+      </ns0:tr>
+      <ns0:tr>
+        <ns0:tc>
+          <ns0:tcPr/>
+          <ns0:p>
+            <ns0:pPr>
+              <ns0:pStyle ns0:val="Compact"/>
+            </ns0:pPr>
+            <ns0:r>
+              <ns0:rPr>
+                <ns0:b/>
+                <ns0:bCs/>
+              </ns0:rPr>
+              <ns0:t xml:space="preserve">decimate</ns0:t>
+            </ns0:r>
+            <ns0:r>
+              <ns0:t xml:space="preserve"> </ns0:t>
+            </ns0:r>
+            <ns0:r>
+              <ns0:t xml:space="preserve">(v)</ns0:t>
+            </ns0:r>
+          </ns0:p>
+        </ns0:tc>
+        <ns0:tc>
+          <ns0:tcPr/>
+          <ns0:p>
+            <ns0:pPr>
+              <ns0:pStyle ns0:val="Compact"/>
+            </ns0:pPr>
+            <ns0:r>
+              <ns0:t xml:space="preserve">/ˈdes.ɪ.meɪt/</ns0:t>
+            </ns0:r>
+          </ns0:p>
+        </ns0:tc>
+        <ns0:tc>
+          <ns0:tcPr/>
+          <ns0:p>
+            <ns0:pPr>
+              <ns0:pStyle ns0:val="Compact"/>
+            </ns0:pPr>
+            <ns0:r>
+              <ns0:t xml:space="preserve">to kill a large number of something, or to reduce something severely (tàn phá, tiêu diệt phần lớn)</ns0:t>
+            </ns0:r>
+          </ns0:p>
+        </ns0:tc>
+        <ns0:tc>
+          <ns0:tcPr/>
+          <ns0:p>
+            <ns0:pPr>
+              <ns0:pStyle ns0:val="Compact"/>
+            </ns0:pPr>
+            <ns0:r>
+              <ns0:t xml:space="preserve">This epidemic decimated the city until the first frost came.</ns0:t>
+            </ns0:r>
+          </ns0:p>
+        </ns0:tc>
+      </ns0:tr>
+      <ns0:tr>
+        <ns0:tc>
+          <ns0:tcPr/>
+          <ns0:p>
+            <ns0:pPr>
+              <ns0:pStyle ns0:val="Compact"/>
+            </ns0:pPr>
+            <ns0:r>
+              <ns0:rPr>
+                <ns0:b/>
+                <ns0:bCs/>
+              </ns0:rPr>
+              <ns0:t xml:space="preserve">inclement</ns0:t>
+            </ns0:r>
+            <ns0:r>
+              <ns0:t xml:space="preserve"> </ns0:t>
+            </ns0:r>
+            <ns0:r>
+              <ns0:t xml:space="preserve">(adj)</ns0:t>
+            </ns0:r>
+          </ns0:p>
+        </ns0:tc>
+        <ns0:tc>
+          <ns0:tcPr/>
+          <ns0:p>
+            <ns0:pPr>
+              <ns0:pStyle ns0:val="Compact"/>
+            </ns0:pPr>
+            <ns0:r>
+              <ns0:t xml:space="preserve">/ɪnˈklem.ənt/</ns0:t>
+            </ns0:r>
+          </ns0:p>
+        </ns0:tc>
+        <ns0:tc>
+          <ns0:tcPr/>
+          <ns0:p>
+            <ns0:pPr>
+              <ns0:pStyle ns0:val="Compact"/>
+            </ns0:pPr>
+            <ns0:r>
+              <ns0:t xml:space="preserve">(of weather) unpleasant, cold, and often raining (khắc nghiệt, không thuận lợi)</ns0:t>
+            </ns0:r>
+          </ns0:p>
+        </ns0:tc>
+        <ns0:tc>
+          <ns0:tcPr/>
+          <ns0:p>
+            <ns0:pPr>
+              <ns0:pStyle ns0:val="Compact"/>
+            </ns0:pPr>
+            <ns0:r>
+              <ns0:t xml:space="preserve">The inclement weather froze out the insects.</ns0:t>
+            </ns0:r>
+          </ns0:p>
+        </ns0:tc>
+      </ns0:tr>
+      <ns0:tr>
+        <ns0:tc>
+          <ns0:tcPr/>
+          <ns0:p>
+            <ns0:pPr>
+              <ns0:pStyle ns0:val="Compact"/>
+            </ns0:pPr>
+            <ns0:r>
+              <ns0:rPr>
+                <ns0:b/>
+                <ns0:bCs/>
+              </ns0:rPr>
+              <ns0:t xml:space="preserve">enduring</ns0:t>
+            </ns0:r>
+            <ns0:r>
+              <ns0:t xml:space="preserve"> </ns0:t>
+            </ns0:r>
+            <ns0:r>
+              <ns0:t xml:space="preserve">(adj)</ns0:t>
+            </ns0:r>
+          </ns0:p>
+        </ns0:tc>
+        <ns0:tc>
+          <ns0:tcPr/>
+          <ns0:p>
+            <ns0:pPr>
+              <ns0:pStyle ns0:val="Compact"/>
+            </ns0:pPr>
+            <ns0:r>
+              <ns0:t xml:space="preserve">/ɪnˈdʒʊə.rɪŋ/</ns0:t>
+            </ns0:r>
+          </ns0:p>
+        </ns0:tc>
+        <ns0:tc>
+          <ns0:tcPr/>
+          <ns0:p>
+            <ns0:pPr>
+              <ns0:pStyle ns0:val="Compact"/>
+            </ns0:pPr>
+            <ns0:r>
+              <ns0:t xml:space="preserve">existing for a long time (lâu dài, bền vững, lâu bền)</ns0:t>
+            </ns0:r>
+          </ns0:p>
+        </ns0:tc>
+        <ns0:tc>
+          <ns0:tcPr/>
+          <ns0:p>
+            <ns0:pPr>
+              <ns0:pStyle ns0:val="Compact"/>
+            </ns0:pPr>
+            <ns0:r>
+              <ns0:t xml:space="preserve">Could frost lie at the heart of one of the most enduring economic mysteries of all.</ns0:t>
+            </ns0:r>
+          </ns0:p>
+        </ns0:tc>
+      </ns0:tr>
+      <ns0:tr>
+        <ns0:tc>
+          <ns0:tcPr/>
+          <ns0:p>
+            <ns0:pPr>
+              <ns0:pStyle ns0:val="Compact"/>
+            </ns0:pPr>
+            <ns0:r>
+              <ns0:rPr>
+                <ns0:b/>
+                <ns0:bCs/>
+              </ns0:rPr>
+              <ns0:t xml:space="preserve">latitude</ns0:t>
+            </ns0:r>
+            <ns0:r>
+              <ns0:t xml:space="preserve"> </ns0:t>
+            </ns0:r>
+            <ns0:r>
+              <ns0:t xml:space="preserve">(n)</ns0:t>
+            </ns0:r>
+          </ns0:p>
+        </ns0:tc>
+        <ns0:tc>
+          <ns0:tcPr/>
+          <ns0:p>
+            <ns0:pPr>
+              <ns0:pStyle ns0:val="Compact"/>
+            </ns0:pPr>
+            <ns0:r>
+              <ns0:t xml:space="preserve">/ˈlæt.ɪ.tʃuːd/</ns0:t>
+            </ns0:r>
+          </ns0:p>
+        </ns0:tc>
+        <ns0:tc>
+          <ns0:tcPr/>
+          <ns0:p>
+            <ns0:pPr>
+              <ns0:pStyle ns0:val="Compact"/>
+            </ns0:pPr>
+            <ns0:r>
+              <ns0:t xml:space="preserve">the position north or south of the equator measured from 0° to 90° (vĩ độ)</ns0:t>
+            </ns0:r>
+          </ns0:p>
+        </ns0:tc>
+        <ns0:tc>
+          <ns0:tcPr/>
+          <ns0:p>
+            <ns0:pPr>
+              <ns0:pStyle ns0:val="Compact"/>
+            </ns0:pPr>
+            <ns0:r>
+              <ns0:t xml:space="preserve">Why are almost all the wealthy nations to be found at latitudes above 40 degrees?</ns0:t>
+            </ns0:r>
+          </ns0:p>
+        </ns0:tc>
+      </ns0:tr>
+      <ns0:tr>
+        <ns0:tc>
+          <ns0:tcPr/>
+          <ns0:p>
+            <ns0:pPr>
+              <ns0:pStyle ns0:val="Compact"/>
+            </ns0:pPr>
+            <ns0:r>
+              <ns0:rPr>
+                <ns0:b/>
+                <ns0:bCs/>
+              </ns0:rPr>
+              <ns0:t xml:space="preserve">speculate</ns0:t>
+            </ns0:r>
+            <ns0:r>
+              <ns0:t xml:space="preserve"> </ns0:t>
+            </ns0:r>
+            <ns0:r>
+              <ns0:t xml:space="preserve">(v)</ns0:t>
+            </ns0:r>
+          </ns0:p>
+        </ns0:tc>
+        <ns0:tc>
+          <ns0:tcPr/>
+          <ns0:p>
+            <ns0:pPr>
+              <ns0:pStyle ns0:val="Compact"/>
+            </ns0:pPr>
+            <ns0:r>
+              <ns0:t xml:space="preserve">/ˈspek.jə.leɪt/</ns0:t>
+            </ns0:r>
+          </ns0:p>
+        </ns0:tc>
+        <ns0:tc>
+          <ns0:tcPr/>
+          <ns0:p>
+            <ns0:pPr>
+              <ns0:pStyle ns0:val="Compact"/>
+            </ns0:pPr>
+            <ns0:r>
+              <ns0:t xml:space="preserve">to guess possible answers to a question when you do not have enough information to be certain (suy đoán, phỏng đoán)</ns0:t>
+            </ns0:r>
+          </ns0:p>
+        </ns0:tc>
+        <ns0:tc>
+          <ns0:tcPr/>
+          <ns0:p>
+            <ns0:pPr>
+              <ns0:pStyle ns0:val="Compact"/>
+            </ns0:pPr>
+            <ns0:r>
+              <ns0:t xml:space="preserve">The pair speculates that cold snaps have two main benefits.</ns0:t>
+            </ns0:r>
+          </ns0:p>
+        </ns0:tc>
+      </ns0:tr>
+      <ns0:tr>
+        <ns0:tc>
+          <ns0:tcPr/>
+          <ns0:p>
+            <ns0:pPr>
+              <ns0:pStyle ns0:val="Compact"/>
+            </ns0:pPr>
+            <ns0:r>
+              <ns0:rPr>
+                <ns0:b/>
+                <ns0:bCs/>
+              </ns0:rPr>
+              <ns0:t xml:space="preserve">abundance</ns0:t>
+            </ns0:r>
+            <ns0:r>
+              <ns0:t xml:space="preserve"> </ns0:t>
+            </ns0:r>
+            <ns0:r>
+              <ns0:t xml:space="preserve">(n)</ns0:t>
+            </ns0:r>
+          </ns0:p>
+        </ns0:tc>
+        <ns0:tc>
+          <ns0:tcPr/>
+          <ns0:p>
+            <ns0:pPr>
+              <ns0:pStyle ns0:val="Compact"/>
+            </ns0:pPr>
+            <ns0:r>
+              <ns0:t xml:space="preserve">/əˈbʌn.dəns/</ns0:t>
+            </ns0:r>
+          </ns0:p>
+        </ns0:tc>
+        <ns0:tc>
+          <ns0:tcPr/>
+          <ns0:p>
+            <ns0:pPr>
+              <ns0:pStyle ns0:val="Compact"/>
+            </ns0:pPr>
+            <ns0:r>
+              <ns0:t xml:space="preserve">the situation in which there is more than enough of something (sự phong phú, sự dồi dào)</ns0:t>
+            </ns0:r>
+          </ns0:p>
+        </ns0:tc>
+        <ns0:tc>
+          <ns0:tcPr/>
+          <ns0:p>
+            <ns0:pPr>
+              <ns0:pStyle ns0:val="Compact"/>
+            </ns0:pPr>
+            <ns0:r>
+              <ns0:t xml:space="preserve">The result is agricultural abundance and a big workforce.</ns0:t>
+            </ns0:r>
+          </ns0:p>
+        </ns0:tc>
+      </ns0:tr>
+      <ns0:tr>
+        <ns0:tc>
+          <ns0:tcPr/>
+          <ns0:p>
+            <ns0:pPr>
+              <ns0:pStyle ns0:val="Compact"/>
+            </ns0:pPr>
+            <ns0:r>
+              <ns0:rPr>
+                <ns0:b/>
+                <ns0:bCs/>
+              </ns0:rPr>
+              <ns0:t xml:space="preserve">tally</ns0:t>
+            </ns0:r>
+            <ns0:r>
+              <ns0:t xml:space="preserve"> </ns0:t>
+            </ns0:r>
+            <ns0:r>
+              <ns0:t xml:space="preserve">(n)</ns0:t>
+            </ns0:r>
+          </ns0:p>
+        </ns0:tc>
+        <ns0:tc>
+          <ns0:tcPr/>
+          <ns0:p>
+            <ns0:pPr>
+              <ns0:pStyle ns0:val="Compact"/>
+            </ns0:pPr>
+            <ns0:r>
+              <ns0:t xml:space="preserve">/ˈtæl.i/</ns0:t>
+            </ns0:r>
+          </ns0:p>
+        </ns0:tc>
+        <ns0:tc>
+          <ns0:tcPr/>
+          <ns0:p>
+            <ns0:pPr>
+              <ns0:pStyle ns0:val="Compact"/>
+            </ns0:pPr>
+            <ns0:r>
+              <ns0:t xml:space="preserve">a record of the number or amount of something (sự phù hợp, sự tương ứng)</ns0:t>
+            </ns0:r>
+          </ns0:p>
+        </ns0:tc>
+        <ns0:tc>
+          <ns0:tcPr/>
+          <ns0:p>
+            <ns0:pPr>
+              <ns0:pStyle ns0:val="Compact"/>
+            </ns0:pPr>
+            <ns0:r>
+              <ns0:t xml:space="preserve">They found a curious tally between the sets.</ns0:t>
+            </ns0:r>
+          </ns0:p>
+        </ns0:tc>
+      </ns0:tr>
+      <ns0:tr>
+        <ns0:tc>
+          <ns0:tcPr/>
+          <ns0:p>
+            <ns0:pPr>
+              <ns0:pStyle ns0:val="Compact"/>
+            </ns0:pPr>
+            <ns0:r>
+              <ns0:rPr>
+                <ns0:b/>
+                <ns0:bCs/>
+              </ns0:rPr>
+              <ns0:t xml:space="preserve">uniformly</ns0:t>
+            </ns0:r>
+            <ns0:r>
+              <ns0:t xml:space="preserve"> </ns0:t>
+            </ns0:r>
+            <ns0:r>
+              <ns0:t xml:space="preserve">(adv)</ns0:t>
+            </ns0:r>
+          </ns0:p>
+        </ns0:tc>
+        <ns0:tc>
+          <ns0:tcPr/>
+          <ns0:p>
+            <ns0:pPr>
+              <ns0:pStyle ns0:val="Compact"/>
+            </ns0:pPr>
+            <ns0:r>
+              <ns0:t xml:space="preserve">/ˈjuː.nɪ.fɔː.mli/</ns0:t>
+            </ns0:r>
+          </ns0:p>
+        </ns0:tc>
+        <ns0:tc>
+          <ns0:tcPr/>
+          <ns0:p>
+            <ns0:pPr>
+              <ns0:pStyle ns0:val="Compact"/>
+            </ns0:pPr>
+            <ns0:r>
+              <ns0:t xml:space="preserve">in a way that does not vary; consistently (đồng nhất, nhất quán)</ns0:t>
+            </ns0:r>
+          </ns0:p>
+        </ns0:tc>
+        <ns0:tc>
+          <ns0:tcPr/>
+          <ns0:p>
+            <ns0:pPr>
+              <ns0:pStyle ns0:val="Compact"/>
+            </ns0:pPr>
+            <ns0:r>
+              <ns0:t xml:space="preserve">Countries having five or more frosty days a month are uniformly rich.</ns0:t>
+            </ns0:r>
+          </ns0:p>
+        </ns0:tc>
+      </ns0:tr>
+      <ns0:tr>
+        <ns0:tc>
+          <ns0:tcPr/>
+          <ns0:p>
+            <ns0:pPr>
+              <ns0:pStyle ns0:val="Compact"/>
+            </ns0:pPr>
+            <ns0:r>
+              <ns0:rPr>
+                <ns0:b/>
+                <ns0:bCs/>
+              </ns0:rPr>
+              <ns0:t xml:space="preserve">impoverish</ns0:t>
+            </ns0:r>
+            <ns0:r>
+              <ns0:t xml:space="preserve"> </ns0:t>
+            </ns0:r>
+            <ns0:r>
+              <ns0:t xml:space="preserve">(v)</ns0:t>
+            </ns0:r>
+          </ns0:p>
+        </ns0:tc>
+        <ns0:tc>
+          <ns0:tcPr/>
+          <ns0:p>
+            <ns0:pPr>
+              <ns0:pStyle ns0:val="Compact"/>
+            </ns0:pPr>
+            <ns0:r>
+              <ns0:t xml:space="preserve">/ɪmˈpɒv.ər.ɪʃ/</ns0:t>
+            </ns0:r>
+          </ns0:p>
+        </ns0:tc>
+        <ns0:tc>
+          <ns0:tcPr/>
+          <ns0:p>
+            <ns0:pPr>
+              <ns0:pStyle ns0:val="Compact"/>
+            </ns0:pPr>
+            <ns0:r>
+              <ns0:t xml:space="preserve">to make a person or area very poor (làm nghèo khó, làm nghèo đi)</ns0:t>
+            </ns0:r>
+          </ns0:p>
+        </ns0:tc>
+        <ns0:tc>
+          <ns0:tcPr/>
+          <ns0:p>
+            <ns0:pPr>
+              <ns0:pStyle ns0:val="Compact"/>
+            </ns0:pPr>
+            <ns0:r>
+              <ns0:t xml:space="preserve">Those with fewer than five are impoverished.</ns0:t>
+            </ns0:r>
+          </ns0:p>
+        </ns0:tc>
+      </ns0:tr>
+      <ns0:tr>
+        <ns0:tc>
+          <ns0:tcPr/>
+          <ns0:p>
+            <ns0:pPr>
+              <ns0:pStyle ns0:val="Compact"/>
+            </ns0:pPr>
+            <ns0:r>
+              <ns0:rPr>
+                <ns0:b/>
+                <ns0:bCs/>
+              </ns0:rPr>
+              <ns0:t xml:space="preserve">well-heeled</ns0:t>
+            </ns0:r>
+            <ns0:r>
+              <ns0:t xml:space="preserve"> </ns0:t>
+            </ns0:r>
+            <ns0:r>
+              <ns0:t xml:space="preserve">(adj)</ns0:t>
+            </ns0:r>
+          </ns0:p>
+        </ns0:tc>
+        <ns0:tc>
+          <ns0:tcPr/>
+          <ns0:p>
+            <ns0:pPr>
+              <ns0:pStyle ns0:val="Compact"/>
+            </ns0:pPr>
+            <ns0:r>
+              <ns0:t xml:space="preserve">/ˌwel ˈhiːld/</ns0:t>
+            </ns0:r>
+          </ns0:p>
+        </ns0:tc>
+        <ns0:tc>
+          <ns0:tcPr/>
+          <ns0:p>
+            <ns0:pPr>
+              <ns0:pStyle ns0:val="Compact"/>
+            </ns0:pPr>
+            <ns0:r>
+              <ns0:t xml:space="preserve">rich; having a lot of money (giàu có, khá giả)</ns0:t>
+            </ns0:r>
+          </ns0:p>
+        </ns0:tc>
+        <ns0:tc>
+          <ns0:tcPr/>
+          <ns0:p>
+            <ns0:pPr>
+              <ns0:pStyle ns0:val="Compact"/>
+            </ns0:pPr>
+            <ns0:r>
+              <ns0:t xml:space="preserve">There are well-heeled tropical countries such as Hong Kong and Singapore.</ns0:t>
+            </ns0:r>
+          </ns0:p>
+        </ns0:tc>
+      </ns0:tr>
+      <ns0:tr>
+        <ns0:tc>
+          <ns0:tcPr/>
+          <ns0:p>
+            <ns0:pPr>
+              <ns0:pStyle ns0:val="Compact"/>
+            </ns0:pPr>
+            <ns0:r>
+              <ns0:rPr>
+                <ns0:b/>
+                <ns0:bCs/>
+              </ns0:rPr>
+              <ns0:t xml:space="preserve">overriding</ns0:t>
+            </ns0:r>
+            <ns0:r>
+              <ns0:t xml:space="preserve"> </ns0:t>
+            </ns0:r>
+            <ns0:r>
+              <ns0:t xml:space="preserve">(adj)</ns0:t>
+            </ns0:r>
+          </ns0:p>
+        </ns0:tc>
+        <ns0:tc>
+          <ns0:tcPr/>
+          <ns0:p>
+            <ns0:pPr>
+              <ns0:pStyle ns0:val="Compact"/>
+            </ns0:pPr>
+            <ns0:r>
+              <ns0:t xml:space="preserve">/ˌəʊ.vəˈraɪ.dɪŋ/</ns0:t>
+            </ns0:r>
+          </ns0:p>
+        </ns0:tc>
+        <ns0:tc>
+          <ns0:tcPr/>
+          <ns0:p>
+            <ns0:pPr>
+              <ns0:pStyle ns0:val="Compact"/>
+            </ns0:pPr>
+            <ns0:r>
+              <ns0:t xml:space="preserve">more important than anything else (quan trọng nhất, ưu tiên hơn cả)</ns0:t>
+            </ns0:r>
+          </ns0:p>
+        </ns0:tc>
+        <ns0:tc>
+          <ns0:tcPr/>
+          <ns0:p>
+            <ns0:pPr>
+              <ns0:pStyle ns0:val="Compact"/>
+            </ns0:pPr>
+            <ns0:r>
+              <ns0:t xml:space="preserve">Climate will never be the overriding factor.</ns0:t>
+            </ns0:r>
+          </ns0:p>
+        </ns0:tc>
+      </ns0:tr>
+      <ns0:tr>
+        <ns0:tc>
+          <ns0:tcPr/>
+          <ns0:p>
+            <ns0:pPr>
+              <ns0:pStyle ns0:val="Compact"/>
+            </ns0:pPr>
+            <ns0:r>
+              <ns0:rPr>
+                <ns0:b/>
+                <ns0:bCs/>
+              </ns0:rPr>
+              <ns0:t xml:space="preserve">attributable</ns0:t>
+            </ns0:r>
+            <ns0:r>
+              <ns0:t xml:space="preserve"> </ns0:t>
+            </ns0:r>
+            <ns0:r>
+              <ns0:t xml:space="preserve">(adj)</ns0:t>
+            </ns0:r>
+          </ns0:p>
+        </ns0:tc>
+        <ns0:tc>
+          <ns0:tcPr/>
+          <ns0:p>
+            <ns0:pPr>
+              <ns0:pStyle ns0:val="Compact"/>
+            </ns0:pPr>
+            <ns0:r>
+              <ns0:t xml:space="preserve">/əˈtrɪb.jə.tə.bəl/</ns0:t>
+            </ns0:r>
+          </ns0:p>
+        </ns0:tc>
+        <ns0:tc>
+          <ns0:tcPr/>
+          <ns0:p>
+            <ns0:pPr>
+              <ns0:pStyle ns0:val="Compact"/>
+            </ns0:pPr>
+            <ns0:r>
+              <ns0:t xml:space="preserve">caused by the thing mentioned (có thể quy cho, do bởi)</ns0:t>
+            </ns0:r>
+          </ns0:p>
+        </ns0:tc>
+        <ns0:tc>
+          <ns0:tcPr/>
+          <ns0:p>
+            <ns0:pPr>
+              <ns0:pStyle ns0:val="Compact"/>
+            </ns0:pPr>
+            <ns0:r>
+              <ns0:t xml:space="preserve">The wealth of nations is too complicated to be attributable to just one factor.</ns0:t>
+            </ns0:r>
+          </ns0:p>
+        </ns0:tc>
+      </ns0:tr>
+      <ns0:tr>
+        <ns0:tc>
+          <ns0:tcPr/>
+          <ns0:p>
+            <ns0:pPr>
+              <ns0:pStyle ns0:val="Compact"/>
+            </ns0:pPr>
+            <ns0:r>
+              <ns0:rPr>
+                <ns0:b/>
+                <ns0:bCs/>
+              </ns0:rPr>
+              <ns0:t xml:space="preserve">affluence</ns0:t>
+            </ns0:r>
+            <ns0:r>
+              <ns0:t xml:space="preserve"> </ns0:t>
+            </ns0:r>
+            <ns0:r>
+              <ns0:t xml:space="preserve">(n)</ns0:t>
+            </ns0:r>
+          </ns0:p>
+        </ns0:tc>
+        <ns0:tc>
+          <ns0:tcPr/>
+          <ns0:p>
+            <ns0:pPr>
+              <ns0:pStyle ns0:val="Compact"/>
+            </ns0:pPr>
+            <ns0:r>
+              <ns0:t xml:space="preserve">/ˈæf.lu.əns/</ns0:t>
+            </ns0:r>
+          </ns0:p>
+        </ns0:tc>
+        <ns0:tc>
+          <ns0:tcPr/>
+          <ns0:p>
+            <ns0:pPr>
+              <ns0:pStyle ns0:val="Compact"/>
+            </ns0:pPr>
+            <ns0:r>
+              <ns0:t xml:space="preserve">the state of having a lot of money or owning many things (sự giàu có, sự sung túc)</ns0:t>
+            </ns0:r>
+          </ns0:p>
+        </ns0:tc>
+        <ns0:tc>
+          <ns0:tcPr/>
+          <ns0:p>
+            <ns0:pPr>
+              <ns0:pStyle ns0:val="Compact"/>
+            </ns0:pPr>
+            <ns0:r>
+              <ns0:t xml:space="preserve">With order came affluence.</ns0:t>
+            </ns0:r>
+          </ns0:p>
+        </ns0:tc>
+      </ns0:tr>
+      <ns0:tr>
+        <ns0:tc>
+          <ns0:tcPr/>
+          <ns0:p>
+            <ns0:pPr>
+              <ns0:pStyle ns0:val="Compact"/>
+            </ns0:pPr>
+            <ns0:r>
+              <ns0:rPr>
+                <ns0:b/>
+                <ns0:bCs/>
+              </ns0:rPr>
+              <ns0:t xml:space="preserve">penniless</ns0:t>
+            </ns0:r>
+            <ns0:r>
+              <ns0:t xml:space="preserve"> </ns0:t>
+            </ns0:r>
+            <ns0:r>
+              <ns0:t xml:space="preserve">(adj)</ns0:t>
+            </ns0:r>
+          </ns0:p>
+        </ns0:tc>
+        <ns0:tc>
+          <ns0:tcPr/>
+          <ns0:p>
+            <ns0:pPr>
+              <ns0:pStyle ns0:val="Compact"/>
+            </ns0:pPr>
+            <ns0:r>
+              <ns0:t xml:space="preserve">/ˈpen.i.ləs/</ns0:t>
+            </ns0:r>
+          </ns0:p>
+        </ns0:tc>
+        <ns0:tc>
+          <ns0:tcPr/>
+          <ns0:p>
+            <ns0:pPr>
+              <ns0:pStyle ns0:val="Compact"/>
+            </ns0:pPr>
+            <ns0:r>
+              <ns0:t xml:space="preserve">having no money; very poor (không có tiền, nghèo túng)</ns0:t>
+            </ns0:r>
+          </ns0:p>
+        </ns0:tc>
+        <ns0:tc>
+          <ns0:tcPr/>
+          <ns0:p>
+            <ns0:pPr>
+              <ns0:pStyle ns0:val="Compact"/>
+            </ns0:pPr>
+            <ns0:r>
+              <ns0:t xml:space="preserve">This does not mean that tropical countries are destined to remain penniless.</ns0:t>
+            </ns0:r>
+          </ns0:p>
+        </ns0:tc>
+      </ns0:tr>
+      <ns0:tr>
+        <ns0:tc>
+          <ns0:tcPr/>
+          <ns0:p>
+            <ns0:pPr>
+              <ns0:pStyle ns0:val="Compact"/>
+            </ns0:pPr>
+            <ns0:r>
+              <ns0:rPr>
+                <ns0:b/>
+                <ns0:bCs/>
+              </ns0:rPr>
+              <ns0:t xml:space="preserve">gear towards</ns0:t>
+            </ns0:r>
+            <ns0:r>
+              <ns0:t xml:space="preserve"> </ns0:t>
+            </ns0:r>
+            <ns0:r>
+              <ns0:t xml:space="preserve">(phrasal v)</ns0:t>
+            </ns0:r>
+          </ns0:p>
+        </ns0:tc>
+        <ns0:tc>
+          <ns0:tcPr/>
+          <ns0:p>
+            <ns0:pPr>
+              <ns0:pStyle ns0:val="Compact"/>
+            </ns0:pPr>
+            <ns0:r>
+              <ns0:t xml:space="preserve">/ɡɪər təˈwɔːdz/</ns0:t>
+            </ns0:r>
+          </ns0:p>
+        </ns0:tc>
+        <ns0:tc>
+          <ns0:tcPr/>
+          <ns0:p>
+            <ns0:pPr>
+              <ns0:pStyle ns0:val="Compact"/>
+            </ns0:pPr>
+            <ns0:r>
+              <ns0:t xml:space="preserve">to design or organize something so that it is suitable for a particular purpose or group (hướng đến, nhắm đến)</ns0:t>
+            </ns0:r>
+          </ns0:p>
+        </ns0:tc>
+        <ns0:tc>
+          <ns0:tcPr/>
+          <ns0:p>
+            <ns0:pPr>
+              <ns0:pStyle ns0:val="Compact"/>
+            </ns0:pPr>
+            <ns0:r>
+              <ns0:t xml:space="preserve">Instead of aid being geared towards improving governance, it should be spent on technology.</ns0:t>
+            </ns0:r>
+          </ns0:p>
+        </ns0:tc>
+      </ns0:tr>
+      <ns0:tr>
+        <ns0:tc>
+          <ns0:tcPr/>
+          <ns0:p>
+            <ns0:pPr>
+              <ns0:pStyle ns0:val="Compact"/>
+            </ns0:pPr>
+            <ns0:r>
+              <ns0:rPr>
+                <ns0:b/>
+                <ns0:bCs/>
+              </ns0:rPr>
+              <ns0:t xml:space="preserve">domesticate</ns0:t>
+            </ns0:r>
+            <ns0:r>
+              <ns0:t xml:space="preserve"> </ns0:t>
+            </ns0:r>
+            <ns0:r>
+              <ns0:t xml:space="preserve">(v)</ns0:t>
+            </ns0:r>
+          </ns0:p>
+        </ns0:tc>
+        <ns0:tc>
+          <ns0:tcPr/>
+          <ns0:p>
+            <ns0:pPr>
+              <ns0:pStyle ns0:val="Compact"/>
+            </ns0:pPr>
+            <ns0:r>
+              <ns0:t xml:space="preserve">/dəˈmes.tɪ.keɪt/</ns0:t>
+            </ns0:r>
+          </ns0:p>
+        </ns0:tc>
+        <ns0:tc>
+          <ns0:tcPr/>
+          <ns0:p>
+            <ns0:pPr>
+              <ns0:pStyle ns0:val="Compact"/>
+            </ns0:pPr>
+            <ns0:r>
+              <ns0:t xml:space="preserve">to bring animals or plants under human control in order to provide food, power, or company (thuần hóa, trồng/nuôi)</ns0:t>
+            </ns0:r>
+          </ns0:p>
+        </ns0:tc>
+        <ns0:tc>
+          <ns0:tcPr/>
+          <ns0:p>
+            <ns0:pPr>
+              <ns0:pStyle ns0:val="Compact"/>
+            </ns0:pPr>
+            <ns0:r>
+              <ns0:t xml:space="preserve">One of the first domesticated crops, einkorn wheat, spread quickly.</ns0:t>
+            </ns0:r>
+          </ns0:p>
+        </ns0:tc>
+      </ns0:tr>
+      <ns0:tr>
+        <ns0:tc>
+          <ns0:tcPr/>
+          <ns0:p>
+            <ns0:pPr>
+              <ns0:pStyle ns0:val="Compact"/>
+            </ns0:pPr>
+            <ns0:r>
+              <ns0:rPr>
+                <ns0:b/>
+                <ns0:bCs/>
+              </ns0:rPr>
+              <ns0:t xml:space="preserve">dissemination</ns0:t>
+            </ns0:r>
+            <ns0:r>
+              <ns0:t xml:space="preserve"> </ns0:t>
+            </ns0:r>
+            <ns0:r>
+              <ns0:t xml:space="preserve">(n)</ns0:t>
+            </ns0:r>
+          </ns0:p>
+        </ns0:tc>
+        <ns0:tc>
+          <ns0:tcPr/>
+          <ns0:p>
+            <ns0:pPr>
+              <ns0:pStyle ns0:val="Compact"/>
+            </ns0:pPr>
+            <ns0:r>
+              <ns0:t xml:space="preserve">/dɪˌsem.ɪˈneɪ.ʃən/</ns0:t>
+            </ns0:r>
+          </ns0:p>
+        </ns0:tc>
+        <ns0:tc>
+          <ns0:tcPr/>
+          <ns0:p>
+            <ns0:pPr>
+              <ns0:pStyle ns0:val="Compact"/>
+            </ns0:pPr>
+            <ns0:r>
+              <ns0:t xml:space="preserve">the act of spreading news, information, ideas, etc. to a lot of people (sự phổ biến, sự lan truyền)</ns0:t>
+            </ns0:r>
+          </ns0:p>
+        </ns0:tc>
+        <ns0:tc>
+          <ns0:tcPr/>
+          <ns0:p>
+            <ns0:pPr>
+              <ns0:pStyle ns0:val="Compact"/>
+            </ns0:pPr>
+            <ns0:r>
+              <ns0:t xml:space="preserve">This would also have meant a faster dissemination of technologies.</ns0:t>
+            </ns0:r>
+          </ns0:p>
+        </ns0:tc>
+      </ns0:tr>
+    </ns0:tbl>
+    <ns0:bookmarkEnd ns0:id="27"/>
     <ns0:sectPr>
       <ns0:headerReference ns1:id="rId1" ns0:type="default"/>
       <ns0:headerReference ns1:id="rId2" ns0:type="first"/>
@@ -4444,6 +5856,79 @@
       </w:rPr>
     </w:tblStylePr>
   </w:style>
+  <w:style w:styleId="CDAnswerKeyTable" w:type="table">
+    <w:name w:val="CDAnswerKeyTable"/>
+    <w:basedOn w:val="TableNormal"/>
+    <w:tblPr>
+      <w:tblW w:type="pct" w:w="5000"/>
+      <w:tblInd w:type="dxa" w:w="240"/>
+      <w:tblLayout w:type="autofit"/>
+      <w:tblBorders>
+        <w:top w:color="1F4E79" w:space="0" w:sz="10" w:val="single"/>
+        <w:left w:color="1F4E79" w:space="0" w:sz="10" w:val="single"/>
+        <w:bottom w:color="1F4E79" w:space="0" w:sz="10" w:val="single"/>
+        <w:right w:color="1F4E79" w:space="0" w:sz="10" w:val="single"/>
+        <w:insideH w:color="D0D0D0" w:space="0" w:sz="6" w:val="single"/>
+        <w:insideV w:color="D0D0D0" w:space="0" w:sz="6" w:val="single"/>
+      </w:tblBorders>
+      <w:tblCellMar>
+        <w:top w:type="dxa" w:w="80"/>
+        <w:left w:type="dxa" w:w="120"/>
+        <w:bottom w:type="dxa" w:w="80"/>
+        <w:right w:type="dxa" w:w="120"/>
+      </w:tblCellMar>
+    </w:tblPr>
+    <w:tblStylePr w:type="firstRow">
+      <w:tcPr>
+        <w:shd w:color="auto" w:fill="1F4E79" w:val="clear"/>
+      </w:tcPr>
+      <w:rPr>
+        <w:rFonts w:ascii="Latin Modern Sans" w:cs="Latin Modern Sans" w:hAnsi="Latin Modern Sans"/>
+        <w:b/>
+        <w:color w:val="FFFFFF"/>
+      </w:rPr>
+    </w:tblStylePr>
+    <w:tblStylePr w:type="firstColumn">
+      <w:rPr>
+        <w:rFonts w:ascii="Latin Modern Sans" w:cs="Latin Modern Sans" w:hAnsi="Latin Modern Sans"/>
+        <w:b/>
+        <w:color w:val="1F4E79"/>
+      </w:rPr>
+    </w:tblStylePr>
+  </w:style>
+  <w:style w:styleId="CDReadingVocabTable" w:type="table">
+    <w:name w:val="CDReadingVocabTable"/>
+    <w:basedOn w:val="TableNormal"/>
+    <w:tblPr>
+      <w:tblW w:type="pct" w:w="5000"/>
+      <w:tblInd w:type="dxa" w:w="240"/>
+      <w:tblLayout w:type="autofit"/>
+      <w:tblBorders>
+        <w:top w:color="BFBFBF" w:space="0" w:sz="10" w:val="single"/>
+        <w:left w:color="BFBFBF" w:space="0" w:sz="10" w:val="single"/>
+        <w:bottom w:color="BFBFBF" w:space="0" w:sz="10" w:val="single"/>
+        <w:right w:color="BFBFBF" w:space="0" w:sz="10" w:val="single"/>
+        <w:insideH w:color="D0D0D0" w:space="0" w:sz="8" w:val="single"/>
+        <w:insideV w:color="D0D0D0" w:space="0" w:sz="8" w:val="single"/>
+      </w:tblBorders>
+      <w:tblCellMar>
+        <w:top w:type="dxa" w:w="80"/>
+        <w:left w:type="dxa" w:w="120"/>
+        <w:bottom w:type="dxa" w:w="80"/>
+        <w:right w:type="dxa" w:w="120"/>
+      </w:tblCellMar>
+    </w:tblPr>
+    <w:tblStylePr w:type="firstRow">
+      <w:tcPr>
+        <w:shd w:color="auto" w:fill="1F4E79" w:val="clear"/>
+      </w:tcPr>
+      <w:rPr>
+        <w:rFonts w:ascii="Latin Modern Sans" w:cs="Latin Modern Sans" w:hAnsi="Latin Modern Sans"/>
+        <w:b/>
+        <w:color w:val="FFFFFF"/>
+      </w:rPr>
+    </w:tblStylePr>
+  </w:style>
   <w:style w:styleId="CDAnswerTable" w:type="table">
     <w:name w:val="CDAnswerTable"/>
     <w:basedOn w:val="TableNormal"/>

--- a/chuyenDe/RW/docx/raw47/Reading/Level3/W5.docx
+++ b/chuyenDe/RW/docx/raw47/Reading/Level3/W5.docx
@@ -7,7 +7,7 @@
         <ns0:pStyle ns0:val="Title"/>
       </ns0:pPr>
       <ns0:r>
-        <ns0:t xml:space="preserve">Level 3 — W5 (Jan 26-Feb 1)</ns0:t>
+        <ns0:t xml:space="preserve">TÀI LIỆU CHUYÊN ĐỀ READING</ns0:t>
       </ns0:r>
     </ns0:p>
     <ns0:p>
@@ -15,7 +15,7 @@
         <ns0:pStyle ns0:val="CDCollectionTitle"/>
       </ns0:pPr>
       <ns0:r>
-        <ns0:t xml:space="preserve">Level 3 — W5 (Jan 26-Feb 1)</ns0:t>
+        <ns0:t xml:space="preserve">TÀI LIỆU CHUYÊN ĐỀ READING</ns0:t>
       </ns0:r>
     </ns0:p>
     <ns0:bookmarkStart ns0:id="19" ns0:name="wealth-in-a-cold-climate"/>

--- a/chuyenDe/RW/docx/raw47/Reading/Level3/W5.docx
+++ b/chuyenDe/RW/docx/raw47/Reading/Level3/W5.docx
@@ -5671,6 +5671,25 @@
       <w:i/>
     </w:rPr>
   </w:style>
+  <w:style w:styleId="CDListeningSection" w:type="paragraph">
+    <w:name w:val="CD Listening Section"/>
+    <w:basedOn w:val="Normal"/>
+    <w:qFormat/>
+    <w:pPr>
+      <w:spacing w:after="120" w:before="100"/>
+      <w:pBdr>
+        <w:top w:color="1F4E79" w:space="3" w:sz="12" w:val="single"/>
+        <w:left w:color="1F4E79" w:space="3" w:sz="12" w:val="single"/>
+        <w:bottom w:color="1F4E79" w:space="3" w:sz="12" w:val="single"/>
+        <w:right w:color="1F4E79" w:space="3" w:sz="12" w:val="single"/>
+      </w:pBdr>
+      <w:shd w:color="auto" w:fill="EBF3FA" w:val="clear"/>
+      <w:ind w:left="240" w:right="240"/>
+    </w:pPr>
+    <w:rPr>
+      <w:rFonts w:ascii="Georgia" w:cs="Georgia" w:hAnsi="Georgia"/>
+    </w:rPr>
+  </w:style>
   <w:style w:styleId="CDSection" w:type="paragraph">
     <w:name w:val="CD Section"/>
     <w:basedOn w:val="Normal"/>
@@ -5695,7 +5714,7 @@
     <w:basedOn w:val="Normal"/>
     <w:qFormat/>
     <w:pPr>
-      <w:spacing w:after="60" w:before="80"/>
+      <w:spacing w:after="80" w:before="120"/>
       <w:pBdr>
         <w:left w:color="1F4E79" w:space="2" w:sz="24" w:val="single"/>
       </w:pBdr>
@@ -5961,6 +5980,105 @@
         <w:color w:val="FFFFFF"/>
       </w:rPr>
     </w:tblStylePr>
+  </w:style>
+  <w:style w:styleId="CDTranscriptTable" w:type="table">
+    <w:name w:val="CDTranscriptTable"/>
+    <w:basedOn w:val="TableNormal"/>
+    <w:tblPr>
+      <w:tblW w:type="pct" w:w="5000"/>
+      <w:tblInd w:type="dxa" w:w="240"/>
+      <w:tblLayout w:type="fixed"/>
+      <w:tblBorders>
+        <w:top w:color="BFBFBF" w:space="0" w:sz="10" w:val="single"/>
+        <w:left w:color="BFBFBF" w:space="0" w:sz="10" w:val="single"/>
+        <w:bottom w:color="BFBFBF" w:space="0" w:sz="10" w:val="single"/>
+        <w:right w:color="BFBFBF" w:space="0" w:sz="10" w:val="single"/>
+        <w:insideH w:color="D0D0D0" w:space="0" w:sz="8" w:val="single"/>
+        <w:insideV w:color="D0D0D0" w:space="0" w:sz="8" w:val="single"/>
+      </w:tblBorders>
+      <w:tblCellMar>
+        <w:top w:type="dxa" w:w="80"/>
+        <w:left w:type="dxa" w:w="120"/>
+        <w:bottom w:type="dxa" w:w="80"/>
+        <w:right w:type="dxa" w:w="120"/>
+      </w:tblCellMar>
+    </w:tblPr>
+    <w:tblStylePr w:type="firstRow">
+      <w:tcPr>
+        <w:shd w:color="auto" w:fill="1F4E79" w:val="clear"/>
+      </w:tcPr>
+      <w:rPr>
+        <w:rFonts w:ascii="Latin Modern Sans" w:cs="Latin Modern Sans" w:hAnsi="Latin Modern Sans"/>
+        <w:b/>
+        <w:color w:val="FFFFFF"/>
+      </w:rPr>
+    </w:tblStylePr>
+    <w:tblStylePr w:type="band1Horz">
+      <w:tcPr>
+        <w:shd w:color="auto" w:fill="F5F5F5" w:val="clear"/>
+      </w:tcPr>
+    </w:tblStylePr>
+  </w:style>
+  <w:style w:styleId="CDListeningSectionContainer" w:type="table">
+    <w:name w:val="CDListeningSectionContainer"/>
+    <w:basedOn w:val="TableNormal"/>
+    <w:tblPr>
+      <w:tblW w:type="pct" w:w="5000"/>
+      <w:tblLayout w:type="autofit"/>
+      <w:tblBorders>
+        <w:top w:color="E52B20" w:shadow="1" w:space="0" w:sz="12" w:val="single"/>
+        <w:left w:color="E52B20" w:shadow="1" w:space="0" w:sz="12" w:val="single"/>
+        <w:bottom w:color="E52B20" w:shadow="1" w:space="0" w:sz="16" w:val="double"/>
+        <w:right w:color="E52B20" w:shadow="1" w:space="0" w:sz="12" w:val="single"/>
+      </w:tblBorders>
+      <w:shd w:color="auto" w:fill="D6E9F8" w:val="clear"/>
+      <w:tblCellMar>
+        <w:top w:type="dxa" w:w="280"/>
+        <w:left w:type="dxa" w:w="280"/>
+        <w:bottom w:type="dxa" w:w="280"/>
+        <w:right w:type="dxa" w:w="280"/>
+      </w:tblCellMar>
+    </w:tblPr>
+  </w:style>
+  <w:style w:styleId="CDListeningSectionHeader" w:type="paragraph">
+    <w:name w:val="CD Listening Section Header"/>
+    <w:basedOn w:val="Heading1"/>
+    <w:qFormat/>
+    <w:pPr>
+      <w:spacing w:after="120" w:before="240"/>
+      <w:jc w:val="center"/>
+    </w:pPr>
+    <w:rPr>
+      <w:rFonts w:ascii="Latin Modern Sans" w:cs="Latin Modern Sans" w:hAnsi="Latin Modern Sans"/>
+      <w:b/>
+      <w:color w:val="1F4E79"/>
+      <w:sz w:val="28"/>
+    </w:rPr>
+  </w:style>
+  <w:style w:styleId="CDTranscriptSection" w:type="paragraph">
+    <w:name w:val="CD Transcript Section"/>
+    <w:basedOn w:val="Normal"/>
+    <w:qFormat/>
+    <w:pPr>
+      <w:spacing w:after="80" w:before="160"/>
+    </w:pPr>
+    <w:rPr>
+      <w:rFonts w:ascii="Latin Modern Sans" w:cs="Latin Modern Sans" w:hAnsi="Latin Modern Sans"/>
+      <w:color w:val="1F4E79"/>
+      <w:sz w:val="24"/>
+    </w:rPr>
+  </w:style>
+  <w:style w:styleId="CDTranscriptContent" w:type="paragraph">
+    <w:name w:val="CD Transcript Content"/>
+    <w:basedOn w:val="Normal"/>
+    <w:qFormat/>
+    <w:pPr>
+      <w:spacing w:after="120" w:before="0"/>
+    </w:pPr>
+    <w:rPr>
+      <w:rFonts w:ascii="Georgia" w:cs="Georgia" w:hAnsi="Georgia"/>
+      <w:sz w:val="24"/>
+    </w:rPr>
   </w:style>
   <w:style w:type="paragraph" w:customStyle="1" w:styleId="SourceCode">
     <w:name w:val="Source Code"/>
